--- a/6-过程管理/运行记录类文件/TXHS-06-15-公安视频监控项目运维项目-服务可用性和连续性计划.docx
+++ b/6-过程管理/运行记录类文件/TXHS-06-15-公安视频监控项目运维项目-服务可用性和连续性计划.docx
@@ -1,10 +1,11 @@
 
 <file path=word/document.xml><?xml version="1.0" encoding="utf-8"?>
-<w:document xmlns:wpc="http://schemas.microsoft.com/office/word/2010/wordprocessingCanvas" xmlns:mc="http://schemas.openxmlformats.org/markup-compatibility/2006" xmlns:o="urn:schemas-microsoft-com:office:office" xmlns:r="http://schemas.openxmlformats.org/officeDocument/2006/relationships" xmlns:m="http://schemas.openxmlformats.org/officeDocument/2006/math" xmlns:v="urn:schemas-microsoft-com:vml" xmlns:wp14="http://schemas.microsoft.com/office/word/2010/wordprocessingDrawing" xmlns:wp="http://schemas.openxmlformats.org/drawingml/2006/wordprocessingDrawing" xmlns:w="http://schemas.openxmlformats.org/wordprocessingml/2006/main" xmlns:w14="http://schemas.microsoft.com/office/word/2010/wordml" xmlns:w10="urn:schemas-microsoft-com:office:word" xmlns:w15="http://schemas.microsoft.com/office/word/2012/wordml" xmlns:wpg="http://schemas.microsoft.com/office/word/2010/wordprocessingGroup" xmlns:wpi="http://schemas.microsoft.com/office/word/2010/wordprocessingInk" xmlns:wne="http://schemas.microsoft.com/office/word/2006/wordml" xmlns:wps="http://schemas.microsoft.com/office/word/2010/wordprocessingShape" xmlns:wpsCustomData="http://www.wps.cn/officeDocument/2013/wpsCustomData" mc:Ignorable="w14 w15 wp14">
+<w:document xmlns:wpc="http://schemas.microsoft.com/office/word/2010/wordprocessingCanvas" xmlns:mc="http://schemas.openxmlformats.org/markup-compatibility/2006" xmlns:o="urn:schemas-microsoft-com:office:office" xmlns:r="http://schemas.openxmlformats.org/officeDocument/2006/relationships" xmlns:m="http://schemas.openxmlformats.org/officeDocument/2006/math" xmlns:v="urn:schemas-microsoft-com:vml" xmlns:wp14="http://schemas.microsoft.com/office/word/2010/wordprocessingDrawing" xmlns:wp="http://schemas.openxmlformats.org/drawingml/2006/wordprocessingDrawing" xmlns:w10="urn:schemas-microsoft-com:office:word" xmlns:w="http://schemas.openxmlformats.org/wordprocessingml/2006/main" xmlns:w14="http://schemas.microsoft.com/office/word/2010/wordml" xmlns:w15="http://schemas.microsoft.com/office/word/2012/wordml" xmlns:wne="http://schemas.microsoft.com/office/word/2006/wordml" xmlns:wpg="http://schemas.microsoft.com/office/word/2010/wordprocessingGroup" xmlns:wpi="http://schemas.microsoft.com/office/word/2010/wordprocessingInk" xmlns:wps="http://schemas.microsoft.com/office/word/2010/wordprocessingShape" mc:Ignorable="w14 w15 wp14">
+  <!-- Generated by Aspose.Words for .NET 13.3.0.1 -->
   <w:body>
     <w:p>
       <w:pPr>
-        <w:pStyle w:val="24"/>
+        <w:pStyle w:val="a"/>
         <w:keepNext w:val="0"/>
         <w:keepLines w:val="0"/>
         <w:pageBreakBefore w:val="0"/>
@@ -24,7 +25,7 @@
       <w:bookmarkStart w:id="0" w:name="_Toc15206"/>
       <w:r>
         <w:drawing>
-          <wp:anchor distT="0" distB="0" distL="114300" distR="114300" simplePos="0" relativeHeight="251661312" behindDoc="1" locked="0" layoutInCell="1" allowOverlap="1">
+          <wp:anchor distT="0" distB="0" distL="114300" distR="114300" simplePos="0" relativeHeight="251660288" behindDoc="1" locked="0" layoutInCell="1" allowOverlap="1">
             <wp:simplePos x="0" y="0"/>
             <wp:positionH relativeFrom="column">
               <wp:posOffset>-34290</wp:posOffset>
@@ -49,7 +50,7 @@
                     </pic:cNvPicPr>
                   </pic:nvPicPr>
                   <pic:blipFill>
-                    <a:blip r:embed="rId7"/>
+                    <a:blip xmlns:r="http://schemas.openxmlformats.org/officeDocument/2006/relationships" r:embed="rId4"/>
                     <a:stretch>
                       <a:fillRect/>
                     </a:stretch>
@@ -75,7 +76,7 @@
       </w:r>
       <w:r>
         <w:drawing>
-          <wp:anchor distT="0" distB="0" distL="114300" distR="114300" simplePos="0" relativeHeight="251660288" behindDoc="1" locked="0" layoutInCell="1" allowOverlap="1">
+          <wp:anchor distT="0" distB="0" distL="114300" distR="114300" simplePos="0" relativeHeight="251659264" behindDoc="1" locked="0" layoutInCell="1" allowOverlap="1">
             <wp:simplePos x="0" y="0"/>
             <wp:positionH relativeFrom="column">
               <wp:posOffset>0</wp:posOffset>
@@ -100,7 +101,7 @@
                     </pic:cNvPicPr>
                   </pic:nvPicPr>
                   <pic:blipFill>
-                    <a:blip r:embed="rId8"/>
+                    <a:blip xmlns:r="http://schemas.openxmlformats.org/officeDocument/2006/relationships" r:embed="rId5"/>
                     <a:stretch>
                       <a:fillRect/>
                     </a:stretch>
@@ -130,7 +131,7 @@
           <w:lang w:val="en-US" w:eastAsia="zh-CN"/>
         </w:rPr>
         <w:drawing>
-          <wp:anchor distT="0" distB="0" distL="114300" distR="114300" simplePos="0" relativeHeight="251659264" behindDoc="1" locked="0" layoutInCell="1" allowOverlap="1">
+          <wp:anchor distT="0" distB="0" distL="114300" distR="114300" simplePos="0" relativeHeight="251658240" behindDoc="1" locked="0" layoutInCell="1" allowOverlap="1">
             <wp:simplePos x="0" y="0"/>
             <wp:positionH relativeFrom="column">
               <wp:posOffset>635</wp:posOffset>
@@ -155,7 +156,7 @@
                     </pic:cNvPicPr>
                   </pic:nvPicPr>
                   <pic:blipFill>
-                    <a:blip r:embed="rId9">
+                    <a:blip xmlns:r="http://schemas.openxmlformats.org/officeDocument/2006/relationships" r:embed="rId6">
                       <a:alphaModFix amt="58000"/>
                       <a:lum contrast="-52000"/>
                     </a:blip>
@@ -189,7 +190,7 @@
     </w:p>
     <w:p>
       <w:pPr>
-        <w:pStyle w:val="25"/>
+        <w:pStyle w:val="a0"/>
         <w:keepNext w:val="0"/>
         <w:keepLines w:val="0"/>
         <w:pageBreakBefore w:val="0"/>
@@ -223,7 +224,7 @@
           <w:rFonts w:hint="eastAsia"/>
           <w:lang w:val="en-US" w:eastAsia="zh-CN"/>
         </w:rPr>
-        <w:br w:type="textWrapping"/>
+        <w:br/>
       </w:r>
       <w:r>
         <w:rPr>
@@ -250,11 +251,11 @@
         <w:adjustRightInd w:val="0"/>
         <w:snapToGrid w:val="0"/>
         <w:spacing w:after="624" w:afterLines="200" w:line="219" w:lineRule="auto"/>
-        <w:ind w:left="0" w:leftChars="0" w:right="0" w:rightChars="0" w:firstLine="0" w:firstLineChars="0"/>
+        <w:ind w:left="0" w:right="0" w:firstLine="0" w:leftChars="0" w:rightChars="0" w:firstLineChars="0"/>
         <w:jc w:val="center"/>
         <w:textAlignment w:val="baseline"/>
         <w:rPr>
-          <w:rFonts w:hint="default" w:ascii="宋体" w:hAnsi="宋体" w:eastAsia="宋体" w:cs="宋体"/>
+          <w:rFonts w:ascii="宋体" w:eastAsia="宋体" w:hAnsi="宋体" w:cs="宋体" w:hint="default"/>
           <w:sz w:val="24"/>
           <w:szCs w:val="24"/>
           <w:lang w:val="en-US" w:eastAsia="zh-CN"/>
@@ -262,7 +263,7 @@
       </w:pPr>
       <w:r>
         <w:rPr>
-          <w:rFonts w:ascii="宋体" w:hAnsi="宋体" w:eastAsia="宋体" w:cs="宋体"/>
+          <w:rFonts w:ascii="宋体" w:eastAsia="宋体" w:hAnsi="宋体" w:cs="宋体"/>
           <w:b/>
           <w:bCs/>
           <w:spacing w:val="-3"/>
@@ -273,7 +274,7 @@
       </w:r>
       <w:r>
         <w:rPr>
-          <w:rFonts w:hint="eastAsia" w:ascii="宋体" w:hAnsi="宋体" w:eastAsia="宋体" w:cs="宋体"/>
+          <w:rFonts w:ascii="宋体" w:eastAsia="宋体" w:hAnsi="宋体" w:cs="宋体" w:hint="eastAsia"/>
           <w:b/>
           <w:bCs/>
           <w:spacing w:val="-3"/>
@@ -285,7 +286,7 @@
       </w:r>
       <w:r>
         <w:rPr>
-          <w:rFonts w:ascii="宋体" w:hAnsi="宋体" w:eastAsia="宋体" w:cs="宋体"/>
+          <w:rFonts w:ascii="宋体" w:eastAsia="宋体" w:hAnsi="宋体" w:cs="宋体"/>
           <w:b/>
           <w:bCs/>
           <w:spacing w:val="-3"/>
@@ -296,7 +297,7 @@
       </w:r>
       <w:r>
         <w:rPr>
-          <w:rFonts w:hint="eastAsia" w:ascii="宋体" w:hAnsi="宋体" w:cs="宋体"/>
+          <w:rFonts w:ascii="宋体" w:hAnsi="宋体" w:cs="宋体" w:hint="eastAsia"/>
           <w:b/>
           <w:bCs/>
           <w:spacing w:val="-3"/>
@@ -308,7 +309,7 @@
       </w:r>
       <w:r>
         <w:rPr>
-          <w:rFonts w:ascii="宋体" w:hAnsi="宋体" w:eastAsia="宋体" w:cs="宋体"/>
+          <w:rFonts w:ascii="宋体" w:eastAsia="宋体" w:hAnsi="宋体" w:cs="宋体"/>
           <w:b/>
           <w:bCs/>
           <w:spacing w:val="-3"/>
@@ -319,7 +320,7 @@
       </w:r>
       <w:r>
         <w:rPr>
-          <w:rFonts w:hint="eastAsia" w:ascii="宋体" w:hAnsi="宋体" w:cs="宋体"/>
+          <w:rFonts w:ascii="宋体" w:hAnsi="宋体" w:cs="宋体" w:hint="eastAsia"/>
           <w:b/>
           <w:bCs/>
           <w:spacing w:val="-3"/>
@@ -332,18 +333,17 @@
     </w:p>
     <w:tbl>
       <w:tblPr>
-        <w:tblStyle w:val="21"/>
+        <w:tblStyle w:val="TableGrid"/>
         <w:tblW w:w="0" w:type="auto"/>
         <w:jc w:val="center"/>
         <w:tblBorders>
-          <w:top w:val="none" w:color="auto" w:sz="0" w:space="0"/>
-          <w:left w:val="none" w:color="auto" w:sz="0" w:space="0"/>
-          <w:bottom w:val="none" w:color="auto" w:sz="0" w:space="0"/>
-          <w:right w:val="none" w:color="auto" w:sz="0" w:space="0"/>
-          <w:insideH w:val="none" w:color="auto" w:sz="0" w:space="0"/>
-          <w:insideV w:val="none" w:color="auto" w:sz="0" w:space="0"/>
+          <w:top w:val="nil"/>
+          <w:left w:val="nil"/>
+          <w:bottom w:val="nil"/>
+          <w:right w:val="nil"/>
+          <w:insideH w:val="nil"/>
+          <w:insideV w:val="nil"/>
         </w:tblBorders>
-        <w:tblLayout w:type="autofit"/>
         <w:tblCellMar>
           <w:top w:w="0" w:type="dxa"/>
           <w:left w:w="108" w:type="dxa"/>
@@ -357,13 +357,15 @@
       </w:tblGrid>
       <w:tr>
         <w:tblPrEx>
+          <w:tblW w:w="0" w:type="auto"/>
+          <w:jc w:val="center"/>
           <w:tblBorders>
-            <w:top w:val="none" w:color="auto" w:sz="0" w:space="0"/>
-            <w:left w:val="none" w:color="auto" w:sz="0" w:space="0"/>
-            <w:bottom w:val="none" w:color="auto" w:sz="0" w:space="0"/>
-            <w:right w:val="none" w:color="auto" w:sz="0" w:space="0"/>
-            <w:insideH w:val="none" w:color="auto" w:sz="0" w:space="0"/>
-            <w:insideV w:val="none" w:color="auto" w:sz="0" w:space="0"/>
+            <w:top w:val="nil"/>
+            <w:left w:val="nil"/>
+            <w:bottom w:val="nil"/>
+            <w:right w:val="nil"/>
+            <w:insideH w:val="nil"/>
+            <w:insideV w:val="nil"/>
           </w:tblBorders>
           <w:tblCellMar>
             <w:top w:w="0" w:type="dxa"/>
@@ -373,7 +375,7 @@
           </w:tblCellMar>
         </w:tblPrEx>
         <w:trPr>
-          <w:trHeight w:val="810" w:hRule="atLeast"/>
+          <w:trHeight w:val="810"/>
           <w:jc w:val="center"/>
         </w:trPr>
         <w:tc>
@@ -412,7 +414,7 @@
             </w:r>
             <w:r>
               <w:rPr>
-                <w:rFonts w:hint="default" w:asciiTheme="minorAscii" w:hAnsiTheme="minorAscii" w:eastAsiaTheme="minorEastAsia"/>
+                <w:rFonts w:asciiTheme="minorAscii" w:eastAsiaTheme="minorEastAsia" w:hAnsiTheme="minorAscii" w:hint="default"/>
                 <w:spacing w:val="227"/>
                 <w:sz w:val="21"/>
                 <w:vertAlign w:val="baseline"/>
@@ -467,7 +469,7 @@
             </w:r>
             <w:r>
               <w:rPr>
-                <w:rFonts w:hint="eastAsia" w:asciiTheme="minorAscii" w:hAnsiTheme="minorAscii" w:eastAsiaTheme="minorEastAsia"/>
+                <w:rFonts w:asciiTheme="minorAscii" w:eastAsiaTheme="minorEastAsia" w:hAnsiTheme="minorAscii" w:hint="eastAsia"/>
                 <w:spacing w:val="227"/>
                 <w:sz w:val="21"/>
                 <w:vertAlign w:val="baseline"/>
@@ -489,14 +491,8 @@
       </w:tr>
       <w:tr>
         <w:tblPrEx>
-          <w:tblBorders>
-            <w:top w:val="none" w:color="auto" w:sz="0" w:space="0"/>
-            <w:left w:val="none" w:color="auto" w:sz="0" w:space="0"/>
-            <w:bottom w:val="none" w:color="auto" w:sz="0" w:space="0"/>
-            <w:right w:val="none" w:color="auto" w:sz="0" w:space="0"/>
-            <w:insideH w:val="none" w:color="auto" w:sz="0" w:space="0"/>
-            <w:insideV w:val="none" w:color="auto" w:sz="0" w:space="0"/>
-          </w:tblBorders>
+          <w:tblW w:w="0" w:type="auto"/>
+          <w:jc w:val="center"/>
           <w:tblCellMar>
             <w:top w:w="0" w:type="dxa"/>
             <w:left w:w="108" w:type="dxa"/>
@@ -505,7 +501,7 @@
           </w:tblCellMar>
         </w:tblPrEx>
         <w:trPr>
-          <w:trHeight w:val="810" w:hRule="atLeast"/>
+          <w:trHeight w:val="810"/>
           <w:jc w:val="center"/>
         </w:trPr>
         <w:tc>
@@ -530,7 +526,7 @@
               <w:snapToGrid w:val="0"/>
               <w:textAlignment w:val="baseline"/>
               <w:rPr>
-                <w:rFonts w:hint="default" w:ascii="Arial" w:hAnsi="Arial" w:eastAsia="Arial" w:cs="Arial"/>
+                <w:rFonts w:ascii="Arial" w:eastAsia="Arial" w:hAnsi="Arial" w:cs="Arial" w:hint="default"/>
                 <w:snapToGrid w:val="0"/>
                 <w:color w:val="000000"/>
                 <w:kern w:val="0"/>
@@ -562,7 +558,7 @@
             </w:r>
             <w:r>
               <w:rPr>
-                <w:rFonts w:hint="default" w:asciiTheme="minorAscii" w:hAnsiTheme="minorAscii" w:eastAsiaTheme="minorEastAsia"/>
+                <w:rFonts w:asciiTheme="minorAscii" w:eastAsiaTheme="minorEastAsia" w:hAnsiTheme="minorAscii" w:hint="default"/>
                 <w:spacing w:val="227"/>
                 <w:sz w:val="21"/>
                 <w:vertAlign w:val="baseline"/>
@@ -616,7 +612,7 @@
               <w:snapToGrid w:val="0"/>
               <w:textAlignment w:val="baseline"/>
               <w:rPr>
-                <w:rFonts w:hint="default" w:ascii="Arial" w:hAnsi="Arial" w:eastAsia="Arial" w:cs="Arial"/>
+                <w:rFonts w:ascii="Arial" w:eastAsia="Arial" w:hAnsi="Arial" w:cs="Arial" w:hint="default"/>
                 <w:snapToGrid w:val="0"/>
                 <w:color w:val="000000"/>
                 <w:kern w:val="0"/>
@@ -636,7 +632,7 @@
             </w:r>
             <w:r>
               <w:rPr>
-                <w:rFonts w:hint="eastAsia" w:asciiTheme="minorAscii" w:hAnsiTheme="minorAscii" w:eastAsiaTheme="minorEastAsia"/>
+                <w:rFonts w:asciiTheme="minorAscii" w:eastAsiaTheme="minorEastAsia" w:hAnsiTheme="minorAscii" w:hint="eastAsia"/>
                 <w:spacing w:val="227"/>
                 <w:sz w:val="21"/>
                 <w:vertAlign w:val="baseline"/>
@@ -658,14 +654,8 @@
       </w:tr>
       <w:tr>
         <w:tblPrEx>
-          <w:tblBorders>
-            <w:top w:val="none" w:color="auto" w:sz="0" w:space="0"/>
-            <w:left w:val="none" w:color="auto" w:sz="0" w:space="0"/>
-            <w:bottom w:val="none" w:color="auto" w:sz="0" w:space="0"/>
-            <w:right w:val="none" w:color="auto" w:sz="0" w:space="0"/>
-            <w:insideH w:val="none" w:color="auto" w:sz="0" w:space="0"/>
-            <w:insideV w:val="none" w:color="auto" w:sz="0" w:space="0"/>
-          </w:tblBorders>
+          <w:tblW w:w="0" w:type="auto"/>
+          <w:jc w:val="center"/>
           <w:tblCellMar>
             <w:top w:w="0" w:type="dxa"/>
             <w:left w:w="108" w:type="dxa"/>
@@ -674,7 +664,7 @@
           </w:tblCellMar>
         </w:tblPrEx>
         <w:trPr>
-          <w:trHeight w:val="635" w:hRule="atLeast"/>
+          <w:trHeight w:val="635"/>
           <w:jc w:val="center"/>
         </w:trPr>
         <w:tc>
@@ -725,7 +715,7 @@
             </w:r>
             <w:r>
               <w:rPr>
-                <w:rFonts w:hint="eastAsia" w:asciiTheme="minorAscii" w:hAnsiTheme="minorAscii" w:eastAsiaTheme="minorEastAsia"/>
+                <w:rFonts w:asciiTheme="minorAscii" w:eastAsiaTheme="minorEastAsia" w:hAnsiTheme="minorAscii" w:hint="eastAsia"/>
                 <w:spacing w:val="227"/>
                 <w:sz w:val="21"/>
                 <w:vertAlign w:val="baseline"/>
@@ -779,7 +769,7 @@
             </w:r>
             <w:r>
               <w:rPr>
-                <w:rFonts w:hint="eastAsia" w:asciiTheme="minorAscii" w:hAnsiTheme="minorAscii" w:eastAsiaTheme="minorEastAsia"/>
+                <w:rFonts w:asciiTheme="minorAscii" w:eastAsiaTheme="minorEastAsia" w:hAnsiTheme="minorAscii" w:hint="eastAsia"/>
                 <w:spacing w:val="227"/>
                 <w:sz w:val="21"/>
                 <w:vertAlign w:val="baseline"/>
@@ -840,14 +830,14 @@
         <w:ind w:left="3634"/>
         <w:textAlignment w:val="baseline"/>
         <w:rPr>
-          <w:rFonts w:ascii="宋体" w:hAnsi="宋体" w:eastAsia="宋体" w:cs="宋体"/>
+          <w:rFonts w:ascii="宋体" w:eastAsia="宋体" w:hAnsi="宋体" w:cs="宋体"/>
           <w:sz w:val="31"/>
           <w:szCs w:val="31"/>
         </w:rPr>
       </w:pPr>
       <w:r>
         <w:rPr>
-          <w:rFonts w:ascii="宋体" w:hAnsi="宋体" w:eastAsia="宋体" w:cs="宋体"/>
+          <w:rFonts w:ascii="宋体" w:eastAsia="宋体" w:hAnsi="宋体" w:cs="宋体"/>
           <w:b/>
           <w:bCs/>
           <w:spacing w:val="4"/>
@@ -859,16 +849,16 @@
     </w:p>
     <w:tbl>
       <w:tblPr>
-        <w:tblStyle w:val="26"/>
+        <w:tblStyle w:val="TableNormal0"/>
         <w:tblW w:w="8214" w:type="dxa"/>
         <w:jc w:val="center"/>
         <w:tblBorders>
-          <w:top w:val="single" w:color="000000" w:sz="2" w:space="0"/>
-          <w:left w:val="single" w:color="000000" w:sz="2" w:space="0"/>
-          <w:bottom w:val="single" w:color="000000" w:sz="2" w:space="0"/>
-          <w:right w:val="single" w:color="000000" w:sz="2" w:space="0"/>
-          <w:insideH w:val="single" w:color="000000" w:sz="2" w:space="0"/>
-          <w:insideV w:val="single" w:color="000000" w:sz="2" w:space="0"/>
+          <w:top w:val="single" w:sz="2" w:space="0" w:color="000000"/>
+          <w:left w:val="single" w:sz="2" w:space="0" w:color="000000"/>
+          <w:bottom w:val="single" w:sz="2" w:space="0" w:color="000000"/>
+          <w:right w:val="single" w:sz="2" w:space="0" w:color="000000"/>
+          <w:insideH w:val="single" w:sz="2" w:space="0" w:color="000000"/>
+          <w:insideV w:val="single" w:sz="2" w:space="0" w:color="000000"/>
         </w:tblBorders>
         <w:tblLayout w:type="fixed"/>
         <w:tblCellMar>
@@ -888,14 +878,17 @@
       </w:tblGrid>
       <w:tr>
         <w:tblPrEx>
+          <w:tblW w:w="8214" w:type="dxa"/>
+          <w:jc w:val="center"/>
           <w:tblBorders>
-            <w:top w:val="single" w:color="000000" w:sz="2" w:space="0"/>
-            <w:left w:val="single" w:color="000000" w:sz="2" w:space="0"/>
-            <w:bottom w:val="single" w:color="000000" w:sz="2" w:space="0"/>
-            <w:right w:val="single" w:color="000000" w:sz="2" w:space="0"/>
-            <w:insideH w:val="single" w:color="000000" w:sz="2" w:space="0"/>
-            <w:insideV w:val="single" w:color="000000" w:sz="2" w:space="0"/>
+            <w:top w:val="single" w:sz="2" w:space="0" w:color="000000"/>
+            <w:left w:val="single" w:sz="2" w:space="0" w:color="000000"/>
+            <w:bottom w:val="single" w:sz="2" w:space="0" w:color="000000"/>
+            <w:right w:val="single" w:sz="2" w:space="0" w:color="000000"/>
+            <w:insideH w:val="single" w:sz="2" w:space="0" w:color="000000"/>
+            <w:insideV w:val="single" w:sz="2" w:space="0" w:color="000000"/>
           </w:tblBorders>
+          <w:tblLayout w:type="fixed"/>
           <w:tblCellMar>
             <w:top w:w="0" w:type="dxa"/>
             <w:left w:w="0" w:type="dxa"/>
@@ -904,7 +897,7 @@
           </w:tblCellMar>
         </w:tblPrEx>
         <w:trPr>
-          <w:trHeight w:val="593" w:hRule="atLeast"/>
+          <w:trHeight w:val="593"/>
           <w:jc w:val="center"/>
         </w:trPr>
         <w:tc>
@@ -926,18 +919,18 @@
               <w:adjustRightInd w:val="0"/>
               <w:snapToGrid w:val="0"/>
               <w:spacing w:before="176" w:line="228" w:lineRule="auto"/>
-              <w:ind w:left="0" w:leftChars="0" w:right="0" w:rightChars="0" w:firstLine="0" w:firstLineChars="0"/>
+              <w:ind w:left="0" w:right="0" w:firstLine="0" w:leftChars="0" w:rightChars="0" w:firstLineChars="0"/>
               <w:jc w:val="center"/>
               <w:textAlignment w:val="baseline"/>
               <w:rPr>
-                <w:rFonts w:ascii="宋体" w:hAnsi="宋体" w:eastAsia="宋体" w:cs="宋体"/>
+                <w:rFonts w:ascii="宋体" w:eastAsia="宋体" w:hAnsi="宋体" w:cs="宋体"/>
                 <w:sz w:val="20"/>
                 <w:szCs w:val="20"/>
               </w:rPr>
             </w:pPr>
             <w:r>
               <w:rPr>
-                <w:rFonts w:hint="eastAsia" w:ascii="宋体" w:hAnsi="宋体" w:cs="宋体"/>
+                <w:rFonts w:ascii="宋体" w:hAnsi="宋体" w:cs="宋体" w:hint="eastAsia"/>
                 <w:spacing w:val="-14"/>
                 <w:sz w:val="20"/>
                 <w:szCs w:val="20"/>
@@ -947,7 +940,7 @@
             </w:r>
             <w:r>
               <w:rPr>
-                <w:rFonts w:ascii="宋体" w:hAnsi="宋体" w:eastAsia="宋体" w:cs="宋体"/>
+                <w:rFonts w:ascii="宋体" w:eastAsia="宋体" w:hAnsi="宋体" w:cs="宋体"/>
                 <w:spacing w:val="-14"/>
                 <w:sz w:val="20"/>
                 <w:szCs w:val="20"/>
@@ -975,18 +968,18 @@
               <w:adjustRightInd w:val="0"/>
               <w:snapToGrid w:val="0"/>
               <w:spacing w:before="175" w:line="227" w:lineRule="auto"/>
-              <w:ind w:left="0" w:leftChars="0" w:right="0" w:rightChars="0" w:firstLine="0" w:firstLineChars="0"/>
+              <w:ind w:left="0" w:right="0" w:firstLine="0" w:leftChars="0" w:rightChars="0" w:firstLineChars="0"/>
               <w:jc w:val="center"/>
               <w:textAlignment w:val="baseline"/>
               <w:rPr>
-                <w:rFonts w:ascii="宋体" w:hAnsi="宋体" w:eastAsia="宋体" w:cs="宋体"/>
+                <w:rFonts w:ascii="宋体" w:eastAsia="宋体" w:hAnsi="宋体" w:cs="宋体"/>
                 <w:sz w:val="20"/>
                 <w:szCs w:val="20"/>
               </w:rPr>
             </w:pPr>
             <w:r>
               <w:rPr>
-                <w:rFonts w:ascii="宋体" w:hAnsi="宋体" w:eastAsia="宋体" w:cs="宋体"/>
+                <w:rFonts w:ascii="宋体" w:eastAsia="宋体" w:hAnsi="宋体" w:cs="宋体"/>
                 <w:spacing w:val="4"/>
                 <w:sz w:val="20"/>
                 <w:szCs w:val="20"/>
@@ -1014,18 +1007,18 @@
               <w:adjustRightInd w:val="0"/>
               <w:snapToGrid w:val="0"/>
               <w:spacing w:before="175" w:line="228" w:lineRule="auto"/>
-              <w:ind w:left="0" w:leftChars="0" w:right="0" w:rightChars="0" w:firstLine="0" w:firstLineChars="0"/>
+              <w:ind w:left="0" w:right="0" w:firstLine="0" w:leftChars="0" w:rightChars="0" w:firstLineChars="0"/>
               <w:jc w:val="center"/>
               <w:textAlignment w:val="baseline"/>
               <w:rPr>
-                <w:rFonts w:ascii="宋体" w:hAnsi="宋体" w:eastAsia="宋体" w:cs="宋体"/>
+                <w:rFonts w:ascii="宋体" w:eastAsia="宋体" w:hAnsi="宋体" w:cs="宋体"/>
                 <w:sz w:val="20"/>
                 <w:szCs w:val="20"/>
               </w:rPr>
             </w:pPr>
             <w:r>
               <w:rPr>
-                <w:rFonts w:ascii="宋体" w:hAnsi="宋体" w:eastAsia="宋体" w:cs="宋体"/>
+                <w:rFonts w:ascii="宋体" w:eastAsia="宋体" w:hAnsi="宋体" w:cs="宋体"/>
                 <w:spacing w:val="7"/>
                 <w:sz w:val="20"/>
                 <w:szCs w:val="20"/>
@@ -1053,11 +1046,11 @@
               <w:adjustRightInd w:val="0"/>
               <w:snapToGrid w:val="0"/>
               <w:spacing w:before="175" w:line="228" w:lineRule="auto"/>
-              <w:ind w:left="0" w:leftChars="0" w:right="0" w:rightChars="0" w:firstLine="0" w:firstLineChars="0"/>
+              <w:ind w:left="0" w:right="0" w:firstLine="0" w:leftChars="0" w:rightChars="0" w:firstLineChars="0"/>
               <w:jc w:val="center"/>
               <w:textAlignment w:val="baseline"/>
               <w:rPr>
-                <w:rFonts w:hint="eastAsia" w:ascii="宋体" w:hAnsi="宋体" w:eastAsia="宋体" w:cs="宋体"/>
+                <w:rFonts w:ascii="宋体" w:eastAsia="宋体" w:hAnsi="宋体" w:cs="宋体" w:hint="eastAsia"/>
                 <w:spacing w:val="7"/>
                 <w:sz w:val="20"/>
                 <w:szCs w:val="20"/>
@@ -1066,7 +1059,7 @@
             </w:pPr>
             <w:r>
               <w:rPr>
-                <w:rFonts w:hint="eastAsia" w:ascii="宋体" w:hAnsi="宋体" w:cs="宋体"/>
+                <w:rFonts w:ascii="宋体" w:hAnsi="宋体" w:cs="宋体" w:hint="eastAsia"/>
                 <w:spacing w:val="7"/>
                 <w:sz w:val="20"/>
                 <w:szCs w:val="20"/>
@@ -1095,11 +1088,11 @@
               <w:adjustRightInd w:val="0"/>
               <w:snapToGrid w:val="0"/>
               <w:spacing w:before="175" w:line="228" w:lineRule="auto"/>
-              <w:ind w:left="0" w:leftChars="0" w:right="0" w:rightChars="0" w:firstLine="0" w:firstLineChars="0"/>
+              <w:ind w:left="0" w:right="0" w:firstLine="0" w:leftChars="0" w:rightChars="0" w:firstLineChars="0"/>
               <w:jc w:val="center"/>
               <w:textAlignment w:val="baseline"/>
               <w:rPr>
-                <w:rFonts w:hint="default" w:ascii="宋体" w:hAnsi="宋体" w:cs="宋体"/>
+                <w:rFonts w:ascii="宋体" w:hAnsi="宋体" w:cs="宋体" w:hint="default"/>
                 <w:spacing w:val="7"/>
                 <w:sz w:val="20"/>
                 <w:szCs w:val="20"/>
@@ -1108,7 +1101,7 @@
             </w:pPr>
             <w:r>
               <w:rPr>
-                <w:rFonts w:hint="eastAsia" w:ascii="宋体" w:hAnsi="宋体" w:cs="宋体"/>
+                <w:rFonts w:ascii="宋体" w:hAnsi="宋体" w:cs="宋体" w:hint="eastAsia"/>
                 <w:spacing w:val="7"/>
                 <w:sz w:val="20"/>
                 <w:szCs w:val="20"/>
@@ -1137,18 +1130,18 @@
               <w:adjustRightInd w:val="0"/>
               <w:snapToGrid w:val="0"/>
               <w:spacing w:before="176" w:line="229" w:lineRule="auto"/>
-              <w:ind w:left="0" w:leftChars="0" w:right="0" w:rightChars="0" w:firstLine="0" w:firstLineChars="0"/>
+              <w:ind w:left="0" w:right="0" w:firstLine="0" w:leftChars="0" w:rightChars="0" w:firstLineChars="0"/>
               <w:jc w:val="center"/>
               <w:textAlignment w:val="baseline"/>
               <w:rPr>
-                <w:rFonts w:ascii="宋体" w:hAnsi="宋体" w:eastAsia="宋体" w:cs="宋体"/>
+                <w:rFonts w:ascii="宋体" w:eastAsia="宋体" w:hAnsi="宋体" w:cs="宋体"/>
                 <w:sz w:val="20"/>
                 <w:szCs w:val="20"/>
               </w:rPr>
             </w:pPr>
             <w:r>
               <w:rPr>
-                <w:rFonts w:ascii="宋体" w:hAnsi="宋体" w:eastAsia="宋体" w:cs="宋体"/>
+                <w:rFonts w:ascii="宋体" w:eastAsia="宋体" w:hAnsi="宋体" w:cs="宋体"/>
                 <w:spacing w:val="7"/>
                 <w:sz w:val="20"/>
                 <w:szCs w:val="20"/>
@@ -1160,14 +1153,9 @@
       </w:tr>
       <w:tr>
         <w:tblPrEx>
-          <w:tblBorders>
-            <w:top w:val="single" w:color="000000" w:sz="2" w:space="0"/>
-            <w:left w:val="single" w:color="000000" w:sz="2" w:space="0"/>
-            <w:bottom w:val="single" w:color="000000" w:sz="2" w:space="0"/>
-            <w:right w:val="single" w:color="000000" w:sz="2" w:space="0"/>
-            <w:insideH w:val="single" w:color="000000" w:sz="2" w:space="0"/>
-            <w:insideV w:val="single" w:color="000000" w:sz="2" w:space="0"/>
-          </w:tblBorders>
+          <w:tblW w:w="8214" w:type="dxa"/>
+          <w:jc w:val="center"/>
+          <w:tblLayout w:type="fixed"/>
           <w:tblCellMar>
             <w:top w:w="0" w:type="dxa"/>
             <w:left w:w="0" w:type="dxa"/>
@@ -1176,7 +1164,7 @@
           </w:tblCellMar>
         </w:tblPrEx>
         <w:trPr>
-          <w:trHeight w:val="516" w:hRule="atLeast"/>
+          <w:trHeight w:val="516"/>
           <w:jc w:val="center"/>
         </w:trPr>
         <w:tc>
@@ -1198,11 +1186,11 @@
               <w:adjustRightInd w:val="0"/>
               <w:snapToGrid w:val="0"/>
               <w:spacing w:before="173" w:line="267" w:lineRule="exact"/>
-              <w:ind w:left="0" w:leftChars="0" w:right="0" w:rightChars="0" w:firstLine="0" w:firstLineChars="0"/>
+              <w:ind w:left="0" w:right="0" w:firstLine="0" w:leftChars="0" w:rightChars="0" w:firstLineChars="0"/>
               <w:jc w:val="center"/>
               <w:textAlignment w:val="baseline"/>
               <w:rPr>
-                <w:rFonts w:hint="default" w:ascii="宋体" w:hAnsi="宋体" w:eastAsia="宋体" w:cs="宋体"/>
+                <w:rFonts w:ascii="宋体" w:eastAsia="宋体" w:hAnsi="宋体" w:cs="宋体" w:hint="default"/>
                 <w:sz w:val="20"/>
                 <w:szCs w:val="20"/>
                 <w:lang w:val="en-US"/>
@@ -1210,7 +1198,7 @@
             </w:pPr>
             <w:r>
               <w:rPr>
-                <w:rFonts w:ascii="宋体" w:hAnsi="宋体" w:eastAsia="宋体" w:cs="宋体"/>
+                <w:rFonts w:ascii="宋体" w:eastAsia="宋体" w:hAnsi="宋体" w:cs="宋体"/>
                 <w:spacing w:val="3"/>
                 <w:position w:val="1"/>
                 <w:sz w:val="20"/>
@@ -1220,7 +1208,7 @@
             </w:r>
             <w:r>
               <w:rPr>
-                <w:rFonts w:hint="eastAsia" w:ascii="宋体" w:hAnsi="宋体" w:cs="宋体"/>
+                <w:rFonts w:ascii="宋体" w:hAnsi="宋体" w:cs="宋体" w:hint="eastAsia"/>
                 <w:spacing w:val="3"/>
                 <w:position w:val="1"/>
                 <w:sz w:val="20"/>
@@ -1231,7 +1219,7 @@
             </w:r>
             <w:r>
               <w:rPr>
-                <w:rFonts w:ascii="宋体" w:hAnsi="宋体" w:eastAsia="宋体" w:cs="宋体"/>
+                <w:rFonts w:ascii="宋体" w:eastAsia="宋体" w:hAnsi="宋体" w:cs="宋体"/>
                 <w:spacing w:val="3"/>
                 <w:position w:val="1"/>
                 <w:sz w:val="20"/>
@@ -1241,7 +1229,7 @@
             </w:r>
             <w:r>
               <w:rPr>
-                <w:rFonts w:hint="eastAsia" w:ascii="宋体" w:hAnsi="宋体" w:cs="宋体"/>
+                <w:rFonts w:ascii="宋体" w:hAnsi="宋体" w:cs="宋体" w:hint="eastAsia"/>
                 <w:spacing w:val="3"/>
                 <w:position w:val="1"/>
                 <w:sz w:val="20"/>
@@ -1271,18 +1259,18 @@
               <w:adjustRightInd w:val="0"/>
               <w:snapToGrid w:val="0"/>
               <w:spacing w:before="173" w:line="267" w:lineRule="exact"/>
-              <w:ind w:left="0" w:leftChars="0" w:right="0" w:rightChars="0" w:firstLine="0" w:firstLineChars="0"/>
+              <w:ind w:left="0" w:right="0" w:firstLine="0" w:leftChars="0" w:rightChars="0" w:firstLineChars="0"/>
               <w:jc w:val="center"/>
               <w:textAlignment w:val="baseline"/>
               <w:rPr>
-                <w:rFonts w:ascii="宋体" w:hAnsi="宋体" w:eastAsia="宋体" w:cs="宋体"/>
+                <w:rFonts w:ascii="宋体" w:eastAsia="宋体" w:hAnsi="宋体" w:cs="宋体"/>
                 <w:sz w:val="20"/>
                 <w:szCs w:val="20"/>
               </w:rPr>
             </w:pPr>
             <w:r>
               <w:rPr>
-                <w:rFonts w:ascii="宋体" w:hAnsi="宋体" w:eastAsia="宋体" w:cs="宋体"/>
+                <w:rFonts w:ascii="宋体" w:eastAsia="宋体" w:hAnsi="宋体" w:cs="宋体"/>
                 <w:spacing w:val="4"/>
                 <w:position w:val="1"/>
                 <w:sz w:val="20"/>
@@ -1311,18 +1299,18 @@
               <w:adjustRightInd w:val="0"/>
               <w:snapToGrid w:val="0"/>
               <w:spacing w:before="172" w:line="228" w:lineRule="auto"/>
-              <w:ind w:left="0" w:leftChars="0" w:right="0" w:rightChars="0" w:firstLine="0" w:firstLineChars="0"/>
+              <w:ind w:left="0" w:right="0" w:firstLine="0" w:leftChars="0" w:rightChars="0" w:firstLineChars="0"/>
               <w:jc w:val="center"/>
               <w:textAlignment w:val="baseline"/>
               <w:rPr>
-                <w:rFonts w:ascii="宋体" w:hAnsi="宋体" w:eastAsia="宋体" w:cs="宋体"/>
+                <w:rFonts w:ascii="宋体" w:eastAsia="宋体" w:hAnsi="宋体" w:cs="宋体"/>
                 <w:sz w:val="20"/>
                 <w:szCs w:val="20"/>
               </w:rPr>
             </w:pPr>
             <w:r>
               <w:rPr>
-                <w:rFonts w:ascii="宋体" w:hAnsi="宋体" w:eastAsia="宋体" w:cs="宋体"/>
+                <w:rFonts w:ascii="宋体" w:eastAsia="宋体" w:hAnsi="宋体" w:cs="宋体"/>
                 <w:spacing w:val="200"/>
                 <w:kern w:val="0"/>
                 <w:sz w:val="20"/>
@@ -1332,7 +1320,7 @@
             </w:r>
             <w:r>
               <w:rPr>
-                <w:rFonts w:ascii="宋体" w:hAnsi="宋体" w:eastAsia="宋体" w:cs="宋体"/>
+                <w:rFonts w:ascii="宋体" w:eastAsia="宋体" w:hAnsi="宋体" w:cs="宋体"/>
                 <w:spacing w:val="0"/>
                 <w:kern w:val="0"/>
                 <w:sz w:val="20"/>
@@ -1361,11 +1349,11 @@
               <w:adjustRightInd w:val="0"/>
               <w:snapToGrid w:val="0"/>
               <w:spacing w:before="173" w:line="229" w:lineRule="auto"/>
-              <w:ind w:left="0" w:leftChars="0" w:right="0" w:rightChars="0" w:firstLine="0" w:firstLineChars="0"/>
+              <w:ind w:left="0" w:right="0" w:firstLine="0" w:leftChars="0" w:rightChars="0" w:firstLineChars="0"/>
               <w:jc w:val="center"/>
               <w:textAlignment w:val="baseline"/>
               <w:rPr>
-                <w:rFonts w:ascii="宋体" w:hAnsi="宋体" w:eastAsia="宋体" w:cs="宋体"/>
+                <w:rFonts w:ascii="宋体" w:eastAsia="宋体" w:hAnsi="宋体" w:cs="宋体"/>
                 <w:spacing w:val="200"/>
                 <w:kern w:val="0"/>
                 <w:sz w:val="20"/>
@@ -1374,14 +1362,14 @@
             </w:pPr>
             <w:r>
               <w:rPr>
-                <w:rFonts w:hint="eastAsia" w:asciiTheme="minorAscii" w:hAnsiTheme="minorAscii" w:eastAsiaTheme="minorEastAsia"/>
+                <w:rFonts w:asciiTheme="minorAscii" w:eastAsiaTheme="minorEastAsia" w:hAnsiTheme="minorAscii" w:hint="eastAsia"/>
                 <w:spacing w:val="0"/>
                 <w:kern w:val="0"/>
                 <w:sz w:val="21"/>
                 <w:vertAlign w:val="baseline"/>
                 <w:lang w:val="en-US" w:eastAsia="zh-CN"/>
               </w:rPr>
-              <w:t>程方</w:t>
+              <w:t>强宇涛</w:t>
             </w:r>
           </w:p>
         </w:tc>
@@ -1404,11 +1392,11 @@
               <w:adjustRightInd w:val="0"/>
               <w:snapToGrid w:val="0"/>
               <w:spacing w:before="173" w:line="229" w:lineRule="auto"/>
-              <w:ind w:left="0" w:leftChars="0" w:right="0" w:rightChars="0" w:firstLine="0" w:firstLineChars="0"/>
+              <w:ind w:left="0" w:right="0" w:firstLine="0" w:leftChars="0" w:rightChars="0" w:firstLineChars="0"/>
               <w:jc w:val="center"/>
               <w:textAlignment w:val="baseline"/>
               <w:rPr>
-                <w:rFonts w:ascii="宋体" w:hAnsi="宋体" w:eastAsia="宋体" w:cs="宋体"/>
+                <w:rFonts w:ascii="宋体" w:eastAsia="宋体" w:hAnsi="宋体" w:cs="宋体"/>
                 <w:spacing w:val="200"/>
                 <w:kern w:val="0"/>
                 <w:sz w:val="20"/>
@@ -1417,14 +1405,14 @@
             </w:pPr>
             <w:r>
               <w:rPr>
-                <w:rFonts w:hint="eastAsia" w:asciiTheme="minorAscii" w:hAnsiTheme="minorAscii" w:eastAsiaTheme="minorEastAsia"/>
+                <w:rFonts w:asciiTheme="minorAscii" w:eastAsiaTheme="minorEastAsia" w:hAnsiTheme="minorAscii" w:hint="eastAsia"/>
                 <w:spacing w:val="0"/>
                 <w:kern w:val="0"/>
                 <w:sz w:val="21"/>
                 <w:vertAlign w:val="baseline"/>
                 <w:lang w:val="en-US" w:eastAsia="zh-CN"/>
               </w:rPr>
-              <w:t>茅建根</w:t>
+              <w:t>陈凯</w:t>
             </w:r>
           </w:p>
         </w:tc>
@@ -1447,18 +1435,18 @@
               <w:adjustRightInd w:val="0"/>
               <w:snapToGrid w:val="0"/>
               <w:spacing w:before="173" w:line="229" w:lineRule="auto"/>
-              <w:ind w:left="0" w:leftChars="0" w:right="0" w:rightChars="0" w:firstLine="0" w:firstLineChars="0"/>
+              <w:ind w:left="0" w:right="0" w:firstLine="0" w:leftChars="0" w:rightChars="0" w:firstLineChars="0"/>
               <w:jc w:val="center"/>
               <w:textAlignment w:val="baseline"/>
               <w:rPr>
-                <w:rFonts w:ascii="宋体" w:hAnsi="宋体" w:eastAsia="宋体" w:cs="宋体"/>
+                <w:rFonts w:ascii="宋体" w:eastAsia="宋体" w:hAnsi="宋体" w:cs="宋体"/>
                 <w:sz w:val="20"/>
                 <w:szCs w:val="20"/>
               </w:rPr>
             </w:pPr>
             <w:r>
               <w:rPr>
-                <w:rFonts w:hint="eastAsia" w:asciiTheme="minorAscii" w:hAnsiTheme="minorAscii" w:eastAsiaTheme="minorEastAsia"/>
+                <w:rFonts w:asciiTheme="minorAscii" w:eastAsiaTheme="minorEastAsia" w:hAnsiTheme="minorAscii" w:hint="eastAsia"/>
                 <w:spacing w:val="0"/>
                 <w:kern w:val="0"/>
                 <w:sz w:val="21"/>
@@ -1472,14 +1460,9 @@
       </w:tr>
       <w:tr>
         <w:tblPrEx>
-          <w:tblBorders>
-            <w:top w:val="single" w:color="000000" w:sz="2" w:space="0"/>
-            <w:left w:val="single" w:color="000000" w:sz="2" w:space="0"/>
-            <w:bottom w:val="single" w:color="000000" w:sz="2" w:space="0"/>
-            <w:right w:val="single" w:color="000000" w:sz="2" w:space="0"/>
-            <w:insideH w:val="single" w:color="000000" w:sz="2" w:space="0"/>
-            <w:insideV w:val="single" w:color="000000" w:sz="2" w:space="0"/>
-          </w:tblBorders>
+          <w:tblW w:w="8214" w:type="dxa"/>
+          <w:jc w:val="center"/>
+          <w:tblLayout w:type="fixed"/>
           <w:tblCellMar>
             <w:top w:w="0" w:type="dxa"/>
             <w:left w:w="0" w:type="dxa"/>
@@ -1488,7 +1471,7 @@
           </w:tblCellMar>
         </w:tblPrEx>
         <w:trPr>
-          <w:trHeight w:val="556" w:hRule="atLeast"/>
+          <w:trHeight w:val="556"/>
           <w:jc w:val="center"/>
         </w:trPr>
         <w:tc>
@@ -1497,7 +1480,7 @@
           </w:tcPr>
           <w:p>
             <w:pPr>
-              <w:pStyle w:val="27"/>
+              <w:pStyle w:val="TableText"/>
               <w:keepNext w:val="0"/>
               <w:keepLines w:val="0"/>
               <w:pageBreakBefore w:val="0"/>
@@ -1510,7 +1493,7 @@
               <w:bidi w:val="0"/>
               <w:adjustRightInd w:val="0"/>
               <w:snapToGrid w:val="0"/>
-              <w:ind w:left="0" w:leftChars="0" w:right="0" w:rightChars="0" w:firstLine="0" w:firstLineChars="0"/>
+              <w:ind w:left="0" w:right="0" w:firstLine="0" w:leftChars="0" w:rightChars="0" w:firstLineChars="0"/>
               <w:jc w:val="center"/>
               <w:textAlignment w:val="baseline"/>
             </w:pPr>
@@ -1522,7 +1505,7 @@
           </w:tcPr>
           <w:p>
             <w:pPr>
-              <w:pStyle w:val="27"/>
+              <w:pStyle w:val="TableText"/>
               <w:keepNext w:val="0"/>
               <w:keepLines w:val="0"/>
               <w:pageBreakBefore w:val="0"/>
@@ -1535,7 +1518,7 @@
               <w:bidi w:val="0"/>
               <w:adjustRightInd w:val="0"/>
               <w:snapToGrid w:val="0"/>
-              <w:ind w:left="0" w:leftChars="0" w:right="0" w:rightChars="0" w:firstLine="0" w:firstLineChars="0"/>
+              <w:ind w:left="0" w:right="0" w:firstLine="0" w:leftChars="0" w:rightChars="0" w:firstLineChars="0"/>
               <w:jc w:val="center"/>
               <w:textAlignment w:val="baseline"/>
             </w:pPr>
@@ -1547,7 +1530,7 @@
           </w:tcPr>
           <w:p>
             <w:pPr>
-              <w:pStyle w:val="27"/>
+              <w:pStyle w:val="TableText"/>
               <w:keepNext w:val="0"/>
               <w:keepLines w:val="0"/>
               <w:pageBreakBefore w:val="0"/>
@@ -1560,7 +1543,7 @@
               <w:bidi w:val="0"/>
               <w:adjustRightInd w:val="0"/>
               <w:snapToGrid w:val="0"/>
-              <w:ind w:left="0" w:leftChars="0" w:right="0" w:rightChars="0" w:firstLine="0" w:firstLineChars="0"/>
+              <w:ind w:left="0" w:right="0" w:firstLine="0" w:leftChars="0" w:rightChars="0" w:firstLineChars="0"/>
               <w:jc w:val="center"/>
               <w:textAlignment w:val="baseline"/>
             </w:pPr>
@@ -1572,7 +1555,7 @@
           </w:tcPr>
           <w:p>
             <w:pPr>
-              <w:pStyle w:val="27"/>
+              <w:pStyle w:val="TableText"/>
               <w:keepNext w:val="0"/>
               <w:keepLines w:val="0"/>
               <w:pageBreakBefore w:val="0"/>
@@ -1585,7 +1568,7 @@
               <w:bidi w:val="0"/>
               <w:adjustRightInd w:val="0"/>
               <w:snapToGrid w:val="0"/>
-              <w:ind w:left="0" w:leftChars="0" w:right="0" w:rightChars="0" w:firstLine="0" w:firstLineChars="0"/>
+              <w:ind w:left="0" w:right="0" w:firstLine="0" w:leftChars="0" w:rightChars="0" w:firstLineChars="0"/>
               <w:jc w:val="center"/>
               <w:textAlignment w:val="baseline"/>
             </w:pPr>
@@ -1597,7 +1580,7 @@
           </w:tcPr>
           <w:p>
             <w:pPr>
-              <w:pStyle w:val="27"/>
+              <w:pStyle w:val="TableText"/>
               <w:keepNext w:val="0"/>
               <w:keepLines w:val="0"/>
               <w:pageBreakBefore w:val="0"/>
@@ -1610,7 +1593,7 @@
               <w:bidi w:val="0"/>
               <w:adjustRightInd w:val="0"/>
               <w:snapToGrid w:val="0"/>
-              <w:ind w:left="0" w:leftChars="0" w:right="0" w:rightChars="0" w:firstLine="0" w:firstLineChars="0"/>
+              <w:ind w:left="0" w:right="0" w:firstLine="0" w:leftChars="0" w:rightChars="0" w:firstLineChars="0"/>
               <w:jc w:val="center"/>
               <w:textAlignment w:val="baseline"/>
             </w:pPr>
@@ -1622,7 +1605,7 @@
           </w:tcPr>
           <w:p>
             <w:pPr>
-              <w:pStyle w:val="27"/>
+              <w:pStyle w:val="TableText"/>
               <w:keepNext w:val="0"/>
               <w:keepLines w:val="0"/>
               <w:pageBreakBefore w:val="0"/>
@@ -1635,7 +1618,7 @@
               <w:bidi w:val="0"/>
               <w:adjustRightInd w:val="0"/>
               <w:snapToGrid w:val="0"/>
-              <w:ind w:left="0" w:leftChars="0" w:right="0" w:rightChars="0" w:firstLine="0" w:firstLineChars="0"/>
+              <w:ind w:left="0" w:right="0" w:firstLine="0" w:leftChars="0" w:rightChars="0" w:firstLineChars="0"/>
               <w:jc w:val="center"/>
               <w:textAlignment w:val="baseline"/>
             </w:pPr>
@@ -1644,14 +1627,9 @@
       </w:tr>
       <w:tr>
         <w:tblPrEx>
-          <w:tblBorders>
-            <w:top w:val="single" w:color="000000" w:sz="2" w:space="0"/>
-            <w:left w:val="single" w:color="000000" w:sz="2" w:space="0"/>
-            <w:bottom w:val="single" w:color="000000" w:sz="2" w:space="0"/>
-            <w:right w:val="single" w:color="000000" w:sz="2" w:space="0"/>
-            <w:insideH w:val="single" w:color="000000" w:sz="2" w:space="0"/>
-            <w:insideV w:val="single" w:color="000000" w:sz="2" w:space="0"/>
-          </w:tblBorders>
+          <w:tblW w:w="8214" w:type="dxa"/>
+          <w:jc w:val="center"/>
+          <w:tblLayout w:type="fixed"/>
           <w:tblCellMar>
             <w:top w:w="0" w:type="dxa"/>
             <w:left w:w="0" w:type="dxa"/>
@@ -1660,7 +1638,7 @@
           </w:tblCellMar>
         </w:tblPrEx>
         <w:trPr>
-          <w:trHeight w:val="556" w:hRule="atLeast"/>
+          <w:trHeight w:val="556"/>
           <w:jc w:val="center"/>
         </w:trPr>
         <w:tc>
@@ -1669,7 +1647,7 @@
           </w:tcPr>
           <w:p>
             <w:pPr>
-              <w:pStyle w:val="27"/>
+              <w:pStyle w:val="TableText"/>
               <w:keepNext w:val="0"/>
               <w:keepLines w:val="0"/>
               <w:pageBreakBefore w:val="0"/>
@@ -1682,7 +1660,7 @@
               <w:bidi w:val="0"/>
               <w:adjustRightInd w:val="0"/>
               <w:snapToGrid w:val="0"/>
-              <w:ind w:left="0" w:leftChars="0" w:right="0" w:rightChars="0" w:firstLine="0" w:firstLineChars="0"/>
+              <w:ind w:left="0" w:right="0" w:firstLine="0" w:leftChars="0" w:rightChars="0" w:firstLineChars="0"/>
               <w:jc w:val="center"/>
               <w:textAlignment w:val="baseline"/>
             </w:pPr>
@@ -1694,7 +1672,7 @@
           </w:tcPr>
           <w:p>
             <w:pPr>
-              <w:pStyle w:val="27"/>
+              <w:pStyle w:val="TableText"/>
               <w:keepNext w:val="0"/>
               <w:keepLines w:val="0"/>
               <w:pageBreakBefore w:val="0"/>
@@ -1707,7 +1685,7 @@
               <w:bidi w:val="0"/>
               <w:adjustRightInd w:val="0"/>
               <w:snapToGrid w:val="0"/>
-              <w:ind w:left="0" w:leftChars="0" w:right="0" w:rightChars="0" w:firstLine="0" w:firstLineChars="0"/>
+              <w:ind w:left="0" w:right="0" w:firstLine="0" w:leftChars="0" w:rightChars="0" w:firstLineChars="0"/>
               <w:jc w:val="center"/>
               <w:textAlignment w:val="baseline"/>
             </w:pPr>
@@ -1719,7 +1697,7 @@
           </w:tcPr>
           <w:p>
             <w:pPr>
-              <w:pStyle w:val="27"/>
+              <w:pStyle w:val="TableText"/>
               <w:keepNext w:val="0"/>
               <w:keepLines w:val="0"/>
               <w:pageBreakBefore w:val="0"/>
@@ -1732,7 +1710,7 @@
               <w:bidi w:val="0"/>
               <w:adjustRightInd w:val="0"/>
               <w:snapToGrid w:val="0"/>
-              <w:ind w:left="0" w:leftChars="0" w:right="0" w:rightChars="0" w:firstLine="0" w:firstLineChars="0"/>
+              <w:ind w:left="0" w:right="0" w:firstLine="0" w:leftChars="0" w:rightChars="0" w:firstLineChars="0"/>
               <w:jc w:val="center"/>
               <w:textAlignment w:val="baseline"/>
             </w:pPr>
@@ -1744,7 +1722,7 @@
           </w:tcPr>
           <w:p>
             <w:pPr>
-              <w:pStyle w:val="27"/>
+              <w:pStyle w:val="TableText"/>
               <w:keepNext w:val="0"/>
               <w:keepLines w:val="0"/>
               <w:pageBreakBefore w:val="0"/>
@@ -1757,7 +1735,7 @@
               <w:bidi w:val="0"/>
               <w:adjustRightInd w:val="0"/>
               <w:snapToGrid w:val="0"/>
-              <w:ind w:left="0" w:leftChars="0" w:right="0" w:rightChars="0" w:firstLine="0" w:firstLineChars="0"/>
+              <w:ind w:left="0" w:right="0" w:firstLine="0" w:leftChars="0" w:rightChars="0" w:firstLineChars="0"/>
               <w:jc w:val="center"/>
               <w:textAlignment w:val="baseline"/>
             </w:pPr>
@@ -1769,7 +1747,7 @@
           </w:tcPr>
           <w:p>
             <w:pPr>
-              <w:pStyle w:val="27"/>
+              <w:pStyle w:val="TableText"/>
               <w:keepNext w:val="0"/>
               <w:keepLines w:val="0"/>
               <w:pageBreakBefore w:val="0"/>
@@ -1782,7 +1760,7 @@
               <w:bidi w:val="0"/>
               <w:adjustRightInd w:val="0"/>
               <w:snapToGrid w:val="0"/>
-              <w:ind w:left="0" w:leftChars="0" w:right="0" w:rightChars="0" w:firstLine="0" w:firstLineChars="0"/>
+              <w:ind w:left="0" w:right="0" w:firstLine="0" w:leftChars="0" w:rightChars="0" w:firstLineChars="0"/>
               <w:jc w:val="center"/>
               <w:textAlignment w:val="baseline"/>
             </w:pPr>
@@ -1794,7 +1772,7 @@
           </w:tcPr>
           <w:p>
             <w:pPr>
-              <w:pStyle w:val="27"/>
+              <w:pStyle w:val="TableText"/>
               <w:keepNext w:val="0"/>
               <w:keepLines w:val="0"/>
               <w:pageBreakBefore w:val="0"/>
@@ -1807,7 +1785,7 @@
               <w:bidi w:val="0"/>
               <w:adjustRightInd w:val="0"/>
               <w:snapToGrid w:val="0"/>
-              <w:ind w:left="0" w:leftChars="0" w:right="0" w:rightChars="0" w:firstLine="0" w:firstLineChars="0"/>
+              <w:ind w:left="0" w:right="0" w:firstLine="0" w:leftChars="0" w:rightChars="0" w:firstLineChars="0"/>
               <w:jc w:val="center"/>
               <w:textAlignment w:val="baseline"/>
             </w:pPr>
@@ -1816,14 +1794,9 @@
       </w:tr>
       <w:tr>
         <w:tblPrEx>
-          <w:tblBorders>
-            <w:top w:val="single" w:color="000000" w:sz="2" w:space="0"/>
-            <w:left w:val="single" w:color="000000" w:sz="2" w:space="0"/>
-            <w:bottom w:val="single" w:color="000000" w:sz="2" w:space="0"/>
-            <w:right w:val="single" w:color="000000" w:sz="2" w:space="0"/>
-            <w:insideH w:val="single" w:color="000000" w:sz="2" w:space="0"/>
-            <w:insideV w:val="single" w:color="000000" w:sz="2" w:space="0"/>
-          </w:tblBorders>
+          <w:tblW w:w="8214" w:type="dxa"/>
+          <w:jc w:val="center"/>
+          <w:tblLayout w:type="fixed"/>
           <w:tblCellMar>
             <w:top w:w="0" w:type="dxa"/>
             <w:left w:w="0" w:type="dxa"/>
@@ -1832,7 +1805,7 @@
           </w:tblCellMar>
         </w:tblPrEx>
         <w:trPr>
-          <w:trHeight w:val="557" w:hRule="atLeast"/>
+          <w:trHeight w:val="557"/>
           <w:jc w:val="center"/>
         </w:trPr>
         <w:tc>
@@ -1841,7 +1814,7 @@
           </w:tcPr>
           <w:p>
             <w:pPr>
-              <w:pStyle w:val="27"/>
+              <w:pStyle w:val="TableText"/>
               <w:keepNext w:val="0"/>
               <w:keepLines w:val="0"/>
               <w:pageBreakBefore w:val="0"/>
@@ -1854,7 +1827,7 @@
               <w:bidi w:val="0"/>
               <w:adjustRightInd w:val="0"/>
               <w:snapToGrid w:val="0"/>
-              <w:ind w:left="0" w:leftChars="0" w:right="0" w:rightChars="0" w:firstLine="0" w:firstLineChars="0"/>
+              <w:ind w:left="0" w:right="0" w:firstLine="0" w:leftChars="0" w:rightChars="0" w:firstLineChars="0"/>
               <w:jc w:val="center"/>
               <w:textAlignment w:val="baseline"/>
             </w:pPr>
@@ -1866,7 +1839,7 @@
           </w:tcPr>
           <w:p>
             <w:pPr>
-              <w:pStyle w:val="27"/>
+              <w:pStyle w:val="TableText"/>
               <w:keepNext w:val="0"/>
               <w:keepLines w:val="0"/>
               <w:pageBreakBefore w:val="0"/>
@@ -1879,7 +1852,7 @@
               <w:bidi w:val="0"/>
               <w:adjustRightInd w:val="0"/>
               <w:snapToGrid w:val="0"/>
-              <w:ind w:left="0" w:leftChars="0" w:right="0" w:rightChars="0" w:firstLine="0" w:firstLineChars="0"/>
+              <w:ind w:left="0" w:right="0" w:firstLine="0" w:leftChars="0" w:rightChars="0" w:firstLineChars="0"/>
               <w:jc w:val="center"/>
               <w:textAlignment w:val="baseline"/>
             </w:pPr>
@@ -1891,7 +1864,7 @@
           </w:tcPr>
           <w:p>
             <w:pPr>
-              <w:pStyle w:val="27"/>
+              <w:pStyle w:val="TableText"/>
               <w:keepNext w:val="0"/>
               <w:keepLines w:val="0"/>
               <w:pageBreakBefore w:val="0"/>
@@ -1904,7 +1877,7 @@
               <w:bidi w:val="0"/>
               <w:adjustRightInd w:val="0"/>
               <w:snapToGrid w:val="0"/>
-              <w:ind w:left="0" w:leftChars="0" w:right="0" w:rightChars="0" w:firstLine="0" w:firstLineChars="0"/>
+              <w:ind w:left="0" w:right="0" w:firstLine="0" w:leftChars="0" w:rightChars="0" w:firstLineChars="0"/>
               <w:jc w:val="center"/>
               <w:textAlignment w:val="baseline"/>
             </w:pPr>
@@ -1916,7 +1889,7 @@
           </w:tcPr>
           <w:p>
             <w:pPr>
-              <w:pStyle w:val="27"/>
+              <w:pStyle w:val="TableText"/>
               <w:keepNext w:val="0"/>
               <w:keepLines w:val="0"/>
               <w:pageBreakBefore w:val="0"/>
@@ -1929,7 +1902,7 @@
               <w:bidi w:val="0"/>
               <w:adjustRightInd w:val="0"/>
               <w:snapToGrid w:val="0"/>
-              <w:ind w:left="0" w:leftChars="0" w:right="0" w:rightChars="0" w:firstLine="0" w:firstLineChars="0"/>
+              <w:ind w:left="0" w:right="0" w:firstLine="0" w:leftChars="0" w:rightChars="0" w:firstLineChars="0"/>
               <w:jc w:val="center"/>
               <w:textAlignment w:val="baseline"/>
             </w:pPr>
@@ -1941,7 +1914,7 @@
           </w:tcPr>
           <w:p>
             <w:pPr>
-              <w:pStyle w:val="27"/>
+              <w:pStyle w:val="TableText"/>
               <w:keepNext w:val="0"/>
               <w:keepLines w:val="0"/>
               <w:pageBreakBefore w:val="0"/>
@@ -1954,7 +1927,7 @@
               <w:bidi w:val="0"/>
               <w:adjustRightInd w:val="0"/>
               <w:snapToGrid w:val="0"/>
-              <w:ind w:left="0" w:leftChars="0" w:right="0" w:rightChars="0" w:firstLine="0" w:firstLineChars="0"/>
+              <w:ind w:left="0" w:right="0" w:firstLine="0" w:leftChars="0" w:rightChars="0" w:firstLineChars="0"/>
               <w:jc w:val="center"/>
               <w:textAlignment w:val="baseline"/>
             </w:pPr>
@@ -1966,7 +1939,7 @@
           </w:tcPr>
           <w:p>
             <w:pPr>
-              <w:pStyle w:val="27"/>
+              <w:pStyle w:val="TableText"/>
               <w:keepNext w:val="0"/>
               <w:keepLines w:val="0"/>
               <w:pageBreakBefore w:val="0"/>
@@ -1979,7 +1952,7 @@
               <w:bidi w:val="0"/>
               <w:adjustRightInd w:val="0"/>
               <w:snapToGrid w:val="0"/>
-              <w:ind w:left="0" w:leftChars="0" w:right="0" w:rightChars="0" w:firstLine="0" w:firstLineChars="0"/>
+              <w:ind w:left="0" w:right="0" w:firstLine="0" w:leftChars="0" w:rightChars="0" w:firstLineChars="0"/>
               <w:jc w:val="center"/>
               <w:textAlignment w:val="baseline"/>
             </w:pPr>
@@ -2011,7 +1984,7 @@
     <w:sdt>
       <w:sdtPr>
         <w:rPr>
-          <w:rFonts w:hint="eastAsia" w:ascii="宋体" w:hAnsi="宋体" w:eastAsia="宋体" w:cs="宋体"/>
+          <w:rFonts w:ascii="宋体" w:eastAsia="宋体" w:hAnsi="宋体" w:cs="宋体" w:hint="eastAsia"/>
           <w:snapToGrid w:val="0"/>
           <w:color w:val="000000"/>
           <w:kern w:val="0"/>
@@ -2027,7 +2000,7 @@
       </w:sdtPr>
       <w:sdtEndPr>
         <w:rPr>
-          <w:rFonts w:hint="eastAsia" w:ascii="宋体" w:hAnsi="宋体" w:eastAsia="宋体" w:cs="宋体"/>
+          <w:rFonts w:ascii="宋体" w:eastAsia="宋体" w:hAnsi="宋体" w:cs="宋体" w:hint="eastAsia"/>
           <w:snapToGrid w:val="0"/>
           <w:color w:val="000000"/>
           <w:kern w:val="0"/>
@@ -2053,18 +2026,18 @@
             <w:adjustRightInd w:val="0"/>
             <w:snapToGrid w:val="0"/>
             <w:spacing w:before="0" w:beforeLines="0" w:after="0" w:afterLines="0" w:line="312" w:lineRule="auto"/>
-            <w:ind w:left="0" w:leftChars="0" w:right="0" w:rightChars="0" w:firstLine="0" w:firstLineChars="0"/>
+            <w:ind w:left="0" w:right="0" w:firstLine="0" w:leftChars="0" w:rightChars="0" w:firstLineChars="0"/>
             <w:jc w:val="center"/>
             <w:textAlignment w:val="baseline"/>
             <w:rPr>
-              <w:rFonts w:hint="eastAsia" w:ascii="宋体" w:hAnsi="宋体" w:eastAsia="宋体" w:cs="宋体"/>
+              <w:rFonts w:ascii="宋体" w:eastAsia="宋体" w:hAnsi="宋体" w:cs="宋体" w:hint="eastAsia"/>
               <w:sz w:val="24"/>
               <w:szCs w:val="24"/>
             </w:rPr>
           </w:pPr>
           <w:r>
             <w:rPr>
-              <w:rFonts w:hint="eastAsia" w:ascii="宋体" w:hAnsi="宋体" w:eastAsia="宋体" w:cs="宋体"/>
+              <w:rFonts w:ascii="宋体" w:eastAsia="宋体" w:hAnsi="宋体" w:cs="宋体" w:hint="eastAsia"/>
               <w:sz w:val="24"/>
               <w:szCs w:val="24"/>
             </w:rPr>
@@ -2073,14 +2046,14 @@
         </w:p>
         <w:p>
           <w:pPr>
-            <w:pStyle w:val="16"/>
+            <w:pStyle w:val="TOC1"/>
             <w:tabs>
               <w:tab w:val="right" w:leader="dot" w:pos="8306"/>
             </w:tabs>
           </w:pPr>
           <w:r>
             <w:rPr>
-              <w:rFonts w:hint="eastAsia" w:ascii="宋体" w:hAnsi="宋体" w:eastAsia="宋体" w:cs="宋体"/>
+              <w:rFonts w:ascii="宋体" w:eastAsia="宋体" w:hAnsi="宋体" w:cs="宋体" w:hint="eastAsia"/>
               <w:sz w:val="24"/>
               <w:szCs w:val="24"/>
             </w:rPr>
@@ -2088,7 +2061,7 @@
           </w:r>
           <w:r>
             <w:rPr>
-              <w:rFonts w:hint="eastAsia" w:ascii="宋体" w:hAnsi="宋体" w:eastAsia="宋体" w:cs="宋体"/>
+              <w:rFonts w:ascii="宋体" w:eastAsia="宋体" w:hAnsi="宋体" w:cs="宋体" w:hint="eastAsia"/>
               <w:sz w:val="24"/>
               <w:szCs w:val="24"/>
             </w:rPr>
@@ -2096,7 +2069,7 @@
           </w:r>
           <w:r>
             <w:rPr>
-              <w:rFonts w:hint="eastAsia" w:ascii="宋体" w:hAnsi="宋体" w:eastAsia="宋体" w:cs="宋体"/>
+              <w:rFonts w:ascii="宋体" w:eastAsia="宋体" w:hAnsi="宋体" w:cs="宋体" w:hint="eastAsia"/>
               <w:sz w:val="24"/>
               <w:szCs w:val="24"/>
             </w:rPr>
@@ -2104,21 +2077,21 @@
           </w:r>
           <w:r>
             <w:rPr>
-              <w:rFonts w:hint="eastAsia" w:ascii="宋体" w:hAnsi="宋体" w:eastAsia="宋体" w:cs="宋体"/>
+              <w:rFonts w:ascii="宋体" w:eastAsia="宋体" w:hAnsi="宋体" w:cs="宋体" w:hint="eastAsia"/>
               <w:szCs w:val="24"/>
             </w:rPr>
             <w:fldChar w:fldCharType="begin"/>
           </w:r>
           <w:r>
             <w:rPr>
-              <w:rFonts w:hint="eastAsia" w:ascii="宋体" w:hAnsi="宋体" w:eastAsia="宋体" w:cs="宋体"/>
+              <w:rFonts w:ascii="宋体" w:eastAsia="宋体" w:hAnsi="宋体" w:cs="宋体" w:hint="eastAsia"/>
               <w:szCs w:val="24"/>
             </w:rPr>
             <w:instrText xml:space="preserve"> HYPERLINK \l _Toc15206 </w:instrText>
           </w:r>
           <w:r>
             <w:rPr>
-              <w:rFonts w:hint="eastAsia" w:ascii="宋体" w:hAnsi="宋体" w:eastAsia="宋体" w:cs="宋体"/>
+              <w:rFonts w:ascii="宋体" w:eastAsia="宋体" w:hAnsi="宋体" w:cs="宋体" w:hint="eastAsia"/>
               <w:szCs w:val="24"/>
             </w:rPr>
             <w:fldChar w:fldCharType="separate"/>
@@ -2150,7 +2123,7 @@
           </w:r>
           <w:r>
             <w:rPr>
-              <w:rFonts w:hint="eastAsia" w:ascii="宋体" w:hAnsi="宋体" w:eastAsia="宋体" w:cs="宋体"/>
+              <w:rFonts w:ascii="宋体" w:eastAsia="宋体" w:hAnsi="宋体" w:cs="宋体" w:hint="eastAsia"/>
               <w:szCs w:val="24"/>
             </w:rPr>
             <w:fldChar w:fldCharType="end"/>
@@ -2158,28 +2131,28 @@
         </w:p>
         <w:p>
           <w:pPr>
-            <w:pStyle w:val="16"/>
+            <w:pStyle w:val="TOC1"/>
             <w:tabs>
               <w:tab w:val="right" w:leader="dot" w:pos="8306"/>
             </w:tabs>
           </w:pPr>
           <w:r>
             <w:rPr>
-              <w:rFonts w:hint="eastAsia" w:ascii="宋体" w:hAnsi="宋体" w:eastAsia="宋体" w:cs="宋体"/>
+              <w:rFonts w:ascii="宋体" w:eastAsia="宋体" w:hAnsi="宋体" w:cs="宋体" w:hint="eastAsia"/>
               <w:szCs w:val="24"/>
             </w:rPr>
             <w:fldChar w:fldCharType="begin"/>
           </w:r>
           <w:r>
             <w:rPr>
-              <w:rFonts w:hint="eastAsia" w:ascii="宋体" w:hAnsi="宋体" w:eastAsia="宋体" w:cs="宋体"/>
+              <w:rFonts w:ascii="宋体" w:eastAsia="宋体" w:hAnsi="宋体" w:cs="宋体" w:hint="eastAsia"/>
               <w:szCs w:val="24"/>
             </w:rPr>
             <w:instrText xml:space="preserve"> HYPERLINK \l _Toc943 </w:instrText>
           </w:r>
           <w:r>
             <w:rPr>
-              <w:rFonts w:hint="eastAsia" w:ascii="宋体" w:hAnsi="宋体" w:eastAsia="宋体" w:cs="宋体"/>
+              <w:rFonts w:ascii="宋体" w:eastAsia="宋体" w:hAnsi="宋体" w:cs="宋体" w:hint="eastAsia"/>
               <w:szCs w:val="24"/>
             </w:rPr>
             <w:fldChar w:fldCharType="separate"/>
@@ -2211,7 +2184,7 @@
           </w:r>
           <w:r>
             <w:rPr>
-              <w:rFonts w:hint="eastAsia" w:ascii="宋体" w:hAnsi="宋体" w:eastAsia="宋体" w:cs="宋体"/>
+              <w:rFonts w:ascii="宋体" w:eastAsia="宋体" w:hAnsi="宋体" w:cs="宋体" w:hint="eastAsia"/>
               <w:szCs w:val="24"/>
             </w:rPr>
             <w:fldChar w:fldCharType="end"/>
@@ -2219,28 +2192,28 @@
         </w:p>
         <w:p>
           <w:pPr>
-            <w:pStyle w:val="16"/>
+            <w:pStyle w:val="TOC1"/>
             <w:tabs>
               <w:tab w:val="right" w:leader="dot" w:pos="8306"/>
             </w:tabs>
           </w:pPr>
           <w:r>
             <w:rPr>
-              <w:rFonts w:hint="eastAsia" w:ascii="宋体" w:hAnsi="宋体" w:eastAsia="宋体" w:cs="宋体"/>
+              <w:rFonts w:ascii="宋体" w:eastAsia="宋体" w:hAnsi="宋体" w:cs="宋体" w:hint="eastAsia"/>
               <w:szCs w:val="24"/>
             </w:rPr>
             <w:fldChar w:fldCharType="begin"/>
           </w:r>
           <w:r>
             <w:rPr>
-              <w:rFonts w:hint="eastAsia" w:ascii="宋体" w:hAnsi="宋体" w:eastAsia="宋体" w:cs="宋体"/>
+              <w:rFonts w:ascii="宋体" w:eastAsia="宋体" w:hAnsi="宋体" w:cs="宋体" w:hint="eastAsia"/>
               <w:szCs w:val="24"/>
             </w:rPr>
             <w:instrText xml:space="preserve"> HYPERLINK \l _Toc6442 </w:instrText>
           </w:r>
           <w:r>
             <w:rPr>
-              <w:rFonts w:hint="eastAsia" w:ascii="宋体" w:hAnsi="宋体" w:eastAsia="宋体" w:cs="宋体"/>
+              <w:rFonts w:ascii="宋体" w:eastAsia="宋体" w:hAnsi="宋体" w:cs="宋体" w:hint="eastAsia"/>
               <w:szCs w:val="24"/>
             </w:rPr>
             <w:fldChar w:fldCharType="separate"/>
@@ -2272,7 +2245,7 @@
           </w:r>
           <w:r>
             <w:rPr>
-              <w:rFonts w:hint="eastAsia" w:ascii="宋体" w:hAnsi="宋体" w:eastAsia="宋体" w:cs="宋体"/>
+              <w:rFonts w:ascii="宋体" w:eastAsia="宋体" w:hAnsi="宋体" w:cs="宋体" w:hint="eastAsia"/>
               <w:szCs w:val="24"/>
             </w:rPr>
             <w:fldChar w:fldCharType="end"/>
@@ -2280,28 +2253,28 @@
         </w:p>
         <w:p>
           <w:pPr>
-            <w:pStyle w:val="16"/>
+            <w:pStyle w:val="TOC1"/>
             <w:tabs>
               <w:tab w:val="right" w:leader="dot" w:pos="8306"/>
             </w:tabs>
           </w:pPr>
           <w:r>
             <w:rPr>
-              <w:rFonts w:hint="eastAsia" w:ascii="宋体" w:hAnsi="宋体" w:eastAsia="宋体" w:cs="宋体"/>
+              <w:rFonts w:ascii="宋体" w:eastAsia="宋体" w:hAnsi="宋体" w:cs="宋体" w:hint="eastAsia"/>
               <w:szCs w:val="24"/>
             </w:rPr>
             <w:fldChar w:fldCharType="begin"/>
           </w:r>
           <w:r>
             <w:rPr>
-              <w:rFonts w:hint="eastAsia" w:ascii="宋体" w:hAnsi="宋体" w:eastAsia="宋体" w:cs="宋体"/>
+              <w:rFonts w:ascii="宋体" w:eastAsia="宋体" w:hAnsi="宋体" w:cs="宋体" w:hint="eastAsia"/>
               <w:szCs w:val="24"/>
             </w:rPr>
             <w:instrText xml:space="preserve"> HYPERLINK \l _Toc7332 </w:instrText>
           </w:r>
           <w:r>
             <w:rPr>
-              <w:rFonts w:hint="eastAsia" w:ascii="宋体" w:hAnsi="宋体" w:eastAsia="宋体" w:cs="宋体"/>
+              <w:rFonts w:ascii="宋体" w:eastAsia="宋体" w:hAnsi="宋体" w:cs="宋体" w:hint="eastAsia"/>
               <w:szCs w:val="24"/>
             </w:rPr>
             <w:fldChar w:fldCharType="separate"/>
@@ -2333,7 +2306,7 @@
           </w:r>
           <w:r>
             <w:rPr>
-              <w:rFonts w:hint="eastAsia" w:ascii="宋体" w:hAnsi="宋体" w:eastAsia="宋体" w:cs="宋体"/>
+              <w:rFonts w:ascii="宋体" w:eastAsia="宋体" w:hAnsi="宋体" w:cs="宋体" w:hint="eastAsia"/>
               <w:szCs w:val="24"/>
             </w:rPr>
             <w:fldChar w:fldCharType="end"/>
@@ -2341,28 +2314,28 @@
         </w:p>
         <w:p>
           <w:pPr>
-            <w:pStyle w:val="16"/>
+            <w:pStyle w:val="TOC1"/>
             <w:tabs>
               <w:tab w:val="right" w:leader="dot" w:pos="8306"/>
             </w:tabs>
           </w:pPr>
           <w:r>
             <w:rPr>
-              <w:rFonts w:hint="eastAsia" w:ascii="宋体" w:hAnsi="宋体" w:eastAsia="宋体" w:cs="宋体"/>
+              <w:rFonts w:ascii="宋体" w:eastAsia="宋体" w:hAnsi="宋体" w:cs="宋体" w:hint="eastAsia"/>
               <w:szCs w:val="24"/>
             </w:rPr>
             <w:fldChar w:fldCharType="begin"/>
           </w:r>
           <w:r>
             <w:rPr>
-              <w:rFonts w:hint="eastAsia" w:ascii="宋体" w:hAnsi="宋体" w:eastAsia="宋体" w:cs="宋体"/>
+              <w:rFonts w:ascii="宋体" w:eastAsia="宋体" w:hAnsi="宋体" w:cs="宋体" w:hint="eastAsia"/>
               <w:szCs w:val="24"/>
             </w:rPr>
             <w:instrText xml:space="preserve"> HYPERLINK \l _Toc22949 </w:instrText>
           </w:r>
           <w:r>
             <w:rPr>
-              <w:rFonts w:hint="eastAsia" w:ascii="宋体" w:hAnsi="宋体" w:eastAsia="宋体" w:cs="宋体"/>
+              <w:rFonts w:ascii="宋体" w:eastAsia="宋体" w:hAnsi="宋体" w:cs="宋体" w:hint="eastAsia"/>
               <w:szCs w:val="24"/>
             </w:rPr>
             <w:fldChar w:fldCharType="separate"/>
@@ -2394,7 +2367,7 @@
           </w:r>
           <w:r>
             <w:rPr>
-              <w:rFonts w:hint="eastAsia" w:ascii="宋体" w:hAnsi="宋体" w:eastAsia="宋体" w:cs="宋体"/>
+              <w:rFonts w:ascii="宋体" w:eastAsia="宋体" w:hAnsi="宋体" w:cs="宋体" w:hint="eastAsia"/>
               <w:szCs w:val="24"/>
             </w:rPr>
             <w:fldChar w:fldCharType="end"/>
@@ -2402,28 +2375,28 @@
         </w:p>
         <w:p>
           <w:pPr>
-            <w:pStyle w:val="17"/>
+            <w:pStyle w:val="TOC2"/>
             <w:tabs>
               <w:tab w:val="right" w:leader="dot" w:pos="8306"/>
             </w:tabs>
           </w:pPr>
           <w:r>
             <w:rPr>
-              <w:rFonts w:hint="eastAsia" w:ascii="宋体" w:hAnsi="宋体" w:eastAsia="宋体" w:cs="宋体"/>
+              <w:rFonts w:ascii="宋体" w:eastAsia="宋体" w:hAnsi="宋体" w:cs="宋体" w:hint="eastAsia"/>
               <w:szCs w:val="24"/>
             </w:rPr>
             <w:fldChar w:fldCharType="begin"/>
           </w:r>
           <w:r>
             <w:rPr>
-              <w:rFonts w:hint="eastAsia" w:ascii="宋体" w:hAnsi="宋体" w:eastAsia="宋体" w:cs="宋体"/>
+              <w:rFonts w:ascii="宋体" w:eastAsia="宋体" w:hAnsi="宋体" w:cs="宋体" w:hint="eastAsia"/>
               <w:szCs w:val="24"/>
             </w:rPr>
             <w:instrText xml:space="preserve"> HYPERLINK \l _Toc21189 </w:instrText>
           </w:r>
           <w:r>
             <w:rPr>
-              <w:rFonts w:hint="eastAsia" w:ascii="宋体" w:hAnsi="宋体" w:eastAsia="宋体" w:cs="宋体"/>
+              <w:rFonts w:ascii="宋体" w:eastAsia="宋体" w:hAnsi="宋体" w:cs="宋体" w:hint="eastAsia"/>
               <w:szCs w:val="24"/>
             </w:rPr>
             <w:fldChar w:fldCharType="separate"/>
@@ -2455,7 +2428,7 @@
           </w:r>
           <w:r>
             <w:rPr>
-              <w:rFonts w:hint="eastAsia" w:ascii="宋体" w:hAnsi="宋体" w:eastAsia="宋体" w:cs="宋体"/>
+              <w:rFonts w:ascii="宋体" w:eastAsia="宋体" w:hAnsi="宋体" w:cs="宋体" w:hint="eastAsia"/>
               <w:szCs w:val="24"/>
             </w:rPr>
             <w:fldChar w:fldCharType="end"/>
@@ -2463,28 +2436,28 @@
         </w:p>
         <w:p>
           <w:pPr>
-            <w:pStyle w:val="17"/>
+            <w:pStyle w:val="TOC2"/>
             <w:tabs>
               <w:tab w:val="right" w:leader="dot" w:pos="8306"/>
             </w:tabs>
           </w:pPr>
           <w:r>
             <w:rPr>
-              <w:rFonts w:hint="eastAsia" w:ascii="宋体" w:hAnsi="宋体" w:eastAsia="宋体" w:cs="宋体"/>
+              <w:rFonts w:ascii="宋体" w:eastAsia="宋体" w:hAnsi="宋体" w:cs="宋体" w:hint="eastAsia"/>
               <w:szCs w:val="24"/>
             </w:rPr>
             <w:fldChar w:fldCharType="begin"/>
           </w:r>
           <w:r>
             <w:rPr>
-              <w:rFonts w:hint="eastAsia" w:ascii="宋体" w:hAnsi="宋体" w:eastAsia="宋体" w:cs="宋体"/>
+              <w:rFonts w:ascii="宋体" w:eastAsia="宋体" w:hAnsi="宋体" w:cs="宋体" w:hint="eastAsia"/>
               <w:szCs w:val="24"/>
             </w:rPr>
             <w:instrText xml:space="preserve"> HYPERLINK \l _Toc938 </w:instrText>
           </w:r>
           <w:r>
             <w:rPr>
-              <w:rFonts w:hint="eastAsia" w:ascii="宋体" w:hAnsi="宋体" w:eastAsia="宋体" w:cs="宋体"/>
+              <w:rFonts w:ascii="宋体" w:eastAsia="宋体" w:hAnsi="宋体" w:cs="宋体" w:hint="eastAsia"/>
               <w:szCs w:val="24"/>
             </w:rPr>
             <w:fldChar w:fldCharType="separate"/>
@@ -2516,7 +2489,7 @@
           </w:r>
           <w:r>
             <w:rPr>
-              <w:rFonts w:hint="eastAsia" w:ascii="宋体" w:hAnsi="宋体" w:eastAsia="宋体" w:cs="宋体"/>
+              <w:rFonts w:ascii="宋体" w:eastAsia="宋体" w:hAnsi="宋体" w:cs="宋体" w:hint="eastAsia"/>
               <w:szCs w:val="24"/>
             </w:rPr>
             <w:fldChar w:fldCharType="end"/>
@@ -2524,28 +2497,28 @@
         </w:p>
         <w:p>
           <w:pPr>
-            <w:pStyle w:val="16"/>
+            <w:pStyle w:val="TOC1"/>
             <w:tabs>
               <w:tab w:val="right" w:leader="dot" w:pos="8306"/>
             </w:tabs>
           </w:pPr>
           <w:r>
             <w:rPr>
-              <w:rFonts w:hint="eastAsia" w:ascii="宋体" w:hAnsi="宋体" w:eastAsia="宋体" w:cs="宋体"/>
+              <w:rFonts w:ascii="宋体" w:eastAsia="宋体" w:hAnsi="宋体" w:cs="宋体" w:hint="eastAsia"/>
               <w:szCs w:val="24"/>
             </w:rPr>
             <w:fldChar w:fldCharType="begin"/>
           </w:r>
           <w:r>
             <w:rPr>
-              <w:rFonts w:hint="eastAsia" w:ascii="宋体" w:hAnsi="宋体" w:eastAsia="宋体" w:cs="宋体"/>
+              <w:rFonts w:ascii="宋体" w:eastAsia="宋体" w:hAnsi="宋体" w:cs="宋体" w:hint="eastAsia"/>
               <w:szCs w:val="24"/>
             </w:rPr>
             <w:instrText xml:space="preserve"> HYPERLINK \l _Toc22044 </w:instrText>
           </w:r>
           <w:r>
             <w:rPr>
-              <w:rFonts w:hint="eastAsia" w:ascii="宋体" w:hAnsi="宋体" w:eastAsia="宋体" w:cs="宋体"/>
+              <w:rFonts w:ascii="宋体" w:eastAsia="宋体" w:hAnsi="宋体" w:cs="宋体" w:hint="eastAsia"/>
               <w:szCs w:val="24"/>
             </w:rPr>
             <w:fldChar w:fldCharType="separate"/>
@@ -2577,7 +2550,7 @@
           </w:r>
           <w:r>
             <w:rPr>
-              <w:rFonts w:hint="eastAsia" w:ascii="宋体" w:hAnsi="宋体" w:eastAsia="宋体" w:cs="宋体"/>
+              <w:rFonts w:ascii="宋体" w:eastAsia="宋体" w:hAnsi="宋体" w:cs="宋体" w:hint="eastAsia"/>
               <w:szCs w:val="24"/>
             </w:rPr>
             <w:fldChar w:fldCharType="end"/>
@@ -2585,28 +2558,28 @@
         </w:p>
         <w:p>
           <w:pPr>
-            <w:pStyle w:val="17"/>
+            <w:pStyle w:val="TOC2"/>
             <w:tabs>
               <w:tab w:val="right" w:leader="dot" w:pos="8306"/>
             </w:tabs>
           </w:pPr>
           <w:r>
             <w:rPr>
-              <w:rFonts w:hint="eastAsia" w:ascii="宋体" w:hAnsi="宋体" w:eastAsia="宋体" w:cs="宋体"/>
+              <w:rFonts w:ascii="宋体" w:eastAsia="宋体" w:hAnsi="宋体" w:cs="宋体" w:hint="eastAsia"/>
               <w:szCs w:val="24"/>
             </w:rPr>
             <w:fldChar w:fldCharType="begin"/>
           </w:r>
           <w:r>
             <w:rPr>
-              <w:rFonts w:hint="eastAsia" w:ascii="宋体" w:hAnsi="宋体" w:eastAsia="宋体" w:cs="宋体"/>
+              <w:rFonts w:ascii="宋体" w:eastAsia="宋体" w:hAnsi="宋体" w:cs="宋体" w:hint="eastAsia"/>
               <w:szCs w:val="24"/>
             </w:rPr>
             <w:instrText xml:space="preserve"> HYPERLINK \l _Toc16793 </w:instrText>
           </w:r>
           <w:r>
             <w:rPr>
-              <w:rFonts w:hint="eastAsia" w:ascii="宋体" w:hAnsi="宋体" w:eastAsia="宋体" w:cs="宋体"/>
+              <w:rFonts w:ascii="宋体" w:eastAsia="宋体" w:hAnsi="宋体" w:cs="宋体" w:hint="eastAsia"/>
               <w:szCs w:val="24"/>
             </w:rPr>
             <w:fldChar w:fldCharType="separate"/>
@@ -2638,7 +2611,7 @@
           </w:r>
           <w:r>
             <w:rPr>
-              <w:rFonts w:hint="eastAsia" w:ascii="宋体" w:hAnsi="宋体" w:eastAsia="宋体" w:cs="宋体"/>
+              <w:rFonts w:ascii="宋体" w:eastAsia="宋体" w:hAnsi="宋体" w:cs="宋体" w:hint="eastAsia"/>
               <w:szCs w:val="24"/>
             </w:rPr>
             <w:fldChar w:fldCharType="end"/>
@@ -2646,28 +2619,28 @@
         </w:p>
         <w:p>
           <w:pPr>
-            <w:pStyle w:val="17"/>
+            <w:pStyle w:val="TOC2"/>
             <w:tabs>
               <w:tab w:val="right" w:leader="dot" w:pos="8306"/>
             </w:tabs>
           </w:pPr>
           <w:r>
             <w:rPr>
-              <w:rFonts w:hint="eastAsia" w:ascii="宋体" w:hAnsi="宋体" w:eastAsia="宋体" w:cs="宋体"/>
+              <w:rFonts w:ascii="宋体" w:eastAsia="宋体" w:hAnsi="宋体" w:cs="宋体" w:hint="eastAsia"/>
               <w:szCs w:val="24"/>
             </w:rPr>
             <w:fldChar w:fldCharType="begin"/>
           </w:r>
           <w:r>
             <w:rPr>
-              <w:rFonts w:hint="eastAsia" w:ascii="宋体" w:hAnsi="宋体" w:eastAsia="宋体" w:cs="宋体"/>
+              <w:rFonts w:ascii="宋体" w:eastAsia="宋体" w:hAnsi="宋体" w:cs="宋体" w:hint="eastAsia"/>
               <w:szCs w:val="24"/>
             </w:rPr>
             <w:instrText xml:space="preserve"> HYPERLINK \l _Toc24598 </w:instrText>
           </w:r>
           <w:r>
             <w:rPr>
-              <w:rFonts w:hint="eastAsia" w:ascii="宋体" w:hAnsi="宋体" w:eastAsia="宋体" w:cs="宋体"/>
+              <w:rFonts w:ascii="宋体" w:eastAsia="宋体" w:hAnsi="宋体" w:cs="宋体" w:hint="eastAsia"/>
               <w:szCs w:val="24"/>
             </w:rPr>
             <w:fldChar w:fldCharType="separate"/>
@@ -2699,7 +2672,7 @@
           </w:r>
           <w:r>
             <w:rPr>
-              <w:rFonts w:hint="eastAsia" w:ascii="宋体" w:hAnsi="宋体" w:eastAsia="宋体" w:cs="宋体"/>
+              <w:rFonts w:ascii="宋体" w:eastAsia="宋体" w:hAnsi="宋体" w:cs="宋体" w:hint="eastAsia"/>
               <w:szCs w:val="24"/>
             </w:rPr>
             <w:fldChar w:fldCharType="end"/>
@@ -2707,28 +2680,28 @@
         </w:p>
         <w:p>
           <w:pPr>
-            <w:pStyle w:val="17"/>
+            <w:pStyle w:val="TOC2"/>
             <w:tabs>
               <w:tab w:val="right" w:leader="dot" w:pos="8306"/>
             </w:tabs>
           </w:pPr>
           <w:r>
             <w:rPr>
-              <w:rFonts w:hint="eastAsia" w:ascii="宋体" w:hAnsi="宋体" w:eastAsia="宋体" w:cs="宋体"/>
+              <w:rFonts w:ascii="宋体" w:eastAsia="宋体" w:hAnsi="宋体" w:cs="宋体" w:hint="eastAsia"/>
               <w:szCs w:val="24"/>
             </w:rPr>
             <w:fldChar w:fldCharType="begin"/>
           </w:r>
           <w:r>
             <w:rPr>
-              <w:rFonts w:hint="eastAsia" w:ascii="宋体" w:hAnsi="宋体" w:eastAsia="宋体" w:cs="宋体"/>
+              <w:rFonts w:ascii="宋体" w:eastAsia="宋体" w:hAnsi="宋体" w:cs="宋体" w:hint="eastAsia"/>
               <w:szCs w:val="24"/>
             </w:rPr>
             <w:instrText xml:space="preserve"> HYPERLINK \l _Toc1392 </w:instrText>
           </w:r>
           <w:r>
             <w:rPr>
-              <w:rFonts w:hint="eastAsia" w:ascii="宋体" w:hAnsi="宋体" w:eastAsia="宋体" w:cs="宋体"/>
+              <w:rFonts w:ascii="宋体" w:eastAsia="宋体" w:hAnsi="宋体" w:cs="宋体" w:hint="eastAsia"/>
               <w:szCs w:val="24"/>
             </w:rPr>
             <w:fldChar w:fldCharType="separate"/>
@@ -2760,7 +2733,7 @@
           </w:r>
           <w:r>
             <w:rPr>
-              <w:rFonts w:hint="eastAsia" w:ascii="宋体" w:hAnsi="宋体" w:eastAsia="宋体" w:cs="宋体"/>
+              <w:rFonts w:ascii="宋体" w:eastAsia="宋体" w:hAnsi="宋体" w:cs="宋体" w:hint="eastAsia"/>
               <w:szCs w:val="24"/>
             </w:rPr>
             <w:fldChar w:fldCharType="end"/>
@@ -2768,28 +2741,28 @@
         </w:p>
         <w:p>
           <w:pPr>
-            <w:pStyle w:val="17"/>
+            <w:pStyle w:val="TOC2"/>
             <w:tabs>
               <w:tab w:val="right" w:leader="dot" w:pos="8306"/>
             </w:tabs>
           </w:pPr>
           <w:r>
             <w:rPr>
-              <w:rFonts w:hint="eastAsia" w:ascii="宋体" w:hAnsi="宋体" w:eastAsia="宋体" w:cs="宋体"/>
+              <w:rFonts w:ascii="宋体" w:eastAsia="宋体" w:hAnsi="宋体" w:cs="宋体" w:hint="eastAsia"/>
               <w:szCs w:val="24"/>
             </w:rPr>
             <w:fldChar w:fldCharType="begin"/>
           </w:r>
           <w:r>
             <w:rPr>
-              <w:rFonts w:hint="eastAsia" w:ascii="宋体" w:hAnsi="宋体" w:eastAsia="宋体" w:cs="宋体"/>
+              <w:rFonts w:ascii="宋体" w:eastAsia="宋体" w:hAnsi="宋体" w:cs="宋体" w:hint="eastAsia"/>
               <w:szCs w:val="24"/>
             </w:rPr>
             <w:instrText xml:space="preserve"> HYPERLINK \l _Toc26591 </w:instrText>
           </w:r>
           <w:r>
             <w:rPr>
-              <w:rFonts w:hint="eastAsia" w:ascii="宋体" w:hAnsi="宋体" w:eastAsia="宋体" w:cs="宋体"/>
+              <w:rFonts w:ascii="宋体" w:eastAsia="宋体" w:hAnsi="宋体" w:cs="宋体" w:hint="eastAsia"/>
               <w:szCs w:val="24"/>
             </w:rPr>
             <w:fldChar w:fldCharType="separate"/>
@@ -2821,7 +2794,7 @@
           </w:r>
           <w:r>
             <w:rPr>
-              <w:rFonts w:hint="eastAsia" w:ascii="宋体" w:hAnsi="宋体" w:eastAsia="宋体" w:cs="宋体"/>
+              <w:rFonts w:ascii="宋体" w:eastAsia="宋体" w:hAnsi="宋体" w:cs="宋体" w:hint="eastAsia"/>
               <w:szCs w:val="24"/>
             </w:rPr>
             <w:fldChar w:fldCharType="end"/>
@@ -2829,28 +2802,28 @@
         </w:p>
         <w:p>
           <w:pPr>
-            <w:pStyle w:val="17"/>
+            <w:pStyle w:val="TOC2"/>
             <w:tabs>
               <w:tab w:val="right" w:leader="dot" w:pos="8306"/>
             </w:tabs>
           </w:pPr>
           <w:r>
             <w:rPr>
-              <w:rFonts w:hint="eastAsia" w:ascii="宋体" w:hAnsi="宋体" w:eastAsia="宋体" w:cs="宋体"/>
+              <w:rFonts w:ascii="宋体" w:eastAsia="宋体" w:hAnsi="宋体" w:cs="宋体" w:hint="eastAsia"/>
               <w:szCs w:val="24"/>
             </w:rPr>
             <w:fldChar w:fldCharType="begin"/>
           </w:r>
           <w:r>
             <w:rPr>
-              <w:rFonts w:hint="eastAsia" w:ascii="宋体" w:hAnsi="宋体" w:eastAsia="宋体" w:cs="宋体"/>
+              <w:rFonts w:ascii="宋体" w:eastAsia="宋体" w:hAnsi="宋体" w:cs="宋体" w:hint="eastAsia"/>
               <w:szCs w:val="24"/>
             </w:rPr>
             <w:instrText xml:space="preserve"> HYPERLINK \l _Toc2631 </w:instrText>
           </w:r>
           <w:r>
             <w:rPr>
-              <w:rFonts w:hint="eastAsia" w:ascii="宋体" w:hAnsi="宋体" w:eastAsia="宋体" w:cs="宋体"/>
+              <w:rFonts w:ascii="宋体" w:eastAsia="宋体" w:hAnsi="宋体" w:cs="宋体" w:hint="eastAsia"/>
               <w:szCs w:val="24"/>
             </w:rPr>
             <w:fldChar w:fldCharType="separate"/>
@@ -2882,7 +2855,7 @@
           </w:r>
           <w:r>
             <w:rPr>
-              <w:rFonts w:hint="eastAsia" w:ascii="宋体" w:hAnsi="宋体" w:eastAsia="宋体" w:cs="宋体"/>
+              <w:rFonts w:ascii="宋体" w:eastAsia="宋体" w:hAnsi="宋体" w:cs="宋体" w:hint="eastAsia"/>
               <w:szCs w:val="24"/>
             </w:rPr>
             <w:fldChar w:fldCharType="end"/>
@@ -2890,28 +2863,28 @@
         </w:p>
         <w:p>
           <w:pPr>
-            <w:pStyle w:val="17"/>
+            <w:pStyle w:val="TOC2"/>
             <w:tabs>
               <w:tab w:val="right" w:leader="dot" w:pos="8306"/>
             </w:tabs>
           </w:pPr>
           <w:r>
             <w:rPr>
-              <w:rFonts w:hint="eastAsia" w:ascii="宋体" w:hAnsi="宋体" w:eastAsia="宋体" w:cs="宋体"/>
+              <w:rFonts w:ascii="宋体" w:eastAsia="宋体" w:hAnsi="宋体" w:cs="宋体" w:hint="eastAsia"/>
               <w:szCs w:val="24"/>
             </w:rPr>
             <w:fldChar w:fldCharType="begin"/>
           </w:r>
           <w:r>
             <w:rPr>
-              <w:rFonts w:hint="eastAsia" w:ascii="宋体" w:hAnsi="宋体" w:eastAsia="宋体" w:cs="宋体"/>
+              <w:rFonts w:ascii="宋体" w:eastAsia="宋体" w:hAnsi="宋体" w:cs="宋体" w:hint="eastAsia"/>
               <w:szCs w:val="24"/>
             </w:rPr>
             <w:instrText xml:space="preserve"> HYPERLINK \l _Toc16994 </w:instrText>
           </w:r>
           <w:r>
             <w:rPr>
-              <w:rFonts w:hint="eastAsia" w:ascii="宋体" w:hAnsi="宋体" w:eastAsia="宋体" w:cs="宋体"/>
+              <w:rFonts w:ascii="宋体" w:eastAsia="宋体" w:hAnsi="宋体" w:cs="宋体" w:hint="eastAsia"/>
               <w:szCs w:val="24"/>
             </w:rPr>
             <w:fldChar w:fldCharType="separate"/>
@@ -2943,7 +2916,7 @@
           </w:r>
           <w:r>
             <w:rPr>
-              <w:rFonts w:hint="eastAsia" w:ascii="宋体" w:hAnsi="宋体" w:eastAsia="宋体" w:cs="宋体"/>
+              <w:rFonts w:ascii="宋体" w:eastAsia="宋体" w:hAnsi="宋体" w:cs="宋体" w:hint="eastAsia"/>
               <w:szCs w:val="24"/>
             </w:rPr>
             <w:fldChar w:fldCharType="end"/>
@@ -2951,28 +2924,28 @@
         </w:p>
         <w:p>
           <w:pPr>
-            <w:pStyle w:val="16"/>
+            <w:pStyle w:val="TOC1"/>
             <w:tabs>
               <w:tab w:val="right" w:leader="dot" w:pos="8306"/>
             </w:tabs>
           </w:pPr>
           <w:r>
             <w:rPr>
-              <w:rFonts w:hint="eastAsia" w:ascii="宋体" w:hAnsi="宋体" w:eastAsia="宋体" w:cs="宋体"/>
+              <w:rFonts w:ascii="宋体" w:eastAsia="宋体" w:hAnsi="宋体" w:cs="宋体" w:hint="eastAsia"/>
               <w:szCs w:val="24"/>
             </w:rPr>
             <w:fldChar w:fldCharType="begin"/>
           </w:r>
           <w:r>
             <w:rPr>
-              <w:rFonts w:hint="eastAsia" w:ascii="宋体" w:hAnsi="宋体" w:eastAsia="宋体" w:cs="宋体"/>
+              <w:rFonts w:ascii="宋体" w:eastAsia="宋体" w:hAnsi="宋体" w:cs="宋体" w:hint="eastAsia"/>
               <w:szCs w:val="24"/>
             </w:rPr>
             <w:instrText xml:space="preserve"> HYPERLINK \l _Toc1737 </w:instrText>
           </w:r>
           <w:r>
             <w:rPr>
-              <w:rFonts w:hint="eastAsia" w:ascii="宋体" w:hAnsi="宋体" w:eastAsia="宋体" w:cs="宋体"/>
+              <w:rFonts w:ascii="宋体" w:eastAsia="宋体" w:hAnsi="宋体" w:cs="宋体" w:hint="eastAsia"/>
               <w:szCs w:val="24"/>
             </w:rPr>
             <w:fldChar w:fldCharType="separate"/>
@@ -3004,7 +2977,7 @@
           </w:r>
           <w:r>
             <w:rPr>
-              <w:rFonts w:hint="eastAsia" w:ascii="宋体" w:hAnsi="宋体" w:eastAsia="宋体" w:cs="宋体"/>
+              <w:rFonts w:ascii="宋体" w:eastAsia="宋体" w:hAnsi="宋体" w:cs="宋体" w:hint="eastAsia"/>
               <w:szCs w:val="24"/>
             </w:rPr>
             <w:fldChar w:fldCharType="end"/>
@@ -3012,28 +2985,28 @@
         </w:p>
         <w:p>
           <w:pPr>
-            <w:pStyle w:val="16"/>
+            <w:pStyle w:val="TOC1"/>
             <w:tabs>
               <w:tab w:val="right" w:leader="dot" w:pos="8306"/>
             </w:tabs>
           </w:pPr>
           <w:r>
             <w:rPr>
-              <w:rFonts w:hint="eastAsia" w:ascii="宋体" w:hAnsi="宋体" w:eastAsia="宋体" w:cs="宋体"/>
+              <w:rFonts w:ascii="宋体" w:eastAsia="宋体" w:hAnsi="宋体" w:cs="宋体" w:hint="eastAsia"/>
               <w:szCs w:val="24"/>
             </w:rPr>
             <w:fldChar w:fldCharType="begin"/>
           </w:r>
           <w:r>
             <w:rPr>
-              <w:rFonts w:hint="eastAsia" w:ascii="宋体" w:hAnsi="宋体" w:eastAsia="宋体" w:cs="宋体"/>
+              <w:rFonts w:ascii="宋体" w:eastAsia="宋体" w:hAnsi="宋体" w:cs="宋体" w:hint="eastAsia"/>
               <w:szCs w:val="24"/>
             </w:rPr>
             <w:instrText xml:space="preserve"> HYPERLINK \l _Toc21344 </w:instrText>
           </w:r>
           <w:r>
             <w:rPr>
-              <w:rFonts w:hint="eastAsia" w:ascii="宋体" w:hAnsi="宋体" w:eastAsia="宋体" w:cs="宋体"/>
+              <w:rFonts w:ascii="宋体" w:eastAsia="宋体" w:hAnsi="宋体" w:cs="宋体" w:hint="eastAsia"/>
               <w:szCs w:val="24"/>
             </w:rPr>
             <w:fldChar w:fldCharType="separate"/>
@@ -3065,7 +3038,7 @@
           </w:r>
           <w:r>
             <w:rPr>
-              <w:rFonts w:hint="eastAsia" w:ascii="宋体" w:hAnsi="宋体" w:eastAsia="宋体" w:cs="宋体"/>
+              <w:rFonts w:ascii="宋体" w:eastAsia="宋体" w:hAnsi="宋体" w:cs="宋体" w:hint="eastAsia"/>
               <w:szCs w:val="24"/>
             </w:rPr>
             <w:fldChar w:fldCharType="end"/>
@@ -3073,28 +3046,28 @@
         </w:p>
         <w:p>
           <w:pPr>
-            <w:pStyle w:val="16"/>
+            <w:pStyle w:val="TOC1"/>
             <w:tabs>
               <w:tab w:val="right" w:leader="dot" w:pos="8306"/>
             </w:tabs>
           </w:pPr>
           <w:r>
             <w:rPr>
-              <w:rFonts w:hint="eastAsia" w:ascii="宋体" w:hAnsi="宋体" w:eastAsia="宋体" w:cs="宋体"/>
+              <w:rFonts w:ascii="宋体" w:eastAsia="宋体" w:hAnsi="宋体" w:cs="宋体" w:hint="eastAsia"/>
               <w:szCs w:val="24"/>
             </w:rPr>
             <w:fldChar w:fldCharType="begin"/>
           </w:r>
           <w:r>
             <w:rPr>
-              <w:rFonts w:hint="eastAsia" w:ascii="宋体" w:hAnsi="宋体" w:eastAsia="宋体" w:cs="宋体"/>
+              <w:rFonts w:ascii="宋体" w:eastAsia="宋体" w:hAnsi="宋体" w:cs="宋体" w:hint="eastAsia"/>
               <w:szCs w:val="24"/>
             </w:rPr>
             <w:instrText xml:space="preserve"> HYPERLINK \l _Toc16492 </w:instrText>
           </w:r>
           <w:r>
             <w:rPr>
-              <w:rFonts w:hint="eastAsia" w:ascii="宋体" w:hAnsi="宋体" w:eastAsia="宋体" w:cs="宋体"/>
+              <w:rFonts w:ascii="宋体" w:eastAsia="宋体" w:hAnsi="宋体" w:cs="宋体" w:hint="eastAsia"/>
               <w:szCs w:val="24"/>
             </w:rPr>
             <w:fldChar w:fldCharType="separate"/>
@@ -3126,7 +3099,7 @@
           </w:r>
           <w:r>
             <w:rPr>
-              <w:rFonts w:hint="eastAsia" w:ascii="宋体" w:hAnsi="宋体" w:eastAsia="宋体" w:cs="宋体"/>
+              <w:rFonts w:ascii="宋体" w:eastAsia="宋体" w:hAnsi="宋体" w:cs="宋体" w:hint="eastAsia"/>
               <w:szCs w:val="24"/>
             </w:rPr>
             <w:fldChar w:fldCharType="end"/>
@@ -3134,28 +3107,28 @@
         </w:p>
         <w:p>
           <w:pPr>
-            <w:pStyle w:val="16"/>
+            <w:pStyle w:val="TOC1"/>
             <w:tabs>
               <w:tab w:val="right" w:leader="dot" w:pos="8306"/>
             </w:tabs>
           </w:pPr>
           <w:r>
             <w:rPr>
-              <w:rFonts w:hint="eastAsia" w:ascii="宋体" w:hAnsi="宋体" w:eastAsia="宋体" w:cs="宋体"/>
+              <w:rFonts w:ascii="宋体" w:eastAsia="宋体" w:hAnsi="宋体" w:cs="宋体" w:hint="eastAsia"/>
               <w:szCs w:val="24"/>
             </w:rPr>
             <w:fldChar w:fldCharType="begin"/>
           </w:r>
           <w:r>
             <w:rPr>
-              <w:rFonts w:hint="eastAsia" w:ascii="宋体" w:hAnsi="宋体" w:eastAsia="宋体" w:cs="宋体"/>
+              <w:rFonts w:ascii="宋体" w:eastAsia="宋体" w:hAnsi="宋体" w:cs="宋体" w:hint="eastAsia"/>
               <w:szCs w:val="24"/>
             </w:rPr>
             <w:instrText xml:space="preserve"> HYPERLINK \l _Toc24643 </w:instrText>
           </w:r>
           <w:r>
             <w:rPr>
-              <w:rFonts w:hint="eastAsia" w:ascii="宋体" w:hAnsi="宋体" w:eastAsia="宋体" w:cs="宋体"/>
+              <w:rFonts w:ascii="宋体" w:eastAsia="宋体" w:hAnsi="宋体" w:cs="宋体" w:hint="eastAsia"/>
               <w:szCs w:val="24"/>
             </w:rPr>
             <w:fldChar w:fldCharType="separate"/>
@@ -3187,7 +3160,7 @@
           </w:r>
           <w:r>
             <w:rPr>
-              <w:rFonts w:hint="eastAsia" w:ascii="宋体" w:hAnsi="宋体" w:eastAsia="宋体" w:cs="宋体"/>
+              <w:rFonts w:ascii="宋体" w:eastAsia="宋体" w:hAnsi="宋体" w:cs="宋体" w:hint="eastAsia"/>
               <w:szCs w:val="24"/>
             </w:rPr>
             <w:fldChar w:fldCharType="end"/>
@@ -3195,28 +3168,28 @@
         </w:p>
         <w:p>
           <w:pPr>
-            <w:pStyle w:val="16"/>
+            <w:pStyle w:val="TOC1"/>
             <w:tabs>
               <w:tab w:val="right" w:leader="dot" w:pos="8306"/>
             </w:tabs>
           </w:pPr>
           <w:r>
             <w:rPr>
-              <w:rFonts w:hint="eastAsia" w:ascii="宋体" w:hAnsi="宋体" w:eastAsia="宋体" w:cs="宋体"/>
+              <w:rFonts w:ascii="宋体" w:eastAsia="宋体" w:hAnsi="宋体" w:cs="宋体" w:hint="eastAsia"/>
               <w:szCs w:val="24"/>
             </w:rPr>
             <w:fldChar w:fldCharType="begin"/>
           </w:r>
           <w:r>
             <w:rPr>
-              <w:rFonts w:hint="eastAsia" w:ascii="宋体" w:hAnsi="宋体" w:eastAsia="宋体" w:cs="宋体"/>
+              <w:rFonts w:ascii="宋体" w:eastAsia="宋体" w:hAnsi="宋体" w:cs="宋体" w:hint="eastAsia"/>
               <w:szCs w:val="24"/>
             </w:rPr>
             <w:instrText xml:space="preserve"> HYPERLINK \l _Toc28023 </w:instrText>
           </w:r>
           <w:r>
             <w:rPr>
-              <w:rFonts w:hint="eastAsia" w:ascii="宋体" w:hAnsi="宋体" w:eastAsia="宋体" w:cs="宋体"/>
+              <w:rFonts w:ascii="宋体" w:eastAsia="宋体" w:hAnsi="宋体" w:cs="宋体" w:hint="eastAsia"/>
               <w:szCs w:val="24"/>
             </w:rPr>
             <w:fldChar w:fldCharType="separate"/>
@@ -3248,7 +3221,7 @@
           </w:r>
           <w:r>
             <w:rPr>
-              <w:rFonts w:hint="eastAsia" w:ascii="宋体" w:hAnsi="宋体" w:eastAsia="宋体" w:cs="宋体"/>
+              <w:rFonts w:ascii="宋体" w:eastAsia="宋体" w:hAnsi="宋体" w:cs="宋体" w:hint="eastAsia"/>
               <w:szCs w:val="24"/>
             </w:rPr>
             <w:fldChar w:fldCharType="end"/>
@@ -3256,28 +3229,28 @@
         </w:p>
         <w:p>
           <w:pPr>
-            <w:pStyle w:val="16"/>
+            <w:pStyle w:val="TOC1"/>
             <w:tabs>
               <w:tab w:val="right" w:leader="dot" w:pos="8306"/>
             </w:tabs>
           </w:pPr>
           <w:r>
             <w:rPr>
-              <w:rFonts w:hint="eastAsia" w:ascii="宋体" w:hAnsi="宋体" w:eastAsia="宋体" w:cs="宋体"/>
+              <w:rFonts w:ascii="宋体" w:eastAsia="宋体" w:hAnsi="宋体" w:cs="宋体" w:hint="eastAsia"/>
               <w:szCs w:val="24"/>
             </w:rPr>
             <w:fldChar w:fldCharType="begin"/>
           </w:r>
           <w:r>
             <w:rPr>
-              <w:rFonts w:hint="eastAsia" w:ascii="宋体" w:hAnsi="宋体" w:eastAsia="宋体" w:cs="宋体"/>
+              <w:rFonts w:ascii="宋体" w:eastAsia="宋体" w:hAnsi="宋体" w:cs="宋体" w:hint="eastAsia"/>
               <w:szCs w:val="24"/>
             </w:rPr>
             <w:instrText xml:space="preserve"> HYPERLINK \l _Toc23199 </w:instrText>
           </w:r>
           <w:r>
             <w:rPr>
-              <w:rFonts w:hint="eastAsia" w:ascii="宋体" w:hAnsi="宋体" w:eastAsia="宋体" w:cs="宋体"/>
+              <w:rFonts w:ascii="宋体" w:eastAsia="宋体" w:hAnsi="宋体" w:cs="宋体" w:hint="eastAsia"/>
               <w:szCs w:val="24"/>
             </w:rPr>
             <w:fldChar w:fldCharType="separate"/>
@@ -3309,7 +3282,7 @@
           </w:r>
           <w:r>
             <w:rPr>
-              <w:rFonts w:hint="eastAsia" w:ascii="宋体" w:hAnsi="宋体" w:eastAsia="宋体" w:cs="宋体"/>
+              <w:rFonts w:ascii="宋体" w:eastAsia="宋体" w:hAnsi="宋体" w:cs="宋体" w:hint="eastAsia"/>
               <w:szCs w:val="24"/>
             </w:rPr>
             <w:fldChar w:fldCharType="end"/>
@@ -3333,7 +3306,7 @@
             <w:spacing w:line="312" w:lineRule="auto"/>
             <w:textAlignment w:val="baseline"/>
             <w:rPr>
-              <w:rFonts w:hint="eastAsia" w:ascii="宋体" w:hAnsi="宋体" w:eastAsia="宋体" w:cs="宋体"/>
+              <w:rFonts w:ascii="宋体" w:eastAsia="宋体" w:hAnsi="宋体" w:cs="宋体" w:hint="eastAsia"/>
               <w:snapToGrid w:val="0"/>
               <w:color w:val="000000"/>
               <w:kern w:val="0"/>
@@ -3344,7 +3317,7 @@
           </w:pPr>
           <w:r>
             <w:rPr>
-              <w:rFonts w:hint="eastAsia" w:ascii="宋体" w:hAnsi="宋体" w:eastAsia="宋体" w:cs="宋体"/>
+              <w:rFonts w:ascii="宋体" w:eastAsia="宋体" w:hAnsi="宋体" w:cs="宋体" w:hint="eastAsia"/>
               <w:szCs w:val="24"/>
             </w:rPr>
             <w:fldChar w:fldCharType="end"/>
@@ -3369,7 +3342,7 @@
         <w:snapToGrid w:val="0"/>
         <w:textAlignment w:val="baseline"/>
         <w:rPr>
-          <w:rFonts w:ascii="Arial" w:hAnsi="Arial" w:eastAsia="Arial" w:cs="Arial"/>
+          <w:rFonts w:ascii="Arial" w:eastAsia="Arial" w:hAnsi="Arial" w:cs="Arial"/>
           <w:snapToGrid w:val="0"/>
           <w:color w:val="000000"/>
           <w:kern w:val="0"/>
@@ -3380,7 +3353,7 @@
       </w:pPr>
       <w:r>
         <w:rPr>
-          <w:rFonts w:ascii="Arial" w:hAnsi="Arial" w:eastAsia="Arial" w:cs="Arial"/>
+          <w:rFonts w:ascii="Arial" w:eastAsia="Arial" w:hAnsi="Arial" w:cs="Arial"/>
           <w:snapToGrid w:val="0"/>
           <w:color w:val="000000"/>
           <w:kern w:val="0"/>
@@ -3393,7 +3366,7 @@
     </w:p>
     <w:p>
       <w:pPr>
-        <w:pStyle w:val="28"/>
+        <w:pStyle w:val="1"/>
         <w:bidi w:val="0"/>
         <w:rPr>
           <w:rFonts w:hint="default"/>
@@ -3412,7 +3385,7 @@
     </w:p>
     <w:p>
       <w:pPr>
-        <w:pStyle w:val="29"/>
+        <w:pStyle w:val="a1"/>
         <w:keepNext w:val="0"/>
         <w:keepLines w:val="0"/>
         <w:pageBreakBefore w:val="0"/>
@@ -3442,7 +3415,7 @@
     </w:p>
     <w:p>
       <w:pPr>
-        <w:pStyle w:val="28"/>
+        <w:pStyle w:val="1"/>
         <w:bidi w:val="0"/>
         <w:rPr>
           <w:rFonts w:hint="default"/>
@@ -3461,7 +3434,7 @@
     </w:p>
     <w:p>
       <w:pPr>
-        <w:pStyle w:val="29"/>
+        <w:pStyle w:val="a1"/>
         <w:keepNext w:val="0"/>
         <w:keepLines w:val="0"/>
         <w:pageBreakBefore w:val="0"/>
@@ -3495,8 +3468,8 @@
         </w:rPr>
         <w:t>服务可用率指标为≥98</w:t>
       </w:r>
-      <w:bookmarkStart w:id="20" w:name="_GoBack"/>
-      <w:bookmarkEnd w:id="20"/>
+      <w:bookmarkStart w:id="4" w:name="_GoBack"/>
+      <w:bookmarkEnd w:id="4"/>
       <w:r>
         <w:rPr>
           <w:rFonts w:hint="eastAsia"/>
@@ -3506,7 +3479,7 @@
       </w:r>
       <w:r>
         <w:rPr>
-          <w:rFonts w:hint="eastAsia" w:ascii="宋体" w:hAnsi="宋体" w:eastAsia="宋体" w:cs="宋体"/>
+          <w:rFonts w:ascii="宋体" w:eastAsia="宋体" w:hAnsi="宋体" w:cs="宋体" w:hint="eastAsia"/>
           <w:i w:val="0"/>
           <w:iCs w:val="0"/>
           <w:snapToGrid w:val="0"/>
@@ -3529,45 +3502,45 @@
     </w:p>
     <w:p>
       <w:pPr>
-        <w:pStyle w:val="28"/>
+        <w:pStyle w:val="1"/>
         <w:bidi w:val="0"/>
         <w:rPr>
           <w:rFonts w:hint="default"/>
           <w:lang w:val="en-US" w:eastAsia="zh-CN"/>
         </w:rPr>
       </w:pPr>
-      <w:bookmarkStart w:id="4" w:name="_Toc22949"/>
+      <w:bookmarkStart w:id="5" w:name="_Toc22949"/>
       <w:r>
         <w:rPr>
           <w:rFonts w:hint="default"/>
           <w:lang w:val="en-US" w:eastAsia="zh-CN"/>
         </w:rPr>
         <w:t>保障体系</w:t>
-      </w:r>
-      <w:bookmarkEnd w:id="4"/>
-    </w:p>
-    <w:p>
-      <w:pPr>
-        <w:pStyle w:val="30"/>
-        <w:bidi w:val="0"/>
-        <w:rPr>
-          <w:rFonts w:hint="default"/>
-          <w:lang w:val="en-US" w:eastAsia="zh-CN"/>
-        </w:rPr>
-      </w:pPr>
-      <w:bookmarkStart w:id="5" w:name="_Toc21189"/>
-      <w:r>
-        <w:rPr>
-          <w:rFonts w:hint="default"/>
-          <w:lang w:val="en-US" w:eastAsia="zh-CN"/>
-        </w:rPr>
-        <w:t>备件储备</w:t>
       </w:r>
       <w:bookmarkEnd w:id="5"/>
     </w:p>
     <w:p>
       <w:pPr>
-        <w:pStyle w:val="29"/>
+        <w:pStyle w:val="2"/>
+        <w:bidi w:val="0"/>
+        <w:rPr>
+          <w:rFonts w:hint="default"/>
+          <w:lang w:val="en-US" w:eastAsia="zh-CN"/>
+        </w:rPr>
+      </w:pPr>
+      <w:bookmarkStart w:id="6" w:name="_Toc21189"/>
+      <w:r>
+        <w:rPr>
+          <w:rFonts w:hint="default"/>
+          <w:lang w:val="en-US" w:eastAsia="zh-CN"/>
+        </w:rPr>
+        <w:t>备件储备</w:t>
+      </w:r>
+      <w:bookmarkEnd w:id="6"/>
+    </w:p>
+    <w:p>
+      <w:pPr>
+        <w:pStyle w:val="a1"/>
         <w:keepNext w:val="0"/>
         <w:keepLines w:val="0"/>
         <w:pageBreakBefore w:val="0"/>
@@ -3611,7 +3584,7 @@
     </w:p>
     <w:p>
       <w:pPr>
-        <w:pStyle w:val="29"/>
+        <w:pStyle w:val="a1"/>
         <w:keepNext w:val="0"/>
         <w:keepLines w:val="0"/>
         <w:pageBreakBefore w:val="0"/>
@@ -3641,7 +3614,7 @@
     </w:p>
     <w:p>
       <w:pPr>
-        <w:pStyle w:val="29"/>
+        <w:pStyle w:val="a1"/>
         <w:keepNext w:val="0"/>
         <w:keepLines w:val="0"/>
         <w:pageBreakBefore w:val="0"/>
@@ -3671,7 +3644,7 @@
     </w:p>
     <w:p>
       <w:pPr>
-        <w:pStyle w:val="29"/>
+        <w:pStyle w:val="a1"/>
         <w:keepNext w:val="0"/>
         <w:keepLines w:val="0"/>
         <w:pageBreakBefore w:val="0"/>
@@ -3701,14 +3674,14 @@
     </w:p>
     <w:p>
       <w:pPr>
-        <w:pStyle w:val="30"/>
+        <w:pStyle w:val="2"/>
         <w:bidi w:val="0"/>
         <w:rPr>
           <w:rFonts w:hint="default"/>
           <w:lang w:val="en-US" w:eastAsia="zh-CN"/>
         </w:rPr>
       </w:pPr>
-      <w:bookmarkStart w:id="6" w:name="_Toc938"/>
+      <w:bookmarkStart w:id="7" w:name="_Toc938"/>
       <w:r>
         <w:rPr>
           <w:rFonts w:hint="default"/>
@@ -3716,11 +3689,11 @@
         </w:rPr>
         <w:t>团队配置</w:t>
       </w:r>
-      <w:bookmarkEnd w:id="6"/>
+      <w:bookmarkEnd w:id="7"/>
     </w:p>
     <w:p>
       <w:pPr>
-        <w:pStyle w:val="29"/>
+        <w:pStyle w:val="a1"/>
         <w:keepNext w:val="0"/>
         <w:keepLines w:val="0"/>
         <w:pageBreakBefore w:val="0"/>
@@ -3750,7 +3723,7 @@
     </w:p>
     <w:p>
       <w:pPr>
-        <w:pStyle w:val="29"/>
+        <w:pStyle w:val="a1"/>
         <w:keepNext w:val="0"/>
         <w:keepLines w:val="0"/>
         <w:pageBreakBefore w:val="0"/>
@@ -3780,45 +3753,45 @@
     </w:p>
     <w:p>
       <w:pPr>
-        <w:pStyle w:val="28"/>
+        <w:pStyle w:val="1"/>
         <w:bidi w:val="0"/>
         <w:rPr>
           <w:rFonts w:hint="default"/>
           <w:lang w:val="en-US" w:eastAsia="zh-CN"/>
         </w:rPr>
       </w:pPr>
-      <w:bookmarkStart w:id="7" w:name="_Toc22044"/>
+      <w:bookmarkStart w:id="8" w:name="_Toc22044"/>
       <w:r>
         <w:rPr>
           <w:rFonts w:hint="default"/>
           <w:lang w:val="en-US" w:eastAsia="zh-CN"/>
         </w:rPr>
         <w:t>风险应对</w:t>
-      </w:r>
-      <w:bookmarkEnd w:id="7"/>
-    </w:p>
-    <w:p>
-      <w:pPr>
-        <w:pStyle w:val="30"/>
-        <w:bidi w:val="0"/>
-        <w:rPr>
-          <w:rFonts w:hint="default"/>
-          <w:lang w:val="en-US" w:eastAsia="zh-CN"/>
-        </w:rPr>
-      </w:pPr>
-      <w:bookmarkStart w:id="8" w:name="_Toc16793"/>
-      <w:r>
-        <w:rPr>
-          <w:rFonts w:hint="default"/>
-          <w:lang w:val="en-US" w:eastAsia="zh-CN"/>
-        </w:rPr>
-        <w:t>供电中断</w:t>
       </w:r>
       <w:bookmarkEnd w:id="8"/>
     </w:p>
     <w:p>
       <w:pPr>
-        <w:pStyle w:val="29"/>
+        <w:pStyle w:val="2"/>
+        <w:bidi w:val="0"/>
+        <w:rPr>
+          <w:rFonts w:hint="default"/>
+          <w:lang w:val="en-US" w:eastAsia="zh-CN"/>
+        </w:rPr>
+      </w:pPr>
+      <w:bookmarkStart w:id="9" w:name="_Toc16793"/>
+      <w:r>
+        <w:rPr>
+          <w:rFonts w:hint="default"/>
+          <w:lang w:val="en-US" w:eastAsia="zh-CN"/>
+        </w:rPr>
+        <w:t>供电中断</w:t>
+      </w:r>
+      <w:bookmarkEnd w:id="9"/>
+    </w:p>
+    <w:p>
+      <w:pPr>
+        <w:pStyle w:val="a1"/>
         <w:keepNext w:val="0"/>
         <w:keepLines w:val="0"/>
         <w:pageBreakBefore w:val="0"/>
@@ -3848,14 +3821,14 @@
     </w:p>
     <w:p>
       <w:pPr>
-        <w:pStyle w:val="30"/>
+        <w:pStyle w:val="2"/>
         <w:bidi w:val="0"/>
         <w:rPr>
           <w:rFonts w:hint="default"/>
           <w:lang w:val="en-US" w:eastAsia="zh-CN"/>
         </w:rPr>
       </w:pPr>
-      <w:bookmarkStart w:id="9" w:name="_Toc24598"/>
+      <w:bookmarkStart w:id="10" w:name="_Toc24598"/>
       <w:r>
         <w:rPr>
           <w:rFonts w:hint="default"/>
@@ -3863,11 +3836,11 @@
         </w:rPr>
         <w:t>光缆中断</w:t>
       </w:r>
-      <w:bookmarkEnd w:id="9"/>
+      <w:bookmarkEnd w:id="10"/>
     </w:p>
     <w:p>
       <w:pPr>
-        <w:pStyle w:val="29"/>
+        <w:pStyle w:val="a1"/>
         <w:keepNext w:val="0"/>
         <w:keepLines w:val="0"/>
         <w:pageBreakBefore w:val="0"/>
@@ -3911,14 +3884,14 @@
     </w:p>
     <w:p>
       <w:pPr>
-        <w:pStyle w:val="30"/>
+        <w:pStyle w:val="2"/>
         <w:bidi w:val="0"/>
         <w:rPr>
           <w:rFonts w:hint="default"/>
           <w:lang w:val="en-US" w:eastAsia="zh-CN"/>
         </w:rPr>
       </w:pPr>
-      <w:bookmarkStart w:id="10" w:name="_Toc1392"/>
+      <w:bookmarkStart w:id="11" w:name="_Toc1392"/>
       <w:r>
         <w:rPr>
           <w:rFonts w:hint="default"/>
@@ -3926,11 +3899,11 @@
         </w:rPr>
         <w:t>设备故障</w:t>
       </w:r>
-      <w:bookmarkEnd w:id="10"/>
+      <w:bookmarkEnd w:id="11"/>
     </w:p>
     <w:p>
       <w:pPr>
-        <w:pStyle w:val="29"/>
+        <w:pStyle w:val="a1"/>
         <w:keepNext w:val="0"/>
         <w:keepLines w:val="0"/>
         <w:pageBreakBefore w:val="0"/>
@@ -3960,14 +3933,14 @@
     </w:p>
     <w:p>
       <w:pPr>
-        <w:pStyle w:val="30"/>
+        <w:pStyle w:val="2"/>
         <w:bidi w:val="0"/>
         <w:rPr>
           <w:rFonts w:hint="default"/>
           <w:lang w:val="en-US" w:eastAsia="zh-CN"/>
         </w:rPr>
       </w:pPr>
-      <w:bookmarkStart w:id="11" w:name="_Toc26591"/>
+      <w:bookmarkStart w:id="12" w:name="_Toc26591"/>
       <w:r>
         <w:rPr>
           <w:rFonts w:hint="default"/>
@@ -3975,11 +3948,11 @@
         </w:rPr>
         <w:t>极端天气</w:t>
       </w:r>
-      <w:bookmarkEnd w:id="11"/>
+      <w:bookmarkEnd w:id="12"/>
     </w:p>
     <w:p>
       <w:pPr>
-        <w:pStyle w:val="29"/>
+        <w:pStyle w:val="a1"/>
         <w:keepNext w:val="0"/>
         <w:keepLines w:val="0"/>
         <w:pageBreakBefore w:val="0"/>
@@ -4009,14 +3982,14 @@
     </w:p>
     <w:p>
       <w:pPr>
-        <w:pStyle w:val="30"/>
+        <w:pStyle w:val="2"/>
         <w:bidi w:val="0"/>
         <w:rPr>
           <w:rFonts w:hint="default"/>
           <w:lang w:val="en-US" w:eastAsia="zh-CN"/>
         </w:rPr>
       </w:pPr>
-      <w:bookmarkStart w:id="12" w:name="_Toc2631"/>
+      <w:bookmarkStart w:id="13" w:name="_Toc2631"/>
       <w:r>
         <w:rPr>
           <w:rFonts w:hint="default"/>
@@ -4024,11 +3997,11 @@
         </w:rPr>
         <w:t>人员缺席</w:t>
       </w:r>
-      <w:bookmarkEnd w:id="12"/>
+      <w:bookmarkEnd w:id="13"/>
     </w:p>
     <w:p>
       <w:pPr>
-        <w:pStyle w:val="29"/>
+        <w:pStyle w:val="a1"/>
         <w:keepNext w:val="0"/>
         <w:keepLines w:val="0"/>
         <w:pageBreakBefore w:val="0"/>
@@ -4058,14 +4031,14 @@
     </w:p>
     <w:p>
       <w:pPr>
-        <w:pStyle w:val="30"/>
+        <w:pStyle w:val="2"/>
         <w:bidi w:val="0"/>
         <w:rPr>
           <w:rFonts w:hint="default"/>
           <w:lang w:val="en-US" w:eastAsia="zh-CN"/>
         </w:rPr>
       </w:pPr>
-      <w:bookmarkStart w:id="13" w:name="_Toc16994"/>
+      <w:bookmarkStart w:id="14" w:name="_Toc16994"/>
       <w:r>
         <w:rPr>
           <w:rFonts w:hint="default"/>
@@ -4073,11 +4046,11 @@
         </w:rPr>
         <w:t>平台故障</w:t>
       </w:r>
-      <w:bookmarkEnd w:id="13"/>
+      <w:bookmarkEnd w:id="14"/>
     </w:p>
     <w:p>
       <w:pPr>
-        <w:pStyle w:val="29"/>
+        <w:pStyle w:val="a1"/>
         <w:keepNext w:val="0"/>
         <w:keepLines w:val="0"/>
         <w:pageBreakBefore w:val="0"/>
@@ -4107,14 +4080,14 @@
     </w:p>
     <w:p>
       <w:pPr>
-        <w:pStyle w:val="28"/>
+        <w:pStyle w:val="1"/>
         <w:bidi w:val="0"/>
         <w:rPr>
           <w:rFonts w:hint="default"/>
           <w:lang w:val="en-US" w:eastAsia="zh-CN"/>
         </w:rPr>
       </w:pPr>
-      <w:bookmarkStart w:id="14" w:name="_Toc1737"/>
+      <w:bookmarkStart w:id="15" w:name="_Toc1737"/>
       <w:r>
         <w:rPr>
           <w:rFonts w:hint="default"/>
@@ -4122,11 +4095,11 @@
         </w:rPr>
         <w:t>应急响应</w:t>
       </w:r>
-      <w:bookmarkEnd w:id="14"/>
+      <w:bookmarkEnd w:id="15"/>
     </w:p>
     <w:p>
       <w:pPr>
-        <w:pStyle w:val="29"/>
+        <w:pStyle w:val="a1"/>
         <w:keepNext w:val="0"/>
         <w:keepLines w:val="0"/>
         <w:pageBreakBefore w:val="0"/>
@@ -4156,7 +4129,7 @@
     </w:p>
     <w:p>
       <w:pPr>
-        <w:pStyle w:val="29"/>
+        <w:pStyle w:val="a1"/>
         <w:keepNext w:val="0"/>
         <w:keepLines w:val="0"/>
         <w:pageBreakBefore w:val="0"/>
@@ -4200,7 +4173,7 @@
     </w:p>
     <w:p>
       <w:pPr>
-        <w:pStyle w:val="29"/>
+        <w:pStyle w:val="a1"/>
         <w:keepNext w:val="0"/>
         <w:keepLines w:val="0"/>
         <w:pageBreakBefore w:val="0"/>
@@ -4230,7 +4203,7 @@
     </w:p>
     <w:p>
       <w:pPr>
-        <w:pStyle w:val="29"/>
+        <w:pStyle w:val="a1"/>
         <w:keepNext w:val="0"/>
         <w:keepLines w:val="0"/>
         <w:pageBreakBefore w:val="0"/>
@@ -4260,7 +4233,7 @@
     </w:p>
     <w:p>
       <w:pPr>
-        <w:pStyle w:val="29"/>
+        <w:pStyle w:val="a1"/>
         <w:keepNext w:val="0"/>
         <w:keepLines w:val="0"/>
         <w:pageBreakBefore w:val="0"/>
@@ -4290,7 +4263,7 @@
     </w:p>
     <w:p>
       <w:pPr>
-        <w:pStyle w:val="29"/>
+        <w:pStyle w:val="a1"/>
         <w:keepNext w:val="0"/>
         <w:keepLines w:val="0"/>
         <w:pageBreakBefore w:val="0"/>
@@ -4320,7 +4293,7 @@
     </w:p>
     <w:p>
       <w:pPr>
-        <w:pStyle w:val="29"/>
+        <w:pStyle w:val="a1"/>
         <w:keepNext w:val="0"/>
         <w:keepLines w:val="0"/>
         <w:pageBreakBefore w:val="0"/>
@@ -4350,14 +4323,14 @@
     </w:p>
     <w:p>
       <w:pPr>
-        <w:pStyle w:val="28"/>
+        <w:pStyle w:val="1"/>
         <w:bidi w:val="0"/>
         <w:rPr>
           <w:rFonts w:hint="default"/>
           <w:lang w:val="en-US" w:eastAsia="zh-CN"/>
         </w:rPr>
       </w:pPr>
-      <w:bookmarkStart w:id="15" w:name="_Toc21344"/>
+      <w:bookmarkStart w:id="16" w:name="_Toc21344"/>
       <w:r>
         <w:rPr>
           <w:rFonts w:hint="default"/>
@@ -4365,11 +4338,11 @@
         </w:rPr>
         <w:t>灾难恢复</w:t>
       </w:r>
-      <w:bookmarkEnd w:id="15"/>
+      <w:bookmarkEnd w:id="16"/>
     </w:p>
     <w:p>
       <w:pPr>
-        <w:pStyle w:val="29"/>
+        <w:pStyle w:val="a1"/>
         <w:keepNext w:val="0"/>
         <w:keepLines w:val="0"/>
         <w:pageBreakBefore w:val="0"/>
@@ -4399,7 +4372,7 @@
     </w:p>
     <w:p>
       <w:pPr>
-        <w:pStyle w:val="29"/>
+        <w:pStyle w:val="a1"/>
         <w:keepNext w:val="0"/>
         <w:keepLines w:val="0"/>
         <w:pageBreakBefore w:val="0"/>
@@ -4429,7 +4402,7 @@
     </w:p>
     <w:p>
       <w:pPr>
-        <w:pStyle w:val="29"/>
+        <w:pStyle w:val="a1"/>
         <w:keepNext w:val="0"/>
         <w:keepLines w:val="0"/>
         <w:pageBreakBefore w:val="0"/>
@@ -4459,7 +4432,7 @@
     </w:p>
     <w:p>
       <w:pPr>
-        <w:pStyle w:val="29"/>
+        <w:pStyle w:val="a1"/>
         <w:keepNext w:val="0"/>
         <w:keepLines w:val="0"/>
         <w:pageBreakBefore w:val="0"/>
@@ -4503,14 +4476,14 @@
     </w:p>
     <w:p>
       <w:pPr>
-        <w:pStyle w:val="28"/>
+        <w:pStyle w:val="1"/>
         <w:bidi w:val="0"/>
         <w:rPr>
           <w:rFonts w:hint="default"/>
           <w:lang w:val="en-US" w:eastAsia="zh-CN"/>
         </w:rPr>
       </w:pPr>
-      <w:bookmarkStart w:id="16" w:name="_Toc16492"/>
+      <w:bookmarkStart w:id="17" w:name="_Toc16492"/>
       <w:r>
         <w:rPr>
           <w:rFonts w:hint="default"/>
@@ -4518,11 +4491,11 @@
         </w:rPr>
         <w:t>演练与改进</w:t>
       </w:r>
-      <w:bookmarkEnd w:id="16"/>
+      <w:bookmarkEnd w:id="17"/>
     </w:p>
     <w:p>
       <w:pPr>
-        <w:pStyle w:val="29"/>
+        <w:pStyle w:val="a1"/>
         <w:keepNext w:val="0"/>
         <w:keepLines w:val="0"/>
         <w:pageBreakBefore w:val="0"/>
@@ -4559,7 +4532,7 @@
     </w:p>
     <w:p>
       <w:pPr>
-        <w:pStyle w:val="29"/>
+        <w:pStyle w:val="a1"/>
         <w:keepNext w:val="0"/>
         <w:keepLines w:val="0"/>
         <w:pageBreakBefore w:val="0"/>
@@ -4589,7 +4562,7 @@
     </w:p>
     <w:p>
       <w:pPr>
-        <w:pStyle w:val="29"/>
+        <w:pStyle w:val="a1"/>
         <w:keepNext w:val="0"/>
         <w:keepLines w:val="0"/>
         <w:pageBreakBefore w:val="0"/>
@@ -4619,7 +4592,7 @@
     </w:p>
     <w:p>
       <w:pPr>
-        <w:pStyle w:val="29"/>
+        <w:pStyle w:val="a1"/>
         <w:keepNext w:val="0"/>
         <w:keepLines w:val="0"/>
         <w:pageBreakBefore w:val="0"/>
@@ -4649,7 +4622,7 @@
     </w:p>
     <w:p>
       <w:pPr>
-        <w:pStyle w:val="29"/>
+        <w:pStyle w:val="a1"/>
         <w:keepNext w:val="0"/>
         <w:keepLines w:val="0"/>
         <w:pageBreakBefore w:val="0"/>
@@ -4679,14 +4652,14 @@
     </w:p>
     <w:p>
       <w:pPr>
-        <w:pStyle w:val="28"/>
+        <w:pStyle w:val="1"/>
         <w:bidi w:val="0"/>
         <w:rPr>
           <w:rFonts w:hint="default"/>
           <w:lang w:val="en-US" w:eastAsia="zh-CN"/>
         </w:rPr>
       </w:pPr>
-      <w:bookmarkStart w:id="17" w:name="_Toc24643"/>
+      <w:bookmarkStart w:id="18" w:name="_Toc24643"/>
       <w:r>
         <w:rPr>
           <w:rFonts w:hint="default"/>
@@ -4694,11 +4667,11 @@
         </w:rPr>
         <w:t>报告要求</w:t>
       </w:r>
-      <w:bookmarkEnd w:id="17"/>
+      <w:bookmarkEnd w:id="18"/>
     </w:p>
     <w:p>
       <w:pPr>
-        <w:pStyle w:val="29"/>
+        <w:pStyle w:val="a1"/>
         <w:keepNext w:val="0"/>
         <w:keepLines w:val="0"/>
         <w:pageBreakBefore w:val="0"/>
@@ -4728,7 +4701,7 @@
     </w:p>
     <w:p>
       <w:pPr>
-        <w:pStyle w:val="29"/>
+        <w:pStyle w:val="a1"/>
         <w:keepNext w:val="0"/>
         <w:keepLines w:val="0"/>
         <w:pageBreakBefore w:val="0"/>
@@ -4758,7 +4731,7 @@
     </w:p>
     <w:p>
       <w:pPr>
-        <w:pStyle w:val="29"/>
+        <w:pStyle w:val="a1"/>
         <w:keepNext w:val="0"/>
         <w:keepLines w:val="0"/>
         <w:pageBreakBefore w:val="0"/>
@@ -4788,7 +4761,7 @@
     </w:p>
     <w:p>
       <w:pPr>
-        <w:pStyle w:val="29"/>
+        <w:pStyle w:val="a1"/>
         <w:keepNext w:val="0"/>
         <w:keepLines w:val="0"/>
         <w:pageBreakBefore w:val="0"/>
@@ -4818,7 +4791,7 @@
     </w:p>
     <w:p>
       <w:pPr>
-        <w:pStyle w:val="29"/>
+        <w:pStyle w:val="a1"/>
         <w:keepNext w:val="0"/>
         <w:keepLines w:val="0"/>
         <w:pageBreakBefore w:val="0"/>
@@ -4848,14 +4821,14 @@
     </w:p>
     <w:p>
       <w:pPr>
-        <w:pStyle w:val="28"/>
+        <w:pStyle w:val="1"/>
         <w:bidi w:val="0"/>
         <w:rPr>
           <w:rFonts w:hint="default"/>
           <w:lang w:val="en-US" w:eastAsia="zh-CN"/>
         </w:rPr>
       </w:pPr>
-      <w:bookmarkStart w:id="18" w:name="_Toc28023"/>
+      <w:bookmarkStart w:id="19" w:name="_Toc28023"/>
       <w:r>
         <w:rPr>
           <w:rFonts w:hint="default"/>
@@ -4863,11 +4836,11 @@
         </w:rPr>
         <w:t>文档管理</w:t>
       </w:r>
-      <w:bookmarkEnd w:id="18"/>
+      <w:bookmarkEnd w:id="19"/>
     </w:p>
     <w:p>
       <w:pPr>
-        <w:pStyle w:val="29"/>
+        <w:pStyle w:val="a1"/>
         <w:keepNext w:val="0"/>
         <w:keepLines w:val="0"/>
         <w:pageBreakBefore w:val="0"/>
@@ -4897,14 +4870,14 @@
     </w:p>
     <w:p>
       <w:pPr>
-        <w:pStyle w:val="28"/>
+        <w:pStyle w:val="1"/>
         <w:bidi w:val="0"/>
         <w:rPr>
           <w:rFonts w:hint="default"/>
           <w:lang w:val="en-US" w:eastAsia="zh-CN"/>
         </w:rPr>
       </w:pPr>
-      <w:bookmarkStart w:id="19" w:name="_Toc23199"/>
+      <w:bookmarkStart w:id="20" w:name="_Toc23199"/>
       <w:r>
         <w:rPr>
           <w:rFonts w:hint="default"/>
@@ -4912,11 +4885,11 @@
         </w:rPr>
         <w:t>附则</w:t>
       </w:r>
-      <w:bookmarkEnd w:id="19"/>
+      <w:bookmarkEnd w:id="20"/>
     </w:p>
     <w:p>
       <w:pPr>
-        <w:pStyle w:val="29"/>
+        <w:pStyle w:val="a1"/>
         <w:keepNext w:val="0"/>
         <w:keepLines w:val="0"/>
         <w:pageBreakBefore w:val="0"/>
@@ -4946,7 +4919,7 @@
     </w:p>
     <w:p>
       <w:pPr>
-        <w:pStyle w:val="29"/>
+        <w:pStyle w:val="a1"/>
         <w:keepNext w:val="0"/>
         <w:keepLines w:val="0"/>
         <w:pageBreakBefore w:val="0"/>
@@ -4975,73 +4948,23 @@
       </w:r>
     </w:p>
     <w:sectPr>
-      <w:headerReference r:id="rId5" w:type="default"/>
+      <w:headerReference w:type="default" r:id="rId7"/>
       <w:pgSz w:w="11906" w:h="16838"/>
       <w:pgMar w:top="1417" w:right="1800" w:bottom="1440" w:left="1800" w:header="1140" w:footer="992" w:gutter="0"/>
-      <w:cols w:space="425" w:num="1"/>
+      <w:cols w:num="1" w:space="425"/>
       <w:docGrid w:type="lines" w:linePitch="312" w:charSpace="0"/>
     </w:sectPr>
   </w:body>
 </w:document>
 </file>
 
-<file path=word/endnotes.xml><?xml version="1.0" encoding="utf-8"?>
-<w:endnotes xmlns:wpc="http://schemas.microsoft.com/office/word/2010/wordprocessingCanvas" xmlns:mc="http://schemas.openxmlformats.org/markup-compatibility/2006" xmlns:o="urn:schemas-microsoft-com:office:office" xmlns:r="http://schemas.openxmlformats.org/officeDocument/2006/relationships" xmlns:m="http://schemas.openxmlformats.org/officeDocument/2006/math" xmlns:v="urn:schemas-microsoft-com:vml" xmlns:wp14="http://schemas.microsoft.com/office/word/2010/wordprocessingDrawing" xmlns:wp="http://schemas.openxmlformats.org/drawingml/2006/wordprocessingDrawing" xmlns:w="http://schemas.openxmlformats.org/wordprocessingml/2006/main" xmlns:w14="http://schemas.microsoft.com/office/word/2010/wordml" xmlns:w15="http://schemas.microsoft.com/office/word/2012/wordml" xmlns:w10="urn:schemas-microsoft-com:office:word" xmlns:wpg="http://schemas.microsoft.com/office/word/2010/wordprocessingGroup" xmlns:wpi="http://schemas.microsoft.com/office/word/2010/wordprocessingInk" xmlns:wne="http://schemas.microsoft.com/office/word/2006/wordml" xmlns:wps="http://schemas.microsoft.com/office/word/2010/wordprocessingShape" xmlns:wpsCustomData="http://www.wps.cn/officeDocument/2013/wpsCustomData" mc:Ignorable="w14 w15 wp14">
-  <w:endnote w:type="separator" w:id="0">
-    <w:p>
-      <w:pPr>
-        <w:spacing w:line="240" w:lineRule="auto"/>
-      </w:pPr>
-      <w:r>
-        <w:separator/>
-      </w:r>
-    </w:p>
-  </w:endnote>
-  <w:endnote w:type="continuationSeparator" w:id="1">
-    <w:p>
-      <w:pPr>
-        <w:spacing w:line="240" w:lineRule="auto"/>
-      </w:pPr>
-      <w:r>
-        <w:continuationSeparator/>
-      </w:r>
-    </w:p>
-  </w:endnote>
-</w:endnotes>
-</file>
-
-<file path=word/footnotes.xml><?xml version="1.0" encoding="utf-8"?>
-<w:footnotes xmlns:wpc="http://schemas.microsoft.com/office/word/2010/wordprocessingCanvas" xmlns:mc="http://schemas.openxmlformats.org/markup-compatibility/2006" xmlns:o="urn:schemas-microsoft-com:office:office" xmlns:r="http://schemas.openxmlformats.org/officeDocument/2006/relationships" xmlns:m="http://schemas.openxmlformats.org/officeDocument/2006/math" xmlns:v="urn:schemas-microsoft-com:vml" xmlns:wp14="http://schemas.microsoft.com/office/word/2010/wordprocessingDrawing" xmlns:wp="http://schemas.openxmlformats.org/drawingml/2006/wordprocessingDrawing" xmlns:w="http://schemas.openxmlformats.org/wordprocessingml/2006/main" xmlns:w14="http://schemas.microsoft.com/office/word/2010/wordml" xmlns:w15="http://schemas.microsoft.com/office/word/2012/wordml" xmlns:w10="urn:schemas-microsoft-com:office:word" xmlns:wpg="http://schemas.microsoft.com/office/word/2010/wordprocessingGroup" xmlns:wpi="http://schemas.microsoft.com/office/word/2010/wordprocessingInk" xmlns:wne="http://schemas.microsoft.com/office/word/2006/wordml" xmlns:wps="http://schemas.microsoft.com/office/word/2010/wordprocessingShape" xmlns:wpsCustomData="http://www.wps.cn/officeDocument/2013/wpsCustomData" mc:Ignorable="w14 w15 wp14">
-  <w:footnote w:type="separator" w:id="0">
-    <w:p>
-      <w:pPr>
-        <w:spacing w:line="360" w:lineRule="auto"/>
-      </w:pPr>
-      <w:r>
-        <w:separator/>
-      </w:r>
-    </w:p>
-  </w:footnote>
-  <w:footnote w:type="continuationSeparator" w:id="1">
-    <w:p>
-      <w:pPr>
-        <w:spacing w:line="360" w:lineRule="auto"/>
-      </w:pPr>
-      <w:r>
-        <w:continuationSeparator/>
-      </w:r>
-    </w:p>
-  </w:footnote>
-</w:footnotes>
-</file>
-
 <file path=word/header1.xml><?xml version="1.0" encoding="utf-8"?>
-<w:hdr xmlns:wpc="http://schemas.microsoft.com/office/word/2010/wordprocessingCanvas" xmlns:mc="http://schemas.openxmlformats.org/markup-compatibility/2006" xmlns:o="urn:schemas-microsoft-com:office:office" xmlns:r="http://schemas.openxmlformats.org/officeDocument/2006/relationships" xmlns:m="http://schemas.openxmlformats.org/officeDocument/2006/math" xmlns:v="urn:schemas-microsoft-com:vml" xmlns:wp14="http://schemas.microsoft.com/office/word/2010/wordprocessingDrawing" xmlns:wp="http://schemas.openxmlformats.org/drawingml/2006/wordprocessingDrawing" xmlns:w10="urn:schemas-microsoft-com:office:word" xmlns:w="http://schemas.openxmlformats.org/wordprocessingml/2006/main" xmlns:w14="http://schemas.microsoft.com/office/word/2010/wordml" xmlns:w15="http://schemas.microsoft.com/office/word/2012/wordml" xmlns:wpg="http://schemas.microsoft.com/office/word/2010/wordprocessingGroup" xmlns:wpi="http://schemas.microsoft.com/office/word/2010/wordprocessingInk" xmlns:wne="http://schemas.microsoft.com/office/word/2006/wordml" xmlns:wps="http://schemas.microsoft.com/office/word/2010/wordprocessingShape" xmlns:wpsCustomData="http://www.wps.cn/officeDocument/2013/wpsCustomData" mc:Ignorable="w14 w15 wp14">
+<w:hdr xmlns:wpc="http://schemas.microsoft.com/office/word/2010/wordprocessingCanvas" xmlns:mc="http://schemas.openxmlformats.org/markup-compatibility/2006" xmlns:o="urn:schemas-microsoft-com:office:office" xmlns:r="http://schemas.openxmlformats.org/officeDocument/2006/relationships" xmlns:m="http://schemas.openxmlformats.org/officeDocument/2006/math" xmlns:v="urn:schemas-microsoft-com:vml" xmlns:wp14="http://schemas.microsoft.com/office/word/2010/wordprocessingDrawing" xmlns:wp="http://schemas.openxmlformats.org/drawingml/2006/wordprocessingDrawing" xmlns:w10="urn:schemas-microsoft-com:office:word" xmlns:w="http://schemas.openxmlformats.org/wordprocessingml/2006/main" xmlns:w14="http://schemas.microsoft.com/office/word/2010/wordml" xmlns:w15="http://schemas.microsoft.com/office/word/2012/wordml" xmlns:wne="http://schemas.microsoft.com/office/word/2006/wordml" xmlns:wpg="http://schemas.microsoft.com/office/word/2010/wordprocessingGroup" xmlns:wpi="http://schemas.microsoft.com/office/word/2010/wordprocessingInk" xmlns:wps="http://schemas.microsoft.com/office/word/2010/wordprocessingShape" mc:Ignorable="w14 w15 wp14">
   <w:p>
     <w:pPr>
-      <w:pStyle w:val="15"/>
+      <w:pStyle w:val="Header"/>
       <w:pBdr>
-        <w:bottom w:val="single" w:color="auto" w:sz="4" w:space="1"/>
+        <w:bottom w:val="single" w:sz="4" w:space="1" w:color="auto"/>
       </w:pBdr>
       <w:tabs>
         <w:tab w:val="left" w:pos="335"/>
@@ -5049,27 +4972,27 @@
       </w:tabs>
       <w:jc w:val="right"/>
       <w:rPr>
-        <w:rFonts w:hint="eastAsia" w:eastAsiaTheme="minorEastAsia"/>
+        <w:rFonts w:eastAsiaTheme="minorEastAsia" w:hint="eastAsia"/>
         <w:lang w:eastAsia="zh-CN"/>
       </w:rPr>
     </w:pPr>
     <w:r>
       <w:rPr>
-        <w:rFonts w:hint="eastAsia" w:eastAsiaTheme="minorEastAsia"/>
+        <w:rFonts w:eastAsiaTheme="minorEastAsia" w:hint="eastAsia"/>
         <w:lang w:val="en-US" w:eastAsia="zh-CN"/>
       </w:rPr>
       <w:tab/>
     </w:r>
     <w:r>
       <w:rPr>
-        <w:rFonts w:hint="eastAsia" w:eastAsiaTheme="minorEastAsia"/>
+        <w:rFonts w:eastAsiaTheme="minorEastAsia" w:hint="eastAsia"/>
         <w:lang w:val="en-US" w:eastAsia="zh-CN"/>
       </w:rPr>
       <w:tab/>
     </w:r>
     <w:r>
       <w:rPr>
-        <w:rFonts w:hint="eastAsia" w:eastAsiaTheme="minorEastAsia"/>
+        <w:rFonts w:eastAsiaTheme="minorEastAsia" w:hint="eastAsia"/>
         <w:lang w:val="en-US" w:eastAsia="zh-CN"/>
       </w:rPr>
       <w:t>桐乡华数广电网络有限公司</w:t>
@@ -5079,15 +5002,15 @@
 </file>
 
 <file path=word/numbering.xml><?xml version="1.0" encoding="utf-8"?>
-<w:numbering xmlns:wpc="http://schemas.microsoft.com/office/word/2010/wordprocessingCanvas" xmlns:mc="http://schemas.openxmlformats.org/markup-compatibility/2006" xmlns:o="urn:schemas-microsoft-com:office:office" xmlns:r="http://schemas.openxmlformats.org/officeDocument/2006/relationships" xmlns:m="http://schemas.openxmlformats.org/officeDocument/2006/math" xmlns:v="urn:schemas-microsoft-com:vml" xmlns:wp14="http://schemas.microsoft.com/office/word/2010/wordprocessingDrawing" xmlns:wp="http://schemas.openxmlformats.org/drawingml/2006/wordprocessingDrawing" xmlns:w10="urn:schemas-microsoft-com:office:word" xmlns:w="http://schemas.openxmlformats.org/wordprocessingml/2006/main" xmlns:w14="http://schemas.microsoft.com/office/word/2010/wordml" xmlns:wpg="http://schemas.microsoft.com/office/word/2010/wordprocessingGroup" xmlns:wpi="http://schemas.microsoft.com/office/word/2010/wordprocessingInk" xmlns:wne="http://schemas.microsoft.com/office/word/2006/wordml" xmlns:wps="http://schemas.microsoft.com/office/word/2010/wordprocessingShape" xmlns:wpsCustomData="http://www.wps.cn/officeDocument/2013/wpsCustomData" mc:Ignorable="w14 wp14">
+<w:numbering xmlns:wpc="http://schemas.microsoft.com/office/word/2010/wordprocessingCanvas" xmlns:mc="http://schemas.openxmlformats.org/markup-compatibility/2006" xmlns:o="urn:schemas-microsoft-com:office:office" xmlns:r="http://schemas.openxmlformats.org/officeDocument/2006/relationships" xmlns:m="http://schemas.openxmlformats.org/officeDocument/2006/math" xmlns:v="urn:schemas-microsoft-com:vml" xmlns:wp14="http://schemas.microsoft.com/office/word/2010/wordprocessingDrawing" xmlns:wp="http://schemas.openxmlformats.org/drawingml/2006/wordprocessingDrawing" xmlns:w10="urn:schemas-microsoft-com:office:word" xmlns:w="http://schemas.openxmlformats.org/wordprocessingml/2006/main" xmlns:w14="http://schemas.microsoft.com/office/word/2010/wordml" xmlns:w15="http://schemas.microsoft.com/office/word/2012/wordml" xmlns:wne="http://schemas.microsoft.com/office/word/2006/wordml" xmlns:wpg="http://schemas.microsoft.com/office/word/2010/wordprocessingGroup" xmlns:wpi="http://schemas.microsoft.com/office/word/2010/wordprocessingInk" xmlns:wps="http://schemas.microsoft.com/office/word/2010/wordprocessingShape" mc:Ignorable="w14 w15 wp14">
   <w:abstractNum w:abstractNumId="0">
     <w:nsid w:val="8E964DCE"/>
     <w:multiLevelType w:val="multilevel"/>
     <w:tmpl w:val="8E964DCE"/>
-    <w:lvl w:ilvl="0" w:tentative="0">
+    <w:lvl w:ilvl="0">
       <w:start w:val="1"/>
       <w:numFmt w:val="decimal"/>
-      <w:pStyle w:val="2"/>
+      <w:pStyle w:val="Heading1"/>
       <w:lvlText w:val="%1."/>
       <w:lvlJc w:val="left"/>
       <w:pPr>
@@ -5097,10 +5020,10 @@
         <w:rFonts w:hint="default"/>
       </w:rPr>
     </w:lvl>
-    <w:lvl w:ilvl="1" w:tentative="0">
+    <w:lvl w:ilvl="1">
       <w:start w:val="1"/>
       <w:numFmt w:val="decimal"/>
-      <w:pStyle w:val="3"/>
+      <w:pStyle w:val="Heading2"/>
       <w:lvlText w:val="%1.%2."/>
       <w:lvlJc w:val="left"/>
       <w:pPr>
@@ -5110,10 +5033,10 @@
         <w:rFonts w:hint="default"/>
       </w:rPr>
     </w:lvl>
-    <w:lvl w:ilvl="2" w:tentative="0">
+    <w:lvl w:ilvl="2">
       <w:start w:val="1"/>
       <w:numFmt w:val="decimal"/>
-      <w:pStyle w:val="4"/>
+      <w:pStyle w:val="Heading3"/>
       <w:lvlText w:val="%1.%2.%3."/>
       <w:lvlJc w:val="left"/>
       <w:pPr>
@@ -5123,10 +5046,10 @@
         <w:rFonts w:hint="default"/>
       </w:rPr>
     </w:lvl>
-    <w:lvl w:ilvl="3" w:tentative="0">
+    <w:lvl w:ilvl="3">
       <w:start w:val="1"/>
       <w:numFmt w:val="decimal"/>
-      <w:pStyle w:val="5"/>
+      <w:pStyle w:val="Heading4"/>
       <w:lvlText w:val="%1.%2.%3.%4."/>
       <w:lvlJc w:val="left"/>
       <w:pPr>
@@ -5136,10 +5059,10 @@
         <w:rFonts w:hint="default"/>
       </w:rPr>
     </w:lvl>
-    <w:lvl w:ilvl="4" w:tentative="0">
+    <w:lvl w:ilvl="4">
       <w:start w:val="1"/>
       <w:numFmt w:val="decimal"/>
-      <w:pStyle w:val="6"/>
+      <w:pStyle w:val="Heading5"/>
       <w:lvlText w:val="%1.%2.%3.%4.%5."/>
       <w:lvlJc w:val="left"/>
       <w:pPr>
@@ -5149,10 +5072,10 @@
         <w:rFonts w:hint="default"/>
       </w:rPr>
     </w:lvl>
-    <w:lvl w:ilvl="5" w:tentative="0">
+    <w:lvl w:ilvl="5">
       <w:start w:val="1"/>
       <w:numFmt w:val="decimal"/>
-      <w:pStyle w:val="7"/>
+      <w:pStyle w:val="Heading6"/>
       <w:lvlText w:val="%1.%2.%3.%4.%5.%6."/>
       <w:lvlJc w:val="left"/>
       <w:pPr>
@@ -5162,10 +5085,10 @@
         <w:rFonts w:hint="default"/>
       </w:rPr>
     </w:lvl>
-    <w:lvl w:ilvl="6" w:tentative="0">
+    <w:lvl w:ilvl="6">
       <w:start w:val="1"/>
       <w:numFmt w:val="decimal"/>
-      <w:pStyle w:val="8"/>
+      <w:pStyle w:val="Heading7"/>
       <w:lvlText w:val="%1.%2.%3.%4.%5.%6.%7."/>
       <w:lvlJc w:val="left"/>
       <w:pPr>
@@ -5175,10 +5098,10 @@
         <w:rFonts w:hint="default"/>
       </w:rPr>
     </w:lvl>
-    <w:lvl w:ilvl="7" w:tentative="0">
+    <w:lvl w:ilvl="7">
       <w:start w:val="1"/>
       <w:numFmt w:val="decimal"/>
-      <w:pStyle w:val="9"/>
+      <w:pStyle w:val="Heading8"/>
       <w:lvlText w:val="%1.%2.%3.%4.%5.%6.%7.%8."/>
       <w:lvlJc w:val="left"/>
       <w:pPr>
@@ -5188,10 +5111,10 @@
         <w:rFonts w:hint="default"/>
       </w:rPr>
     </w:lvl>
-    <w:lvl w:ilvl="8" w:tentative="0">
+    <w:lvl w:ilvl="8">
       <w:start w:val="1"/>
       <w:numFmt w:val="decimal"/>
-      <w:pStyle w:val="10"/>
+      <w:pStyle w:val="Heading9"/>
       <w:lvlText w:val="%1.%2.%3.%4.%5.%6.%7.%8.%9."/>
       <w:lvlJc w:val="left"/>
       <w:pPr>
@@ -5209,269 +5132,267 @@
 </file>
 
 <file path=word/styles.xml><?xml version="1.0" encoding="utf-8"?>
-<w:styles xmlns:mc="http://schemas.openxmlformats.org/markup-compatibility/2006" xmlns:o="urn:schemas-microsoft-com:office:office" xmlns:r="http://schemas.openxmlformats.org/officeDocument/2006/relationships" xmlns:m="http://schemas.openxmlformats.org/officeDocument/2006/math" xmlns:v="urn:schemas-microsoft-com:vml" xmlns:w="http://schemas.openxmlformats.org/wordprocessingml/2006/main" xmlns:w14="http://schemas.microsoft.com/office/word/2010/wordml" xmlns:w10="urn:schemas-microsoft-com:office:word" xmlns:sl="http://schemas.openxmlformats.org/schemaLibrary/2006/main" xmlns:wpsCustomData="http://www.wps.cn/officeDocument/2013/wpsCustomData" mc:Ignorable="w14">
+<w:styles xmlns:mc="http://schemas.openxmlformats.org/markup-compatibility/2006" xmlns:r="http://schemas.openxmlformats.org/officeDocument/2006/relationships" xmlns:w="http://schemas.openxmlformats.org/wordprocessingml/2006/main" xmlns:w14="http://schemas.microsoft.com/office/word/2010/wordml" xmlns:w15="http://schemas.microsoft.com/office/word/2012/wordml" mc:Ignorable="w14 w15">
   <w:docDefaults>
     <w:rPrDefault>
       <w:rPr>
-        <w:rFonts w:ascii="Times New Roman" w:hAnsi="Times New Roman" w:eastAsia="宋体" w:cs="Times New Roman"/>
+        <w:rFonts w:ascii="Times New Roman" w:eastAsia="宋体" w:hAnsi="Times New Roman" w:cs="Times New Roman"/>
       </w:rPr>
     </w:rPrDefault>
     <w:pPrDefault/>
   </w:docDefaults>
-  <w:latentStyles w:count="260" w:defQFormat="0" w:defUnhideWhenUsed="1" w:defSemiHidden="1" w:defUIPriority="99" w:defLockedState="0">
-    <w:lsdException w:qFormat="1" w:unhideWhenUsed="0" w:uiPriority="0" w:semiHidden="0" w:name="Normal"/>
-    <w:lsdException w:qFormat="1" w:unhideWhenUsed="0" w:uiPriority="0" w:semiHidden="0" w:name="heading 1"/>
-    <w:lsdException w:qFormat="1" w:uiPriority="0" w:semiHidden="0" w:name="heading 2"/>
-    <w:lsdException w:qFormat="1" w:uiPriority="0" w:name="heading 3"/>
-    <w:lsdException w:qFormat="1" w:uiPriority="0" w:semiHidden="0" w:name="heading 4"/>
-    <w:lsdException w:qFormat="1" w:uiPriority="0" w:name="heading 5"/>
-    <w:lsdException w:qFormat="1" w:uiPriority="0" w:name="heading 6"/>
-    <w:lsdException w:qFormat="1" w:uiPriority="0" w:name="heading 7"/>
-    <w:lsdException w:qFormat="1" w:uiPriority="0" w:name="heading 8"/>
-    <w:lsdException w:qFormat="1" w:uiPriority="0" w:name="heading 9"/>
-    <w:lsdException w:unhideWhenUsed="0" w:uiPriority="0" w:semiHidden="0" w:name="index 1"/>
-    <w:lsdException w:unhideWhenUsed="0" w:uiPriority="0" w:semiHidden="0" w:name="index 2"/>
-    <w:lsdException w:unhideWhenUsed="0" w:uiPriority="0" w:semiHidden="0" w:name="index 3"/>
-    <w:lsdException w:unhideWhenUsed="0" w:uiPriority="0" w:semiHidden="0" w:name="index 4"/>
-    <w:lsdException w:unhideWhenUsed="0" w:uiPriority="0" w:semiHidden="0" w:name="index 5"/>
-    <w:lsdException w:unhideWhenUsed="0" w:uiPriority="0" w:semiHidden="0" w:name="index 6"/>
-    <w:lsdException w:unhideWhenUsed="0" w:uiPriority="0" w:semiHidden="0" w:name="index 7"/>
-    <w:lsdException w:unhideWhenUsed="0" w:uiPriority="0" w:semiHidden="0" w:name="index 8"/>
-    <w:lsdException w:unhideWhenUsed="0" w:uiPriority="0" w:semiHidden="0" w:name="index 9"/>
-    <w:lsdException w:qFormat="1" w:unhideWhenUsed="0" w:uiPriority="0" w:semiHidden="0" w:name="toc 1"/>
-    <w:lsdException w:qFormat="1" w:unhideWhenUsed="0" w:uiPriority="0" w:semiHidden="0" w:name="toc 2"/>
-    <w:lsdException w:qFormat="1" w:unhideWhenUsed="0" w:uiPriority="0" w:semiHidden="0" w:name="toc 3"/>
-    <w:lsdException w:unhideWhenUsed="0" w:uiPriority="0" w:semiHidden="0" w:name="toc 4"/>
-    <w:lsdException w:unhideWhenUsed="0" w:uiPriority="0" w:semiHidden="0" w:name="toc 5"/>
-    <w:lsdException w:unhideWhenUsed="0" w:uiPriority="0" w:semiHidden="0" w:name="toc 6"/>
-    <w:lsdException w:unhideWhenUsed="0" w:uiPriority="0" w:semiHidden="0" w:name="toc 7"/>
-    <w:lsdException w:unhideWhenUsed="0" w:uiPriority="0" w:semiHidden="0" w:name="toc 8"/>
-    <w:lsdException w:unhideWhenUsed="0" w:uiPriority="0" w:semiHidden="0" w:name="toc 9"/>
-    <w:lsdException w:unhideWhenUsed="0" w:uiPriority="0" w:semiHidden="0" w:name="Normal Indent"/>
-    <w:lsdException w:unhideWhenUsed="0" w:uiPriority="0" w:semiHidden="0" w:name="footnote text"/>
-    <w:lsdException w:qFormat="1" w:unhideWhenUsed="0" w:uiPriority="0" w:semiHidden="0" w:name="annotation text"/>
-    <w:lsdException w:qFormat="1" w:unhideWhenUsed="0" w:uiPriority="0" w:semiHidden="0" w:name="header"/>
-    <w:lsdException w:qFormat="1" w:unhideWhenUsed="0" w:uiPriority="0" w:semiHidden="0" w:name="footer"/>
-    <w:lsdException w:unhideWhenUsed="0" w:uiPriority="0" w:semiHidden="0" w:name="index heading"/>
-    <w:lsdException w:qFormat="1" w:uiPriority="0" w:name="caption"/>
-    <w:lsdException w:unhideWhenUsed="0" w:uiPriority="0" w:semiHidden="0" w:name="table of figures"/>
-    <w:lsdException w:unhideWhenUsed="0" w:uiPriority="0" w:semiHidden="0" w:name="envelope address"/>
-    <w:lsdException w:unhideWhenUsed="0" w:uiPriority="0" w:semiHidden="0" w:name="envelope return"/>
-    <w:lsdException w:unhideWhenUsed="0" w:uiPriority="0" w:semiHidden="0" w:name="footnote reference"/>
-    <w:lsdException w:unhideWhenUsed="0" w:uiPriority="0" w:semiHidden="0" w:name="annotation reference"/>
-    <w:lsdException w:unhideWhenUsed="0" w:uiPriority="0" w:semiHidden="0" w:name="line number"/>
-    <w:lsdException w:unhideWhenUsed="0" w:uiPriority="0" w:semiHidden="0" w:name="page number"/>
-    <w:lsdException w:unhideWhenUsed="0" w:uiPriority="0" w:semiHidden="0" w:name="endnote reference"/>
-    <w:lsdException w:unhideWhenUsed="0" w:uiPriority="0" w:semiHidden="0" w:name="endnote text"/>
-    <w:lsdException w:unhideWhenUsed="0" w:uiPriority="0" w:semiHidden="0" w:name="table of authorities"/>
-    <w:lsdException w:unhideWhenUsed="0" w:uiPriority="0" w:semiHidden="0" w:name="macro"/>
-    <w:lsdException w:unhideWhenUsed="0" w:uiPriority="0" w:semiHidden="0" w:name="toa heading"/>
-    <w:lsdException w:unhideWhenUsed="0" w:uiPriority="0" w:semiHidden="0" w:name="List"/>
-    <w:lsdException w:unhideWhenUsed="0" w:uiPriority="0" w:semiHidden="0" w:name="List Bullet"/>
-    <w:lsdException w:unhideWhenUsed="0" w:uiPriority="0" w:semiHidden="0" w:name="List Number"/>
-    <w:lsdException w:unhideWhenUsed="0" w:uiPriority="0" w:semiHidden="0" w:name="List 2"/>
-    <w:lsdException w:unhideWhenUsed="0" w:uiPriority="0" w:semiHidden="0" w:name="List 3"/>
-    <w:lsdException w:unhideWhenUsed="0" w:uiPriority="0" w:semiHidden="0" w:name="List 4"/>
-    <w:lsdException w:unhideWhenUsed="0" w:uiPriority="0" w:semiHidden="0" w:name="List 5"/>
-    <w:lsdException w:unhideWhenUsed="0" w:uiPriority="0" w:semiHidden="0" w:name="List Bullet 2"/>
-    <w:lsdException w:unhideWhenUsed="0" w:uiPriority="0" w:semiHidden="0" w:name="List Bullet 3"/>
-    <w:lsdException w:unhideWhenUsed="0" w:uiPriority="0" w:semiHidden="0" w:name="List Bullet 4"/>
-    <w:lsdException w:unhideWhenUsed="0" w:uiPriority="0" w:semiHidden="0" w:name="List Bullet 5"/>
-    <w:lsdException w:unhideWhenUsed="0" w:uiPriority="0" w:semiHidden="0" w:name="List Number 2"/>
-    <w:lsdException w:unhideWhenUsed="0" w:uiPriority="0" w:semiHidden="0" w:name="List Number 3"/>
-    <w:lsdException w:unhideWhenUsed="0" w:uiPriority="0" w:semiHidden="0" w:name="List Number 4"/>
-    <w:lsdException w:unhideWhenUsed="0" w:uiPriority="0" w:semiHidden="0" w:name="List Number 5"/>
-    <w:lsdException w:qFormat="1" w:unhideWhenUsed="0" w:uiPriority="0" w:semiHidden="0" w:name="Title"/>
-    <w:lsdException w:unhideWhenUsed="0" w:uiPriority="0" w:semiHidden="0" w:name="Closing"/>
-    <w:lsdException w:unhideWhenUsed="0" w:uiPriority="0" w:semiHidden="0" w:name="Signature"/>
-    <w:lsdException w:qFormat="1" w:unhideWhenUsed="0" w:uiPriority="0" w:name="Default Paragraph Font"/>
-    <w:lsdException w:qFormat="1" w:unhideWhenUsed="0" w:uiPriority="0" w:name="Body Text"/>
-    <w:lsdException w:unhideWhenUsed="0" w:uiPriority="0" w:semiHidden="0" w:name="Body Text Indent"/>
-    <w:lsdException w:unhideWhenUsed="0" w:uiPriority="0" w:semiHidden="0" w:name="List Continue"/>
-    <w:lsdException w:unhideWhenUsed="0" w:uiPriority="0" w:semiHidden="0" w:name="List Continue 2"/>
-    <w:lsdException w:unhideWhenUsed="0" w:uiPriority="0" w:semiHidden="0" w:name="List Continue 3"/>
-    <w:lsdException w:unhideWhenUsed="0" w:uiPriority="0" w:semiHidden="0" w:name="List Continue 4"/>
-    <w:lsdException w:unhideWhenUsed="0" w:uiPriority="0" w:semiHidden="0" w:name="List Continue 5"/>
-    <w:lsdException w:unhideWhenUsed="0" w:uiPriority="0" w:semiHidden="0" w:name="Message Header"/>
-    <w:lsdException w:qFormat="1" w:unhideWhenUsed="0" w:uiPriority="0" w:semiHidden="0" w:name="Subtitle"/>
-    <w:lsdException w:unhideWhenUsed="0" w:uiPriority="0" w:semiHidden="0" w:name="Salutation"/>
-    <w:lsdException w:unhideWhenUsed="0" w:uiPriority="0" w:semiHidden="0" w:name="Date"/>
-    <w:lsdException w:unhideWhenUsed="0" w:uiPriority="0" w:semiHidden="0" w:name="Body Text First Indent"/>
-    <w:lsdException w:unhideWhenUsed="0" w:uiPriority="0" w:semiHidden="0" w:name="Body Text First Indent 2"/>
-    <w:lsdException w:uiPriority="99" w:name="Note Heading"/>
-    <w:lsdException w:unhideWhenUsed="0" w:uiPriority="0" w:semiHidden="0" w:name="Body Text 2"/>
-    <w:lsdException w:unhideWhenUsed="0" w:uiPriority="0" w:semiHidden="0" w:name="Body Text 3"/>
-    <w:lsdException w:unhideWhenUsed="0" w:uiPriority="0" w:semiHidden="0" w:name="Body Text Indent 2"/>
-    <w:lsdException w:unhideWhenUsed="0" w:uiPriority="0" w:semiHidden="0" w:name="Body Text Indent 3"/>
-    <w:lsdException w:unhideWhenUsed="0" w:uiPriority="0" w:semiHidden="0" w:name="Block Text"/>
-    <w:lsdException w:unhideWhenUsed="0" w:uiPriority="0" w:semiHidden="0" w:name="Hyperlink"/>
-    <w:lsdException w:unhideWhenUsed="0" w:uiPriority="0" w:semiHidden="0" w:name="FollowedHyperlink"/>
-    <w:lsdException w:qFormat="1" w:unhideWhenUsed="0" w:uiPriority="0" w:semiHidden="0" w:name="Strong"/>
-    <w:lsdException w:qFormat="1" w:unhideWhenUsed="0" w:uiPriority="0" w:semiHidden="0" w:name="Emphasis"/>
-    <w:lsdException w:unhideWhenUsed="0" w:uiPriority="0" w:semiHidden="0" w:name="Document Map"/>
-    <w:lsdException w:unhideWhenUsed="0" w:uiPriority="0" w:semiHidden="0" w:name="Plain Text"/>
-    <w:lsdException w:unhideWhenUsed="0" w:uiPriority="0" w:semiHidden="0" w:name="E-mail Signature"/>
-    <w:lsdException w:qFormat="1" w:unhideWhenUsed="0" w:uiPriority="0" w:semiHidden="0" w:name="Normal (Web)"/>
-    <w:lsdException w:unhideWhenUsed="0" w:uiPriority="0" w:semiHidden="0" w:name="HTML Acronym"/>
-    <w:lsdException w:unhideWhenUsed="0" w:uiPriority="0" w:semiHidden="0" w:name="HTML Address"/>
-    <w:lsdException w:unhideWhenUsed="0" w:uiPriority="0" w:semiHidden="0" w:name="HTML Cite"/>
-    <w:lsdException w:unhideWhenUsed="0" w:uiPriority="0" w:semiHidden="0" w:name="HTML Code"/>
-    <w:lsdException w:unhideWhenUsed="0" w:uiPriority="0" w:semiHidden="0" w:name="HTML Definition"/>
-    <w:lsdException w:unhideWhenUsed="0" w:uiPriority="0" w:semiHidden="0" w:name="HTML Keyboard"/>
-    <w:lsdException w:unhideWhenUsed="0" w:uiPriority="0" w:semiHidden="0" w:name="HTML Preformatted"/>
-    <w:lsdException w:unhideWhenUsed="0" w:uiPriority="0" w:semiHidden="0" w:name="HTML Sample"/>
-    <w:lsdException w:unhideWhenUsed="0" w:uiPriority="0" w:semiHidden="0" w:name="HTML Typewriter"/>
-    <w:lsdException w:unhideWhenUsed="0" w:uiPriority="0" w:semiHidden="0" w:name="HTML Variable"/>
-    <w:lsdException w:qFormat="1" w:unhideWhenUsed="0" w:uiPriority="0" w:name="Normal Table"/>
-    <w:lsdException w:unhideWhenUsed="0" w:uiPriority="0" w:semiHidden="0" w:name="annotation subject"/>
-    <w:lsdException w:unhideWhenUsed="0" w:uiPriority="0" w:semiHidden="0" w:name="Table Simple 1"/>
-    <w:lsdException w:unhideWhenUsed="0" w:uiPriority="0" w:semiHidden="0" w:name="Table Simple 2"/>
-    <w:lsdException w:unhideWhenUsed="0" w:uiPriority="0" w:semiHidden="0" w:name="Table Simple 3"/>
-    <w:lsdException w:unhideWhenUsed="0" w:uiPriority="0" w:semiHidden="0" w:name="Table Classic 1"/>
-    <w:lsdException w:unhideWhenUsed="0" w:uiPriority="0" w:semiHidden="0" w:name="Table Classic 2"/>
-    <w:lsdException w:unhideWhenUsed="0" w:uiPriority="0" w:semiHidden="0" w:name="Table Classic 3"/>
-    <w:lsdException w:unhideWhenUsed="0" w:uiPriority="0" w:semiHidden="0" w:name="Table Classic 4"/>
-    <w:lsdException w:unhideWhenUsed="0" w:uiPriority="0" w:semiHidden="0" w:name="Table Colorful 1"/>
-    <w:lsdException w:unhideWhenUsed="0" w:uiPriority="0" w:semiHidden="0" w:name="Table Colorful 2"/>
-    <w:lsdException w:unhideWhenUsed="0" w:uiPriority="0" w:semiHidden="0" w:name="Table Colorful 3"/>
-    <w:lsdException w:unhideWhenUsed="0" w:uiPriority="0" w:semiHidden="0" w:name="Table Columns 1"/>
-    <w:lsdException w:unhideWhenUsed="0" w:uiPriority="0" w:semiHidden="0" w:name="Table Columns 2"/>
-    <w:lsdException w:unhideWhenUsed="0" w:uiPriority="0" w:semiHidden="0" w:name="Table Columns 3"/>
-    <w:lsdException w:unhideWhenUsed="0" w:uiPriority="0" w:semiHidden="0" w:name="Table Columns 4"/>
-    <w:lsdException w:unhideWhenUsed="0" w:uiPriority="0" w:semiHidden="0" w:name="Table Columns 5"/>
-    <w:lsdException w:unhideWhenUsed="0" w:uiPriority="0" w:semiHidden="0" w:name="Table Grid 1"/>
-    <w:lsdException w:unhideWhenUsed="0" w:uiPriority="0" w:semiHidden="0" w:name="Table Grid 2"/>
-    <w:lsdException w:unhideWhenUsed="0" w:uiPriority="0" w:semiHidden="0" w:name="Table Grid 3"/>
-    <w:lsdException w:unhideWhenUsed="0" w:uiPriority="0" w:semiHidden="0" w:name="Table Grid 4"/>
-    <w:lsdException w:unhideWhenUsed="0" w:uiPriority="0" w:semiHidden="0" w:name="Table Grid 5"/>
-    <w:lsdException w:unhideWhenUsed="0" w:uiPriority="0" w:semiHidden="0" w:name="Table Grid 6"/>
-    <w:lsdException w:unhideWhenUsed="0" w:uiPriority="0" w:semiHidden="0" w:name="Table Grid 7"/>
-    <w:lsdException w:unhideWhenUsed="0" w:uiPriority="0" w:semiHidden="0" w:name="Table Grid 8"/>
-    <w:lsdException w:unhideWhenUsed="0" w:uiPriority="0" w:semiHidden="0" w:name="Table List 1"/>
-    <w:lsdException w:unhideWhenUsed="0" w:uiPriority="0" w:semiHidden="0" w:name="Table List 2"/>
-    <w:lsdException w:unhideWhenUsed="0" w:uiPriority="0" w:semiHidden="0" w:name="Table List 3"/>
-    <w:lsdException w:unhideWhenUsed="0" w:uiPriority="0" w:semiHidden="0" w:name="Table List 4"/>
-    <w:lsdException w:unhideWhenUsed="0" w:uiPriority="0" w:semiHidden="0" w:name="Table List 5"/>
-    <w:lsdException w:unhideWhenUsed="0" w:uiPriority="0" w:semiHidden="0" w:name="Table List 6"/>
-    <w:lsdException w:unhideWhenUsed="0" w:uiPriority="0" w:semiHidden="0" w:name="Table List 7"/>
-    <w:lsdException w:unhideWhenUsed="0" w:uiPriority="0" w:semiHidden="0" w:name="Table List 8"/>
-    <w:lsdException w:unhideWhenUsed="0" w:uiPriority="0" w:semiHidden="0" w:name="Table 3D effects 1"/>
-    <w:lsdException w:unhideWhenUsed="0" w:uiPriority="0" w:semiHidden="0" w:name="Table 3D effects 2"/>
-    <w:lsdException w:unhideWhenUsed="0" w:uiPriority="0" w:semiHidden="0" w:name="Table 3D effects 3"/>
-    <w:lsdException w:unhideWhenUsed="0" w:uiPriority="0" w:semiHidden="0" w:name="Table Contemporary"/>
-    <w:lsdException w:unhideWhenUsed="0" w:uiPriority="0" w:semiHidden="0" w:name="Table Elegant"/>
-    <w:lsdException w:unhideWhenUsed="0" w:uiPriority="0" w:semiHidden="0" w:name="Table Professional"/>
-    <w:lsdException w:unhideWhenUsed="0" w:uiPriority="0" w:semiHidden="0" w:name="Table Subtle 1"/>
-    <w:lsdException w:unhideWhenUsed="0" w:uiPriority="0" w:semiHidden="0" w:name="Table Subtle 2"/>
-    <w:lsdException w:unhideWhenUsed="0" w:uiPriority="0" w:semiHidden="0" w:name="Table Web 1"/>
-    <w:lsdException w:unhideWhenUsed="0" w:uiPriority="0" w:semiHidden="0" w:name="Table Web 2"/>
-    <w:lsdException w:unhideWhenUsed="0" w:uiPriority="0" w:semiHidden="0" w:name="Table Web 3"/>
-    <w:lsdException w:unhideWhenUsed="0" w:uiPriority="0" w:semiHidden="0" w:name="Balloon Text"/>
-    <w:lsdException w:qFormat="1" w:unhideWhenUsed="0" w:uiPriority="0" w:semiHidden="0" w:name="Table Grid"/>
-    <w:lsdException w:unhideWhenUsed="0" w:uiPriority="0" w:semiHidden="0" w:name="Table Theme"/>
-    <w:lsdException w:unhideWhenUsed="0" w:uiPriority="60" w:semiHidden="0" w:name="Light Shading"/>
-    <w:lsdException w:unhideWhenUsed="0" w:uiPriority="61" w:semiHidden="0" w:name="Light List"/>
-    <w:lsdException w:unhideWhenUsed="0" w:uiPriority="62" w:semiHidden="0" w:name="Light Grid"/>
-    <w:lsdException w:unhideWhenUsed="0" w:uiPriority="63" w:semiHidden="0" w:name="Medium Shading 1"/>
-    <w:lsdException w:unhideWhenUsed="0" w:uiPriority="64" w:semiHidden="0" w:name="Medium Shading 2"/>
-    <w:lsdException w:unhideWhenUsed="0" w:uiPriority="65" w:semiHidden="0" w:name="Medium List 1"/>
-    <w:lsdException w:unhideWhenUsed="0" w:uiPriority="66" w:semiHidden="0" w:name="Medium List 2"/>
-    <w:lsdException w:unhideWhenUsed="0" w:uiPriority="67" w:semiHidden="0" w:name="Medium Grid 1"/>
-    <w:lsdException w:unhideWhenUsed="0" w:uiPriority="68" w:semiHidden="0" w:name="Medium Grid 2"/>
-    <w:lsdException w:unhideWhenUsed="0" w:uiPriority="69" w:semiHidden="0" w:name="Medium Grid 3"/>
-    <w:lsdException w:unhideWhenUsed="0" w:uiPriority="70" w:semiHidden="0" w:name="Dark List"/>
-    <w:lsdException w:unhideWhenUsed="0" w:uiPriority="71" w:semiHidden="0" w:name="Colorful Shading"/>
-    <w:lsdException w:unhideWhenUsed="0" w:uiPriority="72" w:semiHidden="0" w:name="Colorful List"/>
-    <w:lsdException w:unhideWhenUsed="0" w:uiPriority="73" w:semiHidden="0" w:name="Colorful Grid"/>
-    <w:lsdException w:unhideWhenUsed="0" w:uiPriority="60" w:semiHidden="0" w:name="Light Shading Accent 1"/>
-    <w:lsdException w:unhideWhenUsed="0" w:uiPriority="61" w:semiHidden="0" w:name="Light List Accent 1"/>
-    <w:lsdException w:unhideWhenUsed="0" w:uiPriority="62" w:semiHidden="0" w:name="Light Grid Accent 1"/>
-    <w:lsdException w:unhideWhenUsed="0" w:uiPriority="63" w:semiHidden="0" w:name="Medium Shading 1 Accent 1"/>
-    <w:lsdException w:unhideWhenUsed="0" w:uiPriority="64" w:semiHidden="0" w:name="Medium Shading 2 Accent 1"/>
-    <w:lsdException w:unhideWhenUsed="0" w:uiPriority="65" w:semiHidden="0" w:name="Medium List 1 Accent 1"/>
-    <w:lsdException w:unhideWhenUsed="0" w:uiPriority="66" w:semiHidden="0" w:name="Medium List 2 Accent 1"/>
-    <w:lsdException w:unhideWhenUsed="0" w:uiPriority="67" w:semiHidden="0" w:name="Medium Grid 1 Accent 1"/>
-    <w:lsdException w:unhideWhenUsed="0" w:uiPriority="68" w:semiHidden="0" w:name="Medium Grid 2 Accent 1"/>
-    <w:lsdException w:unhideWhenUsed="0" w:uiPriority="69" w:semiHidden="0" w:name="Medium Grid 3 Accent 1"/>
-    <w:lsdException w:unhideWhenUsed="0" w:uiPriority="70" w:semiHidden="0" w:name="Dark List Accent 1"/>
-    <w:lsdException w:unhideWhenUsed="0" w:uiPriority="71" w:semiHidden="0" w:name="Colorful Shading Accent 1"/>
-    <w:lsdException w:unhideWhenUsed="0" w:uiPriority="72" w:semiHidden="0" w:name="Colorful List Accent 1"/>
-    <w:lsdException w:unhideWhenUsed="0" w:uiPriority="73" w:semiHidden="0" w:name="Colorful Grid Accent 1"/>
-    <w:lsdException w:unhideWhenUsed="0" w:uiPriority="60" w:semiHidden="0" w:name="Light Shading Accent 2"/>
-    <w:lsdException w:unhideWhenUsed="0" w:uiPriority="61" w:semiHidden="0" w:name="Light List Accent 2"/>
-    <w:lsdException w:unhideWhenUsed="0" w:uiPriority="62" w:semiHidden="0" w:name="Light Grid Accent 2"/>
-    <w:lsdException w:unhideWhenUsed="0" w:uiPriority="63" w:semiHidden="0" w:name="Medium Shading 1 Accent 2"/>
-    <w:lsdException w:unhideWhenUsed="0" w:uiPriority="64" w:semiHidden="0" w:name="Medium Shading 2 Accent 2"/>
-    <w:lsdException w:unhideWhenUsed="0" w:uiPriority="65" w:semiHidden="0" w:name="Medium List 1 Accent 2"/>
-    <w:lsdException w:unhideWhenUsed="0" w:uiPriority="66" w:semiHidden="0" w:name="Medium List 2 Accent 2"/>
-    <w:lsdException w:unhideWhenUsed="0" w:uiPriority="67" w:semiHidden="0" w:name="Medium Grid 1 Accent 2"/>
-    <w:lsdException w:unhideWhenUsed="0" w:uiPriority="68" w:semiHidden="0" w:name="Medium Grid 2 Accent 2"/>
-    <w:lsdException w:unhideWhenUsed="0" w:uiPriority="69" w:semiHidden="0" w:name="Medium Grid 3 Accent 2"/>
-    <w:lsdException w:unhideWhenUsed="0" w:uiPriority="70" w:semiHidden="0" w:name="Dark List Accent 2"/>
-    <w:lsdException w:unhideWhenUsed="0" w:uiPriority="71" w:semiHidden="0" w:name="Colorful Shading Accent 2"/>
-    <w:lsdException w:unhideWhenUsed="0" w:uiPriority="72" w:semiHidden="0" w:name="Colorful List Accent 2"/>
-    <w:lsdException w:unhideWhenUsed="0" w:uiPriority="73" w:semiHidden="0" w:name="Colorful Grid Accent 2"/>
-    <w:lsdException w:unhideWhenUsed="0" w:uiPriority="60" w:semiHidden="0" w:name="Light Shading Accent 3"/>
-    <w:lsdException w:unhideWhenUsed="0" w:uiPriority="61" w:semiHidden="0" w:name="Light List Accent 3"/>
-    <w:lsdException w:unhideWhenUsed="0" w:uiPriority="62" w:semiHidden="0" w:name="Light Grid Accent 3"/>
-    <w:lsdException w:unhideWhenUsed="0" w:uiPriority="63" w:semiHidden="0" w:name="Medium Shading 1 Accent 3"/>
-    <w:lsdException w:unhideWhenUsed="0" w:uiPriority="64" w:semiHidden="0" w:name="Medium Shading 2 Accent 3"/>
-    <w:lsdException w:unhideWhenUsed="0" w:uiPriority="65" w:semiHidden="0" w:name="Medium List 1 Accent 3"/>
-    <w:lsdException w:unhideWhenUsed="0" w:uiPriority="66" w:semiHidden="0" w:name="Medium List 2 Accent 3"/>
-    <w:lsdException w:unhideWhenUsed="0" w:uiPriority="67" w:semiHidden="0" w:name="Medium Grid 1 Accent 3"/>
-    <w:lsdException w:unhideWhenUsed="0" w:uiPriority="68" w:semiHidden="0" w:name="Medium Grid 2 Accent 3"/>
-    <w:lsdException w:unhideWhenUsed="0" w:uiPriority="69" w:semiHidden="0" w:name="Medium Grid 3 Accent 3"/>
-    <w:lsdException w:unhideWhenUsed="0" w:uiPriority="70" w:semiHidden="0" w:name="Dark List Accent 3"/>
-    <w:lsdException w:unhideWhenUsed="0" w:uiPriority="71" w:semiHidden="0" w:name="Colorful Shading Accent 3"/>
-    <w:lsdException w:unhideWhenUsed="0" w:uiPriority="72" w:semiHidden="0" w:name="Colorful List Accent 3"/>
-    <w:lsdException w:unhideWhenUsed="0" w:uiPriority="73" w:semiHidden="0" w:name="Colorful Grid Accent 3"/>
-    <w:lsdException w:unhideWhenUsed="0" w:uiPriority="60" w:semiHidden="0" w:name="Light Shading Accent 4"/>
-    <w:lsdException w:unhideWhenUsed="0" w:uiPriority="61" w:semiHidden="0" w:name="Light List Accent 4"/>
-    <w:lsdException w:unhideWhenUsed="0" w:uiPriority="62" w:semiHidden="0" w:name="Light Grid Accent 4"/>
-    <w:lsdException w:unhideWhenUsed="0" w:uiPriority="63" w:semiHidden="0" w:name="Medium Shading 1 Accent 4"/>
-    <w:lsdException w:unhideWhenUsed="0" w:uiPriority="64" w:semiHidden="0" w:name="Medium Shading 2 Accent 4"/>
-    <w:lsdException w:unhideWhenUsed="0" w:uiPriority="65" w:semiHidden="0" w:name="Medium List 1 Accent 4"/>
-    <w:lsdException w:unhideWhenUsed="0" w:uiPriority="66" w:semiHidden="0" w:name="Medium List 2 Accent 4"/>
-    <w:lsdException w:unhideWhenUsed="0" w:uiPriority="67" w:semiHidden="0" w:name="Medium Grid 1 Accent 4"/>
-    <w:lsdException w:unhideWhenUsed="0" w:uiPriority="68" w:semiHidden="0" w:name="Medium Grid 2 Accent 4"/>
-    <w:lsdException w:unhideWhenUsed="0" w:uiPriority="69" w:semiHidden="0" w:name="Medium Grid 3 Accent 4"/>
-    <w:lsdException w:unhideWhenUsed="0" w:uiPriority="70" w:semiHidden="0" w:name="Dark List Accent 4"/>
-    <w:lsdException w:unhideWhenUsed="0" w:uiPriority="71" w:semiHidden="0" w:name="Colorful Shading Accent 4"/>
-    <w:lsdException w:unhideWhenUsed="0" w:uiPriority="72" w:semiHidden="0" w:name="Colorful List Accent 4"/>
-    <w:lsdException w:unhideWhenUsed="0" w:uiPriority="73" w:semiHidden="0" w:name="Colorful Grid Accent 4"/>
-    <w:lsdException w:unhideWhenUsed="0" w:uiPriority="60" w:semiHidden="0" w:name="Light Shading Accent 5"/>
-    <w:lsdException w:unhideWhenUsed="0" w:uiPriority="61" w:semiHidden="0" w:name="Light List Accent 5"/>
-    <w:lsdException w:unhideWhenUsed="0" w:uiPriority="62" w:semiHidden="0" w:name="Light Grid Accent 5"/>
-    <w:lsdException w:unhideWhenUsed="0" w:uiPriority="63" w:semiHidden="0" w:name="Medium Shading 1 Accent 5"/>
-    <w:lsdException w:unhideWhenUsed="0" w:uiPriority="64" w:semiHidden="0" w:name="Medium Shading 2 Accent 5"/>
-    <w:lsdException w:unhideWhenUsed="0" w:uiPriority="65" w:semiHidden="0" w:name="Medium List 1 Accent 5"/>
-    <w:lsdException w:unhideWhenUsed="0" w:uiPriority="66" w:semiHidden="0" w:name="Medium List 2 Accent 5"/>
-    <w:lsdException w:unhideWhenUsed="0" w:uiPriority="67" w:semiHidden="0" w:name="Medium Grid 1 Accent 5"/>
-    <w:lsdException w:unhideWhenUsed="0" w:uiPriority="68" w:semiHidden="0" w:name="Medium Grid 2 Accent 5"/>
-    <w:lsdException w:unhideWhenUsed="0" w:uiPriority="69" w:semiHidden="0" w:name="Medium Grid 3 Accent 5"/>
-    <w:lsdException w:unhideWhenUsed="0" w:uiPriority="70" w:semiHidden="0" w:name="Dark List Accent 5"/>
-    <w:lsdException w:unhideWhenUsed="0" w:uiPriority="71" w:semiHidden="0" w:name="Colorful Shading Accent 5"/>
-    <w:lsdException w:unhideWhenUsed="0" w:uiPriority="72" w:semiHidden="0" w:name="Colorful List Accent 5"/>
-    <w:lsdException w:unhideWhenUsed="0" w:uiPriority="73" w:semiHidden="0" w:name="Colorful Grid Accent 5"/>
-    <w:lsdException w:unhideWhenUsed="0" w:uiPriority="60" w:semiHidden="0" w:name="Light Shading Accent 6"/>
-    <w:lsdException w:unhideWhenUsed="0" w:uiPriority="61" w:semiHidden="0" w:name="Light List Accent 6"/>
-    <w:lsdException w:unhideWhenUsed="0" w:uiPriority="62" w:semiHidden="0" w:name="Light Grid Accent 6"/>
-    <w:lsdException w:unhideWhenUsed="0" w:uiPriority="63" w:semiHidden="0" w:name="Medium Shading 1 Accent 6"/>
-    <w:lsdException w:unhideWhenUsed="0" w:uiPriority="64" w:semiHidden="0" w:name="Medium Shading 2 Accent 6"/>
-    <w:lsdException w:unhideWhenUsed="0" w:uiPriority="65" w:semiHidden="0" w:name="Medium List 1 Accent 6"/>
-    <w:lsdException w:unhideWhenUsed="0" w:uiPriority="66" w:semiHidden="0" w:name="Medium List 2 Accent 6"/>
-    <w:lsdException w:unhideWhenUsed="0" w:uiPriority="67" w:semiHidden="0" w:name="Medium Grid 1 Accent 6"/>
-    <w:lsdException w:unhideWhenUsed="0" w:uiPriority="68" w:semiHidden="0" w:name="Medium Grid 2 Accent 6"/>
-    <w:lsdException w:unhideWhenUsed="0" w:uiPriority="69" w:semiHidden="0" w:name="Medium Grid 3 Accent 6"/>
-    <w:lsdException w:unhideWhenUsed="0" w:uiPriority="70" w:semiHidden="0" w:name="Dark List Accent 6"/>
-    <w:lsdException w:unhideWhenUsed="0" w:uiPriority="71" w:semiHidden="0" w:name="Colorful Shading Accent 6"/>
-    <w:lsdException w:unhideWhenUsed="0" w:uiPriority="72" w:semiHidden="0" w:name="Colorful List Accent 6"/>
-    <w:lsdException w:unhideWhenUsed="0" w:uiPriority="73" w:semiHidden="0" w:name="Colorful Grid Accent 6"/>
+  <w:latentStyles w:defLockedState="0" w:defUIPriority="99" w:defSemiHidden="1" w:defUnhideWhenUsed="1" w:defQFormat="0" w:count="260">
+    <w:lsdException w:name="Normal" w:semiHidden="0" w:uiPriority="0" w:unhideWhenUsed="0" w:qFormat="1"/>
+    <w:lsdException w:name="heading 1" w:semiHidden="0" w:uiPriority="0" w:unhideWhenUsed="0" w:qFormat="1"/>
+    <w:lsdException w:name="heading 2" w:semiHidden="0" w:uiPriority="0" w:qFormat="1"/>
+    <w:lsdException w:name="heading 3" w:uiPriority="0" w:qFormat="1"/>
+    <w:lsdException w:name="heading 4" w:semiHidden="0" w:uiPriority="0" w:qFormat="1"/>
+    <w:lsdException w:name="heading 5" w:uiPriority="0" w:qFormat="1"/>
+    <w:lsdException w:name="heading 6" w:uiPriority="0" w:qFormat="1"/>
+    <w:lsdException w:name="heading 7" w:uiPriority="0" w:qFormat="1"/>
+    <w:lsdException w:name="heading 8" w:uiPriority="0" w:qFormat="1"/>
+    <w:lsdException w:name="heading 9" w:uiPriority="0" w:qFormat="1"/>
+    <w:lsdException w:name="index 1" w:semiHidden="0" w:uiPriority="0" w:unhideWhenUsed="0"/>
+    <w:lsdException w:name="index 2" w:semiHidden="0" w:uiPriority="0" w:unhideWhenUsed="0"/>
+    <w:lsdException w:name="index 3" w:semiHidden="0" w:uiPriority="0" w:unhideWhenUsed="0"/>
+    <w:lsdException w:name="index 4" w:semiHidden="0" w:uiPriority="0" w:unhideWhenUsed="0"/>
+    <w:lsdException w:name="index 5" w:semiHidden="0" w:uiPriority="0" w:unhideWhenUsed="0"/>
+    <w:lsdException w:name="index 6" w:semiHidden="0" w:uiPriority="0" w:unhideWhenUsed="0"/>
+    <w:lsdException w:name="index 7" w:semiHidden="0" w:uiPriority="0" w:unhideWhenUsed="0"/>
+    <w:lsdException w:name="index 8" w:semiHidden="0" w:uiPriority="0" w:unhideWhenUsed="0"/>
+    <w:lsdException w:name="index 9" w:semiHidden="0" w:uiPriority="0" w:unhideWhenUsed="0"/>
+    <w:lsdException w:name="toc 1" w:semiHidden="0" w:uiPriority="0" w:unhideWhenUsed="0" w:qFormat="1"/>
+    <w:lsdException w:name="toc 2" w:semiHidden="0" w:uiPriority="0" w:unhideWhenUsed="0" w:qFormat="1"/>
+    <w:lsdException w:name="toc 3" w:semiHidden="0" w:uiPriority="0" w:unhideWhenUsed="0" w:qFormat="1"/>
+    <w:lsdException w:name="toc 4" w:semiHidden="0" w:uiPriority="0" w:unhideWhenUsed="0"/>
+    <w:lsdException w:name="toc 5" w:semiHidden="0" w:uiPriority="0" w:unhideWhenUsed="0"/>
+    <w:lsdException w:name="toc 6" w:semiHidden="0" w:uiPriority="0" w:unhideWhenUsed="0"/>
+    <w:lsdException w:name="toc 7" w:semiHidden="0" w:uiPriority="0" w:unhideWhenUsed="0"/>
+    <w:lsdException w:name="toc 8" w:semiHidden="0" w:uiPriority="0" w:unhideWhenUsed="0"/>
+    <w:lsdException w:name="toc 9" w:semiHidden="0" w:uiPriority="0" w:unhideWhenUsed="0"/>
+    <w:lsdException w:name="Normal Indent" w:semiHidden="0" w:uiPriority="0" w:unhideWhenUsed="0"/>
+    <w:lsdException w:name="footnote text" w:semiHidden="0" w:uiPriority="0" w:unhideWhenUsed="0"/>
+    <w:lsdException w:name="annotation text" w:semiHidden="0" w:uiPriority="0" w:unhideWhenUsed="0" w:qFormat="1"/>
+    <w:lsdException w:name="header" w:semiHidden="0" w:uiPriority="0" w:unhideWhenUsed="0" w:qFormat="1"/>
+    <w:lsdException w:name="footer" w:semiHidden="0" w:uiPriority="0" w:unhideWhenUsed="0" w:qFormat="1"/>
+    <w:lsdException w:name="index heading" w:semiHidden="0" w:uiPriority="0" w:unhideWhenUsed="0"/>
+    <w:lsdException w:name="caption" w:uiPriority="0" w:qFormat="1"/>
+    <w:lsdException w:name="table of figures" w:semiHidden="0" w:uiPriority="0" w:unhideWhenUsed="0"/>
+    <w:lsdException w:name="envelope address" w:semiHidden="0" w:uiPriority="0" w:unhideWhenUsed="0"/>
+    <w:lsdException w:name="envelope return" w:semiHidden="0" w:uiPriority="0" w:unhideWhenUsed="0"/>
+    <w:lsdException w:name="footnote reference" w:semiHidden="0" w:uiPriority="0" w:unhideWhenUsed="0"/>
+    <w:lsdException w:name="annotation reference" w:semiHidden="0" w:uiPriority="0" w:unhideWhenUsed="0"/>
+    <w:lsdException w:name="line number" w:semiHidden="0" w:uiPriority="0" w:unhideWhenUsed="0"/>
+    <w:lsdException w:name="page number" w:semiHidden="0" w:uiPriority="0" w:unhideWhenUsed="0"/>
+    <w:lsdException w:name="endnote reference" w:semiHidden="0" w:uiPriority="0" w:unhideWhenUsed="0"/>
+    <w:lsdException w:name="endnote text" w:semiHidden="0" w:uiPriority="0" w:unhideWhenUsed="0"/>
+    <w:lsdException w:name="table of authorities" w:semiHidden="0" w:uiPriority="0" w:unhideWhenUsed="0"/>
+    <w:lsdException w:name="macro" w:semiHidden="0" w:uiPriority="0" w:unhideWhenUsed="0"/>
+    <w:lsdException w:name="toa heading" w:semiHidden="0" w:uiPriority="0" w:unhideWhenUsed="0"/>
+    <w:lsdException w:name="List" w:semiHidden="0" w:uiPriority="0" w:unhideWhenUsed="0"/>
+    <w:lsdException w:name="List Bullet" w:semiHidden="0" w:uiPriority="0" w:unhideWhenUsed="0"/>
+    <w:lsdException w:name="List Number" w:semiHidden="0" w:uiPriority="0" w:unhideWhenUsed="0"/>
+    <w:lsdException w:name="List 2" w:semiHidden="0" w:uiPriority="0" w:unhideWhenUsed="0"/>
+    <w:lsdException w:name="List 3" w:semiHidden="0" w:uiPriority="0" w:unhideWhenUsed="0"/>
+    <w:lsdException w:name="List 4" w:semiHidden="0" w:uiPriority="0" w:unhideWhenUsed="0"/>
+    <w:lsdException w:name="List 5" w:semiHidden="0" w:uiPriority="0" w:unhideWhenUsed="0"/>
+    <w:lsdException w:name="List Bullet 2" w:semiHidden="0" w:uiPriority="0" w:unhideWhenUsed="0"/>
+    <w:lsdException w:name="List Bullet 3" w:semiHidden="0" w:uiPriority="0" w:unhideWhenUsed="0"/>
+    <w:lsdException w:name="List Bullet 4" w:semiHidden="0" w:uiPriority="0" w:unhideWhenUsed="0"/>
+    <w:lsdException w:name="List Bullet 5" w:semiHidden="0" w:uiPriority="0" w:unhideWhenUsed="0"/>
+    <w:lsdException w:name="List Number 2" w:semiHidden="0" w:uiPriority="0" w:unhideWhenUsed="0"/>
+    <w:lsdException w:name="List Number 3" w:semiHidden="0" w:uiPriority="0" w:unhideWhenUsed="0"/>
+    <w:lsdException w:name="List Number 4" w:semiHidden="0" w:uiPriority="0" w:unhideWhenUsed="0"/>
+    <w:lsdException w:name="List Number 5" w:semiHidden="0" w:uiPriority="0" w:unhideWhenUsed="0"/>
+    <w:lsdException w:name="Title" w:semiHidden="0" w:uiPriority="0" w:unhideWhenUsed="0" w:qFormat="1"/>
+    <w:lsdException w:name="Closing" w:semiHidden="0" w:uiPriority="0" w:unhideWhenUsed="0"/>
+    <w:lsdException w:name="Signature" w:semiHidden="0" w:uiPriority="0" w:unhideWhenUsed="0"/>
+    <w:lsdException w:name="Default Paragraph Font" w:uiPriority="0" w:unhideWhenUsed="0" w:qFormat="1"/>
+    <w:lsdException w:name="Body Text" w:uiPriority="0" w:unhideWhenUsed="0" w:qFormat="1"/>
+    <w:lsdException w:name="Body Text Indent" w:semiHidden="0" w:uiPriority="0" w:unhideWhenUsed="0"/>
+    <w:lsdException w:name="List Continue" w:semiHidden="0" w:uiPriority="0" w:unhideWhenUsed="0"/>
+    <w:lsdException w:name="List Continue 2" w:semiHidden="0" w:uiPriority="0" w:unhideWhenUsed="0"/>
+    <w:lsdException w:name="List Continue 3" w:semiHidden="0" w:uiPriority="0" w:unhideWhenUsed="0"/>
+    <w:lsdException w:name="List Continue 4" w:semiHidden="0" w:uiPriority="0" w:unhideWhenUsed="0"/>
+    <w:lsdException w:name="List Continue 5" w:semiHidden="0" w:uiPriority="0" w:unhideWhenUsed="0"/>
+    <w:lsdException w:name="Message Header" w:semiHidden="0" w:uiPriority="0" w:unhideWhenUsed="0"/>
+    <w:lsdException w:name="Subtitle" w:semiHidden="0" w:uiPriority="0" w:unhideWhenUsed="0" w:qFormat="1"/>
+    <w:lsdException w:name="Salutation" w:semiHidden="0" w:uiPriority="0" w:unhideWhenUsed="0"/>
+    <w:lsdException w:name="Date" w:semiHidden="0" w:uiPriority="0" w:unhideWhenUsed="0"/>
+    <w:lsdException w:name="Body Text First Indent" w:semiHidden="0" w:uiPriority="0" w:unhideWhenUsed="0"/>
+    <w:lsdException w:name="Body Text First Indent 2" w:semiHidden="0" w:uiPriority="0" w:unhideWhenUsed="0"/>
+    <w:lsdException w:name="Body Text 2" w:semiHidden="0" w:uiPriority="0" w:unhideWhenUsed="0"/>
+    <w:lsdException w:name="Body Text 3" w:semiHidden="0" w:uiPriority="0" w:unhideWhenUsed="0"/>
+    <w:lsdException w:name="Body Text Indent 2" w:semiHidden="0" w:uiPriority="0" w:unhideWhenUsed="0"/>
+    <w:lsdException w:name="Body Text Indent 3" w:semiHidden="0" w:uiPriority="0" w:unhideWhenUsed="0"/>
+    <w:lsdException w:name="Block Text" w:semiHidden="0" w:uiPriority="0" w:unhideWhenUsed="0"/>
+    <w:lsdException w:name="Hyperlink" w:semiHidden="0" w:uiPriority="0" w:unhideWhenUsed="0"/>
+    <w:lsdException w:name="FollowedHyperlink" w:semiHidden="0" w:uiPriority="0" w:unhideWhenUsed="0"/>
+    <w:lsdException w:name="Strong" w:semiHidden="0" w:uiPriority="0" w:unhideWhenUsed="0" w:qFormat="1"/>
+    <w:lsdException w:name="Emphasis" w:semiHidden="0" w:uiPriority="0" w:unhideWhenUsed="0" w:qFormat="1"/>
+    <w:lsdException w:name="Document Map" w:semiHidden="0" w:uiPriority="0" w:unhideWhenUsed="0"/>
+    <w:lsdException w:name="Plain Text" w:semiHidden="0" w:uiPriority="0" w:unhideWhenUsed="0"/>
+    <w:lsdException w:name="E-mail Signature" w:semiHidden="0" w:uiPriority="0" w:unhideWhenUsed="0"/>
+    <w:lsdException w:name="Normal (Web)" w:semiHidden="0" w:uiPriority="0" w:unhideWhenUsed="0" w:qFormat="1"/>
+    <w:lsdException w:name="HTML Acronym" w:semiHidden="0" w:uiPriority="0" w:unhideWhenUsed="0"/>
+    <w:lsdException w:name="HTML Address" w:semiHidden="0" w:uiPriority="0" w:unhideWhenUsed="0"/>
+    <w:lsdException w:name="HTML Cite" w:semiHidden="0" w:uiPriority="0" w:unhideWhenUsed="0"/>
+    <w:lsdException w:name="HTML Code" w:semiHidden="0" w:uiPriority="0" w:unhideWhenUsed="0"/>
+    <w:lsdException w:name="HTML Definition" w:semiHidden="0" w:uiPriority="0" w:unhideWhenUsed="0"/>
+    <w:lsdException w:name="HTML Keyboard" w:semiHidden="0" w:uiPriority="0" w:unhideWhenUsed="0"/>
+    <w:lsdException w:name="HTML Preformatted" w:semiHidden="0" w:uiPriority="0" w:unhideWhenUsed="0"/>
+    <w:lsdException w:name="HTML Sample" w:semiHidden="0" w:uiPriority="0" w:unhideWhenUsed="0"/>
+    <w:lsdException w:name="HTML Typewriter" w:semiHidden="0" w:uiPriority="0" w:unhideWhenUsed="0"/>
+    <w:lsdException w:name="HTML Variable" w:semiHidden="0" w:uiPriority="0" w:unhideWhenUsed="0"/>
+    <w:lsdException w:name="Normal Table" w:uiPriority="0" w:unhideWhenUsed="0" w:qFormat="1"/>
+    <w:lsdException w:name="annotation subject" w:semiHidden="0" w:uiPriority="0" w:unhideWhenUsed="0"/>
+    <w:lsdException w:name="Table Simple 1" w:semiHidden="0" w:uiPriority="0" w:unhideWhenUsed="0"/>
+    <w:lsdException w:name="Table Simple 2" w:semiHidden="0" w:uiPriority="0" w:unhideWhenUsed="0"/>
+    <w:lsdException w:name="Table Simple 3" w:semiHidden="0" w:uiPriority="0" w:unhideWhenUsed="0"/>
+    <w:lsdException w:name="Table Classic 1" w:semiHidden="0" w:uiPriority="0" w:unhideWhenUsed="0"/>
+    <w:lsdException w:name="Table Classic 2" w:semiHidden="0" w:uiPriority="0" w:unhideWhenUsed="0"/>
+    <w:lsdException w:name="Table Classic 3" w:semiHidden="0" w:uiPriority="0" w:unhideWhenUsed="0"/>
+    <w:lsdException w:name="Table Classic 4" w:semiHidden="0" w:uiPriority="0" w:unhideWhenUsed="0"/>
+    <w:lsdException w:name="Table Colorful 1" w:semiHidden="0" w:uiPriority="0" w:unhideWhenUsed="0"/>
+    <w:lsdException w:name="Table Colorful 2" w:semiHidden="0" w:uiPriority="0" w:unhideWhenUsed="0"/>
+    <w:lsdException w:name="Table Colorful 3" w:semiHidden="0" w:uiPriority="0" w:unhideWhenUsed="0"/>
+    <w:lsdException w:name="Table Columns 1" w:semiHidden="0" w:uiPriority="0" w:unhideWhenUsed="0"/>
+    <w:lsdException w:name="Table Columns 2" w:semiHidden="0" w:uiPriority="0" w:unhideWhenUsed="0"/>
+    <w:lsdException w:name="Table Columns 3" w:semiHidden="0" w:uiPriority="0" w:unhideWhenUsed="0"/>
+    <w:lsdException w:name="Table Columns 4" w:semiHidden="0" w:uiPriority="0" w:unhideWhenUsed="0"/>
+    <w:lsdException w:name="Table Columns 5" w:semiHidden="0" w:uiPriority="0" w:unhideWhenUsed="0"/>
+    <w:lsdException w:name="Table Grid 1" w:semiHidden="0" w:uiPriority="0" w:unhideWhenUsed="0"/>
+    <w:lsdException w:name="Table Grid 2" w:semiHidden="0" w:uiPriority="0" w:unhideWhenUsed="0"/>
+    <w:lsdException w:name="Table Grid 3" w:semiHidden="0" w:uiPriority="0" w:unhideWhenUsed="0"/>
+    <w:lsdException w:name="Table Grid 4" w:semiHidden="0" w:uiPriority="0" w:unhideWhenUsed="0"/>
+    <w:lsdException w:name="Table Grid 5" w:semiHidden="0" w:uiPriority="0" w:unhideWhenUsed="0"/>
+    <w:lsdException w:name="Table Grid 6" w:semiHidden="0" w:uiPriority="0" w:unhideWhenUsed="0"/>
+    <w:lsdException w:name="Table Grid 7" w:semiHidden="0" w:uiPriority="0" w:unhideWhenUsed="0"/>
+    <w:lsdException w:name="Table Grid 8" w:semiHidden="0" w:uiPriority="0" w:unhideWhenUsed="0"/>
+    <w:lsdException w:name="Table List 1" w:semiHidden="0" w:uiPriority="0" w:unhideWhenUsed="0"/>
+    <w:lsdException w:name="Table List 2" w:semiHidden="0" w:uiPriority="0" w:unhideWhenUsed="0"/>
+    <w:lsdException w:name="Table List 3" w:semiHidden="0" w:uiPriority="0" w:unhideWhenUsed="0"/>
+    <w:lsdException w:name="Table List 4" w:semiHidden="0" w:uiPriority="0" w:unhideWhenUsed="0"/>
+    <w:lsdException w:name="Table List 5" w:semiHidden="0" w:uiPriority="0" w:unhideWhenUsed="0"/>
+    <w:lsdException w:name="Table List 6" w:semiHidden="0" w:uiPriority="0" w:unhideWhenUsed="0"/>
+    <w:lsdException w:name="Table List 7" w:semiHidden="0" w:uiPriority="0" w:unhideWhenUsed="0"/>
+    <w:lsdException w:name="Table List 8" w:semiHidden="0" w:uiPriority="0" w:unhideWhenUsed="0"/>
+    <w:lsdException w:name="Table 3D effects 1" w:semiHidden="0" w:uiPriority="0" w:unhideWhenUsed="0"/>
+    <w:lsdException w:name="Table 3D effects 2" w:semiHidden="0" w:uiPriority="0" w:unhideWhenUsed="0"/>
+    <w:lsdException w:name="Table 3D effects 3" w:semiHidden="0" w:uiPriority="0" w:unhideWhenUsed="0"/>
+    <w:lsdException w:name="Table Contemporary" w:semiHidden="0" w:uiPriority="0" w:unhideWhenUsed="0"/>
+    <w:lsdException w:name="Table Elegant" w:semiHidden="0" w:uiPriority="0" w:unhideWhenUsed="0"/>
+    <w:lsdException w:name="Table Professional" w:semiHidden="0" w:uiPriority="0" w:unhideWhenUsed="0"/>
+    <w:lsdException w:name="Table Subtle 1" w:semiHidden="0" w:uiPriority="0" w:unhideWhenUsed="0"/>
+    <w:lsdException w:name="Table Subtle 2" w:semiHidden="0" w:uiPriority="0" w:unhideWhenUsed="0"/>
+    <w:lsdException w:name="Table Web 1" w:semiHidden="0" w:uiPriority="0" w:unhideWhenUsed="0"/>
+    <w:lsdException w:name="Table Web 2" w:semiHidden="0" w:uiPriority="0" w:unhideWhenUsed="0"/>
+    <w:lsdException w:name="Table Web 3" w:semiHidden="0" w:uiPriority="0" w:unhideWhenUsed="0"/>
+    <w:lsdException w:name="Balloon Text" w:semiHidden="0" w:uiPriority="0" w:unhideWhenUsed="0"/>
+    <w:lsdException w:name="Table Grid" w:semiHidden="0" w:uiPriority="0" w:unhideWhenUsed="0" w:qFormat="1"/>
+    <w:lsdException w:name="Table Theme" w:semiHidden="0" w:uiPriority="0" w:unhideWhenUsed="0"/>
+    <w:lsdException w:name="Light Shading" w:semiHidden="0" w:uiPriority="60" w:unhideWhenUsed="0"/>
+    <w:lsdException w:name="Light List" w:semiHidden="0" w:uiPriority="61" w:unhideWhenUsed="0"/>
+    <w:lsdException w:name="Light Grid" w:semiHidden="0" w:uiPriority="62" w:unhideWhenUsed="0"/>
+    <w:lsdException w:name="Medium Shading 1" w:semiHidden="0" w:uiPriority="63" w:unhideWhenUsed="0"/>
+    <w:lsdException w:name="Medium Shading 2" w:semiHidden="0" w:uiPriority="64" w:unhideWhenUsed="0"/>
+    <w:lsdException w:name="Medium List 1" w:semiHidden="0" w:uiPriority="65" w:unhideWhenUsed="0"/>
+    <w:lsdException w:name="Medium List 2" w:semiHidden="0" w:uiPriority="66" w:unhideWhenUsed="0"/>
+    <w:lsdException w:name="Medium Grid 1" w:semiHidden="0" w:uiPriority="67" w:unhideWhenUsed="0"/>
+    <w:lsdException w:name="Medium Grid 2" w:semiHidden="0" w:uiPriority="68" w:unhideWhenUsed="0"/>
+    <w:lsdException w:name="Medium Grid 3" w:semiHidden="0" w:uiPriority="69" w:unhideWhenUsed="0"/>
+    <w:lsdException w:name="Dark List" w:semiHidden="0" w:uiPriority="70" w:unhideWhenUsed="0"/>
+    <w:lsdException w:name="Colorful Shading" w:semiHidden="0" w:uiPriority="71" w:unhideWhenUsed="0"/>
+    <w:lsdException w:name="Colorful List" w:semiHidden="0" w:uiPriority="72" w:unhideWhenUsed="0"/>
+    <w:lsdException w:name="Colorful Grid" w:semiHidden="0" w:uiPriority="73" w:unhideWhenUsed="0"/>
+    <w:lsdException w:name="Light Shading Accent 1" w:semiHidden="0" w:uiPriority="60" w:unhideWhenUsed="0"/>
+    <w:lsdException w:name="Light List Accent 1" w:semiHidden="0" w:uiPriority="61" w:unhideWhenUsed="0"/>
+    <w:lsdException w:name="Light Grid Accent 1" w:semiHidden="0" w:uiPriority="62" w:unhideWhenUsed="0"/>
+    <w:lsdException w:name="Medium Shading 1 Accent 1" w:semiHidden="0" w:uiPriority="63" w:unhideWhenUsed="0"/>
+    <w:lsdException w:name="Medium Shading 2 Accent 1" w:semiHidden="0" w:uiPriority="64" w:unhideWhenUsed="0"/>
+    <w:lsdException w:name="Medium List 1 Accent 1" w:semiHidden="0" w:uiPriority="65" w:unhideWhenUsed="0"/>
+    <w:lsdException w:name="Medium List 2 Accent 1" w:semiHidden="0" w:uiPriority="66" w:unhideWhenUsed="0"/>
+    <w:lsdException w:name="Medium Grid 1 Accent 1" w:semiHidden="0" w:uiPriority="67" w:unhideWhenUsed="0"/>
+    <w:lsdException w:name="Medium Grid 2 Accent 1" w:semiHidden="0" w:uiPriority="68" w:unhideWhenUsed="0"/>
+    <w:lsdException w:name="Medium Grid 3 Accent 1" w:semiHidden="0" w:uiPriority="69" w:unhideWhenUsed="0"/>
+    <w:lsdException w:name="Dark List Accent 1" w:semiHidden="0" w:uiPriority="70" w:unhideWhenUsed="0"/>
+    <w:lsdException w:name="Colorful Shading Accent 1" w:semiHidden="0" w:uiPriority="71" w:unhideWhenUsed="0"/>
+    <w:lsdException w:name="Colorful List Accent 1" w:semiHidden="0" w:uiPriority="72" w:unhideWhenUsed="0"/>
+    <w:lsdException w:name="Colorful Grid Accent 1" w:semiHidden="0" w:uiPriority="73" w:unhideWhenUsed="0"/>
+    <w:lsdException w:name="Light Shading Accent 2" w:semiHidden="0" w:uiPriority="60" w:unhideWhenUsed="0"/>
+    <w:lsdException w:name="Light List Accent 2" w:semiHidden="0" w:uiPriority="61" w:unhideWhenUsed="0"/>
+    <w:lsdException w:name="Light Grid Accent 2" w:semiHidden="0" w:uiPriority="62" w:unhideWhenUsed="0"/>
+    <w:lsdException w:name="Medium Shading 1 Accent 2" w:semiHidden="0" w:uiPriority="63" w:unhideWhenUsed="0"/>
+    <w:lsdException w:name="Medium Shading 2 Accent 2" w:semiHidden="0" w:uiPriority="64" w:unhideWhenUsed="0"/>
+    <w:lsdException w:name="Medium List 1 Accent 2" w:semiHidden="0" w:uiPriority="65" w:unhideWhenUsed="0"/>
+    <w:lsdException w:name="Medium List 2 Accent 2" w:semiHidden="0" w:uiPriority="66" w:unhideWhenUsed="0"/>
+    <w:lsdException w:name="Medium Grid 1 Accent 2" w:semiHidden="0" w:uiPriority="67" w:unhideWhenUsed="0"/>
+    <w:lsdException w:name="Medium Grid 2 Accent 2" w:semiHidden="0" w:uiPriority="68" w:unhideWhenUsed="0"/>
+    <w:lsdException w:name="Medium Grid 3 Accent 2" w:semiHidden="0" w:uiPriority="69" w:unhideWhenUsed="0"/>
+    <w:lsdException w:name="Dark List Accent 2" w:semiHidden="0" w:uiPriority="70" w:unhideWhenUsed="0"/>
+    <w:lsdException w:name="Colorful Shading Accent 2" w:semiHidden="0" w:uiPriority="71" w:unhideWhenUsed="0"/>
+    <w:lsdException w:name="Colorful List Accent 2" w:semiHidden="0" w:uiPriority="72" w:unhideWhenUsed="0"/>
+    <w:lsdException w:name="Colorful Grid Accent 2" w:semiHidden="0" w:uiPriority="73" w:unhideWhenUsed="0"/>
+    <w:lsdException w:name="Light Shading Accent 3" w:semiHidden="0" w:uiPriority="60" w:unhideWhenUsed="0"/>
+    <w:lsdException w:name="Light List Accent 3" w:semiHidden="0" w:uiPriority="61" w:unhideWhenUsed="0"/>
+    <w:lsdException w:name="Light Grid Accent 3" w:semiHidden="0" w:uiPriority="62" w:unhideWhenUsed="0"/>
+    <w:lsdException w:name="Medium Shading 1 Accent 3" w:semiHidden="0" w:uiPriority="63" w:unhideWhenUsed="0"/>
+    <w:lsdException w:name="Medium Shading 2 Accent 3" w:semiHidden="0" w:uiPriority="64" w:unhideWhenUsed="0"/>
+    <w:lsdException w:name="Medium List 1 Accent 3" w:semiHidden="0" w:uiPriority="65" w:unhideWhenUsed="0"/>
+    <w:lsdException w:name="Medium List 2 Accent 3" w:semiHidden="0" w:uiPriority="66" w:unhideWhenUsed="0"/>
+    <w:lsdException w:name="Medium Grid 1 Accent 3" w:semiHidden="0" w:uiPriority="67" w:unhideWhenUsed="0"/>
+    <w:lsdException w:name="Medium Grid 2 Accent 3" w:semiHidden="0" w:uiPriority="68" w:unhideWhenUsed="0"/>
+    <w:lsdException w:name="Medium Grid 3 Accent 3" w:semiHidden="0" w:uiPriority="69" w:unhideWhenUsed="0"/>
+    <w:lsdException w:name="Dark List Accent 3" w:semiHidden="0" w:uiPriority="70" w:unhideWhenUsed="0"/>
+    <w:lsdException w:name="Colorful Shading Accent 3" w:semiHidden="0" w:uiPriority="71" w:unhideWhenUsed="0"/>
+    <w:lsdException w:name="Colorful List Accent 3" w:semiHidden="0" w:uiPriority="72" w:unhideWhenUsed="0"/>
+    <w:lsdException w:name="Colorful Grid Accent 3" w:semiHidden="0" w:uiPriority="73" w:unhideWhenUsed="0"/>
+    <w:lsdException w:name="Light Shading Accent 4" w:semiHidden="0" w:uiPriority="60" w:unhideWhenUsed="0"/>
+    <w:lsdException w:name="Light List Accent 4" w:semiHidden="0" w:uiPriority="61" w:unhideWhenUsed="0"/>
+    <w:lsdException w:name="Light Grid Accent 4" w:semiHidden="0" w:uiPriority="62" w:unhideWhenUsed="0"/>
+    <w:lsdException w:name="Medium Shading 1 Accent 4" w:semiHidden="0" w:uiPriority="63" w:unhideWhenUsed="0"/>
+    <w:lsdException w:name="Medium Shading 2 Accent 4" w:semiHidden="0" w:uiPriority="64" w:unhideWhenUsed="0"/>
+    <w:lsdException w:name="Medium List 1 Accent 4" w:semiHidden="0" w:uiPriority="65" w:unhideWhenUsed="0"/>
+    <w:lsdException w:name="Medium List 2 Accent 4" w:semiHidden="0" w:uiPriority="66" w:unhideWhenUsed="0"/>
+    <w:lsdException w:name="Medium Grid 1 Accent 4" w:semiHidden="0" w:uiPriority="67" w:unhideWhenUsed="0"/>
+    <w:lsdException w:name="Medium Grid 2 Accent 4" w:semiHidden="0" w:uiPriority="68" w:unhideWhenUsed="0"/>
+    <w:lsdException w:name="Medium Grid 3 Accent 4" w:semiHidden="0" w:uiPriority="69" w:unhideWhenUsed="0"/>
+    <w:lsdException w:name="Dark List Accent 4" w:semiHidden="0" w:uiPriority="70" w:unhideWhenUsed="0"/>
+    <w:lsdException w:name="Colorful Shading Accent 4" w:semiHidden="0" w:uiPriority="71" w:unhideWhenUsed="0"/>
+    <w:lsdException w:name="Colorful List Accent 4" w:semiHidden="0" w:uiPriority="72" w:unhideWhenUsed="0"/>
+    <w:lsdException w:name="Colorful Grid Accent 4" w:semiHidden="0" w:uiPriority="73" w:unhideWhenUsed="0"/>
+    <w:lsdException w:name="Light Shading Accent 5" w:semiHidden="0" w:uiPriority="60" w:unhideWhenUsed="0"/>
+    <w:lsdException w:name="Light List Accent 5" w:semiHidden="0" w:uiPriority="61" w:unhideWhenUsed="0"/>
+    <w:lsdException w:name="Light Grid Accent 5" w:semiHidden="0" w:uiPriority="62" w:unhideWhenUsed="0"/>
+    <w:lsdException w:name="Medium Shading 1 Accent 5" w:semiHidden="0" w:uiPriority="63" w:unhideWhenUsed="0"/>
+    <w:lsdException w:name="Medium Shading 2 Accent 5" w:semiHidden="0" w:uiPriority="64" w:unhideWhenUsed="0"/>
+    <w:lsdException w:name="Medium List 1 Accent 5" w:semiHidden="0" w:uiPriority="65" w:unhideWhenUsed="0"/>
+    <w:lsdException w:name="Medium List 2 Accent 5" w:semiHidden="0" w:uiPriority="66" w:unhideWhenUsed="0"/>
+    <w:lsdException w:name="Medium Grid 1 Accent 5" w:semiHidden="0" w:uiPriority="67" w:unhideWhenUsed="0"/>
+    <w:lsdException w:name="Medium Grid 2 Accent 5" w:semiHidden="0" w:uiPriority="68" w:unhideWhenUsed="0"/>
+    <w:lsdException w:name="Medium Grid 3 Accent 5" w:semiHidden="0" w:uiPriority="69" w:unhideWhenUsed="0"/>
+    <w:lsdException w:name="Dark List Accent 5" w:semiHidden="0" w:uiPriority="70" w:unhideWhenUsed="0"/>
+    <w:lsdException w:name="Colorful Shading Accent 5" w:semiHidden="0" w:uiPriority="71" w:unhideWhenUsed="0"/>
+    <w:lsdException w:name="Colorful List Accent 5" w:semiHidden="0" w:uiPriority="72" w:unhideWhenUsed="0"/>
+    <w:lsdException w:name="Colorful Grid Accent 5" w:semiHidden="0" w:uiPriority="73" w:unhideWhenUsed="0"/>
+    <w:lsdException w:name="Light Shading Accent 6" w:semiHidden="0" w:uiPriority="60" w:unhideWhenUsed="0"/>
+    <w:lsdException w:name="Light List Accent 6" w:semiHidden="0" w:uiPriority="61" w:unhideWhenUsed="0"/>
+    <w:lsdException w:name="Light Grid Accent 6" w:semiHidden="0" w:uiPriority="62" w:unhideWhenUsed="0"/>
+    <w:lsdException w:name="Medium Shading 1 Accent 6" w:semiHidden="0" w:uiPriority="63" w:unhideWhenUsed="0"/>
+    <w:lsdException w:name="Medium Shading 2 Accent 6" w:semiHidden="0" w:uiPriority="64" w:unhideWhenUsed="0"/>
+    <w:lsdException w:name="Medium List 1 Accent 6" w:semiHidden="0" w:uiPriority="65" w:unhideWhenUsed="0"/>
+    <w:lsdException w:name="Medium List 2 Accent 6" w:semiHidden="0" w:uiPriority="66" w:unhideWhenUsed="0"/>
+    <w:lsdException w:name="Medium Grid 1 Accent 6" w:semiHidden="0" w:uiPriority="67" w:unhideWhenUsed="0"/>
+    <w:lsdException w:name="Medium Grid 2 Accent 6" w:semiHidden="0" w:uiPriority="68" w:unhideWhenUsed="0"/>
+    <w:lsdException w:name="Medium Grid 3 Accent 6" w:semiHidden="0" w:uiPriority="69" w:unhideWhenUsed="0"/>
+    <w:lsdException w:name="Dark List Accent 6" w:semiHidden="0" w:uiPriority="70" w:unhideWhenUsed="0"/>
+    <w:lsdException w:name="Colorful Shading Accent 6" w:semiHidden="0" w:uiPriority="71" w:unhideWhenUsed="0"/>
+    <w:lsdException w:name="Colorful List Accent 6" w:semiHidden="0" w:uiPriority="72" w:unhideWhenUsed="0"/>
+    <w:lsdException w:name="Colorful Grid Accent 6" w:semiHidden="0" w:uiPriority="73" w:unhideWhenUsed="0"/>
   </w:latentStyles>
-  <w:style w:type="paragraph" w:default="1" w:styleId="1">
+  <w:style w:type="paragraph" w:default="1" w:styleId="Normal">
     <w:name w:val="Normal"/>
     <w:qFormat/>
-    <w:uiPriority w:val="0"/>
     <w:pPr>
       <w:kinsoku w:val="0"/>
       <w:autoSpaceDE w:val="0"/>
@@ -5483,7 +5404,7 @@
       <w:textAlignment w:val="baseline"/>
     </w:pPr>
     <w:rPr>
-      <w:rFonts w:ascii="Arial" w:hAnsi="Arial" w:eastAsia="宋体" w:cs="Arial"/>
+      <w:rFonts w:ascii="Arial" w:eastAsia="宋体" w:hAnsi="Arial" w:cs="Arial"/>
       <w:snapToGrid w:val="0"/>
       <w:color w:val="000000"/>
       <w:kern w:val="0"/>
@@ -5492,12 +5413,11 @@
       <w:lang w:val="en-US" w:eastAsia="en-US" w:bidi="ar-SA"/>
     </w:rPr>
   </w:style>
-  <w:style w:type="paragraph" w:styleId="2">
+  <w:style w:type="paragraph" w:styleId="Heading1">
     <w:name w:val="heading 1"/>
-    <w:basedOn w:val="1"/>
-    <w:next w:val="1"/>
+    <w:basedOn w:val="Normal"/>
+    <w:next w:val="Normal"/>
     <w:qFormat/>
-    <w:uiPriority w:val="0"/>
     <w:pPr>
       <w:keepNext/>
       <w:keepLines/>
@@ -5515,13 +5435,12 @@
       <w:sz w:val="44"/>
     </w:rPr>
   </w:style>
-  <w:style w:type="paragraph" w:styleId="3">
+  <w:style w:type="paragraph" w:styleId="Heading2">
     <w:name w:val="heading 2"/>
-    <w:basedOn w:val="1"/>
-    <w:next w:val="1"/>
+    <w:basedOn w:val="Normal"/>
+    <w:next w:val="Normal"/>
     <w:unhideWhenUsed/>
     <w:qFormat/>
-    <w:uiPriority w:val="0"/>
     <w:pPr>
       <w:keepNext/>
       <w:keepLines/>
@@ -5534,19 +5453,18 @@
       <w:outlineLvl w:val="1"/>
     </w:pPr>
     <w:rPr>
-      <w:rFonts w:ascii="Arial" w:hAnsi="Arial" w:eastAsia="黑体"/>
+      <w:rFonts w:ascii="Arial" w:eastAsia="黑体" w:hAnsi="Arial"/>
       <w:b/>
       <w:sz w:val="32"/>
     </w:rPr>
   </w:style>
-  <w:style w:type="paragraph" w:styleId="4">
+  <w:style w:type="paragraph" w:styleId="Heading3">
     <w:name w:val="heading 3"/>
-    <w:basedOn w:val="1"/>
-    <w:next w:val="1"/>
+    <w:basedOn w:val="Normal"/>
+    <w:next w:val="Normal"/>
     <w:semiHidden/>
     <w:unhideWhenUsed/>
     <w:qFormat/>
-    <w:uiPriority w:val="0"/>
     <w:pPr>
       <w:keepNext/>
       <w:keepLines/>
@@ -5563,13 +5481,12 @@
       <w:sz w:val="32"/>
     </w:rPr>
   </w:style>
-  <w:style w:type="paragraph" w:styleId="5">
+  <w:style w:type="paragraph" w:styleId="Heading4">
     <w:name w:val="heading 4"/>
-    <w:basedOn w:val="1"/>
-    <w:next w:val="1"/>
+    <w:basedOn w:val="Normal"/>
+    <w:next w:val="Normal"/>
     <w:unhideWhenUsed/>
     <w:qFormat/>
-    <w:uiPriority w:val="0"/>
     <w:pPr>
       <w:keepNext/>
       <w:keepLines/>
@@ -5582,19 +5499,18 @@
       <w:outlineLvl w:val="3"/>
     </w:pPr>
     <w:rPr>
-      <w:rFonts w:ascii="Arial" w:hAnsi="Arial" w:eastAsia="黑体"/>
+      <w:rFonts w:ascii="Arial" w:eastAsia="黑体" w:hAnsi="Arial"/>
       <w:b/>
       <w:sz w:val="28"/>
     </w:rPr>
   </w:style>
-  <w:style w:type="paragraph" w:styleId="6">
+  <w:style w:type="paragraph" w:styleId="Heading5">
     <w:name w:val="heading 5"/>
-    <w:basedOn w:val="1"/>
-    <w:next w:val="1"/>
+    <w:basedOn w:val="Normal"/>
+    <w:next w:val="Normal"/>
     <w:semiHidden/>
     <w:unhideWhenUsed/>
     <w:qFormat/>
-    <w:uiPriority w:val="0"/>
     <w:pPr>
       <w:keepNext/>
       <w:keepLines/>
@@ -5611,14 +5527,13 @@
       <w:sz w:val="28"/>
     </w:rPr>
   </w:style>
-  <w:style w:type="paragraph" w:styleId="7">
+  <w:style w:type="paragraph" w:styleId="Heading6">
     <w:name w:val="heading 6"/>
-    <w:basedOn w:val="1"/>
-    <w:next w:val="1"/>
+    <w:basedOn w:val="Normal"/>
+    <w:next w:val="Normal"/>
     <w:semiHidden/>
     <w:unhideWhenUsed/>
     <w:qFormat/>
-    <w:uiPriority w:val="0"/>
     <w:pPr>
       <w:keepNext/>
       <w:keepLines/>
@@ -5631,19 +5546,18 @@
       <w:outlineLvl w:val="5"/>
     </w:pPr>
     <w:rPr>
-      <w:rFonts w:ascii="Arial" w:hAnsi="Arial" w:eastAsia="黑体"/>
+      <w:rFonts w:ascii="Arial" w:eastAsia="黑体" w:hAnsi="Arial"/>
       <w:b/>
       <w:sz w:val="24"/>
     </w:rPr>
   </w:style>
-  <w:style w:type="paragraph" w:styleId="8">
+  <w:style w:type="paragraph" w:styleId="Heading7">
     <w:name w:val="heading 7"/>
-    <w:basedOn w:val="1"/>
-    <w:next w:val="1"/>
+    <w:basedOn w:val="Normal"/>
+    <w:next w:val="Normal"/>
     <w:semiHidden/>
     <w:unhideWhenUsed/>
     <w:qFormat/>
-    <w:uiPriority w:val="0"/>
     <w:pPr>
       <w:keepNext/>
       <w:keepLines/>
@@ -5660,14 +5574,13 @@
       <w:sz w:val="24"/>
     </w:rPr>
   </w:style>
-  <w:style w:type="paragraph" w:styleId="9">
+  <w:style w:type="paragraph" w:styleId="Heading8">
     <w:name w:val="heading 8"/>
-    <w:basedOn w:val="1"/>
-    <w:next w:val="1"/>
+    <w:basedOn w:val="Normal"/>
+    <w:next w:val="Normal"/>
     <w:semiHidden/>
     <w:unhideWhenUsed/>
     <w:qFormat/>
-    <w:uiPriority w:val="0"/>
     <w:pPr>
       <w:keepNext/>
       <w:keepLines/>
@@ -5680,18 +5593,17 @@
       <w:outlineLvl w:val="7"/>
     </w:pPr>
     <w:rPr>
-      <w:rFonts w:ascii="Arial" w:hAnsi="Arial" w:eastAsia="黑体"/>
+      <w:rFonts w:ascii="Arial" w:eastAsia="黑体" w:hAnsi="Arial"/>
       <w:sz w:val="24"/>
     </w:rPr>
   </w:style>
-  <w:style w:type="paragraph" w:styleId="10">
+  <w:style w:type="paragraph" w:styleId="Heading9">
     <w:name w:val="heading 9"/>
-    <w:basedOn w:val="1"/>
-    <w:next w:val="1"/>
+    <w:basedOn w:val="Normal"/>
+    <w:next w:val="Normal"/>
     <w:semiHidden/>
     <w:unhideWhenUsed/>
     <w:qFormat/>
-    <w:uiPriority w:val="0"/>
     <w:pPr>
       <w:keepNext/>
       <w:keepLines/>
@@ -5704,21 +5616,19 @@
       <w:outlineLvl w:val="8"/>
     </w:pPr>
     <w:rPr>
-      <w:rFonts w:ascii="Arial" w:hAnsi="Arial" w:eastAsia="黑体"/>
+      <w:rFonts w:ascii="Arial" w:eastAsia="黑体" w:hAnsi="Arial"/>
       <w:sz w:val="21"/>
     </w:rPr>
   </w:style>
-  <w:style w:type="character" w:default="1" w:styleId="22">
+  <w:style w:type="character" w:default="1" w:styleId="DefaultParagraphFont">
     <w:name w:val="Default Paragraph Font"/>
     <w:semiHidden/>
     <w:qFormat/>
-    <w:uiPriority w:val="0"/>
   </w:style>
-  <w:style w:type="table" w:default="1" w:styleId="20">
+  <w:style w:type="table" w:default="1" w:styleId="TableNormal">
     <w:name w:val="Normal Table"/>
     <w:semiHidden/>
     <w:qFormat/>
-    <w:uiPriority w:val="0"/>
     <w:tblPr>
       <w:tblCellMar>
         <w:top w:w="0" w:type="dxa"/>
@@ -5728,43 +5638,39 @@
       </w:tblCellMar>
     </w:tblPr>
   </w:style>
-  <w:style w:type="paragraph" w:styleId="11">
+  <w:style w:type="paragraph" w:styleId="CommentText">
     <w:name w:val="annotation text"/>
-    <w:basedOn w:val="1"/>
+    <w:basedOn w:val="Normal"/>
     <w:qFormat/>
-    <w:uiPriority w:val="0"/>
     <w:pPr>
       <w:jc w:val="left"/>
     </w:pPr>
   </w:style>
-  <w:style w:type="paragraph" w:styleId="12">
+  <w:style w:type="paragraph" w:styleId="BodyText">
     <w:name w:val="Body Text"/>
-    <w:basedOn w:val="1"/>
+    <w:basedOn w:val="Normal"/>
     <w:semiHidden/>
     <w:qFormat/>
-    <w:uiPriority w:val="0"/>
     <w:rPr>
-      <w:rFonts w:ascii="Arial" w:hAnsi="Arial" w:eastAsia="Arial" w:cs="Arial"/>
+      <w:rFonts w:ascii="Arial" w:eastAsia="Arial" w:hAnsi="Arial" w:cs="Arial"/>
       <w:sz w:val="21"/>
       <w:szCs w:val="21"/>
       <w:lang w:val="en-US" w:eastAsia="en-US" w:bidi="ar-SA"/>
     </w:rPr>
   </w:style>
-  <w:style w:type="paragraph" w:styleId="13">
+  <w:style w:type="paragraph" w:styleId="TOC3">
     <w:name w:val="toc 3"/>
-    <w:basedOn w:val="1"/>
-    <w:next w:val="1"/>
+    <w:basedOn w:val="Normal"/>
+    <w:next w:val="Normal"/>
     <w:qFormat/>
-    <w:uiPriority w:val="0"/>
     <w:pPr>
       <w:ind w:left="840" w:leftChars="400"/>
     </w:pPr>
   </w:style>
-  <w:style w:type="paragraph" w:styleId="14">
+  <w:style w:type="paragraph" w:styleId="Footer">
     <w:name w:val="footer"/>
-    <w:basedOn w:val="1"/>
+    <w:basedOn w:val="Normal"/>
     <w:qFormat/>
-    <w:uiPriority w:val="0"/>
     <w:pPr>
       <w:tabs>
         <w:tab w:val="center" w:pos="4153"/>
@@ -5777,17 +5683,16 @@
       <w:sz w:val="18"/>
     </w:rPr>
   </w:style>
-  <w:style w:type="paragraph" w:styleId="15">
+  <w:style w:type="paragraph" w:styleId="Header">
     <w:name w:val="header"/>
-    <w:basedOn w:val="1"/>
+    <w:basedOn w:val="Normal"/>
     <w:qFormat/>
-    <w:uiPriority w:val="0"/>
     <w:pPr>
       <w:pBdr>
-        <w:top w:val="none" w:color="auto" w:sz="0" w:space="0"/>
-        <w:left w:val="none" w:color="auto" w:sz="0" w:space="0"/>
-        <w:bottom w:val="none" w:color="auto" w:sz="0" w:space="0"/>
-        <w:right w:val="none" w:color="auto" w:sz="0" w:space="0"/>
+        <w:top w:val="nil"/>
+        <w:left w:val="nil"/>
+        <w:bottom w:val="nil"/>
+        <w:right w:val="nil"/>
       </w:pBdr>
       <w:tabs>
         <w:tab w:val="center" w:pos="4153"/>
@@ -5802,41 +5707,37 @@
       <w:sz w:val="18"/>
     </w:rPr>
   </w:style>
-  <w:style w:type="paragraph" w:styleId="16">
+  <w:style w:type="paragraph" w:styleId="TOC1">
     <w:name w:val="toc 1"/>
-    <w:basedOn w:val="1"/>
-    <w:next w:val="1"/>
+    <w:basedOn w:val="Normal"/>
+    <w:next w:val="Normal"/>
     <w:qFormat/>
-    <w:uiPriority w:val="0"/>
     <w:rPr>
-      <w:rFonts w:ascii="Arial" w:hAnsi="Arial" w:eastAsia="Microsoft JhengHei"/>
+      <w:rFonts w:ascii="Arial" w:eastAsia="Microsoft JhengHei" w:hAnsi="Arial"/>
       <w:sz w:val="24"/>
     </w:rPr>
   </w:style>
-  <w:style w:type="paragraph" w:styleId="17">
+  <w:style w:type="paragraph" w:styleId="TOC2">
     <w:name w:val="toc 2"/>
-    <w:basedOn w:val="1"/>
-    <w:next w:val="1"/>
+    <w:basedOn w:val="Normal"/>
+    <w:next w:val="Normal"/>
     <w:qFormat/>
-    <w:uiPriority w:val="0"/>
     <w:pPr>
       <w:ind w:left="420" w:leftChars="200"/>
     </w:pPr>
   </w:style>
-  <w:style w:type="paragraph" w:styleId="18">
+  <w:style w:type="paragraph" w:styleId="NormalWeb">
     <w:name w:val="Normal (Web)"/>
-    <w:basedOn w:val="1"/>
+    <w:basedOn w:val="Normal"/>
     <w:qFormat/>
-    <w:uiPriority w:val="0"/>
     <w:rPr>
       <w:sz w:val="24"/>
     </w:rPr>
   </w:style>
-  <w:style w:type="paragraph" w:styleId="19">
+  <w:style w:type="paragraph" w:styleId="Title">
     <w:name w:val="Title"/>
-    <w:basedOn w:val="1"/>
+    <w:basedOn w:val="Normal"/>
     <w:qFormat/>
-    <w:uiPriority w:val="0"/>
     <w:pPr>
       <w:spacing w:before="240" w:beforeLines="0" w:beforeAutospacing="0" w:after="60" w:afterLines="0" w:afterAutospacing="0"/>
       <w:jc w:val="center"/>
@@ -5848,73 +5749,68 @@
       <w:sz w:val="32"/>
     </w:rPr>
   </w:style>
-  <w:style w:type="table" w:styleId="21">
+  <w:style w:type="table" w:styleId="TableGrid">
     <w:name w:val="Table Grid"/>
-    <w:basedOn w:val="20"/>
+    <w:basedOn w:val="TableNormal"/>
     <w:qFormat/>
-    <w:uiPriority w:val="0"/>
     <w:pPr>
       <w:widowControl w:val="0"/>
       <w:jc w:val="both"/>
     </w:pPr>
     <w:tblPr>
       <w:tblBorders>
-        <w:top w:val="single" w:color="auto" w:sz="4" w:space="0"/>
-        <w:left w:val="single" w:color="auto" w:sz="4" w:space="0"/>
-        <w:bottom w:val="single" w:color="auto" w:sz="4" w:space="0"/>
-        <w:right w:val="single" w:color="auto" w:sz="4" w:space="0"/>
-        <w:insideH w:val="single" w:color="auto" w:sz="4" w:space="0"/>
-        <w:insideV w:val="single" w:color="auto" w:sz="4" w:space="0"/>
+        <w:top w:val="single" w:sz="4" w:space="0" w:color="auto"/>
+        <w:left w:val="single" w:sz="4" w:space="0" w:color="auto"/>
+        <w:bottom w:val="single" w:sz="4" w:space="0" w:color="auto"/>
+        <w:right w:val="single" w:sz="4" w:space="0" w:color="auto"/>
+        <w:insideH w:val="single" w:sz="4" w:space="0" w:color="auto"/>
+        <w:insideV w:val="single" w:sz="4" w:space="0" w:color="auto"/>
       </w:tblBorders>
     </w:tblPr>
   </w:style>
-  <w:style w:type="character" w:styleId="23">
+  <w:style w:type="character" w:styleId="Strong">
     <w:name w:val="Strong"/>
-    <w:basedOn w:val="22"/>
+    <w:basedOn w:val="DefaultParagraphFont"/>
     <w:qFormat/>
-    <w:uiPriority w:val="0"/>
     <w:rPr>
       <w:b/>
     </w:rPr>
   </w:style>
-  <w:style w:type="paragraph" w:customStyle="1" w:styleId="24">
+  <w:style w:type="paragraph" w:customStyle="1" w:styleId="a">
     <w:name w:val="柴_公司名"/>
-    <w:basedOn w:val="19"/>
+    <w:basedOn w:val="Title"/>
     <w:qFormat/>
-    <w:uiPriority w:val="0"/>
     <w:pPr>
       <w:spacing w:after="600" w:afterLines="600"/>
     </w:pPr>
     <w:rPr>
-      <w:rFonts w:hint="eastAsia" w:ascii="宋体" w:hAnsi="宋体" w:eastAsia="宋体" w:cs="宋体"/>
+      <w:rFonts w:ascii="宋体" w:eastAsia="宋体" w:hAnsi="宋体" w:cs="宋体" w:hint="eastAsia"/>
       <w:bCs/>
       <w:spacing w:val="-6"/>
       <w:sz w:val="52"/>
       <w:szCs w:val="52"/>
     </w:rPr>
   </w:style>
-  <w:style w:type="paragraph" w:customStyle="1" w:styleId="25">
+  <w:style w:type="paragraph" w:customStyle="1" w:styleId="a0">
     <w:name w:val="柴_文档名"/>
-    <w:basedOn w:val="19"/>
+    <w:basedOn w:val="Title"/>
     <w:qFormat/>
-    <w:uiPriority w:val="0"/>
     <w:pPr>
       <w:spacing w:after="900" w:afterLines="900"/>
     </w:pPr>
     <w:rPr>
-      <w:rFonts w:ascii="黑体" w:hAnsi="黑体" w:eastAsia="黑体" w:cs="黑体"/>
+      <w:rFonts w:ascii="黑体" w:eastAsia="黑体" w:hAnsi="黑体" w:cs="黑体"/>
       <w:bCs/>
       <w:spacing w:val="-7"/>
       <w:sz w:val="52"/>
       <w:szCs w:val="52"/>
     </w:rPr>
   </w:style>
-  <w:style w:type="table" w:customStyle="1" w:styleId="26">
+  <w:style w:type="table" w:customStyle="1" w:styleId="TableNormal0">
     <w:name w:val="Table Normal_0"/>
     <w:semiHidden/>
     <w:unhideWhenUsed/>
     <w:qFormat/>
-    <w:uiPriority w:val="0"/>
     <w:tblPr>
       <w:tblCellMar>
         <w:top w:w="0" w:type="dxa"/>
@@ -5924,87 +5820,81 @@
       </w:tblCellMar>
     </w:tblPr>
   </w:style>
-  <w:style w:type="paragraph" w:customStyle="1" w:styleId="27">
+  <w:style w:type="paragraph" w:customStyle="1" w:styleId="TableText">
     <w:name w:val="Table Text"/>
-    <w:basedOn w:val="1"/>
+    <w:basedOn w:val="Normal"/>
     <w:semiHidden/>
     <w:qFormat/>
-    <w:uiPriority w:val="0"/>
     <w:rPr>
-      <w:rFonts w:ascii="宋体" w:hAnsi="宋体" w:eastAsia="宋体" w:cs="宋体"/>
+      <w:rFonts w:ascii="宋体" w:eastAsia="宋体" w:hAnsi="宋体" w:cs="宋体"/>
       <w:sz w:val="21"/>
       <w:szCs w:val="21"/>
       <w:lang w:val="en-US" w:eastAsia="en-US" w:bidi="ar-SA"/>
     </w:rPr>
   </w:style>
-  <w:style w:type="paragraph" w:customStyle="1" w:styleId="28">
+  <w:style w:type="paragraph" w:customStyle="1" w:styleId="1">
     <w:name w:val="柴_标题1"/>
-    <w:basedOn w:val="2"/>
-    <w:next w:val="29"/>
-    <w:link w:val="38"/>
+    <w:basedOn w:val="Heading1"/>
+    <w:next w:val="a1"/>
+    <w:link w:val="1Char"/>
     <w:qFormat/>
-    <w:uiPriority w:val="0"/>
     <w:pPr>
       <w:spacing w:before="100" w:after="90" w:line="360" w:lineRule="auto"/>
     </w:pPr>
     <w:rPr>
-      <w:rFonts w:ascii="Arial" w:hAnsi="Arial" w:eastAsia="宋体"/>
+      <w:rFonts w:ascii="Arial" w:eastAsia="宋体" w:hAnsi="Arial"/>
       <w:sz w:val="32"/>
     </w:rPr>
   </w:style>
-  <w:style w:type="paragraph" w:customStyle="1" w:styleId="29">
+  <w:style w:type="paragraph" w:customStyle="1" w:styleId="a1">
     <w:name w:val="柴_正文"/>
-    <w:basedOn w:val="12"/>
-    <w:link w:val="42"/>
+    <w:basedOn w:val="BodyText"/>
+    <w:link w:val="Char"/>
     <w:qFormat/>
-    <w:uiPriority w:val="0"/>
     <w:pPr>
       <w:spacing w:line="360" w:lineRule="auto"/>
       <w:ind w:firstLine="470" w:firstLineChars="200"/>
     </w:pPr>
     <w:rPr>
-      <w:rFonts w:ascii="Arial" w:hAnsi="Arial" w:eastAsia="宋体"/>
+      <w:rFonts w:ascii="Arial" w:eastAsia="宋体" w:hAnsi="Arial"/>
       <w:sz w:val="24"/>
       <w:lang w:eastAsia="zh-CN"/>
     </w:rPr>
   </w:style>
-  <w:style w:type="paragraph" w:customStyle="1" w:styleId="30">
+  <w:style w:type="paragraph" w:customStyle="1" w:styleId="2">
     <w:name w:val="柴_标题2"/>
-    <w:basedOn w:val="3"/>
-    <w:next w:val="29"/>
+    <w:basedOn w:val="Heading2"/>
+    <w:next w:val="a1"/>
     <w:qFormat/>
-    <w:uiPriority w:val="0"/>
     <w:pPr>
       <w:spacing w:line="360" w:lineRule="auto"/>
     </w:pPr>
     <w:rPr>
-      <w:rFonts w:ascii="Arial" w:hAnsi="Arial" w:eastAsia="宋体"/>
+      <w:rFonts w:ascii="Arial" w:eastAsia="宋体" w:hAnsi="Arial"/>
       <w:sz w:val="28"/>
     </w:rPr>
   </w:style>
-  <w:style w:type="paragraph" w:customStyle="1" w:styleId="31">
+  <w:style w:type="paragraph" w:customStyle="1" w:styleId="3">
     <w:name w:val="柴_标题3"/>
-    <w:basedOn w:val="4"/>
-    <w:next w:val="29"/>
+    <w:basedOn w:val="Heading3"/>
+    <w:next w:val="a1"/>
     <w:qFormat/>
-    <w:uiPriority w:val="0"/>
     <w:pPr>
       <w:spacing w:line="360" w:lineRule="auto"/>
       <w:ind w:left="0" w:firstLine="472" w:firstLineChars="200"/>
     </w:pPr>
     <w:rPr>
-      <w:rFonts w:ascii="宋体" w:hAnsi="宋体" w:eastAsia="宋体" w:cs="宋体"/>
+      <w:rFonts w:ascii="宋体" w:eastAsia="宋体" w:hAnsi="宋体" w:cs="宋体"/>
       <w:spacing w:val="-2"/>
       <w:sz w:val="24"/>
       <w:szCs w:val="24"/>
     </w:rPr>
   </w:style>
-  <w:style w:type="paragraph" w:customStyle="1" w:styleId="32">
+  <w:style w:type="paragraph" w:customStyle="1" w:styleId="a2">
     <w:name w:val="柴_目录"/>
-    <w:basedOn w:val="1"/>
-    <w:next w:val="12"/>
+    <w:basedOn w:val="Normal"/>
+    <w:next w:val="BodyText"/>
     <w:qFormat/>
-    <w:uiPriority w:val="0"/>
     <w:pPr>
       <w:tabs>
         <w:tab w:val="right" w:leader="dot" w:pos="8442"/>
@@ -6012,64 +5902,59 @@
       <w:ind w:left="0" w:leftChars="0"/>
     </w:pPr>
     <w:rPr>
-      <w:rFonts w:ascii="Arial" w:hAnsi="Arial" w:eastAsia="Microsoft JhengHei"/>
+      <w:rFonts w:ascii="Arial" w:eastAsia="Microsoft JhengHei" w:hAnsi="Arial"/>
       <w:sz w:val="24"/>
     </w:rPr>
   </w:style>
-  <w:style w:type="paragraph" w:customStyle="1" w:styleId="33">
+  <w:style w:type="paragraph" w:customStyle="1" w:styleId="WPSOffice1">
     <w:name w:val="WPSOffice手动目录 1"/>
     <w:qFormat/>
-    <w:uiPriority w:val="0"/>
     <w:pPr>
       <w:ind w:leftChars="0"/>
     </w:pPr>
     <w:rPr>
-      <w:rFonts w:ascii="Times New Roman" w:hAnsi="Times New Roman" w:eastAsia="宋体" w:cs="Times New Roman"/>
+      <w:rFonts w:ascii="Times New Roman" w:eastAsia="宋体" w:hAnsi="Times New Roman" w:cs="Times New Roman"/>
       <w:sz w:val="20"/>
       <w:szCs w:val="20"/>
     </w:rPr>
   </w:style>
-  <w:style w:type="paragraph" w:customStyle="1" w:styleId="34">
+  <w:style w:type="paragraph" w:customStyle="1" w:styleId="WPSOffice2">
     <w:name w:val="WPSOffice手动目录 2"/>
     <w:qFormat/>
-    <w:uiPriority w:val="0"/>
     <w:pPr>
       <w:ind w:leftChars="200"/>
     </w:pPr>
     <w:rPr>
-      <w:rFonts w:ascii="Times New Roman" w:hAnsi="Times New Roman" w:eastAsia="宋体" w:cs="Times New Roman"/>
+      <w:rFonts w:ascii="Times New Roman" w:eastAsia="宋体" w:hAnsi="Times New Roman" w:cs="Times New Roman"/>
       <w:sz w:val="20"/>
       <w:szCs w:val="20"/>
     </w:rPr>
   </w:style>
-  <w:style w:type="paragraph" w:customStyle="1" w:styleId="35">
+  <w:style w:type="paragraph" w:customStyle="1" w:styleId="WPSOffice3">
     <w:name w:val="WPSOffice手动目录 3"/>
     <w:qFormat/>
-    <w:uiPriority w:val="0"/>
     <w:pPr>
       <w:ind w:leftChars="400"/>
     </w:pPr>
     <w:rPr>
-      <w:rFonts w:ascii="Times New Roman" w:hAnsi="Times New Roman" w:eastAsia="宋体" w:cs="Times New Roman"/>
+      <w:rFonts w:ascii="Times New Roman" w:eastAsia="宋体" w:hAnsi="Times New Roman" w:cs="Times New Roman"/>
       <w:sz w:val="20"/>
       <w:szCs w:val="20"/>
     </w:rPr>
   </w:style>
-  <w:style w:type="paragraph" w:customStyle="1" w:styleId="36">
+  <w:style w:type="paragraph" w:customStyle="1" w:styleId="Compact">
     <w:name w:val="Compact"/>
-    <w:basedOn w:val="12"/>
+    <w:basedOn w:val="BodyText"/>
     <w:qFormat/>
-    <w:uiPriority w:val="0"/>
     <w:pPr>
       <w:spacing w:before="36" w:after="36"/>
     </w:pPr>
   </w:style>
-  <w:style w:type="table" w:customStyle="1" w:styleId="37">
+  <w:style w:type="table" w:customStyle="1" w:styleId="Table">
     <w:name w:val="Table"/>
     <w:semiHidden/>
     <w:unhideWhenUsed/>
     <w:qFormat/>
-    <w:uiPriority w:val="0"/>
     <w:tblPr>
       <w:tblCellMar>
         <w:top w:w="0" w:type="dxa"/>
@@ -6081,28 +5966,26 @@
     <w:tblStylePr w:type="firstRow">
       <w:tcPr>
         <w:tcBorders>
-          <w:bottom w:val="single" w:color="auto" w:sz="0" w:space="0"/>
+          <w:bottom w:val="single" w:sz="0" w:space="0" w:color="auto"/>
         </w:tcBorders>
         <w:vAlign w:val="bottom"/>
       </w:tcPr>
     </w:tblStylePr>
   </w:style>
-  <w:style w:type="character" w:customStyle="1" w:styleId="38">
+  <w:style w:type="character" w:customStyle="1" w:styleId="1Char">
     <w:name w:val="柴_标题1 Char"/>
-    <w:link w:val="28"/>
+    <w:link w:val="1"/>
     <w:qFormat/>
-    <w:uiPriority w:val="0"/>
     <w:rPr>
-      <w:rFonts w:ascii="Arial" w:hAnsi="Arial" w:eastAsia="宋体"/>
+      <w:rFonts w:ascii="Arial" w:eastAsia="宋体" w:hAnsi="Arial"/>
       <w:sz w:val="32"/>
     </w:rPr>
   </w:style>
-  <w:style w:type="table" w:customStyle="1" w:styleId="39">
+  <w:style w:type="table" w:customStyle="1" w:styleId="TableNormal1">
     <w:name w:val="Table Normal_1"/>
     <w:semiHidden/>
     <w:unhideWhenUsed/>
     <w:qFormat/>
-    <w:uiPriority w:val="0"/>
     <w:tblPr>
       <w:tblCellMar>
         <w:top w:w="0" w:type="dxa"/>
@@ -6112,11 +5995,10 @@
       </w:tblCellMar>
     </w:tblPr>
   </w:style>
-  <w:style w:type="paragraph" w:customStyle="1" w:styleId="40">
+  <w:style w:type="paragraph" w:customStyle="1" w:styleId="a3">
     <w:name w:val="柴_正文_无缩进"/>
-    <w:basedOn w:val="1"/>
+    <w:basedOn w:val="Normal"/>
     <w:qFormat/>
-    <w:uiPriority w:val="0"/>
     <w:pPr>
       <w:ind w:firstLine="0" w:firstLineChars="0"/>
     </w:pPr>
@@ -6126,31 +6008,29 @@
       <w:lang w:eastAsia="zh-CN"/>
     </w:rPr>
   </w:style>
-  <w:style w:type="paragraph" w:customStyle="1" w:styleId="41">
+  <w:style w:type="paragraph" w:customStyle="1" w:styleId="4">
     <w:name w:val="柴_标题4"/>
-    <w:basedOn w:val="5"/>
-    <w:next w:val="1"/>
+    <w:basedOn w:val="Heading4"/>
+    <w:next w:val="Normal"/>
     <w:qFormat/>
-    <w:uiPriority w:val="0"/>
     <w:pPr>
       <w:widowControl w:val="0"/>
       <w:spacing w:before="160" w:line="360" w:lineRule="auto"/>
-      <w:ind w:left="981" w:leftChars="300" w:hanging="862"/>
+      <w:ind w:left="981" w:hanging="862" w:leftChars="300"/>
     </w:pPr>
     <w:rPr>
-      <w:rFonts w:hint="eastAsia" w:ascii="Calibri" w:hAnsi="Calibri" w:eastAsia="宋体" w:cs="宋体"/>
+      <w:rFonts w:ascii="Calibri" w:eastAsia="宋体" w:hAnsi="Calibri" w:cs="宋体" w:hint="eastAsia"/>
       <w:sz w:val="24"/>
       <w:szCs w:val="24"/>
       <w:lang w:eastAsia="zh-CN" w:bidi="zh-CN"/>
     </w:rPr>
   </w:style>
-  <w:style w:type="character" w:customStyle="1" w:styleId="42">
+  <w:style w:type="character" w:customStyle="1" w:styleId="Char">
     <w:name w:val="柴_正文 Char"/>
-    <w:link w:val="29"/>
+    <w:link w:val="a1"/>
     <w:qFormat/>
-    <w:uiPriority w:val="0"/>
     <w:rPr>
-      <w:rFonts w:ascii="Arial" w:hAnsi="Arial" w:eastAsia="宋体"/>
+      <w:rFonts w:ascii="Arial" w:eastAsia="宋体" w:hAnsi="Arial"/>
       <w:sz w:val="24"/>
       <w:lang w:eastAsia="zh-CN"/>
     </w:rPr>

--- a/6-过程管理/运行记录类文件/TXHS-06-15-公安视频监控项目运维项目-服务可用性和连续性计划.docx
+++ b/6-过程管理/运行记录类文件/TXHS-06-15-公安视频监控项目运维项目-服务可用性和连续性计划.docx
@@ -1369,7 +1369,7 @@
                 <w:vertAlign w:val="baseline"/>
                 <w:lang w:val="en-US" w:eastAsia="zh-CN"/>
               </w:rPr>
-              <w:t>强宇涛</w:t>
+              <w:t>程方</w:t>
             </w:r>
           </w:p>
         </w:tc>
@@ -1412,7 +1412,7 @@
                 <w:vertAlign w:val="baseline"/>
                 <w:lang w:val="en-US" w:eastAsia="zh-CN"/>
               </w:rPr>
-              <w:t>陈凯</w:t>
+              <w:t>茅建根</w:t>
             </w:r>
           </w:p>
         </w:tc>

--- a/6-过程管理/运行记录类文件/TXHS-06-15-公安视频监控项目运维项目-服务可用性和连续性计划.docx
+++ b/6-过程管理/运行记录类文件/TXHS-06-15-公安视频监控项目运维项目-服务可用性和连续性计划.docx
@@ -1,11 +1,10 @@
 
 <file path=word/document.xml><?xml version="1.0" encoding="utf-8"?>
-<w:document xmlns:wpc="http://schemas.microsoft.com/office/word/2010/wordprocessingCanvas" xmlns:mc="http://schemas.openxmlformats.org/markup-compatibility/2006" xmlns:o="urn:schemas-microsoft-com:office:office" xmlns:r="http://schemas.openxmlformats.org/officeDocument/2006/relationships" xmlns:m="http://schemas.openxmlformats.org/officeDocument/2006/math" xmlns:v="urn:schemas-microsoft-com:vml" xmlns:wp14="http://schemas.microsoft.com/office/word/2010/wordprocessingDrawing" xmlns:wp="http://schemas.openxmlformats.org/drawingml/2006/wordprocessingDrawing" xmlns:w10="urn:schemas-microsoft-com:office:word" xmlns:w="http://schemas.openxmlformats.org/wordprocessingml/2006/main" xmlns:w14="http://schemas.microsoft.com/office/word/2010/wordml" xmlns:w15="http://schemas.microsoft.com/office/word/2012/wordml" xmlns:wne="http://schemas.microsoft.com/office/word/2006/wordml" xmlns:wpg="http://schemas.microsoft.com/office/word/2010/wordprocessingGroup" xmlns:wpi="http://schemas.microsoft.com/office/word/2010/wordprocessingInk" xmlns:wps="http://schemas.microsoft.com/office/word/2010/wordprocessingShape" mc:Ignorable="w14 w15 wp14">
-  <!-- Generated by Aspose.Words for .NET 13.3.0.1 -->
+<w:document xmlns:wpc="http://schemas.microsoft.com/office/word/2010/wordprocessingCanvas" xmlns:mc="http://schemas.openxmlformats.org/markup-compatibility/2006" xmlns:o="urn:schemas-microsoft-com:office:office" xmlns:r="http://schemas.openxmlformats.org/officeDocument/2006/relationships" xmlns:m="http://schemas.openxmlformats.org/officeDocument/2006/math" xmlns:v="urn:schemas-microsoft-com:vml" xmlns:wp14="http://schemas.microsoft.com/office/word/2010/wordprocessingDrawing" xmlns:wp="http://schemas.openxmlformats.org/drawingml/2006/wordprocessingDrawing" xmlns:w="http://schemas.openxmlformats.org/wordprocessingml/2006/main" xmlns:w14="http://schemas.microsoft.com/office/word/2010/wordml" xmlns:w10="urn:schemas-microsoft-com:office:word" xmlns:w15="http://schemas.microsoft.com/office/word/2012/wordml" xmlns:wpg="http://schemas.microsoft.com/office/word/2010/wordprocessingGroup" xmlns:wpi="http://schemas.microsoft.com/office/word/2010/wordprocessingInk" xmlns:wne="http://schemas.microsoft.com/office/word/2006/wordml" xmlns:wps="http://schemas.microsoft.com/office/word/2010/wordprocessingShape" xmlns:wpsCustomData="http://www.wps.cn/officeDocument/2013/wpsCustomData" mc:Ignorable="w14 w15 wp14">
   <w:body>
     <w:p>
       <w:pPr>
-        <w:pStyle w:val="a"/>
+        <w:pStyle w:val="24"/>
         <w:keepNext w:val="0"/>
         <w:keepLines w:val="0"/>
         <w:pageBreakBefore w:val="0"/>
@@ -25,7 +24,7 @@
       <w:bookmarkStart w:id="0" w:name="_Toc15206"/>
       <w:r>
         <w:drawing>
-          <wp:anchor distT="0" distB="0" distL="114300" distR="114300" simplePos="0" relativeHeight="251660288" behindDoc="1" locked="0" layoutInCell="1" allowOverlap="1">
+          <wp:anchor distT="0" distB="0" distL="114300" distR="114300" simplePos="0" relativeHeight="251661312" behindDoc="1" locked="0" layoutInCell="1" allowOverlap="1">
             <wp:simplePos x="0" y="0"/>
             <wp:positionH relativeFrom="column">
               <wp:posOffset>-34290</wp:posOffset>
@@ -50,7 +49,7 @@
                     </pic:cNvPicPr>
                   </pic:nvPicPr>
                   <pic:blipFill>
-                    <a:blip xmlns:r="http://schemas.openxmlformats.org/officeDocument/2006/relationships" r:embed="rId4"/>
+                    <a:blip r:embed="rId7"/>
                     <a:stretch>
                       <a:fillRect/>
                     </a:stretch>
@@ -76,7 +75,7 @@
       </w:r>
       <w:r>
         <w:drawing>
-          <wp:anchor distT="0" distB="0" distL="114300" distR="114300" simplePos="0" relativeHeight="251659264" behindDoc="1" locked="0" layoutInCell="1" allowOverlap="1">
+          <wp:anchor distT="0" distB="0" distL="114300" distR="114300" simplePos="0" relativeHeight="251660288" behindDoc="1" locked="0" layoutInCell="1" allowOverlap="1">
             <wp:simplePos x="0" y="0"/>
             <wp:positionH relativeFrom="column">
               <wp:posOffset>0</wp:posOffset>
@@ -101,7 +100,7 @@
                     </pic:cNvPicPr>
                   </pic:nvPicPr>
                   <pic:blipFill>
-                    <a:blip xmlns:r="http://schemas.openxmlformats.org/officeDocument/2006/relationships" r:embed="rId5"/>
+                    <a:blip r:embed="rId8"/>
                     <a:stretch>
                       <a:fillRect/>
                     </a:stretch>
@@ -131,7 +130,7 @@
           <w:lang w:val="en-US" w:eastAsia="zh-CN"/>
         </w:rPr>
         <w:drawing>
-          <wp:anchor distT="0" distB="0" distL="114300" distR="114300" simplePos="0" relativeHeight="251658240" behindDoc="1" locked="0" layoutInCell="1" allowOverlap="1">
+          <wp:anchor distT="0" distB="0" distL="114300" distR="114300" simplePos="0" relativeHeight="251659264" behindDoc="1" locked="0" layoutInCell="1" allowOverlap="1">
             <wp:simplePos x="0" y="0"/>
             <wp:positionH relativeFrom="column">
               <wp:posOffset>635</wp:posOffset>
@@ -156,7 +155,7 @@
                     </pic:cNvPicPr>
                   </pic:nvPicPr>
                   <pic:blipFill>
-                    <a:blip xmlns:r="http://schemas.openxmlformats.org/officeDocument/2006/relationships" r:embed="rId6">
+                    <a:blip r:embed="rId9">
                       <a:alphaModFix amt="58000"/>
                       <a:lum contrast="-52000"/>
                     </a:blip>
@@ -190,7 +189,7 @@
     </w:p>
     <w:p>
       <w:pPr>
-        <w:pStyle w:val="a0"/>
+        <w:pStyle w:val="25"/>
         <w:keepNext w:val="0"/>
         <w:keepLines w:val="0"/>
         <w:pageBreakBefore w:val="0"/>
@@ -224,7 +223,7 @@
           <w:rFonts w:hint="eastAsia"/>
           <w:lang w:val="en-US" w:eastAsia="zh-CN"/>
         </w:rPr>
-        <w:br/>
+        <w:br w:type="textWrapping"/>
       </w:r>
       <w:r>
         <w:rPr>
@@ -251,11 +250,11 @@
         <w:adjustRightInd w:val="0"/>
         <w:snapToGrid w:val="0"/>
         <w:spacing w:after="624" w:afterLines="200" w:line="219" w:lineRule="auto"/>
-        <w:ind w:left="0" w:right="0" w:firstLine="0" w:leftChars="0" w:rightChars="0" w:firstLineChars="0"/>
+        <w:ind w:left="0" w:leftChars="0" w:right="0" w:rightChars="0" w:firstLine="0" w:firstLineChars="0"/>
         <w:jc w:val="center"/>
         <w:textAlignment w:val="baseline"/>
         <w:rPr>
-          <w:rFonts w:ascii="宋体" w:eastAsia="宋体" w:hAnsi="宋体" w:cs="宋体" w:hint="default"/>
+          <w:rFonts w:hint="default" w:ascii="宋体" w:hAnsi="宋体" w:eastAsia="宋体" w:cs="宋体"/>
           <w:sz w:val="24"/>
           <w:szCs w:val="24"/>
           <w:lang w:val="en-US" w:eastAsia="zh-CN"/>
@@ -263,7 +262,7 @@
       </w:pPr>
       <w:r>
         <w:rPr>
-          <w:rFonts w:ascii="宋体" w:eastAsia="宋体" w:hAnsi="宋体" w:cs="宋体"/>
+          <w:rFonts w:ascii="宋体" w:hAnsi="宋体" w:eastAsia="宋体" w:cs="宋体"/>
           <w:b/>
           <w:bCs/>
           <w:spacing w:val="-3"/>
@@ -274,7 +273,7 @@
       </w:r>
       <w:r>
         <w:rPr>
-          <w:rFonts w:ascii="宋体" w:eastAsia="宋体" w:hAnsi="宋体" w:cs="宋体" w:hint="eastAsia"/>
+          <w:rFonts w:hint="eastAsia" w:ascii="宋体" w:hAnsi="宋体" w:eastAsia="宋体" w:cs="宋体"/>
           <w:b/>
           <w:bCs/>
           <w:spacing w:val="-3"/>
@@ -286,7 +285,7 @@
       </w:r>
       <w:r>
         <w:rPr>
-          <w:rFonts w:ascii="宋体" w:eastAsia="宋体" w:hAnsi="宋体" w:cs="宋体"/>
+          <w:rFonts w:ascii="宋体" w:hAnsi="宋体" w:eastAsia="宋体" w:cs="宋体"/>
           <w:b/>
           <w:bCs/>
           <w:spacing w:val="-3"/>
@@ -297,7 +296,7 @@
       </w:r>
       <w:r>
         <w:rPr>
-          <w:rFonts w:ascii="宋体" w:hAnsi="宋体" w:cs="宋体" w:hint="eastAsia"/>
+          <w:rFonts w:hint="eastAsia" w:ascii="宋体" w:hAnsi="宋体" w:cs="宋体"/>
           <w:b/>
           <w:bCs/>
           <w:spacing w:val="-3"/>
@@ -309,7 +308,7 @@
       </w:r>
       <w:r>
         <w:rPr>
-          <w:rFonts w:ascii="宋体" w:eastAsia="宋体" w:hAnsi="宋体" w:cs="宋体"/>
+          <w:rFonts w:ascii="宋体" w:hAnsi="宋体" w:eastAsia="宋体" w:cs="宋体"/>
           <w:b/>
           <w:bCs/>
           <w:spacing w:val="-3"/>
@@ -320,7 +319,7 @@
       </w:r>
       <w:r>
         <w:rPr>
-          <w:rFonts w:ascii="宋体" w:hAnsi="宋体" w:cs="宋体" w:hint="eastAsia"/>
+          <w:rFonts w:hint="eastAsia" w:ascii="宋体" w:hAnsi="宋体" w:cs="宋体"/>
           <w:b/>
           <w:bCs/>
           <w:spacing w:val="-3"/>
@@ -333,17 +332,18 @@
     </w:p>
     <w:tbl>
       <w:tblPr>
-        <w:tblStyle w:val="TableGrid"/>
+        <w:tblStyle w:val="21"/>
         <w:tblW w:w="0" w:type="auto"/>
         <w:jc w:val="center"/>
         <w:tblBorders>
-          <w:top w:val="nil"/>
-          <w:left w:val="nil"/>
-          <w:bottom w:val="nil"/>
-          <w:right w:val="nil"/>
-          <w:insideH w:val="nil"/>
-          <w:insideV w:val="nil"/>
+          <w:top w:val="none" w:color="auto" w:sz="0" w:space="0"/>
+          <w:left w:val="none" w:color="auto" w:sz="0" w:space="0"/>
+          <w:bottom w:val="none" w:color="auto" w:sz="0" w:space="0"/>
+          <w:right w:val="none" w:color="auto" w:sz="0" w:space="0"/>
+          <w:insideH w:val="none" w:color="auto" w:sz="0" w:space="0"/>
+          <w:insideV w:val="none" w:color="auto" w:sz="0" w:space="0"/>
         </w:tblBorders>
+        <w:tblLayout w:type="autofit"/>
         <w:tblCellMar>
           <w:top w:w="0" w:type="dxa"/>
           <w:left w:w="108" w:type="dxa"/>
@@ -357,15 +357,13 @@
       </w:tblGrid>
       <w:tr>
         <w:tblPrEx>
-          <w:tblW w:w="0" w:type="auto"/>
-          <w:jc w:val="center"/>
           <w:tblBorders>
-            <w:top w:val="nil"/>
-            <w:left w:val="nil"/>
-            <w:bottom w:val="nil"/>
-            <w:right w:val="nil"/>
-            <w:insideH w:val="nil"/>
-            <w:insideV w:val="nil"/>
+            <w:top w:val="none" w:color="auto" w:sz="0" w:space="0"/>
+            <w:left w:val="none" w:color="auto" w:sz="0" w:space="0"/>
+            <w:bottom w:val="none" w:color="auto" w:sz="0" w:space="0"/>
+            <w:right w:val="none" w:color="auto" w:sz="0" w:space="0"/>
+            <w:insideH w:val="none" w:color="auto" w:sz="0" w:space="0"/>
+            <w:insideV w:val="none" w:color="auto" w:sz="0" w:space="0"/>
           </w:tblBorders>
           <w:tblCellMar>
             <w:top w:w="0" w:type="dxa"/>
@@ -375,7 +373,7 @@
           </w:tblCellMar>
         </w:tblPrEx>
         <w:trPr>
-          <w:trHeight w:val="810"/>
+          <w:trHeight w:val="810" w:hRule="atLeast"/>
           <w:jc w:val="center"/>
         </w:trPr>
         <w:tc>
@@ -414,7 +412,7 @@
             </w:r>
             <w:r>
               <w:rPr>
-                <w:rFonts w:asciiTheme="minorAscii" w:eastAsiaTheme="minorEastAsia" w:hAnsiTheme="minorAscii" w:hint="default"/>
+                <w:rFonts w:hint="default" w:asciiTheme="minorAscii" w:hAnsiTheme="minorAscii" w:eastAsiaTheme="minorEastAsia"/>
                 <w:spacing w:val="227"/>
                 <w:sz w:val="21"/>
                 <w:vertAlign w:val="baseline"/>
@@ -469,7 +467,7 @@
             </w:r>
             <w:r>
               <w:rPr>
-                <w:rFonts w:asciiTheme="minorAscii" w:eastAsiaTheme="minorEastAsia" w:hAnsiTheme="minorAscii" w:hint="eastAsia"/>
+                <w:rFonts w:hint="eastAsia" w:asciiTheme="minorAscii" w:hAnsiTheme="minorAscii" w:eastAsiaTheme="minorEastAsia"/>
                 <w:spacing w:val="227"/>
                 <w:sz w:val="21"/>
                 <w:vertAlign w:val="baseline"/>
@@ -484,15 +482,21 @@
                 <w:vertAlign w:val="baseline"/>
                 <w:lang w:val="en-US" w:eastAsia="zh-CN"/>
               </w:rPr>
-              <w:t>2025.01.10</w:t>
+              <w:t>2025.06.10</w:t>
             </w:r>
           </w:p>
         </w:tc>
       </w:tr>
       <w:tr>
         <w:tblPrEx>
-          <w:tblW w:w="0" w:type="auto"/>
-          <w:jc w:val="center"/>
+          <w:tblBorders>
+            <w:top w:val="none" w:color="auto" w:sz="0" w:space="0"/>
+            <w:left w:val="none" w:color="auto" w:sz="0" w:space="0"/>
+            <w:bottom w:val="none" w:color="auto" w:sz="0" w:space="0"/>
+            <w:right w:val="none" w:color="auto" w:sz="0" w:space="0"/>
+            <w:insideH w:val="none" w:color="auto" w:sz="0" w:space="0"/>
+            <w:insideV w:val="none" w:color="auto" w:sz="0" w:space="0"/>
+          </w:tblBorders>
           <w:tblCellMar>
             <w:top w:w="0" w:type="dxa"/>
             <w:left w:w="108" w:type="dxa"/>
@@ -501,7 +505,7 @@
           </w:tblCellMar>
         </w:tblPrEx>
         <w:trPr>
-          <w:trHeight w:val="810"/>
+          <w:trHeight w:val="810" w:hRule="atLeast"/>
           <w:jc w:val="center"/>
         </w:trPr>
         <w:tc>
@@ -526,7 +530,7 @@
               <w:snapToGrid w:val="0"/>
               <w:textAlignment w:val="baseline"/>
               <w:rPr>
-                <w:rFonts w:ascii="Arial" w:eastAsia="Arial" w:hAnsi="Arial" w:cs="Arial" w:hint="default"/>
+                <w:rFonts w:hint="default" w:ascii="Arial" w:hAnsi="Arial" w:eastAsia="Arial" w:cs="Arial"/>
                 <w:snapToGrid w:val="0"/>
                 <w:color w:val="000000"/>
                 <w:kern w:val="0"/>
@@ -558,7 +562,7 @@
             </w:r>
             <w:r>
               <w:rPr>
-                <w:rFonts w:asciiTheme="minorAscii" w:eastAsiaTheme="minorEastAsia" w:hAnsiTheme="minorAscii" w:hint="default"/>
+                <w:rFonts w:hint="default" w:asciiTheme="minorAscii" w:hAnsiTheme="minorAscii" w:eastAsiaTheme="minorEastAsia"/>
                 <w:spacing w:val="227"/>
                 <w:sz w:val="21"/>
                 <w:vertAlign w:val="baseline"/>
@@ -612,7 +616,7 @@
               <w:snapToGrid w:val="0"/>
               <w:textAlignment w:val="baseline"/>
               <w:rPr>
-                <w:rFonts w:ascii="Arial" w:eastAsia="Arial" w:hAnsi="Arial" w:cs="Arial" w:hint="default"/>
+                <w:rFonts w:hint="default" w:ascii="Arial" w:hAnsi="Arial" w:eastAsia="Arial" w:cs="Arial"/>
                 <w:snapToGrid w:val="0"/>
                 <w:color w:val="000000"/>
                 <w:kern w:val="0"/>
@@ -632,7 +636,7 @@
             </w:r>
             <w:r>
               <w:rPr>
-                <w:rFonts w:asciiTheme="minorAscii" w:eastAsiaTheme="minorEastAsia" w:hAnsiTheme="minorAscii" w:hint="eastAsia"/>
+                <w:rFonts w:hint="eastAsia" w:asciiTheme="minorAscii" w:hAnsiTheme="minorAscii" w:eastAsiaTheme="minorEastAsia"/>
                 <w:spacing w:val="227"/>
                 <w:sz w:val="21"/>
                 <w:vertAlign w:val="baseline"/>
@@ -647,15 +651,21 @@
                 <w:vertAlign w:val="baseline"/>
                 <w:lang w:val="en-US" w:eastAsia="zh-CN"/>
               </w:rPr>
-              <w:t>2025.01.10</w:t>
+              <w:t>2025.06.10</w:t>
             </w:r>
           </w:p>
         </w:tc>
       </w:tr>
       <w:tr>
         <w:tblPrEx>
-          <w:tblW w:w="0" w:type="auto"/>
-          <w:jc w:val="center"/>
+          <w:tblBorders>
+            <w:top w:val="none" w:color="auto" w:sz="0" w:space="0"/>
+            <w:left w:val="none" w:color="auto" w:sz="0" w:space="0"/>
+            <w:bottom w:val="none" w:color="auto" w:sz="0" w:space="0"/>
+            <w:right w:val="none" w:color="auto" w:sz="0" w:space="0"/>
+            <w:insideH w:val="none" w:color="auto" w:sz="0" w:space="0"/>
+            <w:insideV w:val="none" w:color="auto" w:sz="0" w:space="0"/>
+          </w:tblBorders>
           <w:tblCellMar>
             <w:top w:w="0" w:type="dxa"/>
             <w:left w:w="108" w:type="dxa"/>
@@ -664,7 +674,7 @@
           </w:tblCellMar>
         </w:tblPrEx>
         <w:trPr>
-          <w:trHeight w:val="635"/>
+          <w:trHeight w:val="635" w:hRule="atLeast"/>
           <w:jc w:val="center"/>
         </w:trPr>
         <w:tc>
@@ -715,7 +725,7 @@
             </w:r>
             <w:r>
               <w:rPr>
-                <w:rFonts w:asciiTheme="minorAscii" w:eastAsiaTheme="minorEastAsia" w:hAnsiTheme="minorAscii" w:hint="eastAsia"/>
+                <w:rFonts w:hint="eastAsia" w:asciiTheme="minorAscii" w:hAnsiTheme="minorAscii" w:eastAsiaTheme="minorEastAsia"/>
                 <w:spacing w:val="227"/>
                 <w:sz w:val="21"/>
                 <w:vertAlign w:val="baseline"/>
@@ -769,7 +779,7 @@
             </w:r>
             <w:r>
               <w:rPr>
-                <w:rFonts w:asciiTheme="minorAscii" w:eastAsiaTheme="minorEastAsia" w:hAnsiTheme="minorAscii" w:hint="eastAsia"/>
+                <w:rFonts w:hint="eastAsia" w:asciiTheme="minorAscii" w:hAnsiTheme="minorAscii" w:eastAsiaTheme="minorEastAsia"/>
                 <w:spacing w:val="227"/>
                 <w:sz w:val="21"/>
                 <w:vertAlign w:val="baseline"/>
@@ -784,7 +794,18 @@
                 <w:vertAlign w:val="baseline"/>
                 <w:lang w:val="en-US" w:eastAsia="zh-CN"/>
               </w:rPr>
-              <w:t>2025.01.10</w:t>
+              <w:t>2025.06</w:t>
+            </w:r>
+            <w:bookmarkStart w:id="20" w:name="_GoBack"/>
+            <w:bookmarkEnd w:id="20"/>
+            <w:r>
+              <w:rPr>
+                <w:rFonts w:hint="eastAsia"/>
+                <w:u w:val="single"/>
+                <w:vertAlign w:val="baseline"/>
+                <w:lang w:val="en-US" w:eastAsia="zh-CN"/>
+              </w:rPr>
+              <w:t>.10</w:t>
             </w:r>
           </w:p>
         </w:tc>
@@ -830,14 +851,14 @@
         <w:ind w:left="3634"/>
         <w:textAlignment w:val="baseline"/>
         <w:rPr>
-          <w:rFonts w:ascii="宋体" w:eastAsia="宋体" w:hAnsi="宋体" w:cs="宋体"/>
+          <w:rFonts w:ascii="宋体" w:hAnsi="宋体" w:eastAsia="宋体" w:cs="宋体"/>
           <w:sz w:val="31"/>
           <w:szCs w:val="31"/>
         </w:rPr>
       </w:pPr>
       <w:r>
         <w:rPr>
-          <w:rFonts w:ascii="宋体" w:eastAsia="宋体" w:hAnsi="宋体" w:cs="宋体"/>
+          <w:rFonts w:ascii="宋体" w:hAnsi="宋体" w:eastAsia="宋体" w:cs="宋体"/>
           <w:b/>
           <w:bCs/>
           <w:spacing w:val="4"/>
@@ -849,16 +870,16 @@
     </w:p>
     <w:tbl>
       <w:tblPr>
-        <w:tblStyle w:val="TableNormal0"/>
+        <w:tblStyle w:val="26"/>
         <w:tblW w:w="8214" w:type="dxa"/>
         <w:jc w:val="center"/>
         <w:tblBorders>
-          <w:top w:val="single" w:sz="2" w:space="0" w:color="000000"/>
-          <w:left w:val="single" w:sz="2" w:space="0" w:color="000000"/>
-          <w:bottom w:val="single" w:sz="2" w:space="0" w:color="000000"/>
-          <w:right w:val="single" w:sz="2" w:space="0" w:color="000000"/>
-          <w:insideH w:val="single" w:sz="2" w:space="0" w:color="000000"/>
-          <w:insideV w:val="single" w:sz="2" w:space="0" w:color="000000"/>
+          <w:top w:val="single" w:color="000000" w:sz="2" w:space="0"/>
+          <w:left w:val="single" w:color="000000" w:sz="2" w:space="0"/>
+          <w:bottom w:val="single" w:color="000000" w:sz="2" w:space="0"/>
+          <w:right w:val="single" w:color="000000" w:sz="2" w:space="0"/>
+          <w:insideH w:val="single" w:color="000000" w:sz="2" w:space="0"/>
+          <w:insideV w:val="single" w:color="000000" w:sz="2" w:space="0"/>
         </w:tblBorders>
         <w:tblLayout w:type="fixed"/>
         <w:tblCellMar>
@@ -878,17 +899,14 @@
       </w:tblGrid>
       <w:tr>
         <w:tblPrEx>
-          <w:tblW w:w="8214" w:type="dxa"/>
-          <w:jc w:val="center"/>
           <w:tblBorders>
-            <w:top w:val="single" w:sz="2" w:space="0" w:color="000000"/>
-            <w:left w:val="single" w:sz="2" w:space="0" w:color="000000"/>
-            <w:bottom w:val="single" w:sz="2" w:space="0" w:color="000000"/>
-            <w:right w:val="single" w:sz="2" w:space="0" w:color="000000"/>
-            <w:insideH w:val="single" w:sz="2" w:space="0" w:color="000000"/>
-            <w:insideV w:val="single" w:sz="2" w:space="0" w:color="000000"/>
+            <w:top w:val="single" w:color="000000" w:sz="2" w:space="0"/>
+            <w:left w:val="single" w:color="000000" w:sz="2" w:space="0"/>
+            <w:bottom w:val="single" w:color="000000" w:sz="2" w:space="0"/>
+            <w:right w:val="single" w:color="000000" w:sz="2" w:space="0"/>
+            <w:insideH w:val="single" w:color="000000" w:sz="2" w:space="0"/>
+            <w:insideV w:val="single" w:color="000000" w:sz="2" w:space="0"/>
           </w:tblBorders>
-          <w:tblLayout w:type="fixed"/>
           <w:tblCellMar>
             <w:top w:w="0" w:type="dxa"/>
             <w:left w:w="0" w:type="dxa"/>
@@ -897,7 +915,7 @@
           </w:tblCellMar>
         </w:tblPrEx>
         <w:trPr>
-          <w:trHeight w:val="593"/>
+          <w:trHeight w:val="593" w:hRule="atLeast"/>
           <w:jc w:val="center"/>
         </w:trPr>
         <w:tc>
@@ -919,18 +937,18 @@
               <w:adjustRightInd w:val="0"/>
               <w:snapToGrid w:val="0"/>
               <w:spacing w:before="176" w:line="228" w:lineRule="auto"/>
-              <w:ind w:left="0" w:right="0" w:firstLine="0" w:leftChars="0" w:rightChars="0" w:firstLineChars="0"/>
+              <w:ind w:left="0" w:leftChars="0" w:right="0" w:rightChars="0" w:firstLine="0" w:firstLineChars="0"/>
               <w:jc w:val="center"/>
               <w:textAlignment w:val="baseline"/>
               <w:rPr>
-                <w:rFonts w:ascii="宋体" w:eastAsia="宋体" w:hAnsi="宋体" w:cs="宋体"/>
+                <w:rFonts w:ascii="宋体" w:hAnsi="宋体" w:eastAsia="宋体" w:cs="宋体"/>
                 <w:sz w:val="20"/>
                 <w:szCs w:val="20"/>
               </w:rPr>
             </w:pPr>
             <w:r>
               <w:rPr>
-                <w:rFonts w:ascii="宋体" w:hAnsi="宋体" w:cs="宋体" w:hint="eastAsia"/>
+                <w:rFonts w:hint="eastAsia" w:ascii="宋体" w:hAnsi="宋体" w:cs="宋体"/>
                 <w:spacing w:val="-14"/>
                 <w:sz w:val="20"/>
                 <w:szCs w:val="20"/>
@@ -940,7 +958,7 @@
             </w:r>
             <w:r>
               <w:rPr>
-                <w:rFonts w:ascii="宋体" w:eastAsia="宋体" w:hAnsi="宋体" w:cs="宋体"/>
+                <w:rFonts w:ascii="宋体" w:hAnsi="宋体" w:eastAsia="宋体" w:cs="宋体"/>
                 <w:spacing w:val="-14"/>
                 <w:sz w:val="20"/>
                 <w:szCs w:val="20"/>
@@ -968,18 +986,18 @@
               <w:adjustRightInd w:val="0"/>
               <w:snapToGrid w:val="0"/>
               <w:spacing w:before="175" w:line="227" w:lineRule="auto"/>
-              <w:ind w:left="0" w:right="0" w:firstLine="0" w:leftChars="0" w:rightChars="0" w:firstLineChars="0"/>
+              <w:ind w:left="0" w:leftChars="0" w:right="0" w:rightChars="0" w:firstLine="0" w:firstLineChars="0"/>
               <w:jc w:val="center"/>
               <w:textAlignment w:val="baseline"/>
               <w:rPr>
-                <w:rFonts w:ascii="宋体" w:eastAsia="宋体" w:hAnsi="宋体" w:cs="宋体"/>
+                <w:rFonts w:ascii="宋体" w:hAnsi="宋体" w:eastAsia="宋体" w:cs="宋体"/>
                 <w:sz w:val="20"/>
                 <w:szCs w:val="20"/>
               </w:rPr>
             </w:pPr>
             <w:r>
               <w:rPr>
-                <w:rFonts w:ascii="宋体" w:eastAsia="宋体" w:hAnsi="宋体" w:cs="宋体"/>
+                <w:rFonts w:ascii="宋体" w:hAnsi="宋体" w:eastAsia="宋体" w:cs="宋体"/>
                 <w:spacing w:val="4"/>
                 <w:sz w:val="20"/>
                 <w:szCs w:val="20"/>
@@ -1007,18 +1025,18 @@
               <w:adjustRightInd w:val="0"/>
               <w:snapToGrid w:val="0"/>
               <w:spacing w:before="175" w:line="228" w:lineRule="auto"/>
-              <w:ind w:left="0" w:right="0" w:firstLine="0" w:leftChars="0" w:rightChars="0" w:firstLineChars="0"/>
+              <w:ind w:left="0" w:leftChars="0" w:right="0" w:rightChars="0" w:firstLine="0" w:firstLineChars="0"/>
               <w:jc w:val="center"/>
               <w:textAlignment w:val="baseline"/>
               <w:rPr>
-                <w:rFonts w:ascii="宋体" w:eastAsia="宋体" w:hAnsi="宋体" w:cs="宋体"/>
+                <w:rFonts w:ascii="宋体" w:hAnsi="宋体" w:eastAsia="宋体" w:cs="宋体"/>
                 <w:sz w:val="20"/>
                 <w:szCs w:val="20"/>
               </w:rPr>
             </w:pPr>
             <w:r>
               <w:rPr>
-                <w:rFonts w:ascii="宋体" w:eastAsia="宋体" w:hAnsi="宋体" w:cs="宋体"/>
+                <w:rFonts w:ascii="宋体" w:hAnsi="宋体" w:eastAsia="宋体" w:cs="宋体"/>
                 <w:spacing w:val="7"/>
                 <w:sz w:val="20"/>
                 <w:szCs w:val="20"/>
@@ -1046,11 +1064,11 @@
               <w:adjustRightInd w:val="0"/>
               <w:snapToGrid w:val="0"/>
               <w:spacing w:before="175" w:line="228" w:lineRule="auto"/>
-              <w:ind w:left="0" w:right="0" w:firstLine="0" w:leftChars="0" w:rightChars="0" w:firstLineChars="0"/>
+              <w:ind w:left="0" w:leftChars="0" w:right="0" w:rightChars="0" w:firstLine="0" w:firstLineChars="0"/>
               <w:jc w:val="center"/>
               <w:textAlignment w:val="baseline"/>
               <w:rPr>
-                <w:rFonts w:ascii="宋体" w:eastAsia="宋体" w:hAnsi="宋体" w:cs="宋体" w:hint="eastAsia"/>
+                <w:rFonts w:hint="eastAsia" w:ascii="宋体" w:hAnsi="宋体" w:eastAsia="宋体" w:cs="宋体"/>
                 <w:spacing w:val="7"/>
                 <w:sz w:val="20"/>
                 <w:szCs w:val="20"/>
@@ -1059,7 +1077,7 @@
             </w:pPr>
             <w:r>
               <w:rPr>
-                <w:rFonts w:ascii="宋体" w:hAnsi="宋体" w:cs="宋体" w:hint="eastAsia"/>
+                <w:rFonts w:hint="eastAsia" w:ascii="宋体" w:hAnsi="宋体" w:cs="宋体"/>
                 <w:spacing w:val="7"/>
                 <w:sz w:val="20"/>
                 <w:szCs w:val="20"/>
@@ -1088,11 +1106,11 @@
               <w:adjustRightInd w:val="0"/>
               <w:snapToGrid w:val="0"/>
               <w:spacing w:before="175" w:line="228" w:lineRule="auto"/>
-              <w:ind w:left="0" w:right="0" w:firstLine="0" w:leftChars="0" w:rightChars="0" w:firstLineChars="0"/>
+              <w:ind w:left="0" w:leftChars="0" w:right="0" w:rightChars="0" w:firstLine="0" w:firstLineChars="0"/>
               <w:jc w:val="center"/>
               <w:textAlignment w:val="baseline"/>
               <w:rPr>
-                <w:rFonts w:ascii="宋体" w:hAnsi="宋体" w:cs="宋体" w:hint="default"/>
+                <w:rFonts w:hint="default" w:ascii="宋体" w:hAnsi="宋体" w:cs="宋体"/>
                 <w:spacing w:val="7"/>
                 <w:sz w:val="20"/>
                 <w:szCs w:val="20"/>
@@ -1101,7 +1119,7 @@
             </w:pPr>
             <w:r>
               <w:rPr>
-                <w:rFonts w:ascii="宋体" w:hAnsi="宋体" w:cs="宋体" w:hint="eastAsia"/>
+                <w:rFonts w:hint="eastAsia" w:ascii="宋体" w:hAnsi="宋体" w:cs="宋体"/>
                 <w:spacing w:val="7"/>
                 <w:sz w:val="20"/>
                 <w:szCs w:val="20"/>
@@ -1130,18 +1148,18 @@
               <w:adjustRightInd w:val="0"/>
               <w:snapToGrid w:val="0"/>
               <w:spacing w:before="176" w:line="229" w:lineRule="auto"/>
-              <w:ind w:left="0" w:right="0" w:firstLine="0" w:leftChars="0" w:rightChars="0" w:firstLineChars="0"/>
+              <w:ind w:left="0" w:leftChars="0" w:right="0" w:rightChars="0" w:firstLine="0" w:firstLineChars="0"/>
               <w:jc w:val="center"/>
               <w:textAlignment w:val="baseline"/>
               <w:rPr>
-                <w:rFonts w:ascii="宋体" w:eastAsia="宋体" w:hAnsi="宋体" w:cs="宋体"/>
+                <w:rFonts w:ascii="宋体" w:hAnsi="宋体" w:eastAsia="宋体" w:cs="宋体"/>
                 <w:sz w:val="20"/>
                 <w:szCs w:val="20"/>
               </w:rPr>
             </w:pPr>
             <w:r>
               <w:rPr>
-                <w:rFonts w:ascii="宋体" w:eastAsia="宋体" w:hAnsi="宋体" w:cs="宋体"/>
+                <w:rFonts w:ascii="宋体" w:hAnsi="宋体" w:eastAsia="宋体" w:cs="宋体"/>
                 <w:spacing w:val="7"/>
                 <w:sz w:val="20"/>
                 <w:szCs w:val="20"/>
@@ -1153,9 +1171,14 @@
       </w:tr>
       <w:tr>
         <w:tblPrEx>
-          <w:tblW w:w="8214" w:type="dxa"/>
-          <w:jc w:val="center"/>
-          <w:tblLayout w:type="fixed"/>
+          <w:tblBorders>
+            <w:top w:val="single" w:color="000000" w:sz="2" w:space="0"/>
+            <w:left w:val="single" w:color="000000" w:sz="2" w:space="0"/>
+            <w:bottom w:val="single" w:color="000000" w:sz="2" w:space="0"/>
+            <w:right w:val="single" w:color="000000" w:sz="2" w:space="0"/>
+            <w:insideH w:val="single" w:color="000000" w:sz="2" w:space="0"/>
+            <w:insideV w:val="single" w:color="000000" w:sz="2" w:space="0"/>
+          </w:tblBorders>
           <w:tblCellMar>
             <w:top w:w="0" w:type="dxa"/>
             <w:left w:w="0" w:type="dxa"/>
@@ -1164,7 +1187,7 @@
           </w:tblCellMar>
         </w:tblPrEx>
         <w:trPr>
-          <w:trHeight w:val="516"/>
+          <w:trHeight w:val="516" w:hRule="atLeast"/>
           <w:jc w:val="center"/>
         </w:trPr>
         <w:tc>
@@ -1186,11 +1209,11 @@
               <w:adjustRightInd w:val="0"/>
               <w:snapToGrid w:val="0"/>
               <w:spacing w:before="173" w:line="267" w:lineRule="exact"/>
-              <w:ind w:left="0" w:right="0" w:firstLine="0" w:leftChars="0" w:rightChars="0" w:firstLineChars="0"/>
+              <w:ind w:left="0" w:leftChars="0" w:right="0" w:rightChars="0" w:firstLine="0" w:firstLineChars="0"/>
               <w:jc w:val="center"/>
               <w:textAlignment w:val="baseline"/>
               <w:rPr>
-                <w:rFonts w:ascii="宋体" w:eastAsia="宋体" w:hAnsi="宋体" w:cs="宋体" w:hint="default"/>
+                <w:rFonts w:hint="default" w:ascii="宋体" w:hAnsi="宋体" w:eastAsia="宋体" w:cs="宋体"/>
                 <w:sz w:val="20"/>
                 <w:szCs w:val="20"/>
                 <w:lang w:val="en-US"/>
@@ -1198,7 +1221,7 @@
             </w:pPr>
             <w:r>
               <w:rPr>
-                <w:rFonts w:ascii="宋体" w:eastAsia="宋体" w:hAnsi="宋体" w:cs="宋体"/>
+                <w:rFonts w:ascii="宋体" w:hAnsi="宋体" w:eastAsia="宋体" w:cs="宋体"/>
                 <w:spacing w:val="3"/>
                 <w:position w:val="1"/>
                 <w:sz w:val="20"/>
@@ -1208,7 +1231,7 @@
             </w:r>
             <w:r>
               <w:rPr>
-                <w:rFonts w:ascii="宋体" w:hAnsi="宋体" w:cs="宋体" w:hint="eastAsia"/>
+                <w:rFonts w:hint="eastAsia" w:ascii="宋体" w:hAnsi="宋体" w:cs="宋体"/>
                 <w:spacing w:val="3"/>
                 <w:position w:val="1"/>
                 <w:sz w:val="20"/>
@@ -1219,7 +1242,7 @@
             </w:r>
             <w:r>
               <w:rPr>
-                <w:rFonts w:ascii="宋体" w:eastAsia="宋体" w:hAnsi="宋体" w:cs="宋体"/>
+                <w:rFonts w:ascii="宋体" w:hAnsi="宋体" w:eastAsia="宋体" w:cs="宋体"/>
                 <w:spacing w:val="3"/>
                 <w:position w:val="1"/>
                 <w:sz w:val="20"/>
@@ -1229,7 +1252,7 @@
             </w:r>
             <w:r>
               <w:rPr>
-                <w:rFonts w:ascii="宋体" w:hAnsi="宋体" w:cs="宋体" w:hint="eastAsia"/>
+                <w:rFonts w:hint="eastAsia" w:ascii="宋体" w:hAnsi="宋体" w:cs="宋体"/>
                 <w:spacing w:val="3"/>
                 <w:position w:val="1"/>
                 <w:sz w:val="20"/>
@@ -1259,18 +1282,18 @@
               <w:adjustRightInd w:val="0"/>
               <w:snapToGrid w:val="0"/>
               <w:spacing w:before="173" w:line="267" w:lineRule="exact"/>
-              <w:ind w:left="0" w:right="0" w:firstLine="0" w:leftChars="0" w:rightChars="0" w:firstLineChars="0"/>
+              <w:ind w:left="0" w:leftChars="0" w:right="0" w:rightChars="0" w:firstLine="0" w:firstLineChars="0"/>
               <w:jc w:val="center"/>
               <w:textAlignment w:val="baseline"/>
               <w:rPr>
-                <w:rFonts w:ascii="宋体" w:eastAsia="宋体" w:hAnsi="宋体" w:cs="宋体"/>
+                <w:rFonts w:ascii="宋体" w:hAnsi="宋体" w:eastAsia="宋体" w:cs="宋体"/>
                 <w:sz w:val="20"/>
                 <w:szCs w:val="20"/>
               </w:rPr>
             </w:pPr>
             <w:r>
               <w:rPr>
-                <w:rFonts w:ascii="宋体" w:eastAsia="宋体" w:hAnsi="宋体" w:cs="宋体"/>
+                <w:rFonts w:ascii="宋体" w:hAnsi="宋体" w:eastAsia="宋体" w:cs="宋体"/>
                 <w:spacing w:val="4"/>
                 <w:position w:val="1"/>
                 <w:sz w:val="20"/>
@@ -1299,18 +1322,18 @@
               <w:adjustRightInd w:val="0"/>
               <w:snapToGrid w:val="0"/>
               <w:spacing w:before="172" w:line="228" w:lineRule="auto"/>
-              <w:ind w:left="0" w:right="0" w:firstLine="0" w:leftChars="0" w:rightChars="0" w:firstLineChars="0"/>
+              <w:ind w:left="0" w:leftChars="0" w:right="0" w:rightChars="0" w:firstLine="0" w:firstLineChars="0"/>
               <w:jc w:val="center"/>
               <w:textAlignment w:val="baseline"/>
               <w:rPr>
-                <w:rFonts w:ascii="宋体" w:eastAsia="宋体" w:hAnsi="宋体" w:cs="宋体"/>
+                <w:rFonts w:ascii="宋体" w:hAnsi="宋体" w:eastAsia="宋体" w:cs="宋体"/>
                 <w:sz w:val="20"/>
                 <w:szCs w:val="20"/>
               </w:rPr>
             </w:pPr>
             <w:r>
               <w:rPr>
-                <w:rFonts w:ascii="宋体" w:eastAsia="宋体" w:hAnsi="宋体" w:cs="宋体"/>
+                <w:rFonts w:ascii="宋体" w:hAnsi="宋体" w:eastAsia="宋体" w:cs="宋体"/>
                 <w:spacing w:val="200"/>
                 <w:kern w:val="0"/>
                 <w:sz w:val="20"/>
@@ -1320,7 +1343,7 @@
             </w:r>
             <w:r>
               <w:rPr>
-                <w:rFonts w:ascii="宋体" w:eastAsia="宋体" w:hAnsi="宋体" w:cs="宋体"/>
+                <w:rFonts w:ascii="宋体" w:hAnsi="宋体" w:eastAsia="宋体" w:cs="宋体"/>
                 <w:spacing w:val="0"/>
                 <w:kern w:val="0"/>
                 <w:sz w:val="20"/>
@@ -1349,11 +1372,11 @@
               <w:adjustRightInd w:val="0"/>
               <w:snapToGrid w:val="0"/>
               <w:spacing w:before="173" w:line="229" w:lineRule="auto"/>
-              <w:ind w:left="0" w:right="0" w:firstLine="0" w:leftChars="0" w:rightChars="0" w:firstLineChars="0"/>
+              <w:ind w:left="0" w:leftChars="0" w:right="0" w:rightChars="0" w:firstLine="0" w:firstLineChars="0"/>
               <w:jc w:val="center"/>
               <w:textAlignment w:val="baseline"/>
               <w:rPr>
-                <w:rFonts w:ascii="宋体" w:eastAsia="宋体" w:hAnsi="宋体" w:cs="宋体"/>
+                <w:rFonts w:ascii="宋体" w:hAnsi="宋体" w:eastAsia="宋体" w:cs="宋体"/>
                 <w:spacing w:val="200"/>
                 <w:kern w:val="0"/>
                 <w:sz w:val="20"/>
@@ -1362,7 +1385,7 @@
             </w:pPr>
             <w:r>
               <w:rPr>
-                <w:rFonts w:asciiTheme="minorAscii" w:eastAsiaTheme="minorEastAsia" w:hAnsiTheme="minorAscii" w:hint="eastAsia"/>
+                <w:rFonts w:hint="eastAsia" w:asciiTheme="minorAscii" w:hAnsiTheme="minorAscii" w:eastAsiaTheme="minorEastAsia"/>
                 <w:spacing w:val="0"/>
                 <w:kern w:val="0"/>
                 <w:sz w:val="21"/>
@@ -1392,11 +1415,11 @@
               <w:adjustRightInd w:val="0"/>
               <w:snapToGrid w:val="0"/>
               <w:spacing w:before="173" w:line="229" w:lineRule="auto"/>
-              <w:ind w:left="0" w:right="0" w:firstLine="0" w:leftChars="0" w:rightChars="0" w:firstLineChars="0"/>
+              <w:ind w:left="0" w:leftChars="0" w:right="0" w:rightChars="0" w:firstLine="0" w:firstLineChars="0"/>
               <w:jc w:val="center"/>
               <w:textAlignment w:val="baseline"/>
               <w:rPr>
-                <w:rFonts w:ascii="宋体" w:eastAsia="宋体" w:hAnsi="宋体" w:cs="宋体"/>
+                <w:rFonts w:ascii="宋体" w:hAnsi="宋体" w:eastAsia="宋体" w:cs="宋体"/>
                 <w:spacing w:val="200"/>
                 <w:kern w:val="0"/>
                 <w:sz w:val="20"/>
@@ -1405,7 +1428,7 @@
             </w:pPr>
             <w:r>
               <w:rPr>
-                <w:rFonts w:asciiTheme="minorAscii" w:eastAsiaTheme="minorEastAsia" w:hAnsiTheme="minorAscii" w:hint="eastAsia"/>
+                <w:rFonts w:hint="eastAsia" w:asciiTheme="minorAscii" w:hAnsiTheme="minorAscii" w:eastAsiaTheme="minorEastAsia"/>
                 <w:spacing w:val="0"/>
                 <w:kern w:val="0"/>
                 <w:sz w:val="21"/>
@@ -1435,18 +1458,18 @@
               <w:adjustRightInd w:val="0"/>
               <w:snapToGrid w:val="0"/>
               <w:spacing w:before="173" w:line="229" w:lineRule="auto"/>
-              <w:ind w:left="0" w:right="0" w:firstLine="0" w:leftChars="0" w:rightChars="0" w:firstLineChars="0"/>
+              <w:ind w:left="0" w:leftChars="0" w:right="0" w:rightChars="0" w:firstLine="0" w:firstLineChars="0"/>
               <w:jc w:val="center"/>
               <w:textAlignment w:val="baseline"/>
               <w:rPr>
-                <w:rFonts w:ascii="宋体" w:eastAsia="宋体" w:hAnsi="宋体" w:cs="宋体"/>
+                <w:rFonts w:ascii="宋体" w:hAnsi="宋体" w:eastAsia="宋体" w:cs="宋体"/>
                 <w:sz w:val="20"/>
                 <w:szCs w:val="20"/>
               </w:rPr>
             </w:pPr>
             <w:r>
               <w:rPr>
-                <w:rFonts w:asciiTheme="minorAscii" w:eastAsiaTheme="minorEastAsia" w:hAnsiTheme="minorAscii" w:hint="eastAsia"/>
+                <w:rFonts w:hint="eastAsia" w:asciiTheme="minorAscii" w:hAnsiTheme="minorAscii" w:eastAsiaTheme="minorEastAsia"/>
                 <w:spacing w:val="0"/>
                 <w:kern w:val="0"/>
                 <w:sz w:val="21"/>
@@ -1460,9 +1483,14 @@
       </w:tr>
       <w:tr>
         <w:tblPrEx>
-          <w:tblW w:w="8214" w:type="dxa"/>
-          <w:jc w:val="center"/>
-          <w:tblLayout w:type="fixed"/>
+          <w:tblBorders>
+            <w:top w:val="single" w:color="000000" w:sz="2" w:space="0"/>
+            <w:left w:val="single" w:color="000000" w:sz="2" w:space="0"/>
+            <w:bottom w:val="single" w:color="000000" w:sz="2" w:space="0"/>
+            <w:right w:val="single" w:color="000000" w:sz="2" w:space="0"/>
+            <w:insideH w:val="single" w:color="000000" w:sz="2" w:space="0"/>
+            <w:insideV w:val="single" w:color="000000" w:sz="2" w:space="0"/>
+          </w:tblBorders>
           <w:tblCellMar>
             <w:top w:w="0" w:type="dxa"/>
             <w:left w:w="0" w:type="dxa"/>
@@ -1471,7 +1499,7 @@
           </w:tblCellMar>
         </w:tblPrEx>
         <w:trPr>
-          <w:trHeight w:val="556"/>
+          <w:trHeight w:val="556" w:hRule="atLeast"/>
           <w:jc w:val="center"/>
         </w:trPr>
         <w:tc>
@@ -1480,7 +1508,7 @@
           </w:tcPr>
           <w:p>
             <w:pPr>
-              <w:pStyle w:val="TableText"/>
+              <w:pStyle w:val="27"/>
               <w:keepNext w:val="0"/>
               <w:keepLines w:val="0"/>
               <w:pageBreakBefore w:val="0"/>
@@ -1493,7 +1521,7 @@
               <w:bidi w:val="0"/>
               <w:adjustRightInd w:val="0"/>
               <w:snapToGrid w:val="0"/>
-              <w:ind w:left="0" w:right="0" w:firstLine="0" w:leftChars="0" w:rightChars="0" w:firstLineChars="0"/>
+              <w:ind w:left="0" w:leftChars="0" w:right="0" w:rightChars="0" w:firstLine="0" w:firstLineChars="0"/>
               <w:jc w:val="center"/>
               <w:textAlignment w:val="baseline"/>
             </w:pPr>
@@ -1505,7 +1533,7 @@
           </w:tcPr>
           <w:p>
             <w:pPr>
-              <w:pStyle w:val="TableText"/>
+              <w:pStyle w:val="27"/>
               <w:keepNext w:val="0"/>
               <w:keepLines w:val="0"/>
               <w:pageBreakBefore w:val="0"/>
@@ -1518,7 +1546,7 @@
               <w:bidi w:val="0"/>
               <w:adjustRightInd w:val="0"/>
               <w:snapToGrid w:val="0"/>
-              <w:ind w:left="0" w:right="0" w:firstLine="0" w:leftChars="0" w:rightChars="0" w:firstLineChars="0"/>
+              <w:ind w:left="0" w:leftChars="0" w:right="0" w:rightChars="0" w:firstLine="0" w:firstLineChars="0"/>
               <w:jc w:val="center"/>
               <w:textAlignment w:val="baseline"/>
             </w:pPr>
@@ -1530,7 +1558,7 @@
           </w:tcPr>
           <w:p>
             <w:pPr>
-              <w:pStyle w:val="TableText"/>
+              <w:pStyle w:val="27"/>
               <w:keepNext w:val="0"/>
               <w:keepLines w:val="0"/>
               <w:pageBreakBefore w:val="0"/>
@@ -1543,7 +1571,7 @@
               <w:bidi w:val="0"/>
               <w:adjustRightInd w:val="0"/>
               <w:snapToGrid w:val="0"/>
-              <w:ind w:left="0" w:right="0" w:firstLine="0" w:leftChars="0" w:rightChars="0" w:firstLineChars="0"/>
+              <w:ind w:left="0" w:leftChars="0" w:right="0" w:rightChars="0" w:firstLine="0" w:firstLineChars="0"/>
               <w:jc w:val="center"/>
               <w:textAlignment w:val="baseline"/>
             </w:pPr>
@@ -1555,7 +1583,7 @@
           </w:tcPr>
           <w:p>
             <w:pPr>
-              <w:pStyle w:val="TableText"/>
+              <w:pStyle w:val="27"/>
               <w:keepNext w:val="0"/>
               <w:keepLines w:val="0"/>
               <w:pageBreakBefore w:val="0"/>
@@ -1568,7 +1596,7 @@
               <w:bidi w:val="0"/>
               <w:adjustRightInd w:val="0"/>
               <w:snapToGrid w:val="0"/>
-              <w:ind w:left="0" w:right="0" w:firstLine="0" w:leftChars="0" w:rightChars="0" w:firstLineChars="0"/>
+              <w:ind w:left="0" w:leftChars="0" w:right="0" w:rightChars="0" w:firstLine="0" w:firstLineChars="0"/>
               <w:jc w:val="center"/>
               <w:textAlignment w:val="baseline"/>
             </w:pPr>
@@ -1580,7 +1608,7 @@
           </w:tcPr>
           <w:p>
             <w:pPr>
-              <w:pStyle w:val="TableText"/>
+              <w:pStyle w:val="27"/>
               <w:keepNext w:val="0"/>
               <w:keepLines w:val="0"/>
               <w:pageBreakBefore w:val="0"/>
@@ -1593,7 +1621,7 @@
               <w:bidi w:val="0"/>
               <w:adjustRightInd w:val="0"/>
               <w:snapToGrid w:val="0"/>
-              <w:ind w:left="0" w:right="0" w:firstLine="0" w:leftChars="0" w:rightChars="0" w:firstLineChars="0"/>
+              <w:ind w:left="0" w:leftChars="0" w:right="0" w:rightChars="0" w:firstLine="0" w:firstLineChars="0"/>
               <w:jc w:val="center"/>
               <w:textAlignment w:val="baseline"/>
             </w:pPr>
@@ -1605,7 +1633,7 @@
           </w:tcPr>
           <w:p>
             <w:pPr>
-              <w:pStyle w:val="TableText"/>
+              <w:pStyle w:val="27"/>
               <w:keepNext w:val="0"/>
               <w:keepLines w:val="0"/>
               <w:pageBreakBefore w:val="0"/>
@@ -1618,7 +1646,7 @@
               <w:bidi w:val="0"/>
               <w:adjustRightInd w:val="0"/>
               <w:snapToGrid w:val="0"/>
-              <w:ind w:left="0" w:right="0" w:firstLine="0" w:leftChars="0" w:rightChars="0" w:firstLineChars="0"/>
+              <w:ind w:left="0" w:leftChars="0" w:right="0" w:rightChars="0" w:firstLine="0" w:firstLineChars="0"/>
               <w:jc w:val="center"/>
               <w:textAlignment w:val="baseline"/>
             </w:pPr>
@@ -1627,9 +1655,14 @@
       </w:tr>
       <w:tr>
         <w:tblPrEx>
-          <w:tblW w:w="8214" w:type="dxa"/>
-          <w:jc w:val="center"/>
-          <w:tblLayout w:type="fixed"/>
+          <w:tblBorders>
+            <w:top w:val="single" w:color="000000" w:sz="2" w:space="0"/>
+            <w:left w:val="single" w:color="000000" w:sz="2" w:space="0"/>
+            <w:bottom w:val="single" w:color="000000" w:sz="2" w:space="0"/>
+            <w:right w:val="single" w:color="000000" w:sz="2" w:space="0"/>
+            <w:insideH w:val="single" w:color="000000" w:sz="2" w:space="0"/>
+            <w:insideV w:val="single" w:color="000000" w:sz="2" w:space="0"/>
+          </w:tblBorders>
           <w:tblCellMar>
             <w:top w:w="0" w:type="dxa"/>
             <w:left w:w="0" w:type="dxa"/>
@@ -1638,7 +1671,7 @@
           </w:tblCellMar>
         </w:tblPrEx>
         <w:trPr>
-          <w:trHeight w:val="556"/>
+          <w:trHeight w:val="556" w:hRule="atLeast"/>
           <w:jc w:val="center"/>
         </w:trPr>
         <w:tc>
@@ -1647,7 +1680,7 @@
           </w:tcPr>
           <w:p>
             <w:pPr>
-              <w:pStyle w:val="TableText"/>
+              <w:pStyle w:val="27"/>
               <w:keepNext w:val="0"/>
               <w:keepLines w:val="0"/>
               <w:pageBreakBefore w:val="0"/>
@@ -1660,7 +1693,7 @@
               <w:bidi w:val="0"/>
               <w:adjustRightInd w:val="0"/>
               <w:snapToGrid w:val="0"/>
-              <w:ind w:left="0" w:right="0" w:firstLine="0" w:leftChars="0" w:rightChars="0" w:firstLineChars="0"/>
+              <w:ind w:left="0" w:leftChars="0" w:right="0" w:rightChars="0" w:firstLine="0" w:firstLineChars="0"/>
               <w:jc w:val="center"/>
               <w:textAlignment w:val="baseline"/>
             </w:pPr>
@@ -1672,7 +1705,7 @@
           </w:tcPr>
           <w:p>
             <w:pPr>
-              <w:pStyle w:val="TableText"/>
+              <w:pStyle w:val="27"/>
               <w:keepNext w:val="0"/>
               <w:keepLines w:val="0"/>
               <w:pageBreakBefore w:val="0"/>
@@ -1685,7 +1718,7 @@
               <w:bidi w:val="0"/>
               <w:adjustRightInd w:val="0"/>
               <w:snapToGrid w:val="0"/>
-              <w:ind w:left="0" w:right="0" w:firstLine="0" w:leftChars="0" w:rightChars="0" w:firstLineChars="0"/>
+              <w:ind w:left="0" w:leftChars="0" w:right="0" w:rightChars="0" w:firstLine="0" w:firstLineChars="0"/>
               <w:jc w:val="center"/>
               <w:textAlignment w:val="baseline"/>
             </w:pPr>
@@ -1697,7 +1730,7 @@
           </w:tcPr>
           <w:p>
             <w:pPr>
-              <w:pStyle w:val="TableText"/>
+              <w:pStyle w:val="27"/>
               <w:keepNext w:val="0"/>
               <w:keepLines w:val="0"/>
               <w:pageBreakBefore w:val="0"/>
@@ -1710,7 +1743,7 @@
               <w:bidi w:val="0"/>
               <w:adjustRightInd w:val="0"/>
               <w:snapToGrid w:val="0"/>
-              <w:ind w:left="0" w:right="0" w:firstLine="0" w:leftChars="0" w:rightChars="0" w:firstLineChars="0"/>
+              <w:ind w:left="0" w:leftChars="0" w:right="0" w:rightChars="0" w:firstLine="0" w:firstLineChars="0"/>
               <w:jc w:val="center"/>
               <w:textAlignment w:val="baseline"/>
             </w:pPr>
@@ -1722,7 +1755,7 @@
           </w:tcPr>
           <w:p>
             <w:pPr>
-              <w:pStyle w:val="TableText"/>
+              <w:pStyle w:val="27"/>
               <w:keepNext w:val="0"/>
               <w:keepLines w:val="0"/>
               <w:pageBreakBefore w:val="0"/>
@@ -1735,7 +1768,7 @@
               <w:bidi w:val="0"/>
               <w:adjustRightInd w:val="0"/>
               <w:snapToGrid w:val="0"/>
-              <w:ind w:left="0" w:right="0" w:firstLine="0" w:leftChars="0" w:rightChars="0" w:firstLineChars="0"/>
+              <w:ind w:left="0" w:leftChars="0" w:right="0" w:rightChars="0" w:firstLine="0" w:firstLineChars="0"/>
               <w:jc w:val="center"/>
               <w:textAlignment w:val="baseline"/>
             </w:pPr>
@@ -1747,7 +1780,7 @@
           </w:tcPr>
           <w:p>
             <w:pPr>
-              <w:pStyle w:val="TableText"/>
+              <w:pStyle w:val="27"/>
               <w:keepNext w:val="0"/>
               <w:keepLines w:val="0"/>
               <w:pageBreakBefore w:val="0"/>
@@ -1760,7 +1793,7 @@
               <w:bidi w:val="0"/>
               <w:adjustRightInd w:val="0"/>
               <w:snapToGrid w:val="0"/>
-              <w:ind w:left="0" w:right="0" w:firstLine="0" w:leftChars="0" w:rightChars="0" w:firstLineChars="0"/>
+              <w:ind w:left="0" w:leftChars="0" w:right="0" w:rightChars="0" w:firstLine="0" w:firstLineChars="0"/>
               <w:jc w:val="center"/>
               <w:textAlignment w:val="baseline"/>
             </w:pPr>
@@ -1772,7 +1805,7 @@
           </w:tcPr>
           <w:p>
             <w:pPr>
-              <w:pStyle w:val="TableText"/>
+              <w:pStyle w:val="27"/>
               <w:keepNext w:val="0"/>
               <w:keepLines w:val="0"/>
               <w:pageBreakBefore w:val="0"/>
@@ -1785,7 +1818,7 @@
               <w:bidi w:val="0"/>
               <w:adjustRightInd w:val="0"/>
               <w:snapToGrid w:val="0"/>
-              <w:ind w:left="0" w:right="0" w:firstLine="0" w:leftChars="0" w:rightChars="0" w:firstLineChars="0"/>
+              <w:ind w:left="0" w:leftChars="0" w:right="0" w:rightChars="0" w:firstLine="0" w:firstLineChars="0"/>
               <w:jc w:val="center"/>
               <w:textAlignment w:val="baseline"/>
             </w:pPr>
@@ -1794,9 +1827,14 @@
       </w:tr>
       <w:tr>
         <w:tblPrEx>
-          <w:tblW w:w="8214" w:type="dxa"/>
-          <w:jc w:val="center"/>
-          <w:tblLayout w:type="fixed"/>
+          <w:tblBorders>
+            <w:top w:val="single" w:color="000000" w:sz="2" w:space="0"/>
+            <w:left w:val="single" w:color="000000" w:sz="2" w:space="0"/>
+            <w:bottom w:val="single" w:color="000000" w:sz="2" w:space="0"/>
+            <w:right w:val="single" w:color="000000" w:sz="2" w:space="0"/>
+            <w:insideH w:val="single" w:color="000000" w:sz="2" w:space="0"/>
+            <w:insideV w:val="single" w:color="000000" w:sz="2" w:space="0"/>
+          </w:tblBorders>
           <w:tblCellMar>
             <w:top w:w="0" w:type="dxa"/>
             <w:left w:w="0" w:type="dxa"/>
@@ -1805,7 +1843,7 @@
           </w:tblCellMar>
         </w:tblPrEx>
         <w:trPr>
-          <w:trHeight w:val="557"/>
+          <w:trHeight w:val="557" w:hRule="atLeast"/>
           <w:jc w:val="center"/>
         </w:trPr>
         <w:tc>
@@ -1814,7 +1852,7 @@
           </w:tcPr>
           <w:p>
             <w:pPr>
-              <w:pStyle w:val="TableText"/>
+              <w:pStyle w:val="27"/>
               <w:keepNext w:val="0"/>
               <w:keepLines w:val="0"/>
               <w:pageBreakBefore w:val="0"/>
@@ -1827,7 +1865,7 @@
               <w:bidi w:val="0"/>
               <w:adjustRightInd w:val="0"/>
               <w:snapToGrid w:val="0"/>
-              <w:ind w:left="0" w:right="0" w:firstLine="0" w:leftChars="0" w:rightChars="0" w:firstLineChars="0"/>
+              <w:ind w:left="0" w:leftChars="0" w:right="0" w:rightChars="0" w:firstLine="0" w:firstLineChars="0"/>
               <w:jc w:val="center"/>
               <w:textAlignment w:val="baseline"/>
             </w:pPr>
@@ -1839,7 +1877,7 @@
           </w:tcPr>
           <w:p>
             <w:pPr>
-              <w:pStyle w:val="TableText"/>
+              <w:pStyle w:val="27"/>
               <w:keepNext w:val="0"/>
               <w:keepLines w:val="0"/>
               <w:pageBreakBefore w:val="0"/>
@@ -1852,7 +1890,7 @@
               <w:bidi w:val="0"/>
               <w:adjustRightInd w:val="0"/>
               <w:snapToGrid w:val="0"/>
-              <w:ind w:left="0" w:right="0" w:firstLine="0" w:leftChars="0" w:rightChars="0" w:firstLineChars="0"/>
+              <w:ind w:left="0" w:leftChars="0" w:right="0" w:rightChars="0" w:firstLine="0" w:firstLineChars="0"/>
               <w:jc w:val="center"/>
               <w:textAlignment w:val="baseline"/>
             </w:pPr>
@@ -1864,7 +1902,7 @@
           </w:tcPr>
           <w:p>
             <w:pPr>
-              <w:pStyle w:val="TableText"/>
+              <w:pStyle w:val="27"/>
               <w:keepNext w:val="0"/>
               <w:keepLines w:val="0"/>
               <w:pageBreakBefore w:val="0"/>
@@ -1877,7 +1915,7 @@
               <w:bidi w:val="0"/>
               <w:adjustRightInd w:val="0"/>
               <w:snapToGrid w:val="0"/>
-              <w:ind w:left="0" w:right="0" w:firstLine="0" w:leftChars="0" w:rightChars="0" w:firstLineChars="0"/>
+              <w:ind w:left="0" w:leftChars="0" w:right="0" w:rightChars="0" w:firstLine="0" w:firstLineChars="0"/>
               <w:jc w:val="center"/>
               <w:textAlignment w:val="baseline"/>
             </w:pPr>
@@ -1889,7 +1927,7 @@
           </w:tcPr>
           <w:p>
             <w:pPr>
-              <w:pStyle w:val="TableText"/>
+              <w:pStyle w:val="27"/>
               <w:keepNext w:val="0"/>
               <w:keepLines w:val="0"/>
               <w:pageBreakBefore w:val="0"/>
@@ -1902,7 +1940,7 @@
               <w:bidi w:val="0"/>
               <w:adjustRightInd w:val="0"/>
               <w:snapToGrid w:val="0"/>
-              <w:ind w:left="0" w:right="0" w:firstLine="0" w:leftChars="0" w:rightChars="0" w:firstLineChars="0"/>
+              <w:ind w:left="0" w:leftChars="0" w:right="0" w:rightChars="0" w:firstLine="0" w:firstLineChars="0"/>
               <w:jc w:val="center"/>
               <w:textAlignment w:val="baseline"/>
             </w:pPr>
@@ -1914,7 +1952,7 @@
           </w:tcPr>
           <w:p>
             <w:pPr>
-              <w:pStyle w:val="TableText"/>
+              <w:pStyle w:val="27"/>
               <w:keepNext w:val="0"/>
               <w:keepLines w:val="0"/>
               <w:pageBreakBefore w:val="0"/>
@@ -1927,7 +1965,7 @@
               <w:bidi w:val="0"/>
               <w:adjustRightInd w:val="0"/>
               <w:snapToGrid w:val="0"/>
-              <w:ind w:left="0" w:right="0" w:firstLine="0" w:leftChars="0" w:rightChars="0" w:firstLineChars="0"/>
+              <w:ind w:left="0" w:leftChars="0" w:right="0" w:rightChars="0" w:firstLine="0" w:firstLineChars="0"/>
               <w:jc w:val="center"/>
               <w:textAlignment w:val="baseline"/>
             </w:pPr>
@@ -1939,7 +1977,7 @@
           </w:tcPr>
           <w:p>
             <w:pPr>
-              <w:pStyle w:val="TableText"/>
+              <w:pStyle w:val="27"/>
               <w:keepNext w:val="0"/>
               <w:keepLines w:val="0"/>
               <w:pageBreakBefore w:val="0"/>
@@ -1952,7 +1990,7 @@
               <w:bidi w:val="0"/>
               <w:adjustRightInd w:val="0"/>
               <w:snapToGrid w:val="0"/>
-              <w:ind w:left="0" w:right="0" w:firstLine="0" w:leftChars="0" w:rightChars="0" w:firstLineChars="0"/>
+              <w:ind w:left="0" w:leftChars="0" w:right="0" w:rightChars="0" w:firstLine="0" w:firstLineChars="0"/>
               <w:jc w:val="center"/>
               <w:textAlignment w:val="baseline"/>
             </w:pPr>
@@ -1984,7 +2022,7 @@
     <w:sdt>
       <w:sdtPr>
         <w:rPr>
-          <w:rFonts w:ascii="宋体" w:eastAsia="宋体" w:hAnsi="宋体" w:cs="宋体" w:hint="eastAsia"/>
+          <w:rFonts w:hint="eastAsia" w:ascii="宋体" w:hAnsi="宋体" w:eastAsia="宋体" w:cs="宋体"/>
           <w:snapToGrid w:val="0"/>
           <w:color w:val="000000"/>
           <w:kern w:val="0"/>
@@ -2000,7 +2038,7 @@
       </w:sdtPr>
       <w:sdtEndPr>
         <w:rPr>
-          <w:rFonts w:ascii="宋体" w:eastAsia="宋体" w:hAnsi="宋体" w:cs="宋体" w:hint="eastAsia"/>
+          <w:rFonts w:hint="eastAsia" w:ascii="宋体" w:hAnsi="宋体" w:eastAsia="宋体" w:cs="宋体"/>
           <w:snapToGrid w:val="0"/>
           <w:color w:val="000000"/>
           <w:kern w:val="0"/>
@@ -2026,18 +2064,18 @@
             <w:adjustRightInd w:val="0"/>
             <w:snapToGrid w:val="0"/>
             <w:spacing w:before="0" w:beforeLines="0" w:after="0" w:afterLines="0" w:line="312" w:lineRule="auto"/>
-            <w:ind w:left="0" w:right="0" w:firstLine="0" w:leftChars="0" w:rightChars="0" w:firstLineChars="0"/>
+            <w:ind w:left="0" w:leftChars="0" w:right="0" w:rightChars="0" w:firstLine="0" w:firstLineChars="0"/>
             <w:jc w:val="center"/>
             <w:textAlignment w:val="baseline"/>
             <w:rPr>
-              <w:rFonts w:ascii="宋体" w:eastAsia="宋体" w:hAnsi="宋体" w:cs="宋体" w:hint="eastAsia"/>
+              <w:rFonts w:hint="eastAsia" w:ascii="宋体" w:hAnsi="宋体" w:eastAsia="宋体" w:cs="宋体"/>
               <w:sz w:val="24"/>
               <w:szCs w:val="24"/>
             </w:rPr>
           </w:pPr>
           <w:r>
             <w:rPr>
-              <w:rFonts w:ascii="宋体" w:eastAsia="宋体" w:hAnsi="宋体" w:cs="宋体" w:hint="eastAsia"/>
+              <w:rFonts w:hint="eastAsia" w:ascii="宋体" w:hAnsi="宋体" w:eastAsia="宋体" w:cs="宋体"/>
               <w:sz w:val="24"/>
               <w:szCs w:val="24"/>
             </w:rPr>
@@ -2046,14 +2084,14 @@
         </w:p>
         <w:p>
           <w:pPr>
-            <w:pStyle w:val="TOC1"/>
+            <w:pStyle w:val="16"/>
             <w:tabs>
               <w:tab w:val="right" w:leader="dot" w:pos="8306"/>
             </w:tabs>
           </w:pPr>
           <w:r>
             <w:rPr>
-              <w:rFonts w:ascii="宋体" w:eastAsia="宋体" w:hAnsi="宋体" w:cs="宋体" w:hint="eastAsia"/>
+              <w:rFonts w:hint="eastAsia" w:ascii="宋体" w:hAnsi="宋体" w:eastAsia="宋体" w:cs="宋体"/>
               <w:sz w:val="24"/>
               <w:szCs w:val="24"/>
             </w:rPr>
@@ -2061,7 +2099,7 @@
           </w:r>
           <w:r>
             <w:rPr>
-              <w:rFonts w:ascii="宋体" w:eastAsia="宋体" w:hAnsi="宋体" w:cs="宋体" w:hint="eastAsia"/>
+              <w:rFonts w:hint="eastAsia" w:ascii="宋体" w:hAnsi="宋体" w:eastAsia="宋体" w:cs="宋体"/>
               <w:sz w:val="24"/>
               <w:szCs w:val="24"/>
             </w:rPr>
@@ -2069,7 +2107,7 @@
           </w:r>
           <w:r>
             <w:rPr>
-              <w:rFonts w:ascii="宋体" w:eastAsia="宋体" w:hAnsi="宋体" w:cs="宋体" w:hint="eastAsia"/>
+              <w:rFonts w:hint="eastAsia" w:ascii="宋体" w:hAnsi="宋体" w:eastAsia="宋体" w:cs="宋体"/>
               <w:sz w:val="24"/>
               <w:szCs w:val="24"/>
             </w:rPr>
@@ -2077,21 +2115,21 @@
           </w:r>
           <w:r>
             <w:rPr>
-              <w:rFonts w:ascii="宋体" w:eastAsia="宋体" w:hAnsi="宋体" w:cs="宋体" w:hint="eastAsia"/>
+              <w:rFonts w:hint="eastAsia" w:ascii="宋体" w:hAnsi="宋体" w:eastAsia="宋体" w:cs="宋体"/>
               <w:szCs w:val="24"/>
             </w:rPr>
             <w:fldChar w:fldCharType="begin"/>
           </w:r>
           <w:r>
             <w:rPr>
-              <w:rFonts w:ascii="宋体" w:eastAsia="宋体" w:hAnsi="宋体" w:cs="宋体" w:hint="eastAsia"/>
+              <w:rFonts w:hint="eastAsia" w:ascii="宋体" w:hAnsi="宋体" w:eastAsia="宋体" w:cs="宋体"/>
               <w:szCs w:val="24"/>
             </w:rPr>
             <w:instrText xml:space="preserve"> HYPERLINK \l _Toc15206 </w:instrText>
           </w:r>
           <w:r>
             <w:rPr>
-              <w:rFonts w:ascii="宋体" w:eastAsia="宋体" w:hAnsi="宋体" w:cs="宋体" w:hint="eastAsia"/>
+              <w:rFonts w:hint="eastAsia" w:ascii="宋体" w:hAnsi="宋体" w:eastAsia="宋体" w:cs="宋体"/>
               <w:szCs w:val="24"/>
             </w:rPr>
             <w:fldChar w:fldCharType="separate"/>
@@ -2123,7 +2161,7 @@
           </w:r>
           <w:r>
             <w:rPr>
-              <w:rFonts w:ascii="宋体" w:eastAsia="宋体" w:hAnsi="宋体" w:cs="宋体" w:hint="eastAsia"/>
+              <w:rFonts w:hint="eastAsia" w:ascii="宋体" w:hAnsi="宋体" w:eastAsia="宋体" w:cs="宋体"/>
               <w:szCs w:val="24"/>
             </w:rPr>
             <w:fldChar w:fldCharType="end"/>
@@ -2131,28 +2169,28 @@
         </w:p>
         <w:p>
           <w:pPr>
-            <w:pStyle w:val="TOC1"/>
+            <w:pStyle w:val="16"/>
             <w:tabs>
               <w:tab w:val="right" w:leader="dot" w:pos="8306"/>
             </w:tabs>
           </w:pPr>
           <w:r>
             <w:rPr>
-              <w:rFonts w:ascii="宋体" w:eastAsia="宋体" w:hAnsi="宋体" w:cs="宋体" w:hint="eastAsia"/>
+              <w:rFonts w:hint="eastAsia" w:ascii="宋体" w:hAnsi="宋体" w:eastAsia="宋体" w:cs="宋体"/>
               <w:szCs w:val="24"/>
             </w:rPr>
             <w:fldChar w:fldCharType="begin"/>
           </w:r>
           <w:r>
             <w:rPr>
-              <w:rFonts w:ascii="宋体" w:eastAsia="宋体" w:hAnsi="宋体" w:cs="宋体" w:hint="eastAsia"/>
+              <w:rFonts w:hint="eastAsia" w:ascii="宋体" w:hAnsi="宋体" w:eastAsia="宋体" w:cs="宋体"/>
               <w:szCs w:val="24"/>
             </w:rPr>
             <w:instrText xml:space="preserve"> HYPERLINK \l _Toc943 </w:instrText>
           </w:r>
           <w:r>
             <w:rPr>
-              <w:rFonts w:ascii="宋体" w:eastAsia="宋体" w:hAnsi="宋体" w:cs="宋体" w:hint="eastAsia"/>
+              <w:rFonts w:hint="eastAsia" w:ascii="宋体" w:hAnsi="宋体" w:eastAsia="宋体" w:cs="宋体"/>
               <w:szCs w:val="24"/>
             </w:rPr>
             <w:fldChar w:fldCharType="separate"/>
@@ -2184,7 +2222,7 @@
           </w:r>
           <w:r>
             <w:rPr>
-              <w:rFonts w:ascii="宋体" w:eastAsia="宋体" w:hAnsi="宋体" w:cs="宋体" w:hint="eastAsia"/>
+              <w:rFonts w:hint="eastAsia" w:ascii="宋体" w:hAnsi="宋体" w:eastAsia="宋体" w:cs="宋体"/>
               <w:szCs w:val="24"/>
             </w:rPr>
             <w:fldChar w:fldCharType="end"/>
@@ -2192,28 +2230,28 @@
         </w:p>
         <w:p>
           <w:pPr>
-            <w:pStyle w:val="TOC1"/>
+            <w:pStyle w:val="16"/>
             <w:tabs>
               <w:tab w:val="right" w:leader="dot" w:pos="8306"/>
             </w:tabs>
           </w:pPr>
           <w:r>
             <w:rPr>
-              <w:rFonts w:ascii="宋体" w:eastAsia="宋体" w:hAnsi="宋体" w:cs="宋体" w:hint="eastAsia"/>
+              <w:rFonts w:hint="eastAsia" w:ascii="宋体" w:hAnsi="宋体" w:eastAsia="宋体" w:cs="宋体"/>
               <w:szCs w:val="24"/>
             </w:rPr>
             <w:fldChar w:fldCharType="begin"/>
           </w:r>
           <w:r>
             <w:rPr>
-              <w:rFonts w:ascii="宋体" w:eastAsia="宋体" w:hAnsi="宋体" w:cs="宋体" w:hint="eastAsia"/>
+              <w:rFonts w:hint="eastAsia" w:ascii="宋体" w:hAnsi="宋体" w:eastAsia="宋体" w:cs="宋体"/>
               <w:szCs w:val="24"/>
             </w:rPr>
             <w:instrText xml:space="preserve"> HYPERLINK \l _Toc6442 </w:instrText>
           </w:r>
           <w:r>
             <w:rPr>
-              <w:rFonts w:ascii="宋体" w:eastAsia="宋体" w:hAnsi="宋体" w:cs="宋体" w:hint="eastAsia"/>
+              <w:rFonts w:hint="eastAsia" w:ascii="宋体" w:hAnsi="宋体" w:eastAsia="宋体" w:cs="宋体"/>
               <w:szCs w:val="24"/>
             </w:rPr>
             <w:fldChar w:fldCharType="separate"/>
@@ -2245,7 +2283,7 @@
           </w:r>
           <w:r>
             <w:rPr>
-              <w:rFonts w:ascii="宋体" w:eastAsia="宋体" w:hAnsi="宋体" w:cs="宋体" w:hint="eastAsia"/>
+              <w:rFonts w:hint="eastAsia" w:ascii="宋体" w:hAnsi="宋体" w:eastAsia="宋体" w:cs="宋体"/>
               <w:szCs w:val="24"/>
             </w:rPr>
             <w:fldChar w:fldCharType="end"/>
@@ -2253,28 +2291,28 @@
         </w:p>
         <w:p>
           <w:pPr>
-            <w:pStyle w:val="TOC1"/>
+            <w:pStyle w:val="16"/>
             <w:tabs>
               <w:tab w:val="right" w:leader="dot" w:pos="8306"/>
             </w:tabs>
           </w:pPr>
           <w:r>
             <w:rPr>
-              <w:rFonts w:ascii="宋体" w:eastAsia="宋体" w:hAnsi="宋体" w:cs="宋体" w:hint="eastAsia"/>
+              <w:rFonts w:hint="eastAsia" w:ascii="宋体" w:hAnsi="宋体" w:eastAsia="宋体" w:cs="宋体"/>
               <w:szCs w:val="24"/>
             </w:rPr>
             <w:fldChar w:fldCharType="begin"/>
           </w:r>
           <w:r>
             <w:rPr>
-              <w:rFonts w:ascii="宋体" w:eastAsia="宋体" w:hAnsi="宋体" w:cs="宋体" w:hint="eastAsia"/>
+              <w:rFonts w:hint="eastAsia" w:ascii="宋体" w:hAnsi="宋体" w:eastAsia="宋体" w:cs="宋体"/>
               <w:szCs w:val="24"/>
             </w:rPr>
             <w:instrText xml:space="preserve"> HYPERLINK \l _Toc7332 </w:instrText>
           </w:r>
           <w:r>
             <w:rPr>
-              <w:rFonts w:ascii="宋体" w:eastAsia="宋体" w:hAnsi="宋体" w:cs="宋体" w:hint="eastAsia"/>
+              <w:rFonts w:hint="eastAsia" w:ascii="宋体" w:hAnsi="宋体" w:eastAsia="宋体" w:cs="宋体"/>
               <w:szCs w:val="24"/>
             </w:rPr>
             <w:fldChar w:fldCharType="separate"/>
@@ -2306,7 +2344,7 @@
           </w:r>
           <w:r>
             <w:rPr>
-              <w:rFonts w:ascii="宋体" w:eastAsia="宋体" w:hAnsi="宋体" w:cs="宋体" w:hint="eastAsia"/>
+              <w:rFonts w:hint="eastAsia" w:ascii="宋体" w:hAnsi="宋体" w:eastAsia="宋体" w:cs="宋体"/>
               <w:szCs w:val="24"/>
             </w:rPr>
             <w:fldChar w:fldCharType="end"/>
@@ -2314,28 +2352,28 @@
         </w:p>
         <w:p>
           <w:pPr>
-            <w:pStyle w:val="TOC1"/>
+            <w:pStyle w:val="16"/>
             <w:tabs>
               <w:tab w:val="right" w:leader="dot" w:pos="8306"/>
             </w:tabs>
           </w:pPr>
           <w:r>
             <w:rPr>
-              <w:rFonts w:ascii="宋体" w:eastAsia="宋体" w:hAnsi="宋体" w:cs="宋体" w:hint="eastAsia"/>
+              <w:rFonts w:hint="eastAsia" w:ascii="宋体" w:hAnsi="宋体" w:eastAsia="宋体" w:cs="宋体"/>
               <w:szCs w:val="24"/>
             </w:rPr>
             <w:fldChar w:fldCharType="begin"/>
           </w:r>
           <w:r>
             <w:rPr>
-              <w:rFonts w:ascii="宋体" w:eastAsia="宋体" w:hAnsi="宋体" w:cs="宋体" w:hint="eastAsia"/>
+              <w:rFonts w:hint="eastAsia" w:ascii="宋体" w:hAnsi="宋体" w:eastAsia="宋体" w:cs="宋体"/>
               <w:szCs w:val="24"/>
             </w:rPr>
             <w:instrText xml:space="preserve"> HYPERLINK \l _Toc22949 </w:instrText>
           </w:r>
           <w:r>
             <w:rPr>
-              <w:rFonts w:ascii="宋体" w:eastAsia="宋体" w:hAnsi="宋体" w:cs="宋体" w:hint="eastAsia"/>
+              <w:rFonts w:hint="eastAsia" w:ascii="宋体" w:hAnsi="宋体" w:eastAsia="宋体" w:cs="宋体"/>
               <w:szCs w:val="24"/>
             </w:rPr>
             <w:fldChar w:fldCharType="separate"/>
@@ -2367,7 +2405,7 @@
           </w:r>
           <w:r>
             <w:rPr>
-              <w:rFonts w:ascii="宋体" w:eastAsia="宋体" w:hAnsi="宋体" w:cs="宋体" w:hint="eastAsia"/>
+              <w:rFonts w:hint="eastAsia" w:ascii="宋体" w:hAnsi="宋体" w:eastAsia="宋体" w:cs="宋体"/>
               <w:szCs w:val="24"/>
             </w:rPr>
             <w:fldChar w:fldCharType="end"/>
@@ -2375,28 +2413,28 @@
         </w:p>
         <w:p>
           <w:pPr>
-            <w:pStyle w:val="TOC2"/>
+            <w:pStyle w:val="17"/>
             <w:tabs>
               <w:tab w:val="right" w:leader="dot" w:pos="8306"/>
             </w:tabs>
           </w:pPr>
           <w:r>
             <w:rPr>
-              <w:rFonts w:ascii="宋体" w:eastAsia="宋体" w:hAnsi="宋体" w:cs="宋体" w:hint="eastAsia"/>
+              <w:rFonts w:hint="eastAsia" w:ascii="宋体" w:hAnsi="宋体" w:eastAsia="宋体" w:cs="宋体"/>
               <w:szCs w:val="24"/>
             </w:rPr>
             <w:fldChar w:fldCharType="begin"/>
           </w:r>
           <w:r>
             <w:rPr>
-              <w:rFonts w:ascii="宋体" w:eastAsia="宋体" w:hAnsi="宋体" w:cs="宋体" w:hint="eastAsia"/>
+              <w:rFonts w:hint="eastAsia" w:ascii="宋体" w:hAnsi="宋体" w:eastAsia="宋体" w:cs="宋体"/>
               <w:szCs w:val="24"/>
             </w:rPr>
             <w:instrText xml:space="preserve"> HYPERLINK \l _Toc21189 </w:instrText>
           </w:r>
           <w:r>
             <w:rPr>
-              <w:rFonts w:ascii="宋体" w:eastAsia="宋体" w:hAnsi="宋体" w:cs="宋体" w:hint="eastAsia"/>
+              <w:rFonts w:hint="eastAsia" w:ascii="宋体" w:hAnsi="宋体" w:eastAsia="宋体" w:cs="宋体"/>
               <w:szCs w:val="24"/>
             </w:rPr>
             <w:fldChar w:fldCharType="separate"/>
@@ -2428,7 +2466,7 @@
           </w:r>
           <w:r>
             <w:rPr>
-              <w:rFonts w:ascii="宋体" w:eastAsia="宋体" w:hAnsi="宋体" w:cs="宋体" w:hint="eastAsia"/>
+              <w:rFonts w:hint="eastAsia" w:ascii="宋体" w:hAnsi="宋体" w:eastAsia="宋体" w:cs="宋体"/>
               <w:szCs w:val="24"/>
             </w:rPr>
             <w:fldChar w:fldCharType="end"/>
@@ -2436,28 +2474,28 @@
         </w:p>
         <w:p>
           <w:pPr>
-            <w:pStyle w:val="TOC2"/>
+            <w:pStyle w:val="17"/>
             <w:tabs>
               <w:tab w:val="right" w:leader="dot" w:pos="8306"/>
             </w:tabs>
           </w:pPr>
           <w:r>
             <w:rPr>
-              <w:rFonts w:ascii="宋体" w:eastAsia="宋体" w:hAnsi="宋体" w:cs="宋体" w:hint="eastAsia"/>
+              <w:rFonts w:hint="eastAsia" w:ascii="宋体" w:hAnsi="宋体" w:eastAsia="宋体" w:cs="宋体"/>
               <w:szCs w:val="24"/>
             </w:rPr>
             <w:fldChar w:fldCharType="begin"/>
           </w:r>
           <w:r>
             <w:rPr>
-              <w:rFonts w:ascii="宋体" w:eastAsia="宋体" w:hAnsi="宋体" w:cs="宋体" w:hint="eastAsia"/>
+              <w:rFonts w:hint="eastAsia" w:ascii="宋体" w:hAnsi="宋体" w:eastAsia="宋体" w:cs="宋体"/>
               <w:szCs w:val="24"/>
             </w:rPr>
             <w:instrText xml:space="preserve"> HYPERLINK \l _Toc938 </w:instrText>
           </w:r>
           <w:r>
             <w:rPr>
-              <w:rFonts w:ascii="宋体" w:eastAsia="宋体" w:hAnsi="宋体" w:cs="宋体" w:hint="eastAsia"/>
+              <w:rFonts w:hint="eastAsia" w:ascii="宋体" w:hAnsi="宋体" w:eastAsia="宋体" w:cs="宋体"/>
               <w:szCs w:val="24"/>
             </w:rPr>
             <w:fldChar w:fldCharType="separate"/>
@@ -2489,7 +2527,7 @@
           </w:r>
           <w:r>
             <w:rPr>
-              <w:rFonts w:ascii="宋体" w:eastAsia="宋体" w:hAnsi="宋体" w:cs="宋体" w:hint="eastAsia"/>
+              <w:rFonts w:hint="eastAsia" w:ascii="宋体" w:hAnsi="宋体" w:eastAsia="宋体" w:cs="宋体"/>
               <w:szCs w:val="24"/>
             </w:rPr>
             <w:fldChar w:fldCharType="end"/>
@@ -2497,28 +2535,28 @@
         </w:p>
         <w:p>
           <w:pPr>
-            <w:pStyle w:val="TOC1"/>
+            <w:pStyle w:val="16"/>
             <w:tabs>
               <w:tab w:val="right" w:leader="dot" w:pos="8306"/>
             </w:tabs>
           </w:pPr>
           <w:r>
             <w:rPr>
-              <w:rFonts w:ascii="宋体" w:eastAsia="宋体" w:hAnsi="宋体" w:cs="宋体" w:hint="eastAsia"/>
+              <w:rFonts w:hint="eastAsia" w:ascii="宋体" w:hAnsi="宋体" w:eastAsia="宋体" w:cs="宋体"/>
               <w:szCs w:val="24"/>
             </w:rPr>
             <w:fldChar w:fldCharType="begin"/>
           </w:r>
           <w:r>
             <w:rPr>
-              <w:rFonts w:ascii="宋体" w:eastAsia="宋体" w:hAnsi="宋体" w:cs="宋体" w:hint="eastAsia"/>
+              <w:rFonts w:hint="eastAsia" w:ascii="宋体" w:hAnsi="宋体" w:eastAsia="宋体" w:cs="宋体"/>
               <w:szCs w:val="24"/>
             </w:rPr>
             <w:instrText xml:space="preserve"> HYPERLINK \l _Toc22044 </w:instrText>
           </w:r>
           <w:r>
             <w:rPr>
-              <w:rFonts w:ascii="宋体" w:eastAsia="宋体" w:hAnsi="宋体" w:cs="宋体" w:hint="eastAsia"/>
+              <w:rFonts w:hint="eastAsia" w:ascii="宋体" w:hAnsi="宋体" w:eastAsia="宋体" w:cs="宋体"/>
               <w:szCs w:val="24"/>
             </w:rPr>
             <w:fldChar w:fldCharType="separate"/>
@@ -2550,7 +2588,7 @@
           </w:r>
           <w:r>
             <w:rPr>
-              <w:rFonts w:ascii="宋体" w:eastAsia="宋体" w:hAnsi="宋体" w:cs="宋体" w:hint="eastAsia"/>
+              <w:rFonts w:hint="eastAsia" w:ascii="宋体" w:hAnsi="宋体" w:eastAsia="宋体" w:cs="宋体"/>
               <w:szCs w:val="24"/>
             </w:rPr>
             <w:fldChar w:fldCharType="end"/>
@@ -2558,28 +2596,28 @@
         </w:p>
         <w:p>
           <w:pPr>
-            <w:pStyle w:val="TOC2"/>
+            <w:pStyle w:val="17"/>
             <w:tabs>
               <w:tab w:val="right" w:leader="dot" w:pos="8306"/>
             </w:tabs>
           </w:pPr>
           <w:r>
             <w:rPr>
-              <w:rFonts w:ascii="宋体" w:eastAsia="宋体" w:hAnsi="宋体" w:cs="宋体" w:hint="eastAsia"/>
+              <w:rFonts w:hint="eastAsia" w:ascii="宋体" w:hAnsi="宋体" w:eastAsia="宋体" w:cs="宋体"/>
               <w:szCs w:val="24"/>
             </w:rPr>
             <w:fldChar w:fldCharType="begin"/>
           </w:r>
           <w:r>
             <w:rPr>
-              <w:rFonts w:ascii="宋体" w:eastAsia="宋体" w:hAnsi="宋体" w:cs="宋体" w:hint="eastAsia"/>
+              <w:rFonts w:hint="eastAsia" w:ascii="宋体" w:hAnsi="宋体" w:eastAsia="宋体" w:cs="宋体"/>
               <w:szCs w:val="24"/>
             </w:rPr>
             <w:instrText xml:space="preserve"> HYPERLINK \l _Toc16793 </w:instrText>
           </w:r>
           <w:r>
             <w:rPr>
-              <w:rFonts w:ascii="宋体" w:eastAsia="宋体" w:hAnsi="宋体" w:cs="宋体" w:hint="eastAsia"/>
+              <w:rFonts w:hint="eastAsia" w:ascii="宋体" w:hAnsi="宋体" w:eastAsia="宋体" w:cs="宋体"/>
               <w:szCs w:val="24"/>
             </w:rPr>
             <w:fldChar w:fldCharType="separate"/>
@@ -2611,7 +2649,7 @@
           </w:r>
           <w:r>
             <w:rPr>
-              <w:rFonts w:ascii="宋体" w:eastAsia="宋体" w:hAnsi="宋体" w:cs="宋体" w:hint="eastAsia"/>
+              <w:rFonts w:hint="eastAsia" w:ascii="宋体" w:hAnsi="宋体" w:eastAsia="宋体" w:cs="宋体"/>
               <w:szCs w:val="24"/>
             </w:rPr>
             <w:fldChar w:fldCharType="end"/>
@@ -2619,28 +2657,28 @@
         </w:p>
         <w:p>
           <w:pPr>
-            <w:pStyle w:val="TOC2"/>
+            <w:pStyle w:val="17"/>
             <w:tabs>
               <w:tab w:val="right" w:leader="dot" w:pos="8306"/>
             </w:tabs>
           </w:pPr>
           <w:r>
             <w:rPr>
-              <w:rFonts w:ascii="宋体" w:eastAsia="宋体" w:hAnsi="宋体" w:cs="宋体" w:hint="eastAsia"/>
+              <w:rFonts w:hint="eastAsia" w:ascii="宋体" w:hAnsi="宋体" w:eastAsia="宋体" w:cs="宋体"/>
               <w:szCs w:val="24"/>
             </w:rPr>
             <w:fldChar w:fldCharType="begin"/>
           </w:r>
           <w:r>
             <w:rPr>
-              <w:rFonts w:ascii="宋体" w:eastAsia="宋体" w:hAnsi="宋体" w:cs="宋体" w:hint="eastAsia"/>
+              <w:rFonts w:hint="eastAsia" w:ascii="宋体" w:hAnsi="宋体" w:eastAsia="宋体" w:cs="宋体"/>
               <w:szCs w:val="24"/>
             </w:rPr>
             <w:instrText xml:space="preserve"> HYPERLINK \l _Toc24598 </w:instrText>
           </w:r>
           <w:r>
             <w:rPr>
-              <w:rFonts w:ascii="宋体" w:eastAsia="宋体" w:hAnsi="宋体" w:cs="宋体" w:hint="eastAsia"/>
+              <w:rFonts w:hint="eastAsia" w:ascii="宋体" w:hAnsi="宋体" w:eastAsia="宋体" w:cs="宋体"/>
               <w:szCs w:val="24"/>
             </w:rPr>
             <w:fldChar w:fldCharType="separate"/>
@@ -2672,7 +2710,7 @@
           </w:r>
           <w:r>
             <w:rPr>
-              <w:rFonts w:ascii="宋体" w:eastAsia="宋体" w:hAnsi="宋体" w:cs="宋体" w:hint="eastAsia"/>
+              <w:rFonts w:hint="eastAsia" w:ascii="宋体" w:hAnsi="宋体" w:eastAsia="宋体" w:cs="宋体"/>
               <w:szCs w:val="24"/>
             </w:rPr>
             <w:fldChar w:fldCharType="end"/>
@@ -2680,28 +2718,28 @@
         </w:p>
         <w:p>
           <w:pPr>
-            <w:pStyle w:val="TOC2"/>
+            <w:pStyle w:val="17"/>
             <w:tabs>
               <w:tab w:val="right" w:leader="dot" w:pos="8306"/>
             </w:tabs>
           </w:pPr>
           <w:r>
             <w:rPr>
-              <w:rFonts w:ascii="宋体" w:eastAsia="宋体" w:hAnsi="宋体" w:cs="宋体" w:hint="eastAsia"/>
+              <w:rFonts w:hint="eastAsia" w:ascii="宋体" w:hAnsi="宋体" w:eastAsia="宋体" w:cs="宋体"/>
               <w:szCs w:val="24"/>
             </w:rPr>
             <w:fldChar w:fldCharType="begin"/>
           </w:r>
           <w:r>
             <w:rPr>
-              <w:rFonts w:ascii="宋体" w:eastAsia="宋体" w:hAnsi="宋体" w:cs="宋体" w:hint="eastAsia"/>
+              <w:rFonts w:hint="eastAsia" w:ascii="宋体" w:hAnsi="宋体" w:eastAsia="宋体" w:cs="宋体"/>
               <w:szCs w:val="24"/>
             </w:rPr>
             <w:instrText xml:space="preserve"> HYPERLINK \l _Toc1392 </w:instrText>
           </w:r>
           <w:r>
             <w:rPr>
-              <w:rFonts w:ascii="宋体" w:eastAsia="宋体" w:hAnsi="宋体" w:cs="宋体" w:hint="eastAsia"/>
+              <w:rFonts w:hint="eastAsia" w:ascii="宋体" w:hAnsi="宋体" w:eastAsia="宋体" w:cs="宋体"/>
               <w:szCs w:val="24"/>
             </w:rPr>
             <w:fldChar w:fldCharType="separate"/>
@@ -2733,7 +2771,7 @@
           </w:r>
           <w:r>
             <w:rPr>
-              <w:rFonts w:ascii="宋体" w:eastAsia="宋体" w:hAnsi="宋体" w:cs="宋体" w:hint="eastAsia"/>
+              <w:rFonts w:hint="eastAsia" w:ascii="宋体" w:hAnsi="宋体" w:eastAsia="宋体" w:cs="宋体"/>
               <w:szCs w:val="24"/>
             </w:rPr>
             <w:fldChar w:fldCharType="end"/>
@@ -2741,28 +2779,28 @@
         </w:p>
         <w:p>
           <w:pPr>
-            <w:pStyle w:val="TOC2"/>
+            <w:pStyle w:val="17"/>
             <w:tabs>
               <w:tab w:val="right" w:leader="dot" w:pos="8306"/>
             </w:tabs>
           </w:pPr>
           <w:r>
             <w:rPr>
-              <w:rFonts w:ascii="宋体" w:eastAsia="宋体" w:hAnsi="宋体" w:cs="宋体" w:hint="eastAsia"/>
+              <w:rFonts w:hint="eastAsia" w:ascii="宋体" w:hAnsi="宋体" w:eastAsia="宋体" w:cs="宋体"/>
               <w:szCs w:val="24"/>
             </w:rPr>
             <w:fldChar w:fldCharType="begin"/>
           </w:r>
           <w:r>
             <w:rPr>
-              <w:rFonts w:ascii="宋体" w:eastAsia="宋体" w:hAnsi="宋体" w:cs="宋体" w:hint="eastAsia"/>
+              <w:rFonts w:hint="eastAsia" w:ascii="宋体" w:hAnsi="宋体" w:eastAsia="宋体" w:cs="宋体"/>
               <w:szCs w:val="24"/>
             </w:rPr>
             <w:instrText xml:space="preserve"> HYPERLINK \l _Toc26591 </w:instrText>
           </w:r>
           <w:r>
             <w:rPr>
-              <w:rFonts w:ascii="宋体" w:eastAsia="宋体" w:hAnsi="宋体" w:cs="宋体" w:hint="eastAsia"/>
+              <w:rFonts w:hint="eastAsia" w:ascii="宋体" w:hAnsi="宋体" w:eastAsia="宋体" w:cs="宋体"/>
               <w:szCs w:val="24"/>
             </w:rPr>
             <w:fldChar w:fldCharType="separate"/>
@@ -2794,7 +2832,7 @@
           </w:r>
           <w:r>
             <w:rPr>
-              <w:rFonts w:ascii="宋体" w:eastAsia="宋体" w:hAnsi="宋体" w:cs="宋体" w:hint="eastAsia"/>
+              <w:rFonts w:hint="eastAsia" w:ascii="宋体" w:hAnsi="宋体" w:eastAsia="宋体" w:cs="宋体"/>
               <w:szCs w:val="24"/>
             </w:rPr>
             <w:fldChar w:fldCharType="end"/>
@@ -2802,28 +2840,28 @@
         </w:p>
         <w:p>
           <w:pPr>
-            <w:pStyle w:val="TOC2"/>
+            <w:pStyle w:val="17"/>
             <w:tabs>
               <w:tab w:val="right" w:leader="dot" w:pos="8306"/>
             </w:tabs>
           </w:pPr>
           <w:r>
             <w:rPr>
-              <w:rFonts w:ascii="宋体" w:eastAsia="宋体" w:hAnsi="宋体" w:cs="宋体" w:hint="eastAsia"/>
+              <w:rFonts w:hint="eastAsia" w:ascii="宋体" w:hAnsi="宋体" w:eastAsia="宋体" w:cs="宋体"/>
               <w:szCs w:val="24"/>
             </w:rPr>
             <w:fldChar w:fldCharType="begin"/>
           </w:r>
           <w:r>
             <w:rPr>
-              <w:rFonts w:ascii="宋体" w:eastAsia="宋体" w:hAnsi="宋体" w:cs="宋体" w:hint="eastAsia"/>
+              <w:rFonts w:hint="eastAsia" w:ascii="宋体" w:hAnsi="宋体" w:eastAsia="宋体" w:cs="宋体"/>
               <w:szCs w:val="24"/>
             </w:rPr>
             <w:instrText xml:space="preserve"> HYPERLINK \l _Toc2631 </w:instrText>
           </w:r>
           <w:r>
             <w:rPr>
-              <w:rFonts w:ascii="宋体" w:eastAsia="宋体" w:hAnsi="宋体" w:cs="宋体" w:hint="eastAsia"/>
+              <w:rFonts w:hint="eastAsia" w:ascii="宋体" w:hAnsi="宋体" w:eastAsia="宋体" w:cs="宋体"/>
               <w:szCs w:val="24"/>
             </w:rPr>
             <w:fldChar w:fldCharType="separate"/>
@@ -2855,7 +2893,7 @@
           </w:r>
           <w:r>
             <w:rPr>
-              <w:rFonts w:ascii="宋体" w:eastAsia="宋体" w:hAnsi="宋体" w:cs="宋体" w:hint="eastAsia"/>
+              <w:rFonts w:hint="eastAsia" w:ascii="宋体" w:hAnsi="宋体" w:eastAsia="宋体" w:cs="宋体"/>
               <w:szCs w:val="24"/>
             </w:rPr>
             <w:fldChar w:fldCharType="end"/>
@@ -2863,28 +2901,28 @@
         </w:p>
         <w:p>
           <w:pPr>
-            <w:pStyle w:val="TOC2"/>
+            <w:pStyle w:val="17"/>
             <w:tabs>
               <w:tab w:val="right" w:leader="dot" w:pos="8306"/>
             </w:tabs>
           </w:pPr>
           <w:r>
             <w:rPr>
-              <w:rFonts w:ascii="宋体" w:eastAsia="宋体" w:hAnsi="宋体" w:cs="宋体" w:hint="eastAsia"/>
+              <w:rFonts w:hint="eastAsia" w:ascii="宋体" w:hAnsi="宋体" w:eastAsia="宋体" w:cs="宋体"/>
               <w:szCs w:val="24"/>
             </w:rPr>
             <w:fldChar w:fldCharType="begin"/>
           </w:r>
           <w:r>
             <w:rPr>
-              <w:rFonts w:ascii="宋体" w:eastAsia="宋体" w:hAnsi="宋体" w:cs="宋体" w:hint="eastAsia"/>
+              <w:rFonts w:hint="eastAsia" w:ascii="宋体" w:hAnsi="宋体" w:eastAsia="宋体" w:cs="宋体"/>
               <w:szCs w:val="24"/>
             </w:rPr>
             <w:instrText xml:space="preserve"> HYPERLINK \l _Toc16994 </w:instrText>
           </w:r>
           <w:r>
             <w:rPr>
-              <w:rFonts w:ascii="宋体" w:eastAsia="宋体" w:hAnsi="宋体" w:cs="宋体" w:hint="eastAsia"/>
+              <w:rFonts w:hint="eastAsia" w:ascii="宋体" w:hAnsi="宋体" w:eastAsia="宋体" w:cs="宋体"/>
               <w:szCs w:val="24"/>
             </w:rPr>
             <w:fldChar w:fldCharType="separate"/>
@@ -2916,7 +2954,7 @@
           </w:r>
           <w:r>
             <w:rPr>
-              <w:rFonts w:ascii="宋体" w:eastAsia="宋体" w:hAnsi="宋体" w:cs="宋体" w:hint="eastAsia"/>
+              <w:rFonts w:hint="eastAsia" w:ascii="宋体" w:hAnsi="宋体" w:eastAsia="宋体" w:cs="宋体"/>
               <w:szCs w:val="24"/>
             </w:rPr>
             <w:fldChar w:fldCharType="end"/>
@@ -2924,28 +2962,28 @@
         </w:p>
         <w:p>
           <w:pPr>
-            <w:pStyle w:val="TOC1"/>
+            <w:pStyle w:val="16"/>
             <w:tabs>
               <w:tab w:val="right" w:leader="dot" w:pos="8306"/>
             </w:tabs>
           </w:pPr>
           <w:r>
             <w:rPr>
-              <w:rFonts w:ascii="宋体" w:eastAsia="宋体" w:hAnsi="宋体" w:cs="宋体" w:hint="eastAsia"/>
+              <w:rFonts w:hint="eastAsia" w:ascii="宋体" w:hAnsi="宋体" w:eastAsia="宋体" w:cs="宋体"/>
               <w:szCs w:val="24"/>
             </w:rPr>
             <w:fldChar w:fldCharType="begin"/>
           </w:r>
           <w:r>
             <w:rPr>
-              <w:rFonts w:ascii="宋体" w:eastAsia="宋体" w:hAnsi="宋体" w:cs="宋体" w:hint="eastAsia"/>
+              <w:rFonts w:hint="eastAsia" w:ascii="宋体" w:hAnsi="宋体" w:eastAsia="宋体" w:cs="宋体"/>
               <w:szCs w:val="24"/>
             </w:rPr>
             <w:instrText xml:space="preserve"> HYPERLINK \l _Toc1737 </w:instrText>
           </w:r>
           <w:r>
             <w:rPr>
-              <w:rFonts w:ascii="宋体" w:eastAsia="宋体" w:hAnsi="宋体" w:cs="宋体" w:hint="eastAsia"/>
+              <w:rFonts w:hint="eastAsia" w:ascii="宋体" w:hAnsi="宋体" w:eastAsia="宋体" w:cs="宋体"/>
               <w:szCs w:val="24"/>
             </w:rPr>
             <w:fldChar w:fldCharType="separate"/>
@@ -2977,7 +3015,7 @@
           </w:r>
           <w:r>
             <w:rPr>
-              <w:rFonts w:ascii="宋体" w:eastAsia="宋体" w:hAnsi="宋体" w:cs="宋体" w:hint="eastAsia"/>
+              <w:rFonts w:hint="eastAsia" w:ascii="宋体" w:hAnsi="宋体" w:eastAsia="宋体" w:cs="宋体"/>
               <w:szCs w:val="24"/>
             </w:rPr>
             <w:fldChar w:fldCharType="end"/>
@@ -2985,28 +3023,28 @@
         </w:p>
         <w:p>
           <w:pPr>
-            <w:pStyle w:val="TOC1"/>
+            <w:pStyle w:val="16"/>
             <w:tabs>
               <w:tab w:val="right" w:leader="dot" w:pos="8306"/>
             </w:tabs>
           </w:pPr>
           <w:r>
             <w:rPr>
-              <w:rFonts w:ascii="宋体" w:eastAsia="宋体" w:hAnsi="宋体" w:cs="宋体" w:hint="eastAsia"/>
+              <w:rFonts w:hint="eastAsia" w:ascii="宋体" w:hAnsi="宋体" w:eastAsia="宋体" w:cs="宋体"/>
               <w:szCs w:val="24"/>
             </w:rPr>
             <w:fldChar w:fldCharType="begin"/>
           </w:r>
           <w:r>
             <w:rPr>
-              <w:rFonts w:ascii="宋体" w:eastAsia="宋体" w:hAnsi="宋体" w:cs="宋体" w:hint="eastAsia"/>
+              <w:rFonts w:hint="eastAsia" w:ascii="宋体" w:hAnsi="宋体" w:eastAsia="宋体" w:cs="宋体"/>
               <w:szCs w:val="24"/>
             </w:rPr>
             <w:instrText xml:space="preserve"> HYPERLINK \l _Toc21344 </w:instrText>
           </w:r>
           <w:r>
             <w:rPr>
-              <w:rFonts w:ascii="宋体" w:eastAsia="宋体" w:hAnsi="宋体" w:cs="宋体" w:hint="eastAsia"/>
+              <w:rFonts w:hint="eastAsia" w:ascii="宋体" w:hAnsi="宋体" w:eastAsia="宋体" w:cs="宋体"/>
               <w:szCs w:val="24"/>
             </w:rPr>
             <w:fldChar w:fldCharType="separate"/>
@@ -3038,7 +3076,7 @@
           </w:r>
           <w:r>
             <w:rPr>
-              <w:rFonts w:ascii="宋体" w:eastAsia="宋体" w:hAnsi="宋体" w:cs="宋体" w:hint="eastAsia"/>
+              <w:rFonts w:hint="eastAsia" w:ascii="宋体" w:hAnsi="宋体" w:eastAsia="宋体" w:cs="宋体"/>
               <w:szCs w:val="24"/>
             </w:rPr>
             <w:fldChar w:fldCharType="end"/>
@@ -3046,28 +3084,28 @@
         </w:p>
         <w:p>
           <w:pPr>
-            <w:pStyle w:val="TOC1"/>
+            <w:pStyle w:val="16"/>
             <w:tabs>
               <w:tab w:val="right" w:leader="dot" w:pos="8306"/>
             </w:tabs>
           </w:pPr>
           <w:r>
             <w:rPr>
-              <w:rFonts w:ascii="宋体" w:eastAsia="宋体" w:hAnsi="宋体" w:cs="宋体" w:hint="eastAsia"/>
+              <w:rFonts w:hint="eastAsia" w:ascii="宋体" w:hAnsi="宋体" w:eastAsia="宋体" w:cs="宋体"/>
               <w:szCs w:val="24"/>
             </w:rPr>
             <w:fldChar w:fldCharType="begin"/>
           </w:r>
           <w:r>
             <w:rPr>
-              <w:rFonts w:ascii="宋体" w:eastAsia="宋体" w:hAnsi="宋体" w:cs="宋体" w:hint="eastAsia"/>
+              <w:rFonts w:hint="eastAsia" w:ascii="宋体" w:hAnsi="宋体" w:eastAsia="宋体" w:cs="宋体"/>
               <w:szCs w:val="24"/>
             </w:rPr>
             <w:instrText xml:space="preserve"> HYPERLINK \l _Toc16492 </w:instrText>
           </w:r>
           <w:r>
             <w:rPr>
-              <w:rFonts w:ascii="宋体" w:eastAsia="宋体" w:hAnsi="宋体" w:cs="宋体" w:hint="eastAsia"/>
+              <w:rFonts w:hint="eastAsia" w:ascii="宋体" w:hAnsi="宋体" w:eastAsia="宋体" w:cs="宋体"/>
               <w:szCs w:val="24"/>
             </w:rPr>
             <w:fldChar w:fldCharType="separate"/>
@@ -3099,7 +3137,7 @@
           </w:r>
           <w:r>
             <w:rPr>
-              <w:rFonts w:ascii="宋体" w:eastAsia="宋体" w:hAnsi="宋体" w:cs="宋体" w:hint="eastAsia"/>
+              <w:rFonts w:hint="eastAsia" w:ascii="宋体" w:hAnsi="宋体" w:eastAsia="宋体" w:cs="宋体"/>
               <w:szCs w:val="24"/>
             </w:rPr>
             <w:fldChar w:fldCharType="end"/>
@@ -3107,28 +3145,28 @@
         </w:p>
         <w:p>
           <w:pPr>
-            <w:pStyle w:val="TOC1"/>
+            <w:pStyle w:val="16"/>
             <w:tabs>
               <w:tab w:val="right" w:leader="dot" w:pos="8306"/>
             </w:tabs>
           </w:pPr>
           <w:r>
             <w:rPr>
-              <w:rFonts w:ascii="宋体" w:eastAsia="宋体" w:hAnsi="宋体" w:cs="宋体" w:hint="eastAsia"/>
+              <w:rFonts w:hint="eastAsia" w:ascii="宋体" w:hAnsi="宋体" w:eastAsia="宋体" w:cs="宋体"/>
               <w:szCs w:val="24"/>
             </w:rPr>
             <w:fldChar w:fldCharType="begin"/>
           </w:r>
           <w:r>
             <w:rPr>
-              <w:rFonts w:ascii="宋体" w:eastAsia="宋体" w:hAnsi="宋体" w:cs="宋体" w:hint="eastAsia"/>
+              <w:rFonts w:hint="eastAsia" w:ascii="宋体" w:hAnsi="宋体" w:eastAsia="宋体" w:cs="宋体"/>
               <w:szCs w:val="24"/>
             </w:rPr>
             <w:instrText xml:space="preserve"> HYPERLINK \l _Toc24643 </w:instrText>
           </w:r>
           <w:r>
             <w:rPr>
-              <w:rFonts w:ascii="宋体" w:eastAsia="宋体" w:hAnsi="宋体" w:cs="宋体" w:hint="eastAsia"/>
+              <w:rFonts w:hint="eastAsia" w:ascii="宋体" w:hAnsi="宋体" w:eastAsia="宋体" w:cs="宋体"/>
               <w:szCs w:val="24"/>
             </w:rPr>
             <w:fldChar w:fldCharType="separate"/>
@@ -3160,7 +3198,7 @@
           </w:r>
           <w:r>
             <w:rPr>
-              <w:rFonts w:ascii="宋体" w:eastAsia="宋体" w:hAnsi="宋体" w:cs="宋体" w:hint="eastAsia"/>
+              <w:rFonts w:hint="eastAsia" w:ascii="宋体" w:hAnsi="宋体" w:eastAsia="宋体" w:cs="宋体"/>
               <w:szCs w:val="24"/>
             </w:rPr>
             <w:fldChar w:fldCharType="end"/>
@@ -3168,28 +3206,28 @@
         </w:p>
         <w:p>
           <w:pPr>
-            <w:pStyle w:val="TOC1"/>
+            <w:pStyle w:val="16"/>
             <w:tabs>
               <w:tab w:val="right" w:leader="dot" w:pos="8306"/>
             </w:tabs>
           </w:pPr>
           <w:r>
             <w:rPr>
-              <w:rFonts w:ascii="宋体" w:eastAsia="宋体" w:hAnsi="宋体" w:cs="宋体" w:hint="eastAsia"/>
+              <w:rFonts w:hint="eastAsia" w:ascii="宋体" w:hAnsi="宋体" w:eastAsia="宋体" w:cs="宋体"/>
               <w:szCs w:val="24"/>
             </w:rPr>
             <w:fldChar w:fldCharType="begin"/>
           </w:r>
           <w:r>
             <w:rPr>
-              <w:rFonts w:ascii="宋体" w:eastAsia="宋体" w:hAnsi="宋体" w:cs="宋体" w:hint="eastAsia"/>
+              <w:rFonts w:hint="eastAsia" w:ascii="宋体" w:hAnsi="宋体" w:eastAsia="宋体" w:cs="宋体"/>
               <w:szCs w:val="24"/>
             </w:rPr>
             <w:instrText xml:space="preserve"> HYPERLINK \l _Toc28023 </w:instrText>
           </w:r>
           <w:r>
             <w:rPr>
-              <w:rFonts w:ascii="宋体" w:eastAsia="宋体" w:hAnsi="宋体" w:cs="宋体" w:hint="eastAsia"/>
+              <w:rFonts w:hint="eastAsia" w:ascii="宋体" w:hAnsi="宋体" w:eastAsia="宋体" w:cs="宋体"/>
               <w:szCs w:val="24"/>
             </w:rPr>
             <w:fldChar w:fldCharType="separate"/>
@@ -3221,7 +3259,7 @@
           </w:r>
           <w:r>
             <w:rPr>
-              <w:rFonts w:ascii="宋体" w:eastAsia="宋体" w:hAnsi="宋体" w:cs="宋体" w:hint="eastAsia"/>
+              <w:rFonts w:hint="eastAsia" w:ascii="宋体" w:hAnsi="宋体" w:eastAsia="宋体" w:cs="宋体"/>
               <w:szCs w:val="24"/>
             </w:rPr>
             <w:fldChar w:fldCharType="end"/>
@@ -3229,28 +3267,28 @@
         </w:p>
         <w:p>
           <w:pPr>
-            <w:pStyle w:val="TOC1"/>
+            <w:pStyle w:val="16"/>
             <w:tabs>
               <w:tab w:val="right" w:leader="dot" w:pos="8306"/>
             </w:tabs>
           </w:pPr>
           <w:r>
             <w:rPr>
-              <w:rFonts w:ascii="宋体" w:eastAsia="宋体" w:hAnsi="宋体" w:cs="宋体" w:hint="eastAsia"/>
+              <w:rFonts w:hint="eastAsia" w:ascii="宋体" w:hAnsi="宋体" w:eastAsia="宋体" w:cs="宋体"/>
               <w:szCs w:val="24"/>
             </w:rPr>
             <w:fldChar w:fldCharType="begin"/>
           </w:r>
           <w:r>
             <w:rPr>
-              <w:rFonts w:ascii="宋体" w:eastAsia="宋体" w:hAnsi="宋体" w:cs="宋体" w:hint="eastAsia"/>
+              <w:rFonts w:hint="eastAsia" w:ascii="宋体" w:hAnsi="宋体" w:eastAsia="宋体" w:cs="宋体"/>
               <w:szCs w:val="24"/>
             </w:rPr>
             <w:instrText xml:space="preserve"> HYPERLINK \l _Toc23199 </w:instrText>
           </w:r>
           <w:r>
             <w:rPr>
-              <w:rFonts w:ascii="宋体" w:eastAsia="宋体" w:hAnsi="宋体" w:cs="宋体" w:hint="eastAsia"/>
+              <w:rFonts w:hint="eastAsia" w:ascii="宋体" w:hAnsi="宋体" w:eastAsia="宋体" w:cs="宋体"/>
               <w:szCs w:val="24"/>
             </w:rPr>
             <w:fldChar w:fldCharType="separate"/>
@@ -3282,7 +3320,7 @@
           </w:r>
           <w:r>
             <w:rPr>
-              <w:rFonts w:ascii="宋体" w:eastAsia="宋体" w:hAnsi="宋体" w:cs="宋体" w:hint="eastAsia"/>
+              <w:rFonts w:hint="eastAsia" w:ascii="宋体" w:hAnsi="宋体" w:eastAsia="宋体" w:cs="宋体"/>
               <w:szCs w:val="24"/>
             </w:rPr>
             <w:fldChar w:fldCharType="end"/>
@@ -3306,7 +3344,7 @@
             <w:spacing w:line="312" w:lineRule="auto"/>
             <w:textAlignment w:val="baseline"/>
             <w:rPr>
-              <w:rFonts w:ascii="宋体" w:eastAsia="宋体" w:hAnsi="宋体" w:cs="宋体" w:hint="eastAsia"/>
+              <w:rFonts w:hint="eastAsia" w:ascii="宋体" w:hAnsi="宋体" w:eastAsia="宋体" w:cs="宋体"/>
               <w:snapToGrid w:val="0"/>
               <w:color w:val="000000"/>
               <w:kern w:val="0"/>
@@ -3317,7 +3355,7 @@
           </w:pPr>
           <w:r>
             <w:rPr>
-              <w:rFonts w:ascii="宋体" w:eastAsia="宋体" w:hAnsi="宋体" w:cs="宋体" w:hint="eastAsia"/>
+              <w:rFonts w:hint="eastAsia" w:ascii="宋体" w:hAnsi="宋体" w:eastAsia="宋体" w:cs="宋体"/>
               <w:szCs w:val="24"/>
             </w:rPr>
             <w:fldChar w:fldCharType="end"/>
@@ -3342,7 +3380,7 @@
         <w:snapToGrid w:val="0"/>
         <w:textAlignment w:val="baseline"/>
         <w:rPr>
-          <w:rFonts w:ascii="Arial" w:eastAsia="Arial" w:hAnsi="Arial" w:cs="Arial"/>
+          <w:rFonts w:ascii="Arial" w:hAnsi="Arial" w:eastAsia="Arial" w:cs="Arial"/>
           <w:snapToGrid w:val="0"/>
           <w:color w:val="000000"/>
           <w:kern w:val="0"/>
@@ -3353,7 +3391,7 @@
       </w:pPr>
       <w:r>
         <w:rPr>
-          <w:rFonts w:ascii="Arial" w:eastAsia="Arial" w:hAnsi="Arial" w:cs="Arial"/>
+          <w:rFonts w:ascii="Arial" w:hAnsi="Arial" w:eastAsia="Arial" w:cs="Arial"/>
           <w:snapToGrid w:val="0"/>
           <w:color w:val="000000"/>
           <w:kern w:val="0"/>
@@ -3366,7 +3404,7 @@
     </w:p>
     <w:p>
       <w:pPr>
-        <w:pStyle w:val="1"/>
+        <w:pStyle w:val="28"/>
         <w:bidi w:val="0"/>
         <w:rPr>
           <w:rFonts w:hint="default"/>
@@ -3385,7 +3423,7 @@
     </w:p>
     <w:p>
       <w:pPr>
-        <w:pStyle w:val="a1"/>
+        <w:pStyle w:val="29"/>
         <w:keepNext w:val="0"/>
         <w:keepLines w:val="0"/>
         <w:pageBreakBefore w:val="0"/>
@@ -3415,7 +3453,7 @@
     </w:p>
     <w:p>
       <w:pPr>
-        <w:pStyle w:val="1"/>
+        <w:pStyle w:val="28"/>
         <w:bidi w:val="0"/>
         <w:rPr>
           <w:rFonts w:hint="default"/>
@@ -3434,7 +3472,7 @@
     </w:p>
     <w:p>
       <w:pPr>
-        <w:pStyle w:val="a1"/>
+        <w:pStyle w:val="29"/>
         <w:keepNext w:val="0"/>
         <w:keepLines w:val="0"/>
         <w:pageBreakBefore w:val="0"/>
@@ -3466,20 +3504,11 @@
           <w:rFonts w:hint="eastAsia"/>
           <w:lang w:val="en-US" w:eastAsia="zh-CN"/>
         </w:rPr>
-        <w:t>服务可用率指标为≥98</w:t>
-      </w:r>
-      <w:bookmarkStart w:id="4" w:name="_GoBack"/>
-      <w:bookmarkEnd w:id="4"/>
-      <w:r>
-        <w:rPr>
-          <w:rFonts w:hint="eastAsia"/>
-          <w:lang w:val="en-US" w:eastAsia="zh-CN"/>
-        </w:rPr>
-        <w:t>%，计算方式为：</w:t>
-      </w:r>
-      <w:r>
-        <w:rPr>
-          <w:rFonts w:ascii="宋体" w:eastAsia="宋体" w:hAnsi="宋体" w:cs="宋体" w:hint="eastAsia"/>
+        <w:t>服务可用率指标为≥98%，计算方式为：</w:t>
+      </w:r>
+      <w:r>
+        <w:rPr>
+          <w:rFonts w:hint="eastAsia" w:ascii="宋体" w:hAnsi="宋体" w:eastAsia="宋体" w:cs="宋体"/>
           <w:i w:val="0"/>
           <w:iCs w:val="0"/>
           <w:snapToGrid w:val="0"/>
@@ -3502,14 +3531,14 @@
     </w:p>
     <w:p>
       <w:pPr>
-        <w:pStyle w:val="1"/>
+        <w:pStyle w:val="28"/>
         <w:bidi w:val="0"/>
         <w:rPr>
           <w:rFonts w:hint="default"/>
           <w:lang w:val="en-US" w:eastAsia="zh-CN"/>
         </w:rPr>
       </w:pPr>
-      <w:bookmarkStart w:id="5" w:name="_Toc22949"/>
+      <w:bookmarkStart w:id="4" w:name="_Toc22949"/>
       <w:r>
         <w:rPr>
           <w:rFonts w:hint="default"/>
@@ -3517,30 +3546,30 @@
         </w:rPr>
         <w:t>保障体系</w:t>
       </w:r>
+      <w:bookmarkEnd w:id="4"/>
+    </w:p>
+    <w:p>
+      <w:pPr>
+        <w:pStyle w:val="30"/>
+        <w:bidi w:val="0"/>
+        <w:rPr>
+          <w:rFonts w:hint="default"/>
+          <w:lang w:val="en-US" w:eastAsia="zh-CN"/>
+        </w:rPr>
+      </w:pPr>
+      <w:bookmarkStart w:id="5" w:name="_Toc21189"/>
+      <w:r>
+        <w:rPr>
+          <w:rFonts w:hint="default"/>
+          <w:lang w:val="en-US" w:eastAsia="zh-CN"/>
+        </w:rPr>
+        <w:t>备件储备</w:t>
+      </w:r>
       <w:bookmarkEnd w:id="5"/>
     </w:p>
     <w:p>
       <w:pPr>
-        <w:pStyle w:val="2"/>
-        <w:bidi w:val="0"/>
-        <w:rPr>
-          <w:rFonts w:hint="default"/>
-          <w:lang w:val="en-US" w:eastAsia="zh-CN"/>
-        </w:rPr>
-      </w:pPr>
-      <w:bookmarkStart w:id="6" w:name="_Toc21189"/>
-      <w:r>
-        <w:rPr>
-          <w:rFonts w:hint="default"/>
-          <w:lang w:val="en-US" w:eastAsia="zh-CN"/>
-        </w:rPr>
-        <w:t>备件储备</w:t>
-      </w:r>
-      <w:bookmarkEnd w:id="6"/>
-    </w:p>
-    <w:p>
-      <w:pPr>
-        <w:pStyle w:val="a1"/>
+        <w:pStyle w:val="29"/>
         <w:keepNext w:val="0"/>
         <w:keepLines w:val="0"/>
         <w:pageBreakBefore w:val="0"/>
@@ -3584,7 +3613,7 @@
     </w:p>
     <w:p>
       <w:pPr>
-        <w:pStyle w:val="a1"/>
+        <w:pStyle w:val="29"/>
         <w:keepNext w:val="0"/>
         <w:keepLines w:val="0"/>
         <w:pageBreakBefore w:val="0"/>
@@ -3614,7 +3643,7 @@
     </w:p>
     <w:p>
       <w:pPr>
-        <w:pStyle w:val="a1"/>
+        <w:pStyle w:val="29"/>
         <w:keepNext w:val="0"/>
         <w:keepLines w:val="0"/>
         <w:pageBreakBefore w:val="0"/>
@@ -3644,7 +3673,7 @@
     </w:p>
     <w:p>
       <w:pPr>
-        <w:pStyle w:val="a1"/>
+        <w:pStyle w:val="29"/>
         <w:keepNext w:val="0"/>
         <w:keepLines w:val="0"/>
         <w:pageBreakBefore w:val="0"/>
@@ -3674,14 +3703,14 @@
     </w:p>
     <w:p>
       <w:pPr>
-        <w:pStyle w:val="2"/>
+        <w:pStyle w:val="30"/>
         <w:bidi w:val="0"/>
         <w:rPr>
           <w:rFonts w:hint="default"/>
           <w:lang w:val="en-US" w:eastAsia="zh-CN"/>
         </w:rPr>
       </w:pPr>
-      <w:bookmarkStart w:id="7" w:name="_Toc938"/>
+      <w:bookmarkStart w:id="6" w:name="_Toc938"/>
       <w:r>
         <w:rPr>
           <w:rFonts w:hint="default"/>
@@ -3689,11 +3718,11 @@
         </w:rPr>
         <w:t>团队配置</w:t>
       </w:r>
-      <w:bookmarkEnd w:id="7"/>
-    </w:p>
-    <w:p>
-      <w:pPr>
-        <w:pStyle w:val="a1"/>
+      <w:bookmarkEnd w:id="6"/>
+    </w:p>
+    <w:p>
+      <w:pPr>
+        <w:pStyle w:val="29"/>
         <w:keepNext w:val="0"/>
         <w:keepLines w:val="0"/>
         <w:pageBreakBefore w:val="0"/>
@@ -3723,7 +3752,7 @@
     </w:p>
     <w:p>
       <w:pPr>
-        <w:pStyle w:val="a1"/>
+        <w:pStyle w:val="29"/>
         <w:keepNext w:val="0"/>
         <w:keepLines w:val="0"/>
         <w:pageBreakBefore w:val="0"/>
@@ -3753,14 +3782,14 @@
     </w:p>
     <w:p>
       <w:pPr>
-        <w:pStyle w:val="1"/>
+        <w:pStyle w:val="28"/>
         <w:bidi w:val="0"/>
         <w:rPr>
           <w:rFonts w:hint="default"/>
           <w:lang w:val="en-US" w:eastAsia="zh-CN"/>
         </w:rPr>
       </w:pPr>
-      <w:bookmarkStart w:id="8" w:name="_Toc22044"/>
+      <w:bookmarkStart w:id="7" w:name="_Toc22044"/>
       <w:r>
         <w:rPr>
           <w:rFonts w:hint="default"/>
@@ -3768,30 +3797,30 @@
         </w:rPr>
         <w:t>风险应对</w:t>
       </w:r>
+      <w:bookmarkEnd w:id="7"/>
+    </w:p>
+    <w:p>
+      <w:pPr>
+        <w:pStyle w:val="30"/>
+        <w:bidi w:val="0"/>
+        <w:rPr>
+          <w:rFonts w:hint="default"/>
+          <w:lang w:val="en-US" w:eastAsia="zh-CN"/>
+        </w:rPr>
+      </w:pPr>
+      <w:bookmarkStart w:id="8" w:name="_Toc16793"/>
+      <w:r>
+        <w:rPr>
+          <w:rFonts w:hint="default"/>
+          <w:lang w:val="en-US" w:eastAsia="zh-CN"/>
+        </w:rPr>
+        <w:t>供电中断</w:t>
+      </w:r>
       <w:bookmarkEnd w:id="8"/>
     </w:p>
     <w:p>
       <w:pPr>
-        <w:pStyle w:val="2"/>
-        <w:bidi w:val="0"/>
-        <w:rPr>
-          <w:rFonts w:hint="default"/>
-          <w:lang w:val="en-US" w:eastAsia="zh-CN"/>
-        </w:rPr>
-      </w:pPr>
-      <w:bookmarkStart w:id="9" w:name="_Toc16793"/>
-      <w:r>
-        <w:rPr>
-          <w:rFonts w:hint="default"/>
-          <w:lang w:val="en-US" w:eastAsia="zh-CN"/>
-        </w:rPr>
-        <w:t>供电中断</w:t>
-      </w:r>
-      <w:bookmarkEnd w:id="9"/>
-    </w:p>
-    <w:p>
-      <w:pPr>
-        <w:pStyle w:val="a1"/>
+        <w:pStyle w:val="29"/>
         <w:keepNext w:val="0"/>
         <w:keepLines w:val="0"/>
         <w:pageBreakBefore w:val="0"/>
@@ -3821,14 +3850,14 @@
     </w:p>
     <w:p>
       <w:pPr>
-        <w:pStyle w:val="2"/>
+        <w:pStyle w:val="30"/>
         <w:bidi w:val="0"/>
         <w:rPr>
           <w:rFonts w:hint="default"/>
           <w:lang w:val="en-US" w:eastAsia="zh-CN"/>
         </w:rPr>
       </w:pPr>
-      <w:bookmarkStart w:id="10" w:name="_Toc24598"/>
+      <w:bookmarkStart w:id="9" w:name="_Toc24598"/>
       <w:r>
         <w:rPr>
           <w:rFonts w:hint="default"/>
@@ -3836,11 +3865,11 @@
         </w:rPr>
         <w:t>光缆中断</w:t>
       </w:r>
-      <w:bookmarkEnd w:id="10"/>
-    </w:p>
-    <w:p>
-      <w:pPr>
-        <w:pStyle w:val="a1"/>
+      <w:bookmarkEnd w:id="9"/>
+    </w:p>
+    <w:p>
+      <w:pPr>
+        <w:pStyle w:val="29"/>
         <w:keepNext w:val="0"/>
         <w:keepLines w:val="0"/>
         <w:pageBreakBefore w:val="0"/>
@@ -3884,14 +3913,14 @@
     </w:p>
     <w:p>
       <w:pPr>
-        <w:pStyle w:val="2"/>
+        <w:pStyle w:val="30"/>
         <w:bidi w:val="0"/>
         <w:rPr>
           <w:rFonts w:hint="default"/>
           <w:lang w:val="en-US" w:eastAsia="zh-CN"/>
         </w:rPr>
       </w:pPr>
-      <w:bookmarkStart w:id="11" w:name="_Toc1392"/>
+      <w:bookmarkStart w:id="10" w:name="_Toc1392"/>
       <w:r>
         <w:rPr>
           <w:rFonts w:hint="default"/>
@@ -3899,11 +3928,11 @@
         </w:rPr>
         <w:t>设备故障</w:t>
       </w:r>
-      <w:bookmarkEnd w:id="11"/>
-    </w:p>
-    <w:p>
-      <w:pPr>
-        <w:pStyle w:val="a1"/>
+      <w:bookmarkEnd w:id="10"/>
+    </w:p>
+    <w:p>
+      <w:pPr>
+        <w:pStyle w:val="29"/>
         <w:keepNext w:val="0"/>
         <w:keepLines w:val="0"/>
         <w:pageBreakBefore w:val="0"/>
@@ -3933,14 +3962,14 @@
     </w:p>
     <w:p>
       <w:pPr>
-        <w:pStyle w:val="2"/>
+        <w:pStyle w:val="30"/>
         <w:bidi w:val="0"/>
         <w:rPr>
           <w:rFonts w:hint="default"/>
           <w:lang w:val="en-US" w:eastAsia="zh-CN"/>
         </w:rPr>
       </w:pPr>
-      <w:bookmarkStart w:id="12" w:name="_Toc26591"/>
+      <w:bookmarkStart w:id="11" w:name="_Toc26591"/>
       <w:r>
         <w:rPr>
           <w:rFonts w:hint="default"/>
@@ -3948,11 +3977,11 @@
         </w:rPr>
         <w:t>极端天气</w:t>
       </w:r>
-      <w:bookmarkEnd w:id="12"/>
-    </w:p>
-    <w:p>
-      <w:pPr>
-        <w:pStyle w:val="a1"/>
+      <w:bookmarkEnd w:id="11"/>
+    </w:p>
+    <w:p>
+      <w:pPr>
+        <w:pStyle w:val="29"/>
         <w:keepNext w:val="0"/>
         <w:keepLines w:val="0"/>
         <w:pageBreakBefore w:val="0"/>
@@ -3982,14 +4011,14 @@
     </w:p>
     <w:p>
       <w:pPr>
-        <w:pStyle w:val="2"/>
+        <w:pStyle w:val="30"/>
         <w:bidi w:val="0"/>
         <w:rPr>
           <w:rFonts w:hint="default"/>
           <w:lang w:val="en-US" w:eastAsia="zh-CN"/>
         </w:rPr>
       </w:pPr>
-      <w:bookmarkStart w:id="13" w:name="_Toc2631"/>
+      <w:bookmarkStart w:id="12" w:name="_Toc2631"/>
       <w:r>
         <w:rPr>
           <w:rFonts w:hint="default"/>
@@ -3997,11 +4026,11 @@
         </w:rPr>
         <w:t>人员缺席</w:t>
       </w:r>
-      <w:bookmarkEnd w:id="13"/>
-    </w:p>
-    <w:p>
-      <w:pPr>
-        <w:pStyle w:val="a1"/>
+      <w:bookmarkEnd w:id="12"/>
+    </w:p>
+    <w:p>
+      <w:pPr>
+        <w:pStyle w:val="29"/>
         <w:keepNext w:val="0"/>
         <w:keepLines w:val="0"/>
         <w:pageBreakBefore w:val="0"/>
@@ -4031,14 +4060,14 @@
     </w:p>
     <w:p>
       <w:pPr>
-        <w:pStyle w:val="2"/>
+        <w:pStyle w:val="30"/>
         <w:bidi w:val="0"/>
         <w:rPr>
           <w:rFonts w:hint="default"/>
           <w:lang w:val="en-US" w:eastAsia="zh-CN"/>
         </w:rPr>
       </w:pPr>
-      <w:bookmarkStart w:id="14" w:name="_Toc16994"/>
+      <w:bookmarkStart w:id="13" w:name="_Toc16994"/>
       <w:r>
         <w:rPr>
           <w:rFonts w:hint="default"/>
@@ -4046,11 +4075,11 @@
         </w:rPr>
         <w:t>平台故障</w:t>
       </w:r>
-      <w:bookmarkEnd w:id="14"/>
-    </w:p>
-    <w:p>
-      <w:pPr>
-        <w:pStyle w:val="a1"/>
+      <w:bookmarkEnd w:id="13"/>
+    </w:p>
+    <w:p>
+      <w:pPr>
+        <w:pStyle w:val="29"/>
         <w:keepNext w:val="0"/>
         <w:keepLines w:val="0"/>
         <w:pageBreakBefore w:val="0"/>
@@ -4080,14 +4109,14 @@
     </w:p>
     <w:p>
       <w:pPr>
-        <w:pStyle w:val="1"/>
+        <w:pStyle w:val="28"/>
         <w:bidi w:val="0"/>
         <w:rPr>
           <w:rFonts w:hint="default"/>
           <w:lang w:val="en-US" w:eastAsia="zh-CN"/>
         </w:rPr>
       </w:pPr>
-      <w:bookmarkStart w:id="15" w:name="_Toc1737"/>
+      <w:bookmarkStart w:id="14" w:name="_Toc1737"/>
       <w:r>
         <w:rPr>
           <w:rFonts w:hint="default"/>
@@ -4095,11 +4124,11 @@
         </w:rPr>
         <w:t>应急响应</w:t>
       </w:r>
-      <w:bookmarkEnd w:id="15"/>
-    </w:p>
-    <w:p>
-      <w:pPr>
-        <w:pStyle w:val="a1"/>
+      <w:bookmarkEnd w:id="14"/>
+    </w:p>
+    <w:p>
+      <w:pPr>
+        <w:pStyle w:val="29"/>
         <w:keepNext w:val="0"/>
         <w:keepLines w:val="0"/>
         <w:pageBreakBefore w:val="0"/>
@@ -4129,7 +4158,7 @@
     </w:p>
     <w:p>
       <w:pPr>
-        <w:pStyle w:val="a1"/>
+        <w:pStyle w:val="29"/>
         <w:keepNext w:val="0"/>
         <w:keepLines w:val="0"/>
         <w:pageBreakBefore w:val="0"/>
@@ -4173,7 +4202,7 @@
     </w:p>
     <w:p>
       <w:pPr>
-        <w:pStyle w:val="a1"/>
+        <w:pStyle w:val="29"/>
         <w:keepNext w:val="0"/>
         <w:keepLines w:val="0"/>
         <w:pageBreakBefore w:val="0"/>
@@ -4203,7 +4232,7 @@
     </w:p>
     <w:p>
       <w:pPr>
-        <w:pStyle w:val="a1"/>
+        <w:pStyle w:val="29"/>
         <w:keepNext w:val="0"/>
         <w:keepLines w:val="0"/>
         <w:pageBreakBefore w:val="0"/>
@@ -4233,7 +4262,7 @@
     </w:p>
     <w:p>
       <w:pPr>
-        <w:pStyle w:val="a1"/>
+        <w:pStyle w:val="29"/>
         <w:keepNext w:val="0"/>
         <w:keepLines w:val="0"/>
         <w:pageBreakBefore w:val="0"/>
@@ -4263,7 +4292,7 @@
     </w:p>
     <w:p>
       <w:pPr>
-        <w:pStyle w:val="a1"/>
+        <w:pStyle w:val="29"/>
         <w:keepNext w:val="0"/>
         <w:keepLines w:val="0"/>
         <w:pageBreakBefore w:val="0"/>
@@ -4293,7 +4322,7 @@
     </w:p>
     <w:p>
       <w:pPr>
-        <w:pStyle w:val="a1"/>
+        <w:pStyle w:val="29"/>
         <w:keepNext w:val="0"/>
         <w:keepLines w:val="0"/>
         <w:pageBreakBefore w:val="0"/>
@@ -4323,14 +4352,14 @@
     </w:p>
     <w:p>
       <w:pPr>
-        <w:pStyle w:val="1"/>
+        <w:pStyle w:val="28"/>
         <w:bidi w:val="0"/>
         <w:rPr>
           <w:rFonts w:hint="default"/>
           <w:lang w:val="en-US" w:eastAsia="zh-CN"/>
         </w:rPr>
       </w:pPr>
-      <w:bookmarkStart w:id="16" w:name="_Toc21344"/>
+      <w:bookmarkStart w:id="15" w:name="_Toc21344"/>
       <w:r>
         <w:rPr>
           <w:rFonts w:hint="default"/>
@@ -4338,11 +4367,11 @@
         </w:rPr>
         <w:t>灾难恢复</w:t>
       </w:r>
-      <w:bookmarkEnd w:id="16"/>
-    </w:p>
-    <w:p>
-      <w:pPr>
-        <w:pStyle w:val="a1"/>
+      <w:bookmarkEnd w:id="15"/>
+    </w:p>
+    <w:p>
+      <w:pPr>
+        <w:pStyle w:val="29"/>
         <w:keepNext w:val="0"/>
         <w:keepLines w:val="0"/>
         <w:pageBreakBefore w:val="0"/>
@@ -4372,7 +4401,7 @@
     </w:p>
     <w:p>
       <w:pPr>
-        <w:pStyle w:val="a1"/>
+        <w:pStyle w:val="29"/>
         <w:keepNext w:val="0"/>
         <w:keepLines w:val="0"/>
         <w:pageBreakBefore w:val="0"/>
@@ -4402,7 +4431,7 @@
     </w:p>
     <w:p>
       <w:pPr>
-        <w:pStyle w:val="a1"/>
+        <w:pStyle w:val="29"/>
         <w:keepNext w:val="0"/>
         <w:keepLines w:val="0"/>
         <w:pageBreakBefore w:val="0"/>
@@ -4432,7 +4461,7 @@
     </w:p>
     <w:p>
       <w:pPr>
-        <w:pStyle w:val="a1"/>
+        <w:pStyle w:val="29"/>
         <w:keepNext w:val="0"/>
         <w:keepLines w:val="0"/>
         <w:pageBreakBefore w:val="0"/>
@@ -4476,14 +4505,14 @@
     </w:p>
     <w:p>
       <w:pPr>
-        <w:pStyle w:val="1"/>
+        <w:pStyle w:val="28"/>
         <w:bidi w:val="0"/>
         <w:rPr>
           <w:rFonts w:hint="default"/>
           <w:lang w:val="en-US" w:eastAsia="zh-CN"/>
         </w:rPr>
       </w:pPr>
-      <w:bookmarkStart w:id="17" w:name="_Toc16492"/>
+      <w:bookmarkStart w:id="16" w:name="_Toc16492"/>
       <w:r>
         <w:rPr>
           <w:rFonts w:hint="default"/>
@@ -4491,11 +4520,11 @@
         </w:rPr>
         <w:t>演练与改进</w:t>
       </w:r>
-      <w:bookmarkEnd w:id="17"/>
-    </w:p>
-    <w:p>
-      <w:pPr>
-        <w:pStyle w:val="a1"/>
+      <w:bookmarkEnd w:id="16"/>
+    </w:p>
+    <w:p>
+      <w:pPr>
+        <w:pStyle w:val="29"/>
         <w:keepNext w:val="0"/>
         <w:keepLines w:val="0"/>
         <w:pageBreakBefore w:val="0"/>
@@ -4532,7 +4561,7 @@
     </w:p>
     <w:p>
       <w:pPr>
-        <w:pStyle w:val="a1"/>
+        <w:pStyle w:val="29"/>
         <w:keepNext w:val="0"/>
         <w:keepLines w:val="0"/>
         <w:pageBreakBefore w:val="0"/>
@@ -4562,7 +4591,7 @@
     </w:p>
     <w:p>
       <w:pPr>
-        <w:pStyle w:val="a1"/>
+        <w:pStyle w:val="29"/>
         <w:keepNext w:val="0"/>
         <w:keepLines w:val="0"/>
         <w:pageBreakBefore w:val="0"/>
@@ -4592,7 +4621,7 @@
     </w:p>
     <w:p>
       <w:pPr>
-        <w:pStyle w:val="a1"/>
+        <w:pStyle w:val="29"/>
         <w:keepNext w:val="0"/>
         <w:keepLines w:val="0"/>
         <w:pageBreakBefore w:val="0"/>
@@ -4622,7 +4651,7 @@
     </w:p>
     <w:p>
       <w:pPr>
-        <w:pStyle w:val="a1"/>
+        <w:pStyle w:val="29"/>
         <w:keepNext w:val="0"/>
         <w:keepLines w:val="0"/>
         <w:pageBreakBefore w:val="0"/>
@@ -4652,14 +4681,14 @@
     </w:p>
     <w:p>
       <w:pPr>
-        <w:pStyle w:val="1"/>
+        <w:pStyle w:val="28"/>
         <w:bidi w:val="0"/>
         <w:rPr>
           <w:rFonts w:hint="default"/>
           <w:lang w:val="en-US" w:eastAsia="zh-CN"/>
         </w:rPr>
       </w:pPr>
-      <w:bookmarkStart w:id="18" w:name="_Toc24643"/>
+      <w:bookmarkStart w:id="17" w:name="_Toc24643"/>
       <w:r>
         <w:rPr>
           <w:rFonts w:hint="default"/>
@@ -4667,11 +4696,11 @@
         </w:rPr>
         <w:t>报告要求</w:t>
       </w:r>
-      <w:bookmarkEnd w:id="18"/>
-    </w:p>
-    <w:p>
-      <w:pPr>
-        <w:pStyle w:val="a1"/>
+      <w:bookmarkEnd w:id="17"/>
+    </w:p>
+    <w:p>
+      <w:pPr>
+        <w:pStyle w:val="29"/>
         <w:keepNext w:val="0"/>
         <w:keepLines w:val="0"/>
         <w:pageBreakBefore w:val="0"/>
@@ -4701,7 +4730,7 @@
     </w:p>
     <w:p>
       <w:pPr>
-        <w:pStyle w:val="a1"/>
+        <w:pStyle w:val="29"/>
         <w:keepNext w:val="0"/>
         <w:keepLines w:val="0"/>
         <w:pageBreakBefore w:val="0"/>
@@ -4731,7 +4760,7 @@
     </w:p>
     <w:p>
       <w:pPr>
-        <w:pStyle w:val="a1"/>
+        <w:pStyle w:val="29"/>
         <w:keepNext w:val="0"/>
         <w:keepLines w:val="0"/>
         <w:pageBreakBefore w:val="0"/>
@@ -4761,7 +4790,7 @@
     </w:p>
     <w:p>
       <w:pPr>
-        <w:pStyle w:val="a1"/>
+        <w:pStyle w:val="29"/>
         <w:keepNext w:val="0"/>
         <w:keepLines w:val="0"/>
         <w:pageBreakBefore w:val="0"/>
@@ -4791,7 +4820,7 @@
     </w:p>
     <w:p>
       <w:pPr>
-        <w:pStyle w:val="a1"/>
+        <w:pStyle w:val="29"/>
         <w:keepNext w:val="0"/>
         <w:keepLines w:val="0"/>
         <w:pageBreakBefore w:val="0"/>
@@ -4821,14 +4850,14 @@
     </w:p>
     <w:p>
       <w:pPr>
-        <w:pStyle w:val="1"/>
+        <w:pStyle w:val="28"/>
         <w:bidi w:val="0"/>
         <w:rPr>
           <w:rFonts w:hint="default"/>
           <w:lang w:val="en-US" w:eastAsia="zh-CN"/>
         </w:rPr>
       </w:pPr>
-      <w:bookmarkStart w:id="19" w:name="_Toc28023"/>
+      <w:bookmarkStart w:id="18" w:name="_Toc28023"/>
       <w:r>
         <w:rPr>
           <w:rFonts w:hint="default"/>
@@ -4836,11 +4865,11 @@
         </w:rPr>
         <w:t>文档管理</w:t>
       </w:r>
-      <w:bookmarkEnd w:id="19"/>
-    </w:p>
-    <w:p>
-      <w:pPr>
-        <w:pStyle w:val="a1"/>
+      <w:bookmarkEnd w:id="18"/>
+    </w:p>
+    <w:p>
+      <w:pPr>
+        <w:pStyle w:val="29"/>
         <w:keepNext w:val="0"/>
         <w:keepLines w:val="0"/>
         <w:pageBreakBefore w:val="0"/>
@@ -4870,14 +4899,14 @@
     </w:p>
     <w:p>
       <w:pPr>
-        <w:pStyle w:val="1"/>
+        <w:pStyle w:val="28"/>
         <w:bidi w:val="0"/>
         <w:rPr>
           <w:rFonts w:hint="default"/>
           <w:lang w:val="en-US" w:eastAsia="zh-CN"/>
         </w:rPr>
       </w:pPr>
-      <w:bookmarkStart w:id="20" w:name="_Toc23199"/>
+      <w:bookmarkStart w:id="19" w:name="_Toc23199"/>
       <w:r>
         <w:rPr>
           <w:rFonts w:hint="default"/>
@@ -4885,11 +4914,11 @@
         </w:rPr>
         <w:t>附则</w:t>
       </w:r>
-      <w:bookmarkEnd w:id="20"/>
-    </w:p>
-    <w:p>
-      <w:pPr>
-        <w:pStyle w:val="a1"/>
+      <w:bookmarkEnd w:id="19"/>
+    </w:p>
+    <w:p>
+      <w:pPr>
+        <w:pStyle w:val="29"/>
         <w:keepNext w:val="0"/>
         <w:keepLines w:val="0"/>
         <w:pageBreakBefore w:val="0"/>
@@ -4919,7 +4948,7 @@
     </w:p>
     <w:p>
       <w:pPr>
-        <w:pStyle w:val="a1"/>
+        <w:pStyle w:val="29"/>
         <w:keepNext w:val="0"/>
         <w:keepLines w:val="0"/>
         <w:pageBreakBefore w:val="0"/>
@@ -4948,23 +4977,73 @@
       </w:r>
     </w:p>
     <w:sectPr>
-      <w:headerReference w:type="default" r:id="rId7"/>
+      <w:headerReference r:id="rId5" w:type="default"/>
       <w:pgSz w:w="11906" w:h="16838"/>
       <w:pgMar w:top="1417" w:right="1800" w:bottom="1440" w:left="1800" w:header="1140" w:footer="992" w:gutter="0"/>
-      <w:cols w:num="1" w:space="425"/>
+      <w:cols w:space="425" w:num="1"/>
       <w:docGrid w:type="lines" w:linePitch="312" w:charSpace="0"/>
     </w:sectPr>
   </w:body>
 </w:document>
 </file>
 
+<file path=word/endnotes.xml><?xml version="1.0" encoding="utf-8"?>
+<w:endnotes xmlns:wpc="http://schemas.microsoft.com/office/word/2010/wordprocessingCanvas" xmlns:mc="http://schemas.openxmlformats.org/markup-compatibility/2006" xmlns:o="urn:schemas-microsoft-com:office:office" xmlns:r="http://schemas.openxmlformats.org/officeDocument/2006/relationships" xmlns:m="http://schemas.openxmlformats.org/officeDocument/2006/math" xmlns:v="urn:schemas-microsoft-com:vml" xmlns:wp14="http://schemas.microsoft.com/office/word/2010/wordprocessingDrawing" xmlns:wp="http://schemas.openxmlformats.org/drawingml/2006/wordprocessingDrawing" xmlns:w="http://schemas.openxmlformats.org/wordprocessingml/2006/main" xmlns:w14="http://schemas.microsoft.com/office/word/2010/wordml" xmlns:w15="http://schemas.microsoft.com/office/word/2012/wordml" xmlns:w10="urn:schemas-microsoft-com:office:word" xmlns:wpg="http://schemas.microsoft.com/office/word/2010/wordprocessingGroup" xmlns:wpi="http://schemas.microsoft.com/office/word/2010/wordprocessingInk" xmlns:wne="http://schemas.microsoft.com/office/word/2006/wordml" xmlns:wps="http://schemas.microsoft.com/office/word/2010/wordprocessingShape" xmlns:wpsCustomData="http://www.wps.cn/officeDocument/2013/wpsCustomData" mc:Ignorable="w14 w15 wp14">
+  <w:endnote w:type="separator" w:id="0">
+    <w:p>
+      <w:pPr>
+        <w:spacing w:line="240" w:lineRule="auto"/>
+      </w:pPr>
+      <w:r>
+        <w:separator/>
+      </w:r>
+    </w:p>
+  </w:endnote>
+  <w:endnote w:type="continuationSeparator" w:id="1">
+    <w:p>
+      <w:pPr>
+        <w:spacing w:line="240" w:lineRule="auto"/>
+      </w:pPr>
+      <w:r>
+        <w:continuationSeparator/>
+      </w:r>
+    </w:p>
+  </w:endnote>
+</w:endnotes>
+</file>
+
+<file path=word/footnotes.xml><?xml version="1.0" encoding="utf-8"?>
+<w:footnotes xmlns:wpc="http://schemas.microsoft.com/office/word/2010/wordprocessingCanvas" xmlns:mc="http://schemas.openxmlformats.org/markup-compatibility/2006" xmlns:o="urn:schemas-microsoft-com:office:office" xmlns:r="http://schemas.openxmlformats.org/officeDocument/2006/relationships" xmlns:m="http://schemas.openxmlformats.org/officeDocument/2006/math" xmlns:v="urn:schemas-microsoft-com:vml" xmlns:wp14="http://schemas.microsoft.com/office/word/2010/wordprocessingDrawing" xmlns:wp="http://schemas.openxmlformats.org/drawingml/2006/wordprocessingDrawing" xmlns:w="http://schemas.openxmlformats.org/wordprocessingml/2006/main" xmlns:w14="http://schemas.microsoft.com/office/word/2010/wordml" xmlns:w15="http://schemas.microsoft.com/office/word/2012/wordml" xmlns:w10="urn:schemas-microsoft-com:office:word" xmlns:wpg="http://schemas.microsoft.com/office/word/2010/wordprocessingGroup" xmlns:wpi="http://schemas.microsoft.com/office/word/2010/wordprocessingInk" xmlns:wne="http://schemas.microsoft.com/office/word/2006/wordml" xmlns:wps="http://schemas.microsoft.com/office/word/2010/wordprocessingShape" xmlns:wpsCustomData="http://www.wps.cn/officeDocument/2013/wpsCustomData" mc:Ignorable="w14 w15 wp14">
+  <w:footnote w:type="separator" w:id="0">
+    <w:p>
+      <w:pPr>
+        <w:spacing w:line="360" w:lineRule="auto"/>
+      </w:pPr>
+      <w:r>
+        <w:separator/>
+      </w:r>
+    </w:p>
+  </w:footnote>
+  <w:footnote w:type="continuationSeparator" w:id="1">
+    <w:p>
+      <w:pPr>
+        <w:spacing w:line="360" w:lineRule="auto"/>
+      </w:pPr>
+      <w:r>
+        <w:continuationSeparator/>
+      </w:r>
+    </w:p>
+  </w:footnote>
+</w:footnotes>
+</file>
+
 <file path=word/header1.xml><?xml version="1.0" encoding="utf-8"?>
-<w:hdr xmlns:wpc="http://schemas.microsoft.com/office/word/2010/wordprocessingCanvas" xmlns:mc="http://schemas.openxmlformats.org/markup-compatibility/2006" xmlns:o="urn:schemas-microsoft-com:office:office" xmlns:r="http://schemas.openxmlformats.org/officeDocument/2006/relationships" xmlns:m="http://schemas.openxmlformats.org/officeDocument/2006/math" xmlns:v="urn:schemas-microsoft-com:vml" xmlns:wp14="http://schemas.microsoft.com/office/word/2010/wordprocessingDrawing" xmlns:wp="http://schemas.openxmlformats.org/drawingml/2006/wordprocessingDrawing" xmlns:w10="urn:schemas-microsoft-com:office:word" xmlns:w="http://schemas.openxmlformats.org/wordprocessingml/2006/main" xmlns:w14="http://schemas.microsoft.com/office/word/2010/wordml" xmlns:w15="http://schemas.microsoft.com/office/word/2012/wordml" xmlns:wne="http://schemas.microsoft.com/office/word/2006/wordml" xmlns:wpg="http://schemas.microsoft.com/office/word/2010/wordprocessingGroup" xmlns:wpi="http://schemas.microsoft.com/office/word/2010/wordprocessingInk" xmlns:wps="http://schemas.microsoft.com/office/word/2010/wordprocessingShape" mc:Ignorable="w14 w15 wp14">
+<w:hdr xmlns:wpc="http://schemas.microsoft.com/office/word/2010/wordprocessingCanvas" xmlns:mc="http://schemas.openxmlformats.org/markup-compatibility/2006" xmlns:o="urn:schemas-microsoft-com:office:office" xmlns:r="http://schemas.openxmlformats.org/officeDocument/2006/relationships" xmlns:m="http://schemas.openxmlformats.org/officeDocument/2006/math" xmlns:v="urn:schemas-microsoft-com:vml" xmlns:wp14="http://schemas.microsoft.com/office/word/2010/wordprocessingDrawing" xmlns:wp="http://schemas.openxmlformats.org/drawingml/2006/wordprocessingDrawing" xmlns:w10="urn:schemas-microsoft-com:office:word" xmlns:w="http://schemas.openxmlformats.org/wordprocessingml/2006/main" xmlns:w14="http://schemas.microsoft.com/office/word/2010/wordml" xmlns:w15="http://schemas.microsoft.com/office/word/2012/wordml" xmlns:wpg="http://schemas.microsoft.com/office/word/2010/wordprocessingGroup" xmlns:wpi="http://schemas.microsoft.com/office/word/2010/wordprocessingInk" xmlns:wne="http://schemas.microsoft.com/office/word/2006/wordml" xmlns:wps="http://schemas.microsoft.com/office/word/2010/wordprocessingShape" xmlns:wpsCustomData="http://www.wps.cn/officeDocument/2013/wpsCustomData" mc:Ignorable="w14 w15 wp14">
   <w:p>
     <w:pPr>
-      <w:pStyle w:val="Header"/>
+      <w:pStyle w:val="15"/>
       <w:pBdr>
-        <w:bottom w:val="single" w:sz="4" w:space="1" w:color="auto"/>
+        <w:bottom w:val="single" w:color="auto" w:sz="4" w:space="1"/>
       </w:pBdr>
       <w:tabs>
         <w:tab w:val="left" w:pos="335"/>
@@ -4972,27 +5051,27 @@
       </w:tabs>
       <w:jc w:val="right"/>
       <w:rPr>
-        <w:rFonts w:eastAsiaTheme="minorEastAsia" w:hint="eastAsia"/>
+        <w:rFonts w:hint="eastAsia" w:eastAsiaTheme="minorEastAsia"/>
         <w:lang w:eastAsia="zh-CN"/>
       </w:rPr>
     </w:pPr>
     <w:r>
       <w:rPr>
-        <w:rFonts w:eastAsiaTheme="minorEastAsia" w:hint="eastAsia"/>
+        <w:rFonts w:hint="eastAsia" w:eastAsiaTheme="minorEastAsia"/>
         <w:lang w:val="en-US" w:eastAsia="zh-CN"/>
       </w:rPr>
       <w:tab/>
     </w:r>
     <w:r>
       <w:rPr>
-        <w:rFonts w:eastAsiaTheme="minorEastAsia" w:hint="eastAsia"/>
+        <w:rFonts w:hint="eastAsia" w:eastAsiaTheme="minorEastAsia"/>
         <w:lang w:val="en-US" w:eastAsia="zh-CN"/>
       </w:rPr>
       <w:tab/>
     </w:r>
     <w:r>
       <w:rPr>
-        <w:rFonts w:eastAsiaTheme="minorEastAsia" w:hint="eastAsia"/>
+        <w:rFonts w:hint="eastAsia" w:eastAsiaTheme="minorEastAsia"/>
         <w:lang w:val="en-US" w:eastAsia="zh-CN"/>
       </w:rPr>
       <w:t>桐乡华数广电网络有限公司</w:t>
@@ -5002,15 +5081,15 @@
 </file>
 
 <file path=word/numbering.xml><?xml version="1.0" encoding="utf-8"?>
-<w:numbering xmlns:wpc="http://schemas.microsoft.com/office/word/2010/wordprocessingCanvas" xmlns:mc="http://schemas.openxmlformats.org/markup-compatibility/2006" xmlns:o="urn:schemas-microsoft-com:office:office" xmlns:r="http://schemas.openxmlformats.org/officeDocument/2006/relationships" xmlns:m="http://schemas.openxmlformats.org/officeDocument/2006/math" xmlns:v="urn:schemas-microsoft-com:vml" xmlns:wp14="http://schemas.microsoft.com/office/word/2010/wordprocessingDrawing" xmlns:wp="http://schemas.openxmlformats.org/drawingml/2006/wordprocessingDrawing" xmlns:w10="urn:schemas-microsoft-com:office:word" xmlns:w="http://schemas.openxmlformats.org/wordprocessingml/2006/main" xmlns:w14="http://schemas.microsoft.com/office/word/2010/wordml" xmlns:w15="http://schemas.microsoft.com/office/word/2012/wordml" xmlns:wne="http://schemas.microsoft.com/office/word/2006/wordml" xmlns:wpg="http://schemas.microsoft.com/office/word/2010/wordprocessingGroup" xmlns:wpi="http://schemas.microsoft.com/office/word/2010/wordprocessingInk" xmlns:wps="http://schemas.microsoft.com/office/word/2010/wordprocessingShape" mc:Ignorable="w14 w15 wp14">
+<w:numbering xmlns:wpc="http://schemas.microsoft.com/office/word/2010/wordprocessingCanvas" xmlns:mc="http://schemas.openxmlformats.org/markup-compatibility/2006" xmlns:o="urn:schemas-microsoft-com:office:office" xmlns:r="http://schemas.openxmlformats.org/officeDocument/2006/relationships" xmlns:m="http://schemas.openxmlformats.org/officeDocument/2006/math" xmlns:v="urn:schemas-microsoft-com:vml" xmlns:wp14="http://schemas.microsoft.com/office/word/2010/wordprocessingDrawing" xmlns:wp="http://schemas.openxmlformats.org/drawingml/2006/wordprocessingDrawing" xmlns:w10="urn:schemas-microsoft-com:office:word" xmlns:w="http://schemas.openxmlformats.org/wordprocessingml/2006/main" xmlns:w14="http://schemas.microsoft.com/office/word/2010/wordml" xmlns:wpg="http://schemas.microsoft.com/office/word/2010/wordprocessingGroup" xmlns:wpi="http://schemas.microsoft.com/office/word/2010/wordprocessingInk" xmlns:wne="http://schemas.microsoft.com/office/word/2006/wordml" xmlns:wps="http://schemas.microsoft.com/office/word/2010/wordprocessingShape" xmlns:wpsCustomData="http://www.wps.cn/officeDocument/2013/wpsCustomData" mc:Ignorable="w14 wp14">
   <w:abstractNum w:abstractNumId="0">
     <w:nsid w:val="8E964DCE"/>
     <w:multiLevelType w:val="multilevel"/>
     <w:tmpl w:val="8E964DCE"/>
-    <w:lvl w:ilvl="0">
+    <w:lvl w:ilvl="0" w:tentative="0">
       <w:start w:val="1"/>
       <w:numFmt w:val="decimal"/>
-      <w:pStyle w:val="Heading1"/>
+      <w:pStyle w:val="2"/>
       <w:lvlText w:val="%1."/>
       <w:lvlJc w:val="left"/>
       <w:pPr>
@@ -5020,10 +5099,10 @@
         <w:rFonts w:hint="default"/>
       </w:rPr>
     </w:lvl>
-    <w:lvl w:ilvl="1">
+    <w:lvl w:ilvl="1" w:tentative="0">
       <w:start w:val="1"/>
       <w:numFmt w:val="decimal"/>
-      <w:pStyle w:val="Heading2"/>
+      <w:pStyle w:val="3"/>
       <w:lvlText w:val="%1.%2."/>
       <w:lvlJc w:val="left"/>
       <w:pPr>
@@ -5033,10 +5112,10 @@
         <w:rFonts w:hint="default"/>
       </w:rPr>
     </w:lvl>
-    <w:lvl w:ilvl="2">
+    <w:lvl w:ilvl="2" w:tentative="0">
       <w:start w:val="1"/>
       <w:numFmt w:val="decimal"/>
-      <w:pStyle w:val="Heading3"/>
+      <w:pStyle w:val="4"/>
       <w:lvlText w:val="%1.%2.%3."/>
       <w:lvlJc w:val="left"/>
       <w:pPr>
@@ -5046,10 +5125,10 @@
         <w:rFonts w:hint="default"/>
       </w:rPr>
     </w:lvl>
-    <w:lvl w:ilvl="3">
+    <w:lvl w:ilvl="3" w:tentative="0">
       <w:start w:val="1"/>
       <w:numFmt w:val="decimal"/>
-      <w:pStyle w:val="Heading4"/>
+      <w:pStyle w:val="5"/>
       <w:lvlText w:val="%1.%2.%3.%4."/>
       <w:lvlJc w:val="left"/>
       <w:pPr>
@@ -5059,10 +5138,10 @@
         <w:rFonts w:hint="default"/>
       </w:rPr>
     </w:lvl>
-    <w:lvl w:ilvl="4">
+    <w:lvl w:ilvl="4" w:tentative="0">
       <w:start w:val="1"/>
       <w:numFmt w:val="decimal"/>
-      <w:pStyle w:val="Heading5"/>
+      <w:pStyle w:val="6"/>
       <w:lvlText w:val="%1.%2.%3.%4.%5."/>
       <w:lvlJc w:val="left"/>
       <w:pPr>
@@ -5072,10 +5151,10 @@
         <w:rFonts w:hint="default"/>
       </w:rPr>
     </w:lvl>
-    <w:lvl w:ilvl="5">
+    <w:lvl w:ilvl="5" w:tentative="0">
       <w:start w:val="1"/>
       <w:numFmt w:val="decimal"/>
-      <w:pStyle w:val="Heading6"/>
+      <w:pStyle w:val="7"/>
       <w:lvlText w:val="%1.%2.%3.%4.%5.%6."/>
       <w:lvlJc w:val="left"/>
       <w:pPr>
@@ -5085,10 +5164,10 @@
         <w:rFonts w:hint="default"/>
       </w:rPr>
     </w:lvl>
-    <w:lvl w:ilvl="6">
+    <w:lvl w:ilvl="6" w:tentative="0">
       <w:start w:val="1"/>
       <w:numFmt w:val="decimal"/>
-      <w:pStyle w:val="Heading7"/>
+      <w:pStyle w:val="8"/>
       <w:lvlText w:val="%1.%2.%3.%4.%5.%6.%7."/>
       <w:lvlJc w:val="left"/>
       <w:pPr>
@@ -5098,10 +5177,10 @@
         <w:rFonts w:hint="default"/>
       </w:rPr>
     </w:lvl>
-    <w:lvl w:ilvl="7">
+    <w:lvl w:ilvl="7" w:tentative="0">
       <w:start w:val="1"/>
       <w:numFmt w:val="decimal"/>
-      <w:pStyle w:val="Heading8"/>
+      <w:pStyle w:val="9"/>
       <w:lvlText w:val="%1.%2.%3.%4.%5.%6.%7.%8."/>
       <w:lvlJc w:val="left"/>
       <w:pPr>
@@ -5111,10 +5190,10 @@
         <w:rFonts w:hint="default"/>
       </w:rPr>
     </w:lvl>
-    <w:lvl w:ilvl="8">
+    <w:lvl w:ilvl="8" w:tentative="0">
       <w:start w:val="1"/>
       <w:numFmt w:val="decimal"/>
-      <w:pStyle w:val="Heading9"/>
+      <w:pStyle w:val="10"/>
       <w:lvlText w:val="%1.%2.%3.%4.%5.%6.%7.%8.%9."/>
       <w:lvlJc w:val="left"/>
       <w:pPr>
@@ -5132,267 +5211,269 @@
 </file>
 
 <file path=word/styles.xml><?xml version="1.0" encoding="utf-8"?>
-<w:styles xmlns:mc="http://schemas.openxmlformats.org/markup-compatibility/2006" xmlns:r="http://schemas.openxmlformats.org/officeDocument/2006/relationships" xmlns:w="http://schemas.openxmlformats.org/wordprocessingml/2006/main" xmlns:w14="http://schemas.microsoft.com/office/word/2010/wordml" xmlns:w15="http://schemas.microsoft.com/office/word/2012/wordml" mc:Ignorable="w14 w15">
+<w:styles xmlns:mc="http://schemas.openxmlformats.org/markup-compatibility/2006" xmlns:o="urn:schemas-microsoft-com:office:office" xmlns:r="http://schemas.openxmlformats.org/officeDocument/2006/relationships" xmlns:m="http://schemas.openxmlformats.org/officeDocument/2006/math" xmlns:v="urn:schemas-microsoft-com:vml" xmlns:w="http://schemas.openxmlformats.org/wordprocessingml/2006/main" xmlns:w14="http://schemas.microsoft.com/office/word/2010/wordml" xmlns:w10="urn:schemas-microsoft-com:office:word" xmlns:sl="http://schemas.openxmlformats.org/schemaLibrary/2006/main" xmlns:wpsCustomData="http://www.wps.cn/officeDocument/2013/wpsCustomData" mc:Ignorable="w14">
   <w:docDefaults>
     <w:rPrDefault>
       <w:rPr>
-        <w:rFonts w:ascii="Times New Roman" w:eastAsia="宋体" w:hAnsi="Times New Roman" w:cs="Times New Roman"/>
+        <w:rFonts w:ascii="Times New Roman" w:hAnsi="Times New Roman" w:eastAsia="宋体" w:cs="Times New Roman"/>
       </w:rPr>
     </w:rPrDefault>
     <w:pPrDefault/>
   </w:docDefaults>
-  <w:latentStyles w:defLockedState="0" w:defUIPriority="99" w:defSemiHidden="1" w:defUnhideWhenUsed="1" w:defQFormat="0" w:count="260">
-    <w:lsdException w:name="Normal" w:semiHidden="0" w:uiPriority="0" w:unhideWhenUsed="0" w:qFormat="1"/>
-    <w:lsdException w:name="heading 1" w:semiHidden="0" w:uiPriority="0" w:unhideWhenUsed="0" w:qFormat="1"/>
-    <w:lsdException w:name="heading 2" w:semiHidden="0" w:uiPriority="0" w:qFormat="1"/>
-    <w:lsdException w:name="heading 3" w:uiPriority="0" w:qFormat="1"/>
-    <w:lsdException w:name="heading 4" w:semiHidden="0" w:uiPriority="0" w:qFormat="1"/>
-    <w:lsdException w:name="heading 5" w:uiPriority="0" w:qFormat="1"/>
-    <w:lsdException w:name="heading 6" w:uiPriority="0" w:qFormat="1"/>
-    <w:lsdException w:name="heading 7" w:uiPriority="0" w:qFormat="1"/>
-    <w:lsdException w:name="heading 8" w:uiPriority="0" w:qFormat="1"/>
-    <w:lsdException w:name="heading 9" w:uiPriority="0" w:qFormat="1"/>
-    <w:lsdException w:name="index 1" w:semiHidden="0" w:uiPriority="0" w:unhideWhenUsed="0"/>
-    <w:lsdException w:name="index 2" w:semiHidden="0" w:uiPriority="0" w:unhideWhenUsed="0"/>
-    <w:lsdException w:name="index 3" w:semiHidden="0" w:uiPriority="0" w:unhideWhenUsed="0"/>
-    <w:lsdException w:name="index 4" w:semiHidden="0" w:uiPriority="0" w:unhideWhenUsed="0"/>
-    <w:lsdException w:name="index 5" w:semiHidden="0" w:uiPriority="0" w:unhideWhenUsed="0"/>
-    <w:lsdException w:name="index 6" w:semiHidden="0" w:uiPriority="0" w:unhideWhenUsed="0"/>
-    <w:lsdException w:name="index 7" w:semiHidden="0" w:uiPriority="0" w:unhideWhenUsed="0"/>
-    <w:lsdException w:name="index 8" w:semiHidden="0" w:uiPriority="0" w:unhideWhenUsed="0"/>
-    <w:lsdException w:name="index 9" w:semiHidden="0" w:uiPriority="0" w:unhideWhenUsed="0"/>
-    <w:lsdException w:name="toc 1" w:semiHidden="0" w:uiPriority="0" w:unhideWhenUsed="0" w:qFormat="1"/>
-    <w:lsdException w:name="toc 2" w:semiHidden="0" w:uiPriority="0" w:unhideWhenUsed="0" w:qFormat="1"/>
-    <w:lsdException w:name="toc 3" w:semiHidden="0" w:uiPriority="0" w:unhideWhenUsed="0" w:qFormat="1"/>
-    <w:lsdException w:name="toc 4" w:semiHidden="0" w:uiPriority="0" w:unhideWhenUsed="0"/>
-    <w:lsdException w:name="toc 5" w:semiHidden="0" w:uiPriority="0" w:unhideWhenUsed="0"/>
-    <w:lsdException w:name="toc 6" w:semiHidden="0" w:uiPriority="0" w:unhideWhenUsed="0"/>
-    <w:lsdException w:name="toc 7" w:semiHidden="0" w:uiPriority="0" w:unhideWhenUsed="0"/>
-    <w:lsdException w:name="toc 8" w:semiHidden="0" w:uiPriority="0" w:unhideWhenUsed="0"/>
-    <w:lsdException w:name="toc 9" w:semiHidden="0" w:uiPriority="0" w:unhideWhenUsed="0"/>
-    <w:lsdException w:name="Normal Indent" w:semiHidden="0" w:uiPriority="0" w:unhideWhenUsed="0"/>
-    <w:lsdException w:name="footnote text" w:semiHidden="0" w:uiPriority="0" w:unhideWhenUsed="0"/>
-    <w:lsdException w:name="annotation text" w:semiHidden="0" w:uiPriority="0" w:unhideWhenUsed="0" w:qFormat="1"/>
-    <w:lsdException w:name="header" w:semiHidden="0" w:uiPriority="0" w:unhideWhenUsed="0" w:qFormat="1"/>
-    <w:lsdException w:name="footer" w:semiHidden="0" w:uiPriority="0" w:unhideWhenUsed="0" w:qFormat="1"/>
-    <w:lsdException w:name="index heading" w:semiHidden="0" w:uiPriority="0" w:unhideWhenUsed="0"/>
-    <w:lsdException w:name="caption" w:uiPriority="0" w:qFormat="1"/>
-    <w:lsdException w:name="table of figures" w:semiHidden="0" w:uiPriority="0" w:unhideWhenUsed="0"/>
-    <w:lsdException w:name="envelope address" w:semiHidden="0" w:uiPriority="0" w:unhideWhenUsed="0"/>
-    <w:lsdException w:name="envelope return" w:semiHidden="0" w:uiPriority="0" w:unhideWhenUsed="0"/>
-    <w:lsdException w:name="footnote reference" w:semiHidden="0" w:uiPriority="0" w:unhideWhenUsed="0"/>
-    <w:lsdException w:name="annotation reference" w:semiHidden="0" w:uiPriority="0" w:unhideWhenUsed="0"/>
-    <w:lsdException w:name="line number" w:semiHidden="0" w:uiPriority="0" w:unhideWhenUsed="0"/>
-    <w:lsdException w:name="page number" w:semiHidden="0" w:uiPriority="0" w:unhideWhenUsed="0"/>
-    <w:lsdException w:name="endnote reference" w:semiHidden="0" w:uiPriority="0" w:unhideWhenUsed="0"/>
-    <w:lsdException w:name="endnote text" w:semiHidden="0" w:uiPriority="0" w:unhideWhenUsed="0"/>
-    <w:lsdException w:name="table of authorities" w:semiHidden="0" w:uiPriority="0" w:unhideWhenUsed="0"/>
-    <w:lsdException w:name="macro" w:semiHidden="0" w:uiPriority="0" w:unhideWhenUsed="0"/>
-    <w:lsdException w:name="toa heading" w:semiHidden="0" w:uiPriority="0" w:unhideWhenUsed="0"/>
-    <w:lsdException w:name="List" w:semiHidden="0" w:uiPriority="0" w:unhideWhenUsed="0"/>
-    <w:lsdException w:name="List Bullet" w:semiHidden="0" w:uiPriority="0" w:unhideWhenUsed="0"/>
-    <w:lsdException w:name="List Number" w:semiHidden="0" w:uiPriority="0" w:unhideWhenUsed="0"/>
-    <w:lsdException w:name="List 2" w:semiHidden="0" w:uiPriority="0" w:unhideWhenUsed="0"/>
-    <w:lsdException w:name="List 3" w:semiHidden="0" w:uiPriority="0" w:unhideWhenUsed="0"/>
-    <w:lsdException w:name="List 4" w:semiHidden="0" w:uiPriority="0" w:unhideWhenUsed="0"/>
-    <w:lsdException w:name="List 5" w:semiHidden="0" w:uiPriority="0" w:unhideWhenUsed="0"/>
-    <w:lsdException w:name="List Bullet 2" w:semiHidden="0" w:uiPriority="0" w:unhideWhenUsed="0"/>
-    <w:lsdException w:name="List Bullet 3" w:semiHidden="0" w:uiPriority="0" w:unhideWhenUsed="0"/>
-    <w:lsdException w:name="List Bullet 4" w:semiHidden="0" w:uiPriority="0" w:unhideWhenUsed="0"/>
-    <w:lsdException w:name="List Bullet 5" w:semiHidden="0" w:uiPriority="0" w:unhideWhenUsed="0"/>
-    <w:lsdException w:name="List Number 2" w:semiHidden="0" w:uiPriority="0" w:unhideWhenUsed="0"/>
-    <w:lsdException w:name="List Number 3" w:semiHidden="0" w:uiPriority="0" w:unhideWhenUsed="0"/>
-    <w:lsdException w:name="List Number 4" w:semiHidden="0" w:uiPriority="0" w:unhideWhenUsed="0"/>
-    <w:lsdException w:name="List Number 5" w:semiHidden="0" w:uiPriority="0" w:unhideWhenUsed="0"/>
-    <w:lsdException w:name="Title" w:semiHidden="0" w:uiPriority="0" w:unhideWhenUsed="0" w:qFormat="1"/>
-    <w:lsdException w:name="Closing" w:semiHidden="0" w:uiPriority="0" w:unhideWhenUsed="0"/>
-    <w:lsdException w:name="Signature" w:semiHidden="0" w:uiPriority="0" w:unhideWhenUsed="0"/>
-    <w:lsdException w:name="Default Paragraph Font" w:uiPriority="0" w:unhideWhenUsed="0" w:qFormat="1"/>
-    <w:lsdException w:name="Body Text" w:uiPriority="0" w:unhideWhenUsed="0" w:qFormat="1"/>
-    <w:lsdException w:name="Body Text Indent" w:semiHidden="0" w:uiPriority="0" w:unhideWhenUsed="0"/>
-    <w:lsdException w:name="List Continue" w:semiHidden="0" w:uiPriority="0" w:unhideWhenUsed="0"/>
-    <w:lsdException w:name="List Continue 2" w:semiHidden="0" w:uiPriority="0" w:unhideWhenUsed="0"/>
-    <w:lsdException w:name="List Continue 3" w:semiHidden="0" w:uiPriority="0" w:unhideWhenUsed="0"/>
-    <w:lsdException w:name="List Continue 4" w:semiHidden="0" w:uiPriority="0" w:unhideWhenUsed="0"/>
-    <w:lsdException w:name="List Continue 5" w:semiHidden="0" w:uiPriority="0" w:unhideWhenUsed="0"/>
-    <w:lsdException w:name="Message Header" w:semiHidden="0" w:uiPriority="0" w:unhideWhenUsed="0"/>
-    <w:lsdException w:name="Subtitle" w:semiHidden="0" w:uiPriority="0" w:unhideWhenUsed="0" w:qFormat="1"/>
-    <w:lsdException w:name="Salutation" w:semiHidden="0" w:uiPriority="0" w:unhideWhenUsed="0"/>
-    <w:lsdException w:name="Date" w:semiHidden="0" w:uiPriority="0" w:unhideWhenUsed="0"/>
-    <w:lsdException w:name="Body Text First Indent" w:semiHidden="0" w:uiPriority="0" w:unhideWhenUsed="0"/>
-    <w:lsdException w:name="Body Text First Indent 2" w:semiHidden="0" w:uiPriority="0" w:unhideWhenUsed="0"/>
-    <w:lsdException w:name="Body Text 2" w:semiHidden="0" w:uiPriority="0" w:unhideWhenUsed="0"/>
-    <w:lsdException w:name="Body Text 3" w:semiHidden="0" w:uiPriority="0" w:unhideWhenUsed="0"/>
-    <w:lsdException w:name="Body Text Indent 2" w:semiHidden="0" w:uiPriority="0" w:unhideWhenUsed="0"/>
-    <w:lsdException w:name="Body Text Indent 3" w:semiHidden="0" w:uiPriority="0" w:unhideWhenUsed="0"/>
-    <w:lsdException w:name="Block Text" w:semiHidden="0" w:uiPriority="0" w:unhideWhenUsed="0"/>
-    <w:lsdException w:name="Hyperlink" w:semiHidden="0" w:uiPriority="0" w:unhideWhenUsed="0"/>
-    <w:lsdException w:name="FollowedHyperlink" w:semiHidden="0" w:uiPriority="0" w:unhideWhenUsed="0"/>
-    <w:lsdException w:name="Strong" w:semiHidden="0" w:uiPriority="0" w:unhideWhenUsed="0" w:qFormat="1"/>
-    <w:lsdException w:name="Emphasis" w:semiHidden="0" w:uiPriority="0" w:unhideWhenUsed="0" w:qFormat="1"/>
-    <w:lsdException w:name="Document Map" w:semiHidden="0" w:uiPriority="0" w:unhideWhenUsed="0"/>
-    <w:lsdException w:name="Plain Text" w:semiHidden="0" w:uiPriority="0" w:unhideWhenUsed="0"/>
-    <w:lsdException w:name="E-mail Signature" w:semiHidden="0" w:uiPriority="0" w:unhideWhenUsed="0"/>
-    <w:lsdException w:name="Normal (Web)" w:semiHidden="0" w:uiPriority="0" w:unhideWhenUsed="0" w:qFormat="1"/>
-    <w:lsdException w:name="HTML Acronym" w:semiHidden="0" w:uiPriority="0" w:unhideWhenUsed="0"/>
-    <w:lsdException w:name="HTML Address" w:semiHidden="0" w:uiPriority="0" w:unhideWhenUsed="0"/>
-    <w:lsdException w:name="HTML Cite" w:semiHidden="0" w:uiPriority="0" w:unhideWhenUsed="0"/>
-    <w:lsdException w:name="HTML Code" w:semiHidden="0" w:uiPriority="0" w:unhideWhenUsed="0"/>
-    <w:lsdException w:name="HTML Definition" w:semiHidden="0" w:uiPriority="0" w:unhideWhenUsed="0"/>
-    <w:lsdException w:name="HTML Keyboard" w:semiHidden="0" w:uiPriority="0" w:unhideWhenUsed="0"/>
-    <w:lsdException w:name="HTML Preformatted" w:semiHidden="0" w:uiPriority="0" w:unhideWhenUsed="0"/>
-    <w:lsdException w:name="HTML Sample" w:semiHidden="0" w:uiPriority="0" w:unhideWhenUsed="0"/>
-    <w:lsdException w:name="HTML Typewriter" w:semiHidden="0" w:uiPriority="0" w:unhideWhenUsed="0"/>
-    <w:lsdException w:name="HTML Variable" w:semiHidden="0" w:uiPriority="0" w:unhideWhenUsed="0"/>
-    <w:lsdException w:name="Normal Table" w:uiPriority="0" w:unhideWhenUsed="0" w:qFormat="1"/>
-    <w:lsdException w:name="annotation subject" w:semiHidden="0" w:uiPriority="0" w:unhideWhenUsed="0"/>
-    <w:lsdException w:name="Table Simple 1" w:semiHidden="0" w:uiPriority="0" w:unhideWhenUsed="0"/>
-    <w:lsdException w:name="Table Simple 2" w:semiHidden="0" w:uiPriority="0" w:unhideWhenUsed="0"/>
-    <w:lsdException w:name="Table Simple 3" w:semiHidden="0" w:uiPriority="0" w:unhideWhenUsed="0"/>
-    <w:lsdException w:name="Table Classic 1" w:semiHidden="0" w:uiPriority="0" w:unhideWhenUsed="0"/>
-    <w:lsdException w:name="Table Classic 2" w:semiHidden="0" w:uiPriority="0" w:unhideWhenUsed="0"/>
-    <w:lsdException w:name="Table Classic 3" w:semiHidden="0" w:uiPriority="0" w:unhideWhenUsed="0"/>
-    <w:lsdException w:name="Table Classic 4" w:semiHidden="0" w:uiPriority="0" w:unhideWhenUsed="0"/>
-    <w:lsdException w:name="Table Colorful 1" w:semiHidden="0" w:uiPriority="0" w:unhideWhenUsed="0"/>
-    <w:lsdException w:name="Table Colorful 2" w:semiHidden="0" w:uiPriority="0" w:unhideWhenUsed="0"/>
-    <w:lsdException w:name="Table Colorful 3" w:semiHidden="0" w:uiPriority="0" w:unhideWhenUsed="0"/>
-    <w:lsdException w:name="Table Columns 1" w:semiHidden="0" w:uiPriority="0" w:unhideWhenUsed="0"/>
-    <w:lsdException w:name="Table Columns 2" w:semiHidden="0" w:uiPriority="0" w:unhideWhenUsed="0"/>
-    <w:lsdException w:name="Table Columns 3" w:semiHidden="0" w:uiPriority="0" w:unhideWhenUsed="0"/>
-    <w:lsdException w:name="Table Columns 4" w:semiHidden="0" w:uiPriority="0" w:unhideWhenUsed="0"/>
-    <w:lsdException w:name="Table Columns 5" w:semiHidden="0" w:uiPriority="0" w:unhideWhenUsed="0"/>
-    <w:lsdException w:name="Table Grid 1" w:semiHidden="0" w:uiPriority="0" w:unhideWhenUsed="0"/>
-    <w:lsdException w:name="Table Grid 2" w:semiHidden="0" w:uiPriority="0" w:unhideWhenUsed="0"/>
-    <w:lsdException w:name="Table Grid 3" w:semiHidden="0" w:uiPriority="0" w:unhideWhenUsed="0"/>
-    <w:lsdException w:name="Table Grid 4" w:semiHidden="0" w:uiPriority="0" w:unhideWhenUsed="0"/>
-    <w:lsdException w:name="Table Grid 5" w:semiHidden="0" w:uiPriority="0" w:unhideWhenUsed="0"/>
-    <w:lsdException w:name="Table Grid 6" w:semiHidden="0" w:uiPriority="0" w:unhideWhenUsed="0"/>
-    <w:lsdException w:name="Table Grid 7" w:semiHidden="0" w:uiPriority="0" w:unhideWhenUsed="0"/>
-    <w:lsdException w:name="Table Grid 8" w:semiHidden="0" w:uiPriority="0" w:unhideWhenUsed="0"/>
-    <w:lsdException w:name="Table List 1" w:semiHidden="0" w:uiPriority="0" w:unhideWhenUsed="0"/>
-    <w:lsdException w:name="Table List 2" w:semiHidden="0" w:uiPriority="0" w:unhideWhenUsed="0"/>
-    <w:lsdException w:name="Table List 3" w:semiHidden="0" w:uiPriority="0" w:unhideWhenUsed="0"/>
-    <w:lsdException w:name="Table List 4" w:semiHidden="0" w:uiPriority="0" w:unhideWhenUsed="0"/>
-    <w:lsdException w:name="Table List 5" w:semiHidden="0" w:uiPriority="0" w:unhideWhenUsed="0"/>
-    <w:lsdException w:name="Table List 6" w:semiHidden="0" w:uiPriority="0" w:unhideWhenUsed="0"/>
-    <w:lsdException w:name="Table List 7" w:semiHidden="0" w:uiPriority="0" w:unhideWhenUsed="0"/>
-    <w:lsdException w:name="Table List 8" w:semiHidden="0" w:uiPriority="0" w:unhideWhenUsed="0"/>
-    <w:lsdException w:name="Table 3D effects 1" w:semiHidden="0" w:uiPriority="0" w:unhideWhenUsed="0"/>
-    <w:lsdException w:name="Table 3D effects 2" w:semiHidden="0" w:uiPriority="0" w:unhideWhenUsed="0"/>
-    <w:lsdException w:name="Table 3D effects 3" w:semiHidden="0" w:uiPriority="0" w:unhideWhenUsed="0"/>
-    <w:lsdException w:name="Table Contemporary" w:semiHidden="0" w:uiPriority="0" w:unhideWhenUsed="0"/>
-    <w:lsdException w:name="Table Elegant" w:semiHidden="0" w:uiPriority="0" w:unhideWhenUsed="0"/>
-    <w:lsdException w:name="Table Professional" w:semiHidden="0" w:uiPriority="0" w:unhideWhenUsed="0"/>
-    <w:lsdException w:name="Table Subtle 1" w:semiHidden="0" w:uiPriority="0" w:unhideWhenUsed="0"/>
-    <w:lsdException w:name="Table Subtle 2" w:semiHidden="0" w:uiPriority="0" w:unhideWhenUsed="0"/>
-    <w:lsdException w:name="Table Web 1" w:semiHidden="0" w:uiPriority="0" w:unhideWhenUsed="0"/>
-    <w:lsdException w:name="Table Web 2" w:semiHidden="0" w:uiPriority="0" w:unhideWhenUsed="0"/>
-    <w:lsdException w:name="Table Web 3" w:semiHidden="0" w:uiPriority="0" w:unhideWhenUsed="0"/>
-    <w:lsdException w:name="Balloon Text" w:semiHidden="0" w:uiPriority="0" w:unhideWhenUsed="0"/>
-    <w:lsdException w:name="Table Grid" w:semiHidden="0" w:uiPriority="0" w:unhideWhenUsed="0" w:qFormat="1"/>
-    <w:lsdException w:name="Table Theme" w:semiHidden="0" w:uiPriority="0" w:unhideWhenUsed="0"/>
-    <w:lsdException w:name="Light Shading" w:semiHidden="0" w:uiPriority="60" w:unhideWhenUsed="0"/>
-    <w:lsdException w:name="Light List" w:semiHidden="0" w:uiPriority="61" w:unhideWhenUsed="0"/>
-    <w:lsdException w:name="Light Grid" w:semiHidden="0" w:uiPriority="62" w:unhideWhenUsed="0"/>
-    <w:lsdException w:name="Medium Shading 1" w:semiHidden="0" w:uiPriority="63" w:unhideWhenUsed="0"/>
-    <w:lsdException w:name="Medium Shading 2" w:semiHidden="0" w:uiPriority="64" w:unhideWhenUsed="0"/>
-    <w:lsdException w:name="Medium List 1" w:semiHidden="0" w:uiPriority="65" w:unhideWhenUsed="0"/>
-    <w:lsdException w:name="Medium List 2" w:semiHidden="0" w:uiPriority="66" w:unhideWhenUsed="0"/>
-    <w:lsdException w:name="Medium Grid 1" w:semiHidden="0" w:uiPriority="67" w:unhideWhenUsed="0"/>
-    <w:lsdException w:name="Medium Grid 2" w:semiHidden="0" w:uiPriority="68" w:unhideWhenUsed="0"/>
-    <w:lsdException w:name="Medium Grid 3" w:semiHidden="0" w:uiPriority="69" w:unhideWhenUsed="0"/>
-    <w:lsdException w:name="Dark List" w:semiHidden="0" w:uiPriority="70" w:unhideWhenUsed="0"/>
-    <w:lsdException w:name="Colorful Shading" w:semiHidden="0" w:uiPriority="71" w:unhideWhenUsed="0"/>
-    <w:lsdException w:name="Colorful List" w:semiHidden="0" w:uiPriority="72" w:unhideWhenUsed="0"/>
-    <w:lsdException w:name="Colorful Grid" w:semiHidden="0" w:uiPriority="73" w:unhideWhenUsed="0"/>
-    <w:lsdException w:name="Light Shading Accent 1" w:semiHidden="0" w:uiPriority="60" w:unhideWhenUsed="0"/>
-    <w:lsdException w:name="Light List Accent 1" w:semiHidden="0" w:uiPriority="61" w:unhideWhenUsed="0"/>
-    <w:lsdException w:name="Light Grid Accent 1" w:semiHidden="0" w:uiPriority="62" w:unhideWhenUsed="0"/>
-    <w:lsdException w:name="Medium Shading 1 Accent 1" w:semiHidden="0" w:uiPriority="63" w:unhideWhenUsed="0"/>
-    <w:lsdException w:name="Medium Shading 2 Accent 1" w:semiHidden="0" w:uiPriority="64" w:unhideWhenUsed="0"/>
-    <w:lsdException w:name="Medium List 1 Accent 1" w:semiHidden="0" w:uiPriority="65" w:unhideWhenUsed="0"/>
-    <w:lsdException w:name="Medium List 2 Accent 1" w:semiHidden="0" w:uiPriority="66" w:unhideWhenUsed="0"/>
-    <w:lsdException w:name="Medium Grid 1 Accent 1" w:semiHidden="0" w:uiPriority="67" w:unhideWhenUsed="0"/>
-    <w:lsdException w:name="Medium Grid 2 Accent 1" w:semiHidden="0" w:uiPriority="68" w:unhideWhenUsed="0"/>
-    <w:lsdException w:name="Medium Grid 3 Accent 1" w:semiHidden="0" w:uiPriority="69" w:unhideWhenUsed="0"/>
-    <w:lsdException w:name="Dark List Accent 1" w:semiHidden="0" w:uiPriority="70" w:unhideWhenUsed="0"/>
-    <w:lsdException w:name="Colorful Shading Accent 1" w:semiHidden="0" w:uiPriority="71" w:unhideWhenUsed="0"/>
-    <w:lsdException w:name="Colorful List Accent 1" w:semiHidden="0" w:uiPriority="72" w:unhideWhenUsed="0"/>
-    <w:lsdException w:name="Colorful Grid Accent 1" w:semiHidden="0" w:uiPriority="73" w:unhideWhenUsed="0"/>
-    <w:lsdException w:name="Light Shading Accent 2" w:semiHidden="0" w:uiPriority="60" w:unhideWhenUsed="0"/>
-    <w:lsdException w:name="Light List Accent 2" w:semiHidden="0" w:uiPriority="61" w:unhideWhenUsed="0"/>
-    <w:lsdException w:name="Light Grid Accent 2" w:semiHidden="0" w:uiPriority="62" w:unhideWhenUsed="0"/>
-    <w:lsdException w:name="Medium Shading 1 Accent 2" w:semiHidden="0" w:uiPriority="63" w:unhideWhenUsed="0"/>
-    <w:lsdException w:name="Medium Shading 2 Accent 2" w:semiHidden="0" w:uiPriority="64" w:unhideWhenUsed="0"/>
-    <w:lsdException w:name="Medium List 1 Accent 2" w:semiHidden="0" w:uiPriority="65" w:unhideWhenUsed="0"/>
-    <w:lsdException w:name="Medium List 2 Accent 2" w:semiHidden="0" w:uiPriority="66" w:unhideWhenUsed="0"/>
-    <w:lsdException w:name="Medium Grid 1 Accent 2" w:semiHidden="0" w:uiPriority="67" w:unhideWhenUsed="0"/>
-    <w:lsdException w:name="Medium Grid 2 Accent 2" w:semiHidden="0" w:uiPriority="68" w:unhideWhenUsed="0"/>
-    <w:lsdException w:name="Medium Grid 3 Accent 2" w:semiHidden="0" w:uiPriority="69" w:unhideWhenUsed="0"/>
-    <w:lsdException w:name="Dark List Accent 2" w:semiHidden="0" w:uiPriority="70" w:unhideWhenUsed="0"/>
-    <w:lsdException w:name="Colorful Shading Accent 2" w:semiHidden="0" w:uiPriority="71" w:unhideWhenUsed="0"/>
-    <w:lsdException w:name="Colorful List Accent 2" w:semiHidden="0" w:uiPriority="72" w:unhideWhenUsed="0"/>
-    <w:lsdException w:name="Colorful Grid Accent 2" w:semiHidden="0" w:uiPriority="73" w:unhideWhenUsed="0"/>
-    <w:lsdException w:name="Light Shading Accent 3" w:semiHidden="0" w:uiPriority="60" w:unhideWhenUsed="0"/>
-    <w:lsdException w:name="Light List Accent 3" w:semiHidden="0" w:uiPriority="61" w:unhideWhenUsed="0"/>
-    <w:lsdException w:name="Light Grid Accent 3" w:semiHidden="0" w:uiPriority="62" w:unhideWhenUsed="0"/>
-    <w:lsdException w:name="Medium Shading 1 Accent 3" w:semiHidden="0" w:uiPriority="63" w:unhideWhenUsed="0"/>
-    <w:lsdException w:name="Medium Shading 2 Accent 3" w:semiHidden="0" w:uiPriority="64" w:unhideWhenUsed="0"/>
-    <w:lsdException w:name="Medium List 1 Accent 3" w:semiHidden="0" w:uiPriority="65" w:unhideWhenUsed="0"/>
-    <w:lsdException w:name="Medium List 2 Accent 3" w:semiHidden="0" w:uiPriority="66" w:unhideWhenUsed="0"/>
-    <w:lsdException w:name="Medium Grid 1 Accent 3" w:semiHidden="0" w:uiPriority="67" w:unhideWhenUsed="0"/>
-    <w:lsdException w:name="Medium Grid 2 Accent 3" w:semiHidden="0" w:uiPriority="68" w:unhideWhenUsed="0"/>
-    <w:lsdException w:name="Medium Grid 3 Accent 3" w:semiHidden="0" w:uiPriority="69" w:unhideWhenUsed="0"/>
-    <w:lsdException w:name="Dark List Accent 3" w:semiHidden="0" w:uiPriority="70" w:unhideWhenUsed="0"/>
-    <w:lsdException w:name="Colorful Shading Accent 3" w:semiHidden="0" w:uiPriority="71" w:unhideWhenUsed="0"/>
-    <w:lsdException w:name="Colorful List Accent 3" w:semiHidden="0" w:uiPriority="72" w:unhideWhenUsed="0"/>
-    <w:lsdException w:name="Colorful Grid Accent 3" w:semiHidden="0" w:uiPriority="73" w:unhideWhenUsed="0"/>
-    <w:lsdException w:name="Light Shading Accent 4" w:semiHidden="0" w:uiPriority="60" w:unhideWhenUsed="0"/>
-    <w:lsdException w:name="Light List Accent 4" w:semiHidden="0" w:uiPriority="61" w:unhideWhenUsed="0"/>
-    <w:lsdException w:name="Light Grid Accent 4" w:semiHidden="0" w:uiPriority="62" w:unhideWhenUsed="0"/>
-    <w:lsdException w:name="Medium Shading 1 Accent 4" w:semiHidden="0" w:uiPriority="63" w:unhideWhenUsed="0"/>
-    <w:lsdException w:name="Medium Shading 2 Accent 4" w:semiHidden="0" w:uiPriority="64" w:unhideWhenUsed="0"/>
-    <w:lsdException w:name="Medium List 1 Accent 4" w:semiHidden="0" w:uiPriority="65" w:unhideWhenUsed="0"/>
-    <w:lsdException w:name="Medium List 2 Accent 4" w:semiHidden="0" w:uiPriority="66" w:unhideWhenUsed="0"/>
-    <w:lsdException w:name="Medium Grid 1 Accent 4" w:semiHidden="0" w:uiPriority="67" w:unhideWhenUsed="0"/>
-    <w:lsdException w:name="Medium Grid 2 Accent 4" w:semiHidden="0" w:uiPriority="68" w:unhideWhenUsed="0"/>
-    <w:lsdException w:name="Medium Grid 3 Accent 4" w:semiHidden="0" w:uiPriority="69" w:unhideWhenUsed="0"/>
-    <w:lsdException w:name="Dark List Accent 4" w:semiHidden="0" w:uiPriority="70" w:unhideWhenUsed="0"/>
-    <w:lsdException w:name="Colorful Shading Accent 4" w:semiHidden="0" w:uiPriority="71" w:unhideWhenUsed="0"/>
-    <w:lsdException w:name="Colorful List Accent 4" w:semiHidden="0" w:uiPriority="72" w:unhideWhenUsed="0"/>
-    <w:lsdException w:name="Colorful Grid Accent 4" w:semiHidden="0" w:uiPriority="73" w:unhideWhenUsed="0"/>
-    <w:lsdException w:name="Light Shading Accent 5" w:semiHidden="0" w:uiPriority="60" w:unhideWhenUsed="0"/>
-    <w:lsdException w:name="Light List Accent 5" w:semiHidden="0" w:uiPriority="61" w:unhideWhenUsed="0"/>
-    <w:lsdException w:name="Light Grid Accent 5" w:semiHidden="0" w:uiPriority="62" w:unhideWhenUsed="0"/>
-    <w:lsdException w:name="Medium Shading 1 Accent 5" w:semiHidden="0" w:uiPriority="63" w:unhideWhenUsed="0"/>
-    <w:lsdException w:name="Medium Shading 2 Accent 5" w:semiHidden="0" w:uiPriority="64" w:unhideWhenUsed="0"/>
-    <w:lsdException w:name="Medium List 1 Accent 5" w:semiHidden="0" w:uiPriority="65" w:unhideWhenUsed="0"/>
-    <w:lsdException w:name="Medium List 2 Accent 5" w:semiHidden="0" w:uiPriority="66" w:unhideWhenUsed="0"/>
-    <w:lsdException w:name="Medium Grid 1 Accent 5" w:semiHidden="0" w:uiPriority="67" w:unhideWhenUsed="0"/>
-    <w:lsdException w:name="Medium Grid 2 Accent 5" w:semiHidden="0" w:uiPriority="68" w:unhideWhenUsed="0"/>
-    <w:lsdException w:name="Medium Grid 3 Accent 5" w:semiHidden="0" w:uiPriority="69" w:unhideWhenUsed="0"/>
-    <w:lsdException w:name="Dark List Accent 5" w:semiHidden="0" w:uiPriority="70" w:unhideWhenUsed="0"/>
-    <w:lsdException w:name="Colorful Shading Accent 5" w:semiHidden="0" w:uiPriority="71" w:unhideWhenUsed="0"/>
-    <w:lsdException w:name="Colorful List Accent 5" w:semiHidden="0" w:uiPriority="72" w:unhideWhenUsed="0"/>
-    <w:lsdException w:name="Colorful Grid Accent 5" w:semiHidden="0" w:uiPriority="73" w:unhideWhenUsed="0"/>
-    <w:lsdException w:name="Light Shading Accent 6" w:semiHidden="0" w:uiPriority="60" w:unhideWhenUsed="0"/>
-    <w:lsdException w:name="Light List Accent 6" w:semiHidden="0" w:uiPriority="61" w:unhideWhenUsed="0"/>
-    <w:lsdException w:name="Light Grid Accent 6" w:semiHidden="0" w:uiPriority="62" w:unhideWhenUsed="0"/>
-    <w:lsdException w:name="Medium Shading 1 Accent 6" w:semiHidden="0" w:uiPriority="63" w:unhideWhenUsed="0"/>
-    <w:lsdException w:name="Medium Shading 2 Accent 6" w:semiHidden="0" w:uiPriority="64" w:unhideWhenUsed="0"/>
-    <w:lsdException w:name="Medium List 1 Accent 6" w:semiHidden="0" w:uiPriority="65" w:unhideWhenUsed="0"/>
-    <w:lsdException w:name="Medium List 2 Accent 6" w:semiHidden="0" w:uiPriority="66" w:unhideWhenUsed="0"/>
-    <w:lsdException w:name="Medium Grid 1 Accent 6" w:semiHidden="0" w:uiPriority="67" w:unhideWhenUsed="0"/>
-    <w:lsdException w:name="Medium Grid 2 Accent 6" w:semiHidden="0" w:uiPriority="68" w:unhideWhenUsed="0"/>
-    <w:lsdException w:name="Medium Grid 3 Accent 6" w:semiHidden="0" w:uiPriority="69" w:unhideWhenUsed="0"/>
-    <w:lsdException w:name="Dark List Accent 6" w:semiHidden="0" w:uiPriority="70" w:unhideWhenUsed="0"/>
-    <w:lsdException w:name="Colorful Shading Accent 6" w:semiHidden="0" w:uiPriority="71" w:unhideWhenUsed="0"/>
-    <w:lsdException w:name="Colorful List Accent 6" w:semiHidden="0" w:uiPriority="72" w:unhideWhenUsed="0"/>
-    <w:lsdException w:name="Colorful Grid Accent 6" w:semiHidden="0" w:uiPriority="73" w:unhideWhenUsed="0"/>
+  <w:latentStyles w:count="260" w:defQFormat="0" w:defUnhideWhenUsed="1" w:defSemiHidden="1" w:defUIPriority="99" w:defLockedState="0">
+    <w:lsdException w:qFormat="1" w:unhideWhenUsed="0" w:uiPriority="0" w:semiHidden="0" w:name="Normal"/>
+    <w:lsdException w:qFormat="1" w:unhideWhenUsed="0" w:uiPriority="0" w:semiHidden="0" w:name="heading 1"/>
+    <w:lsdException w:qFormat="1" w:uiPriority="0" w:semiHidden="0" w:name="heading 2"/>
+    <w:lsdException w:qFormat="1" w:uiPriority="0" w:name="heading 3"/>
+    <w:lsdException w:qFormat="1" w:uiPriority="0" w:semiHidden="0" w:name="heading 4"/>
+    <w:lsdException w:qFormat="1" w:uiPriority="0" w:name="heading 5"/>
+    <w:lsdException w:qFormat="1" w:uiPriority="0" w:name="heading 6"/>
+    <w:lsdException w:qFormat="1" w:uiPriority="0" w:name="heading 7"/>
+    <w:lsdException w:qFormat="1" w:uiPriority="0" w:name="heading 8"/>
+    <w:lsdException w:qFormat="1" w:uiPriority="0" w:name="heading 9"/>
+    <w:lsdException w:unhideWhenUsed="0" w:uiPriority="0" w:semiHidden="0" w:name="index 1"/>
+    <w:lsdException w:unhideWhenUsed="0" w:uiPriority="0" w:semiHidden="0" w:name="index 2"/>
+    <w:lsdException w:unhideWhenUsed="0" w:uiPriority="0" w:semiHidden="0" w:name="index 3"/>
+    <w:lsdException w:unhideWhenUsed="0" w:uiPriority="0" w:semiHidden="0" w:name="index 4"/>
+    <w:lsdException w:unhideWhenUsed="0" w:uiPriority="0" w:semiHidden="0" w:name="index 5"/>
+    <w:lsdException w:unhideWhenUsed="0" w:uiPriority="0" w:semiHidden="0" w:name="index 6"/>
+    <w:lsdException w:unhideWhenUsed="0" w:uiPriority="0" w:semiHidden="0" w:name="index 7"/>
+    <w:lsdException w:unhideWhenUsed="0" w:uiPriority="0" w:semiHidden="0" w:name="index 8"/>
+    <w:lsdException w:unhideWhenUsed="0" w:uiPriority="0" w:semiHidden="0" w:name="index 9"/>
+    <w:lsdException w:qFormat="1" w:unhideWhenUsed="0" w:uiPriority="0" w:semiHidden="0" w:name="toc 1"/>
+    <w:lsdException w:qFormat="1" w:unhideWhenUsed="0" w:uiPriority="0" w:semiHidden="0" w:name="toc 2"/>
+    <w:lsdException w:qFormat="1" w:unhideWhenUsed="0" w:uiPriority="0" w:semiHidden="0" w:name="toc 3"/>
+    <w:lsdException w:unhideWhenUsed="0" w:uiPriority="0" w:semiHidden="0" w:name="toc 4"/>
+    <w:lsdException w:unhideWhenUsed="0" w:uiPriority="0" w:semiHidden="0" w:name="toc 5"/>
+    <w:lsdException w:unhideWhenUsed="0" w:uiPriority="0" w:semiHidden="0" w:name="toc 6"/>
+    <w:lsdException w:unhideWhenUsed="0" w:uiPriority="0" w:semiHidden="0" w:name="toc 7"/>
+    <w:lsdException w:unhideWhenUsed="0" w:uiPriority="0" w:semiHidden="0" w:name="toc 8"/>
+    <w:lsdException w:unhideWhenUsed="0" w:uiPriority="0" w:semiHidden="0" w:name="toc 9"/>
+    <w:lsdException w:unhideWhenUsed="0" w:uiPriority="0" w:semiHidden="0" w:name="Normal Indent"/>
+    <w:lsdException w:unhideWhenUsed="0" w:uiPriority="0" w:semiHidden="0" w:name="footnote text"/>
+    <w:lsdException w:qFormat="1" w:unhideWhenUsed="0" w:uiPriority="0" w:semiHidden="0" w:name="annotation text"/>
+    <w:lsdException w:qFormat="1" w:unhideWhenUsed="0" w:uiPriority="0" w:semiHidden="0" w:name="header"/>
+    <w:lsdException w:qFormat="1" w:unhideWhenUsed="0" w:uiPriority="0" w:semiHidden="0" w:name="footer"/>
+    <w:lsdException w:unhideWhenUsed="0" w:uiPriority="0" w:semiHidden="0" w:name="index heading"/>
+    <w:lsdException w:qFormat="1" w:uiPriority="0" w:name="caption"/>
+    <w:lsdException w:unhideWhenUsed="0" w:uiPriority="0" w:semiHidden="0" w:name="table of figures"/>
+    <w:lsdException w:unhideWhenUsed="0" w:uiPriority="0" w:semiHidden="0" w:name="envelope address"/>
+    <w:lsdException w:unhideWhenUsed="0" w:uiPriority="0" w:semiHidden="0" w:name="envelope return"/>
+    <w:lsdException w:unhideWhenUsed="0" w:uiPriority="0" w:semiHidden="0" w:name="footnote reference"/>
+    <w:lsdException w:unhideWhenUsed="0" w:uiPriority="0" w:semiHidden="0" w:name="annotation reference"/>
+    <w:lsdException w:unhideWhenUsed="0" w:uiPriority="0" w:semiHidden="0" w:name="line number"/>
+    <w:lsdException w:unhideWhenUsed="0" w:uiPriority="0" w:semiHidden="0" w:name="page number"/>
+    <w:lsdException w:unhideWhenUsed="0" w:uiPriority="0" w:semiHidden="0" w:name="endnote reference"/>
+    <w:lsdException w:unhideWhenUsed="0" w:uiPriority="0" w:semiHidden="0" w:name="endnote text"/>
+    <w:lsdException w:unhideWhenUsed="0" w:uiPriority="0" w:semiHidden="0" w:name="table of authorities"/>
+    <w:lsdException w:unhideWhenUsed="0" w:uiPriority="0" w:semiHidden="0" w:name="macro"/>
+    <w:lsdException w:unhideWhenUsed="0" w:uiPriority="0" w:semiHidden="0" w:name="toa heading"/>
+    <w:lsdException w:unhideWhenUsed="0" w:uiPriority="0" w:semiHidden="0" w:name="List"/>
+    <w:lsdException w:unhideWhenUsed="0" w:uiPriority="0" w:semiHidden="0" w:name="List Bullet"/>
+    <w:lsdException w:unhideWhenUsed="0" w:uiPriority="0" w:semiHidden="0" w:name="List Number"/>
+    <w:lsdException w:unhideWhenUsed="0" w:uiPriority="0" w:semiHidden="0" w:name="List 2"/>
+    <w:lsdException w:unhideWhenUsed="0" w:uiPriority="0" w:semiHidden="0" w:name="List 3"/>
+    <w:lsdException w:unhideWhenUsed="0" w:uiPriority="0" w:semiHidden="0" w:name="List 4"/>
+    <w:lsdException w:unhideWhenUsed="0" w:uiPriority="0" w:semiHidden="0" w:name="List 5"/>
+    <w:lsdException w:unhideWhenUsed="0" w:uiPriority="0" w:semiHidden="0" w:name="List Bullet 2"/>
+    <w:lsdException w:unhideWhenUsed="0" w:uiPriority="0" w:semiHidden="0" w:name="List Bullet 3"/>
+    <w:lsdException w:unhideWhenUsed="0" w:uiPriority="0" w:semiHidden="0" w:name="List Bullet 4"/>
+    <w:lsdException w:unhideWhenUsed="0" w:uiPriority="0" w:semiHidden="0" w:name="List Bullet 5"/>
+    <w:lsdException w:unhideWhenUsed="0" w:uiPriority="0" w:semiHidden="0" w:name="List Number 2"/>
+    <w:lsdException w:unhideWhenUsed="0" w:uiPriority="0" w:semiHidden="0" w:name="List Number 3"/>
+    <w:lsdException w:unhideWhenUsed="0" w:uiPriority="0" w:semiHidden="0" w:name="List Number 4"/>
+    <w:lsdException w:unhideWhenUsed="0" w:uiPriority="0" w:semiHidden="0" w:name="List Number 5"/>
+    <w:lsdException w:qFormat="1" w:unhideWhenUsed="0" w:uiPriority="0" w:semiHidden="0" w:name="Title"/>
+    <w:lsdException w:unhideWhenUsed="0" w:uiPriority="0" w:semiHidden="0" w:name="Closing"/>
+    <w:lsdException w:unhideWhenUsed="0" w:uiPriority="0" w:semiHidden="0" w:name="Signature"/>
+    <w:lsdException w:qFormat="1" w:unhideWhenUsed="0" w:uiPriority="0" w:name="Default Paragraph Font"/>
+    <w:lsdException w:qFormat="1" w:unhideWhenUsed="0" w:uiPriority="0" w:name="Body Text"/>
+    <w:lsdException w:unhideWhenUsed="0" w:uiPriority="0" w:semiHidden="0" w:name="Body Text Indent"/>
+    <w:lsdException w:unhideWhenUsed="0" w:uiPriority="0" w:semiHidden="0" w:name="List Continue"/>
+    <w:lsdException w:unhideWhenUsed="0" w:uiPriority="0" w:semiHidden="0" w:name="List Continue 2"/>
+    <w:lsdException w:unhideWhenUsed="0" w:uiPriority="0" w:semiHidden="0" w:name="List Continue 3"/>
+    <w:lsdException w:unhideWhenUsed="0" w:uiPriority="0" w:semiHidden="0" w:name="List Continue 4"/>
+    <w:lsdException w:unhideWhenUsed="0" w:uiPriority="0" w:semiHidden="0" w:name="List Continue 5"/>
+    <w:lsdException w:unhideWhenUsed="0" w:uiPriority="0" w:semiHidden="0" w:name="Message Header"/>
+    <w:lsdException w:qFormat="1" w:unhideWhenUsed="0" w:uiPriority="0" w:semiHidden="0" w:name="Subtitle"/>
+    <w:lsdException w:unhideWhenUsed="0" w:uiPriority="0" w:semiHidden="0" w:name="Salutation"/>
+    <w:lsdException w:unhideWhenUsed="0" w:uiPriority="0" w:semiHidden="0" w:name="Date"/>
+    <w:lsdException w:unhideWhenUsed="0" w:uiPriority="0" w:semiHidden="0" w:name="Body Text First Indent"/>
+    <w:lsdException w:unhideWhenUsed="0" w:uiPriority="0" w:semiHidden="0" w:name="Body Text First Indent 2"/>
+    <w:lsdException w:uiPriority="99" w:name="Note Heading"/>
+    <w:lsdException w:unhideWhenUsed="0" w:uiPriority="0" w:semiHidden="0" w:name="Body Text 2"/>
+    <w:lsdException w:unhideWhenUsed="0" w:uiPriority="0" w:semiHidden="0" w:name="Body Text 3"/>
+    <w:lsdException w:unhideWhenUsed="0" w:uiPriority="0" w:semiHidden="0" w:name="Body Text Indent 2"/>
+    <w:lsdException w:unhideWhenUsed="0" w:uiPriority="0" w:semiHidden="0" w:name="Body Text Indent 3"/>
+    <w:lsdException w:unhideWhenUsed="0" w:uiPriority="0" w:semiHidden="0" w:name="Block Text"/>
+    <w:lsdException w:unhideWhenUsed="0" w:uiPriority="0" w:semiHidden="0" w:name="Hyperlink"/>
+    <w:lsdException w:unhideWhenUsed="0" w:uiPriority="0" w:semiHidden="0" w:name="FollowedHyperlink"/>
+    <w:lsdException w:qFormat="1" w:unhideWhenUsed="0" w:uiPriority="0" w:semiHidden="0" w:name="Strong"/>
+    <w:lsdException w:qFormat="1" w:unhideWhenUsed="0" w:uiPriority="0" w:semiHidden="0" w:name="Emphasis"/>
+    <w:lsdException w:unhideWhenUsed="0" w:uiPriority="0" w:semiHidden="0" w:name="Document Map"/>
+    <w:lsdException w:unhideWhenUsed="0" w:uiPriority="0" w:semiHidden="0" w:name="Plain Text"/>
+    <w:lsdException w:unhideWhenUsed="0" w:uiPriority="0" w:semiHidden="0" w:name="E-mail Signature"/>
+    <w:lsdException w:qFormat="1" w:unhideWhenUsed="0" w:uiPriority="0" w:semiHidden="0" w:name="Normal (Web)"/>
+    <w:lsdException w:unhideWhenUsed="0" w:uiPriority="0" w:semiHidden="0" w:name="HTML Acronym"/>
+    <w:lsdException w:unhideWhenUsed="0" w:uiPriority="0" w:semiHidden="0" w:name="HTML Address"/>
+    <w:lsdException w:unhideWhenUsed="0" w:uiPriority="0" w:semiHidden="0" w:name="HTML Cite"/>
+    <w:lsdException w:unhideWhenUsed="0" w:uiPriority="0" w:semiHidden="0" w:name="HTML Code"/>
+    <w:lsdException w:unhideWhenUsed="0" w:uiPriority="0" w:semiHidden="0" w:name="HTML Definition"/>
+    <w:lsdException w:unhideWhenUsed="0" w:uiPriority="0" w:semiHidden="0" w:name="HTML Keyboard"/>
+    <w:lsdException w:unhideWhenUsed="0" w:uiPriority="0" w:semiHidden="0" w:name="HTML Preformatted"/>
+    <w:lsdException w:unhideWhenUsed="0" w:uiPriority="0" w:semiHidden="0" w:name="HTML Sample"/>
+    <w:lsdException w:unhideWhenUsed="0" w:uiPriority="0" w:semiHidden="0" w:name="HTML Typewriter"/>
+    <w:lsdException w:unhideWhenUsed="0" w:uiPriority="0" w:semiHidden="0" w:name="HTML Variable"/>
+    <w:lsdException w:qFormat="1" w:unhideWhenUsed="0" w:uiPriority="0" w:name="Normal Table"/>
+    <w:lsdException w:unhideWhenUsed="0" w:uiPriority="0" w:semiHidden="0" w:name="annotation subject"/>
+    <w:lsdException w:unhideWhenUsed="0" w:uiPriority="0" w:semiHidden="0" w:name="Table Simple 1"/>
+    <w:lsdException w:unhideWhenUsed="0" w:uiPriority="0" w:semiHidden="0" w:name="Table Simple 2"/>
+    <w:lsdException w:unhideWhenUsed="0" w:uiPriority="0" w:semiHidden="0" w:name="Table Simple 3"/>
+    <w:lsdException w:unhideWhenUsed="0" w:uiPriority="0" w:semiHidden="0" w:name="Table Classic 1"/>
+    <w:lsdException w:unhideWhenUsed="0" w:uiPriority="0" w:semiHidden="0" w:name="Table Classic 2"/>
+    <w:lsdException w:unhideWhenUsed="0" w:uiPriority="0" w:semiHidden="0" w:name="Table Classic 3"/>
+    <w:lsdException w:unhideWhenUsed="0" w:uiPriority="0" w:semiHidden="0" w:name="Table Classic 4"/>
+    <w:lsdException w:unhideWhenUsed="0" w:uiPriority="0" w:semiHidden="0" w:name="Table Colorful 1"/>
+    <w:lsdException w:unhideWhenUsed="0" w:uiPriority="0" w:semiHidden="0" w:name="Table Colorful 2"/>
+    <w:lsdException w:unhideWhenUsed="0" w:uiPriority="0" w:semiHidden="0" w:name="Table Colorful 3"/>
+    <w:lsdException w:unhideWhenUsed="0" w:uiPriority="0" w:semiHidden="0" w:name="Table Columns 1"/>
+    <w:lsdException w:unhideWhenUsed="0" w:uiPriority="0" w:semiHidden="0" w:name="Table Columns 2"/>
+    <w:lsdException w:unhideWhenUsed="0" w:uiPriority="0" w:semiHidden="0" w:name="Table Columns 3"/>
+    <w:lsdException w:unhideWhenUsed="0" w:uiPriority="0" w:semiHidden="0" w:name="Table Columns 4"/>
+    <w:lsdException w:unhideWhenUsed="0" w:uiPriority="0" w:semiHidden="0" w:name="Table Columns 5"/>
+    <w:lsdException w:unhideWhenUsed="0" w:uiPriority="0" w:semiHidden="0" w:name="Table Grid 1"/>
+    <w:lsdException w:unhideWhenUsed="0" w:uiPriority="0" w:semiHidden="0" w:name="Table Grid 2"/>
+    <w:lsdException w:unhideWhenUsed="0" w:uiPriority="0" w:semiHidden="0" w:name="Table Grid 3"/>
+    <w:lsdException w:unhideWhenUsed="0" w:uiPriority="0" w:semiHidden="0" w:name="Table Grid 4"/>
+    <w:lsdException w:unhideWhenUsed="0" w:uiPriority="0" w:semiHidden="0" w:name="Table Grid 5"/>
+    <w:lsdException w:unhideWhenUsed="0" w:uiPriority="0" w:semiHidden="0" w:name="Table Grid 6"/>
+    <w:lsdException w:unhideWhenUsed="0" w:uiPriority="0" w:semiHidden="0" w:name="Table Grid 7"/>
+    <w:lsdException w:unhideWhenUsed="0" w:uiPriority="0" w:semiHidden="0" w:name="Table Grid 8"/>
+    <w:lsdException w:unhideWhenUsed="0" w:uiPriority="0" w:semiHidden="0" w:name="Table List 1"/>
+    <w:lsdException w:unhideWhenUsed="0" w:uiPriority="0" w:semiHidden="0" w:name="Table List 2"/>
+    <w:lsdException w:unhideWhenUsed="0" w:uiPriority="0" w:semiHidden="0" w:name="Table List 3"/>
+    <w:lsdException w:unhideWhenUsed="0" w:uiPriority="0" w:semiHidden="0" w:name="Table List 4"/>
+    <w:lsdException w:unhideWhenUsed="0" w:uiPriority="0" w:semiHidden="0" w:name="Table List 5"/>
+    <w:lsdException w:unhideWhenUsed="0" w:uiPriority="0" w:semiHidden="0" w:name="Table List 6"/>
+    <w:lsdException w:unhideWhenUsed="0" w:uiPriority="0" w:semiHidden="0" w:name="Table List 7"/>
+    <w:lsdException w:unhideWhenUsed="0" w:uiPriority="0" w:semiHidden="0" w:name="Table List 8"/>
+    <w:lsdException w:unhideWhenUsed="0" w:uiPriority="0" w:semiHidden="0" w:name="Table 3D effects 1"/>
+    <w:lsdException w:unhideWhenUsed="0" w:uiPriority="0" w:semiHidden="0" w:name="Table 3D effects 2"/>
+    <w:lsdException w:unhideWhenUsed="0" w:uiPriority="0" w:semiHidden="0" w:name="Table 3D effects 3"/>
+    <w:lsdException w:unhideWhenUsed="0" w:uiPriority="0" w:semiHidden="0" w:name="Table Contemporary"/>
+    <w:lsdException w:unhideWhenUsed="0" w:uiPriority="0" w:semiHidden="0" w:name="Table Elegant"/>
+    <w:lsdException w:unhideWhenUsed="0" w:uiPriority="0" w:semiHidden="0" w:name="Table Professional"/>
+    <w:lsdException w:unhideWhenUsed="0" w:uiPriority="0" w:semiHidden="0" w:name="Table Subtle 1"/>
+    <w:lsdException w:unhideWhenUsed="0" w:uiPriority="0" w:semiHidden="0" w:name="Table Subtle 2"/>
+    <w:lsdException w:unhideWhenUsed="0" w:uiPriority="0" w:semiHidden="0" w:name="Table Web 1"/>
+    <w:lsdException w:unhideWhenUsed="0" w:uiPriority="0" w:semiHidden="0" w:name="Table Web 2"/>
+    <w:lsdException w:unhideWhenUsed="0" w:uiPriority="0" w:semiHidden="0" w:name="Table Web 3"/>
+    <w:lsdException w:unhideWhenUsed="0" w:uiPriority="0" w:semiHidden="0" w:name="Balloon Text"/>
+    <w:lsdException w:qFormat="1" w:unhideWhenUsed="0" w:uiPriority="0" w:semiHidden="0" w:name="Table Grid"/>
+    <w:lsdException w:unhideWhenUsed="0" w:uiPriority="0" w:semiHidden="0" w:name="Table Theme"/>
+    <w:lsdException w:unhideWhenUsed="0" w:uiPriority="60" w:semiHidden="0" w:name="Light Shading"/>
+    <w:lsdException w:unhideWhenUsed="0" w:uiPriority="61" w:semiHidden="0" w:name="Light List"/>
+    <w:lsdException w:unhideWhenUsed="0" w:uiPriority="62" w:semiHidden="0" w:name="Light Grid"/>
+    <w:lsdException w:unhideWhenUsed="0" w:uiPriority="63" w:semiHidden="0" w:name="Medium Shading 1"/>
+    <w:lsdException w:unhideWhenUsed="0" w:uiPriority="64" w:semiHidden="0" w:name="Medium Shading 2"/>
+    <w:lsdException w:unhideWhenUsed="0" w:uiPriority="65" w:semiHidden="0" w:name="Medium List 1"/>
+    <w:lsdException w:unhideWhenUsed="0" w:uiPriority="66" w:semiHidden="0" w:name="Medium List 2"/>
+    <w:lsdException w:unhideWhenUsed="0" w:uiPriority="67" w:semiHidden="0" w:name="Medium Grid 1"/>
+    <w:lsdException w:unhideWhenUsed="0" w:uiPriority="68" w:semiHidden="0" w:name="Medium Grid 2"/>
+    <w:lsdException w:unhideWhenUsed="0" w:uiPriority="69" w:semiHidden="0" w:name="Medium Grid 3"/>
+    <w:lsdException w:unhideWhenUsed="0" w:uiPriority="70" w:semiHidden="0" w:name="Dark List"/>
+    <w:lsdException w:unhideWhenUsed="0" w:uiPriority="71" w:semiHidden="0" w:name="Colorful Shading"/>
+    <w:lsdException w:unhideWhenUsed="0" w:uiPriority="72" w:semiHidden="0" w:name="Colorful List"/>
+    <w:lsdException w:unhideWhenUsed="0" w:uiPriority="73" w:semiHidden="0" w:name="Colorful Grid"/>
+    <w:lsdException w:unhideWhenUsed="0" w:uiPriority="60" w:semiHidden="0" w:name="Light Shading Accent 1"/>
+    <w:lsdException w:unhideWhenUsed="0" w:uiPriority="61" w:semiHidden="0" w:name="Light List Accent 1"/>
+    <w:lsdException w:unhideWhenUsed="0" w:uiPriority="62" w:semiHidden="0" w:name="Light Grid Accent 1"/>
+    <w:lsdException w:unhideWhenUsed="0" w:uiPriority="63" w:semiHidden="0" w:name="Medium Shading 1 Accent 1"/>
+    <w:lsdException w:unhideWhenUsed="0" w:uiPriority="64" w:semiHidden="0" w:name="Medium Shading 2 Accent 1"/>
+    <w:lsdException w:unhideWhenUsed="0" w:uiPriority="65" w:semiHidden="0" w:name="Medium List 1 Accent 1"/>
+    <w:lsdException w:unhideWhenUsed="0" w:uiPriority="66" w:semiHidden="0" w:name="Medium List 2 Accent 1"/>
+    <w:lsdException w:unhideWhenUsed="0" w:uiPriority="67" w:semiHidden="0" w:name="Medium Grid 1 Accent 1"/>
+    <w:lsdException w:unhideWhenUsed="0" w:uiPriority="68" w:semiHidden="0" w:name="Medium Grid 2 Accent 1"/>
+    <w:lsdException w:unhideWhenUsed="0" w:uiPriority="69" w:semiHidden="0" w:name="Medium Grid 3 Accent 1"/>
+    <w:lsdException w:unhideWhenUsed="0" w:uiPriority="70" w:semiHidden="0" w:name="Dark List Accent 1"/>
+    <w:lsdException w:unhideWhenUsed="0" w:uiPriority="71" w:semiHidden="0" w:name="Colorful Shading Accent 1"/>
+    <w:lsdException w:unhideWhenUsed="0" w:uiPriority="72" w:semiHidden="0" w:name="Colorful List Accent 1"/>
+    <w:lsdException w:unhideWhenUsed="0" w:uiPriority="73" w:semiHidden="0" w:name="Colorful Grid Accent 1"/>
+    <w:lsdException w:unhideWhenUsed="0" w:uiPriority="60" w:semiHidden="0" w:name="Light Shading Accent 2"/>
+    <w:lsdException w:unhideWhenUsed="0" w:uiPriority="61" w:semiHidden="0" w:name="Light List Accent 2"/>
+    <w:lsdException w:unhideWhenUsed="0" w:uiPriority="62" w:semiHidden="0" w:name="Light Grid Accent 2"/>
+    <w:lsdException w:unhideWhenUsed="0" w:uiPriority="63" w:semiHidden="0" w:name="Medium Shading 1 Accent 2"/>
+    <w:lsdException w:unhideWhenUsed="0" w:uiPriority="64" w:semiHidden="0" w:name="Medium Shading 2 Accent 2"/>
+    <w:lsdException w:unhideWhenUsed="0" w:uiPriority="65" w:semiHidden="0" w:name="Medium List 1 Accent 2"/>
+    <w:lsdException w:unhideWhenUsed="0" w:uiPriority="66" w:semiHidden="0" w:name="Medium List 2 Accent 2"/>
+    <w:lsdException w:unhideWhenUsed="0" w:uiPriority="67" w:semiHidden="0" w:name="Medium Grid 1 Accent 2"/>
+    <w:lsdException w:unhideWhenUsed="0" w:uiPriority="68" w:semiHidden="0" w:name="Medium Grid 2 Accent 2"/>
+    <w:lsdException w:unhideWhenUsed="0" w:uiPriority="69" w:semiHidden="0" w:name="Medium Grid 3 Accent 2"/>
+    <w:lsdException w:unhideWhenUsed="0" w:uiPriority="70" w:semiHidden="0" w:name="Dark List Accent 2"/>
+    <w:lsdException w:unhideWhenUsed="0" w:uiPriority="71" w:semiHidden="0" w:name="Colorful Shading Accent 2"/>
+    <w:lsdException w:unhideWhenUsed="0" w:uiPriority="72" w:semiHidden="0" w:name="Colorful List Accent 2"/>
+    <w:lsdException w:unhideWhenUsed="0" w:uiPriority="73" w:semiHidden="0" w:name="Colorful Grid Accent 2"/>
+    <w:lsdException w:unhideWhenUsed="0" w:uiPriority="60" w:semiHidden="0" w:name="Light Shading Accent 3"/>
+    <w:lsdException w:unhideWhenUsed="0" w:uiPriority="61" w:semiHidden="0" w:name="Light List Accent 3"/>
+    <w:lsdException w:unhideWhenUsed="0" w:uiPriority="62" w:semiHidden="0" w:name="Light Grid Accent 3"/>
+    <w:lsdException w:unhideWhenUsed="0" w:uiPriority="63" w:semiHidden="0" w:name="Medium Shading 1 Accent 3"/>
+    <w:lsdException w:unhideWhenUsed="0" w:uiPriority="64" w:semiHidden="0" w:name="Medium Shading 2 Accent 3"/>
+    <w:lsdException w:unhideWhenUsed="0" w:uiPriority="65" w:semiHidden="0" w:name="Medium List 1 Accent 3"/>
+    <w:lsdException w:unhideWhenUsed="0" w:uiPriority="66" w:semiHidden="0" w:name="Medium List 2 Accent 3"/>
+    <w:lsdException w:unhideWhenUsed="0" w:uiPriority="67" w:semiHidden="0" w:name="Medium Grid 1 Accent 3"/>
+    <w:lsdException w:unhideWhenUsed="0" w:uiPriority="68" w:semiHidden="0" w:name="Medium Grid 2 Accent 3"/>
+    <w:lsdException w:unhideWhenUsed="0" w:uiPriority="69" w:semiHidden="0" w:name="Medium Grid 3 Accent 3"/>
+    <w:lsdException w:unhideWhenUsed="0" w:uiPriority="70" w:semiHidden="0" w:name="Dark List Accent 3"/>
+    <w:lsdException w:unhideWhenUsed="0" w:uiPriority="71" w:semiHidden="0" w:name="Colorful Shading Accent 3"/>
+    <w:lsdException w:unhideWhenUsed="0" w:uiPriority="72" w:semiHidden="0" w:name="Colorful List Accent 3"/>
+    <w:lsdException w:unhideWhenUsed="0" w:uiPriority="73" w:semiHidden="0" w:name="Colorful Grid Accent 3"/>
+    <w:lsdException w:unhideWhenUsed="0" w:uiPriority="60" w:semiHidden="0" w:name="Light Shading Accent 4"/>
+    <w:lsdException w:unhideWhenUsed="0" w:uiPriority="61" w:semiHidden="0" w:name="Light List Accent 4"/>
+    <w:lsdException w:unhideWhenUsed="0" w:uiPriority="62" w:semiHidden="0" w:name="Light Grid Accent 4"/>
+    <w:lsdException w:unhideWhenUsed="0" w:uiPriority="63" w:semiHidden="0" w:name="Medium Shading 1 Accent 4"/>
+    <w:lsdException w:unhideWhenUsed="0" w:uiPriority="64" w:semiHidden="0" w:name="Medium Shading 2 Accent 4"/>
+    <w:lsdException w:unhideWhenUsed="0" w:uiPriority="65" w:semiHidden="0" w:name="Medium List 1 Accent 4"/>
+    <w:lsdException w:unhideWhenUsed="0" w:uiPriority="66" w:semiHidden="0" w:name="Medium List 2 Accent 4"/>
+    <w:lsdException w:unhideWhenUsed="0" w:uiPriority="67" w:semiHidden="0" w:name="Medium Grid 1 Accent 4"/>
+    <w:lsdException w:unhideWhenUsed="0" w:uiPriority="68" w:semiHidden="0" w:name="Medium Grid 2 Accent 4"/>
+    <w:lsdException w:unhideWhenUsed="0" w:uiPriority="69" w:semiHidden="0" w:name="Medium Grid 3 Accent 4"/>
+    <w:lsdException w:unhideWhenUsed="0" w:uiPriority="70" w:semiHidden="0" w:name="Dark List Accent 4"/>
+    <w:lsdException w:unhideWhenUsed="0" w:uiPriority="71" w:semiHidden="0" w:name="Colorful Shading Accent 4"/>
+    <w:lsdException w:unhideWhenUsed="0" w:uiPriority="72" w:semiHidden="0" w:name="Colorful List Accent 4"/>
+    <w:lsdException w:unhideWhenUsed="0" w:uiPriority="73" w:semiHidden="0" w:name="Colorful Grid Accent 4"/>
+    <w:lsdException w:unhideWhenUsed="0" w:uiPriority="60" w:semiHidden="0" w:name="Light Shading Accent 5"/>
+    <w:lsdException w:unhideWhenUsed="0" w:uiPriority="61" w:semiHidden="0" w:name="Light List Accent 5"/>
+    <w:lsdException w:unhideWhenUsed="0" w:uiPriority="62" w:semiHidden="0" w:name="Light Grid Accent 5"/>
+    <w:lsdException w:unhideWhenUsed="0" w:uiPriority="63" w:semiHidden="0" w:name="Medium Shading 1 Accent 5"/>
+    <w:lsdException w:unhideWhenUsed="0" w:uiPriority="64" w:semiHidden="0" w:name="Medium Shading 2 Accent 5"/>
+    <w:lsdException w:unhideWhenUsed="0" w:uiPriority="65" w:semiHidden="0" w:name="Medium List 1 Accent 5"/>
+    <w:lsdException w:unhideWhenUsed="0" w:uiPriority="66" w:semiHidden="0" w:name="Medium List 2 Accent 5"/>
+    <w:lsdException w:unhideWhenUsed="0" w:uiPriority="67" w:semiHidden="0" w:name="Medium Grid 1 Accent 5"/>
+    <w:lsdException w:unhideWhenUsed="0" w:uiPriority="68" w:semiHidden="0" w:name="Medium Grid 2 Accent 5"/>
+    <w:lsdException w:unhideWhenUsed="0" w:uiPriority="69" w:semiHidden="0" w:name="Medium Grid 3 Accent 5"/>
+    <w:lsdException w:unhideWhenUsed="0" w:uiPriority="70" w:semiHidden="0" w:name="Dark List Accent 5"/>
+    <w:lsdException w:unhideWhenUsed="0" w:uiPriority="71" w:semiHidden="0" w:name="Colorful Shading Accent 5"/>
+    <w:lsdException w:unhideWhenUsed="0" w:uiPriority="72" w:semiHidden="0" w:name="Colorful List Accent 5"/>
+    <w:lsdException w:unhideWhenUsed="0" w:uiPriority="73" w:semiHidden="0" w:name="Colorful Grid Accent 5"/>
+    <w:lsdException w:unhideWhenUsed="0" w:uiPriority="60" w:semiHidden="0" w:name="Light Shading Accent 6"/>
+    <w:lsdException w:unhideWhenUsed="0" w:uiPriority="61" w:semiHidden="0" w:name="Light List Accent 6"/>
+    <w:lsdException w:unhideWhenUsed="0" w:uiPriority="62" w:semiHidden="0" w:name="Light Grid Accent 6"/>
+    <w:lsdException w:unhideWhenUsed="0" w:uiPriority="63" w:semiHidden="0" w:name="Medium Shading 1 Accent 6"/>
+    <w:lsdException w:unhideWhenUsed="0" w:uiPriority="64" w:semiHidden="0" w:name="Medium Shading 2 Accent 6"/>
+    <w:lsdException w:unhideWhenUsed="0" w:uiPriority="65" w:semiHidden="0" w:name="Medium List 1 Accent 6"/>
+    <w:lsdException w:unhideWhenUsed="0" w:uiPriority="66" w:semiHidden="0" w:name="Medium List 2 Accent 6"/>
+    <w:lsdException w:unhideWhenUsed="0" w:uiPriority="67" w:semiHidden="0" w:name="Medium Grid 1 Accent 6"/>
+    <w:lsdException w:unhideWhenUsed="0" w:uiPriority="68" w:semiHidden="0" w:name="Medium Grid 2 Accent 6"/>
+    <w:lsdException w:unhideWhenUsed="0" w:uiPriority="69" w:semiHidden="0" w:name="Medium Grid 3 Accent 6"/>
+    <w:lsdException w:unhideWhenUsed="0" w:uiPriority="70" w:semiHidden="0" w:name="Dark List Accent 6"/>
+    <w:lsdException w:unhideWhenUsed="0" w:uiPriority="71" w:semiHidden="0" w:name="Colorful Shading Accent 6"/>
+    <w:lsdException w:unhideWhenUsed="0" w:uiPriority="72" w:semiHidden="0" w:name="Colorful List Accent 6"/>
+    <w:lsdException w:unhideWhenUsed="0" w:uiPriority="73" w:semiHidden="0" w:name="Colorful Grid Accent 6"/>
   </w:latentStyles>
-  <w:style w:type="paragraph" w:default="1" w:styleId="Normal">
+  <w:style w:type="paragraph" w:default="1" w:styleId="1">
     <w:name w:val="Normal"/>
     <w:qFormat/>
+    <w:uiPriority w:val="0"/>
     <w:pPr>
       <w:kinsoku w:val="0"/>
       <w:autoSpaceDE w:val="0"/>
@@ -5404,7 +5485,7 @@
       <w:textAlignment w:val="baseline"/>
     </w:pPr>
     <w:rPr>
-      <w:rFonts w:ascii="Arial" w:eastAsia="宋体" w:hAnsi="Arial" w:cs="Arial"/>
+      <w:rFonts w:ascii="Arial" w:hAnsi="Arial" w:eastAsia="宋体" w:cs="Arial"/>
       <w:snapToGrid w:val="0"/>
       <w:color w:val="000000"/>
       <w:kern w:val="0"/>
@@ -5413,11 +5494,12 @@
       <w:lang w:val="en-US" w:eastAsia="en-US" w:bidi="ar-SA"/>
     </w:rPr>
   </w:style>
-  <w:style w:type="paragraph" w:styleId="Heading1">
+  <w:style w:type="paragraph" w:styleId="2">
     <w:name w:val="heading 1"/>
-    <w:basedOn w:val="Normal"/>
-    <w:next w:val="Normal"/>
+    <w:basedOn w:val="1"/>
+    <w:next w:val="1"/>
     <w:qFormat/>
+    <w:uiPriority w:val="0"/>
     <w:pPr>
       <w:keepNext/>
       <w:keepLines/>
@@ -5435,12 +5517,13 @@
       <w:sz w:val="44"/>
     </w:rPr>
   </w:style>
-  <w:style w:type="paragraph" w:styleId="Heading2">
+  <w:style w:type="paragraph" w:styleId="3">
     <w:name w:val="heading 2"/>
-    <w:basedOn w:val="Normal"/>
-    <w:next w:val="Normal"/>
+    <w:basedOn w:val="1"/>
+    <w:next w:val="1"/>
     <w:unhideWhenUsed/>
     <w:qFormat/>
+    <w:uiPriority w:val="0"/>
     <w:pPr>
       <w:keepNext/>
       <w:keepLines/>
@@ -5453,18 +5536,19 @@
       <w:outlineLvl w:val="1"/>
     </w:pPr>
     <w:rPr>
-      <w:rFonts w:ascii="Arial" w:eastAsia="黑体" w:hAnsi="Arial"/>
+      <w:rFonts w:ascii="Arial" w:hAnsi="Arial" w:eastAsia="黑体"/>
       <w:b/>
       <w:sz w:val="32"/>
     </w:rPr>
   </w:style>
-  <w:style w:type="paragraph" w:styleId="Heading3">
+  <w:style w:type="paragraph" w:styleId="4">
     <w:name w:val="heading 3"/>
-    <w:basedOn w:val="Normal"/>
-    <w:next w:val="Normal"/>
+    <w:basedOn w:val="1"/>
+    <w:next w:val="1"/>
     <w:semiHidden/>
     <w:unhideWhenUsed/>
     <w:qFormat/>
+    <w:uiPriority w:val="0"/>
     <w:pPr>
       <w:keepNext/>
       <w:keepLines/>
@@ -5481,12 +5565,13 @@
       <w:sz w:val="32"/>
     </w:rPr>
   </w:style>
-  <w:style w:type="paragraph" w:styleId="Heading4">
+  <w:style w:type="paragraph" w:styleId="5">
     <w:name w:val="heading 4"/>
-    <w:basedOn w:val="Normal"/>
-    <w:next w:val="Normal"/>
+    <w:basedOn w:val="1"/>
+    <w:next w:val="1"/>
     <w:unhideWhenUsed/>
     <w:qFormat/>
+    <w:uiPriority w:val="0"/>
     <w:pPr>
       <w:keepNext/>
       <w:keepLines/>
@@ -5499,18 +5584,19 @@
       <w:outlineLvl w:val="3"/>
     </w:pPr>
     <w:rPr>
-      <w:rFonts w:ascii="Arial" w:eastAsia="黑体" w:hAnsi="Arial"/>
+      <w:rFonts w:ascii="Arial" w:hAnsi="Arial" w:eastAsia="黑体"/>
       <w:b/>
       <w:sz w:val="28"/>
     </w:rPr>
   </w:style>
-  <w:style w:type="paragraph" w:styleId="Heading5">
+  <w:style w:type="paragraph" w:styleId="6">
     <w:name w:val="heading 5"/>
-    <w:basedOn w:val="Normal"/>
-    <w:next w:val="Normal"/>
+    <w:basedOn w:val="1"/>
+    <w:next w:val="1"/>
     <w:semiHidden/>
     <w:unhideWhenUsed/>
     <w:qFormat/>
+    <w:uiPriority w:val="0"/>
     <w:pPr>
       <w:keepNext/>
       <w:keepLines/>
@@ -5527,13 +5613,14 @@
       <w:sz w:val="28"/>
     </w:rPr>
   </w:style>
-  <w:style w:type="paragraph" w:styleId="Heading6">
+  <w:style w:type="paragraph" w:styleId="7">
     <w:name w:val="heading 6"/>
-    <w:basedOn w:val="Normal"/>
-    <w:next w:val="Normal"/>
+    <w:basedOn w:val="1"/>
+    <w:next w:val="1"/>
     <w:semiHidden/>
     <w:unhideWhenUsed/>
     <w:qFormat/>
+    <w:uiPriority w:val="0"/>
     <w:pPr>
       <w:keepNext/>
       <w:keepLines/>
@@ -5546,18 +5633,19 @@
       <w:outlineLvl w:val="5"/>
     </w:pPr>
     <w:rPr>
-      <w:rFonts w:ascii="Arial" w:eastAsia="黑体" w:hAnsi="Arial"/>
+      <w:rFonts w:ascii="Arial" w:hAnsi="Arial" w:eastAsia="黑体"/>
       <w:b/>
       <w:sz w:val="24"/>
     </w:rPr>
   </w:style>
-  <w:style w:type="paragraph" w:styleId="Heading7">
+  <w:style w:type="paragraph" w:styleId="8">
     <w:name w:val="heading 7"/>
-    <w:basedOn w:val="Normal"/>
-    <w:next w:val="Normal"/>
+    <w:basedOn w:val="1"/>
+    <w:next w:val="1"/>
     <w:semiHidden/>
     <w:unhideWhenUsed/>
     <w:qFormat/>
+    <w:uiPriority w:val="0"/>
     <w:pPr>
       <w:keepNext/>
       <w:keepLines/>
@@ -5574,13 +5662,14 @@
       <w:sz w:val="24"/>
     </w:rPr>
   </w:style>
-  <w:style w:type="paragraph" w:styleId="Heading8">
+  <w:style w:type="paragraph" w:styleId="9">
     <w:name w:val="heading 8"/>
-    <w:basedOn w:val="Normal"/>
-    <w:next w:val="Normal"/>
+    <w:basedOn w:val="1"/>
+    <w:next w:val="1"/>
     <w:semiHidden/>
     <w:unhideWhenUsed/>
     <w:qFormat/>
+    <w:uiPriority w:val="0"/>
     <w:pPr>
       <w:keepNext/>
       <w:keepLines/>
@@ -5593,17 +5682,18 @@
       <w:outlineLvl w:val="7"/>
     </w:pPr>
     <w:rPr>
-      <w:rFonts w:ascii="Arial" w:eastAsia="黑体" w:hAnsi="Arial"/>
+      <w:rFonts w:ascii="Arial" w:hAnsi="Arial" w:eastAsia="黑体"/>
       <w:sz w:val="24"/>
     </w:rPr>
   </w:style>
-  <w:style w:type="paragraph" w:styleId="Heading9">
+  <w:style w:type="paragraph" w:styleId="10">
     <w:name w:val="heading 9"/>
-    <w:basedOn w:val="Normal"/>
-    <w:next w:val="Normal"/>
+    <w:basedOn w:val="1"/>
+    <w:next w:val="1"/>
     <w:semiHidden/>
     <w:unhideWhenUsed/>
     <w:qFormat/>
+    <w:uiPriority w:val="0"/>
     <w:pPr>
       <w:keepNext/>
       <w:keepLines/>
@@ -5616,19 +5706,21 @@
       <w:outlineLvl w:val="8"/>
     </w:pPr>
     <w:rPr>
-      <w:rFonts w:ascii="Arial" w:eastAsia="黑体" w:hAnsi="Arial"/>
+      <w:rFonts w:ascii="Arial" w:hAnsi="Arial" w:eastAsia="黑体"/>
       <w:sz w:val="21"/>
     </w:rPr>
   </w:style>
-  <w:style w:type="character" w:default="1" w:styleId="DefaultParagraphFont">
+  <w:style w:type="character" w:default="1" w:styleId="22">
     <w:name w:val="Default Paragraph Font"/>
     <w:semiHidden/>
     <w:qFormat/>
+    <w:uiPriority w:val="0"/>
   </w:style>
-  <w:style w:type="table" w:default="1" w:styleId="TableNormal">
+  <w:style w:type="table" w:default="1" w:styleId="20">
     <w:name w:val="Normal Table"/>
     <w:semiHidden/>
     <w:qFormat/>
+    <w:uiPriority w:val="0"/>
     <w:tblPr>
       <w:tblCellMar>
         <w:top w:w="0" w:type="dxa"/>
@@ -5638,39 +5730,43 @@
       </w:tblCellMar>
     </w:tblPr>
   </w:style>
-  <w:style w:type="paragraph" w:styleId="CommentText">
+  <w:style w:type="paragraph" w:styleId="11">
     <w:name w:val="annotation text"/>
-    <w:basedOn w:val="Normal"/>
+    <w:basedOn w:val="1"/>
     <w:qFormat/>
+    <w:uiPriority w:val="0"/>
     <w:pPr>
       <w:jc w:val="left"/>
     </w:pPr>
   </w:style>
-  <w:style w:type="paragraph" w:styleId="BodyText">
+  <w:style w:type="paragraph" w:styleId="12">
     <w:name w:val="Body Text"/>
-    <w:basedOn w:val="Normal"/>
+    <w:basedOn w:val="1"/>
     <w:semiHidden/>
     <w:qFormat/>
+    <w:uiPriority w:val="0"/>
     <w:rPr>
-      <w:rFonts w:ascii="Arial" w:eastAsia="Arial" w:hAnsi="Arial" w:cs="Arial"/>
+      <w:rFonts w:ascii="Arial" w:hAnsi="Arial" w:eastAsia="Arial" w:cs="Arial"/>
       <w:sz w:val="21"/>
       <w:szCs w:val="21"/>
       <w:lang w:val="en-US" w:eastAsia="en-US" w:bidi="ar-SA"/>
     </w:rPr>
   </w:style>
-  <w:style w:type="paragraph" w:styleId="TOC3">
+  <w:style w:type="paragraph" w:styleId="13">
     <w:name w:val="toc 3"/>
-    <w:basedOn w:val="Normal"/>
-    <w:next w:val="Normal"/>
+    <w:basedOn w:val="1"/>
+    <w:next w:val="1"/>
     <w:qFormat/>
+    <w:uiPriority w:val="0"/>
     <w:pPr>
       <w:ind w:left="840" w:leftChars="400"/>
     </w:pPr>
   </w:style>
-  <w:style w:type="paragraph" w:styleId="Footer">
+  <w:style w:type="paragraph" w:styleId="14">
     <w:name w:val="footer"/>
-    <w:basedOn w:val="Normal"/>
+    <w:basedOn w:val="1"/>
     <w:qFormat/>
+    <w:uiPriority w:val="0"/>
     <w:pPr>
       <w:tabs>
         <w:tab w:val="center" w:pos="4153"/>
@@ -5683,16 +5779,17 @@
       <w:sz w:val="18"/>
     </w:rPr>
   </w:style>
-  <w:style w:type="paragraph" w:styleId="Header">
+  <w:style w:type="paragraph" w:styleId="15">
     <w:name w:val="header"/>
-    <w:basedOn w:val="Normal"/>
+    <w:basedOn w:val="1"/>
     <w:qFormat/>
+    <w:uiPriority w:val="0"/>
     <w:pPr>
       <w:pBdr>
-        <w:top w:val="nil"/>
-        <w:left w:val="nil"/>
-        <w:bottom w:val="nil"/>
-        <w:right w:val="nil"/>
+        <w:top w:val="none" w:color="auto" w:sz="0" w:space="0"/>
+        <w:left w:val="none" w:color="auto" w:sz="0" w:space="0"/>
+        <w:bottom w:val="none" w:color="auto" w:sz="0" w:space="0"/>
+        <w:right w:val="none" w:color="auto" w:sz="0" w:space="0"/>
       </w:pBdr>
       <w:tabs>
         <w:tab w:val="center" w:pos="4153"/>
@@ -5707,37 +5804,41 @@
       <w:sz w:val="18"/>
     </w:rPr>
   </w:style>
-  <w:style w:type="paragraph" w:styleId="TOC1">
+  <w:style w:type="paragraph" w:styleId="16">
     <w:name w:val="toc 1"/>
-    <w:basedOn w:val="Normal"/>
-    <w:next w:val="Normal"/>
+    <w:basedOn w:val="1"/>
+    <w:next w:val="1"/>
     <w:qFormat/>
+    <w:uiPriority w:val="0"/>
     <w:rPr>
-      <w:rFonts w:ascii="Arial" w:eastAsia="Microsoft JhengHei" w:hAnsi="Arial"/>
+      <w:rFonts w:ascii="Arial" w:hAnsi="Arial" w:eastAsia="Microsoft JhengHei"/>
       <w:sz w:val="24"/>
     </w:rPr>
   </w:style>
-  <w:style w:type="paragraph" w:styleId="TOC2">
+  <w:style w:type="paragraph" w:styleId="17">
     <w:name w:val="toc 2"/>
-    <w:basedOn w:val="Normal"/>
-    <w:next w:val="Normal"/>
+    <w:basedOn w:val="1"/>
+    <w:next w:val="1"/>
     <w:qFormat/>
+    <w:uiPriority w:val="0"/>
     <w:pPr>
       <w:ind w:left="420" w:leftChars="200"/>
     </w:pPr>
   </w:style>
-  <w:style w:type="paragraph" w:styleId="NormalWeb">
+  <w:style w:type="paragraph" w:styleId="18">
     <w:name w:val="Normal (Web)"/>
-    <w:basedOn w:val="Normal"/>
+    <w:basedOn w:val="1"/>
     <w:qFormat/>
+    <w:uiPriority w:val="0"/>
     <w:rPr>
       <w:sz w:val="24"/>
     </w:rPr>
   </w:style>
-  <w:style w:type="paragraph" w:styleId="Title">
+  <w:style w:type="paragraph" w:styleId="19">
     <w:name w:val="Title"/>
-    <w:basedOn w:val="Normal"/>
+    <w:basedOn w:val="1"/>
     <w:qFormat/>
+    <w:uiPriority w:val="0"/>
     <w:pPr>
       <w:spacing w:before="240" w:beforeLines="0" w:beforeAutospacing="0" w:after="60" w:afterLines="0" w:afterAutospacing="0"/>
       <w:jc w:val="center"/>
@@ -5749,68 +5850,73 @@
       <w:sz w:val="32"/>
     </w:rPr>
   </w:style>
-  <w:style w:type="table" w:styleId="TableGrid">
+  <w:style w:type="table" w:styleId="21">
     <w:name w:val="Table Grid"/>
-    <w:basedOn w:val="TableNormal"/>
+    <w:basedOn w:val="20"/>
     <w:qFormat/>
+    <w:uiPriority w:val="0"/>
     <w:pPr>
       <w:widowControl w:val="0"/>
       <w:jc w:val="both"/>
     </w:pPr>
     <w:tblPr>
       <w:tblBorders>
-        <w:top w:val="single" w:sz="4" w:space="0" w:color="auto"/>
-        <w:left w:val="single" w:sz="4" w:space="0" w:color="auto"/>
-        <w:bottom w:val="single" w:sz="4" w:space="0" w:color="auto"/>
-        <w:right w:val="single" w:sz="4" w:space="0" w:color="auto"/>
-        <w:insideH w:val="single" w:sz="4" w:space="0" w:color="auto"/>
-        <w:insideV w:val="single" w:sz="4" w:space="0" w:color="auto"/>
+        <w:top w:val="single" w:color="auto" w:sz="4" w:space="0"/>
+        <w:left w:val="single" w:color="auto" w:sz="4" w:space="0"/>
+        <w:bottom w:val="single" w:color="auto" w:sz="4" w:space="0"/>
+        <w:right w:val="single" w:color="auto" w:sz="4" w:space="0"/>
+        <w:insideH w:val="single" w:color="auto" w:sz="4" w:space="0"/>
+        <w:insideV w:val="single" w:color="auto" w:sz="4" w:space="0"/>
       </w:tblBorders>
     </w:tblPr>
   </w:style>
-  <w:style w:type="character" w:styleId="Strong">
+  <w:style w:type="character" w:styleId="23">
     <w:name w:val="Strong"/>
-    <w:basedOn w:val="DefaultParagraphFont"/>
+    <w:basedOn w:val="22"/>
     <w:qFormat/>
+    <w:uiPriority w:val="0"/>
     <w:rPr>
       <w:b/>
     </w:rPr>
   </w:style>
-  <w:style w:type="paragraph" w:customStyle="1" w:styleId="a">
+  <w:style w:type="paragraph" w:customStyle="1" w:styleId="24">
     <w:name w:val="柴_公司名"/>
-    <w:basedOn w:val="Title"/>
+    <w:basedOn w:val="19"/>
     <w:qFormat/>
+    <w:uiPriority w:val="0"/>
     <w:pPr>
       <w:spacing w:after="600" w:afterLines="600"/>
     </w:pPr>
     <w:rPr>
-      <w:rFonts w:ascii="宋体" w:eastAsia="宋体" w:hAnsi="宋体" w:cs="宋体" w:hint="eastAsia"/>
+      <w:rFonts w:hint="eastAsia" w:ascii="宋体" w:hAnsi="宋体" w:eastAsia="宋体" w:cs="宋体"/>
       <w:bCs/>
       <w:spacing w:val="-6"/>
       <w:sz w:val="52"/>
       <w:szCs w:val="52"/>
     </w:rPr>
   </w:style>
-  <w:style w:type="paragraph" w:customStyle="1" w:styleId="a0">
+  <w:style w:type="paragraph" w:customStyle="1" w:styleId="25">
     <w:name w:val="柴_文档名"/>
-    <w:basedOn w:val="Title"/>
+    <w:basedOn w:val="19"/>
     <w:qFormat/>
+    <w:uiPriority w:val="0"/>
     <w:pPr>
       <w:spacing w:after="900" w:afterLines="900"/>
     </w:pPr>
     <w:rPr>
-      <w:rFonts w:ascii="黑体" w:eastAsia="黑体" w:hAnsi="黑体" w:cs="黑体"/>
+      <w:rFonts w:ascii="黑体" w:hAnsi="黑体" w:eastAsia="黑体" w:cs="黑体"/>
       <w:bCs/>
       <w:spacing w:val="-7"/>
       <w:sz w:val="52"/>
       <w:szCs w:val="52"/>
     </w:rPr>
   </w:style>
-  <w:style w:type="table" w:customStyle="1" w:styleId="TableNormal0">
+  <w:style w:type="table" w:customStyle="1" w:styleId="26">
     <w:name w:val="Table Normal_0"/>
     <w:semiHidden/>
     <w:unhideWhenUsed/>
     <w:qFormat/>
+    <w:uiPriority w:val="0"/>
     <w:tblPr>
       <w:tblCellMar>
         <w:top w:w="0" w:type="dxa"/>
@@ -5820,81 +5926,87 @@
       </w:tblCellMar>
     </w:tblPr>
   </w:style>
-  <w:style w:type="paragraph" w:customStyle="1" w:styleId="TableText">
+  <w:style w:type="paragraph" w:customStyle="1" w:styleId="27">
     <w:name w:val="Table Text"/>
-    <w:basedOn w:val="Normal"/>
+    <w:basedOn w:val="1"/>
     <w:semiHidden/>
     <w:qFormat/>
+    <w:uiPriority w:val="0"/>
     <w:rPr>
-      <w:rFonts w:ascii="宋体" w:eastAsia="宋体" w:hAnsi="宋体" w:cs="宋体"/>
+      <w:rFonts w:ascii="宋体" w:hAnsi="宋体" w:eastAsia="宋体" w:cs="宋体"/>
       <w:sz w:val="21"/>
       <w:szCs w:val="21"/>
       <w:lang w:val="en-US" w:eastAsia="en-US" w:bidi="ar-SA"/>
     </w:rPr>
   </w:style>
-  <w:style w:type="paragraph" w:customStyle="1" w:styleId="1">
+  <w:style w:type="paragraph" w:customStyle="1" w:styleId="28">
     <w:name w:val="柴_标题1"/>
-    <w:basedOn w:val="Heading1"/>
-    <w:next w:val="a1"/>
-    <w:link w:val="1Char"/>
+    <w:basedOn w:val="2"/>
+    <w:next w:val="29"/>
+    <w:link w:val="38"/>
     <w:qFormat/>
+    <w:uiPriority w:val="0"/>
     <w:pPr>
       <w:spacing w:before="100" w:after="90" w:line="360" w:lineRule="auto"/>
     </w:pPr>
     <w:rPr>
-      <w:rFonts w:ascii="Arial" w:eastAsia="宋体" w:hAnsi="Arial"/>
+      <w:rFonts w:ascii="Arial" w:hAnsi="Arial" w:eastAsia="宋体"/>
       <w:sz w:val="32"/>
     </w:rPr>
   </w:style>
-  <w:style w:type="paragraph" w:customStyle="1" w:styleId="a1">
+  <w:style w:type="paragraph" w:customStyle="1" w:styleId="29">
     <w:name w:val="柴_正文"/>
-    <w:basedOn w:val="BodyText"/>
-    <w:link w:val="Char"/>
+    <w:basedOn w:val="12"/>
+    <w:link w:val="42"/>
     <w:qFormat/>
+    <w:uiPriority w:val="0"/>
     <w:pPr>
       <w:spacing w:line="360" w:lineRule="auto"/>
       <w:ind w:firstLine="470" w:firstLineChars="200"/>
     </w:pPr>
     <w:rPr>
-      <w:rFonts w:ascii="Arial" w:eastAsia="宋体" w:hAnsi="Arial"/>
+      <w:rFonts w:ascii="Arial" w:hAnsi="Arial" w:eastAsia="宋体"/>
       <w:sz w:val="24"/>
       <w:lang w:eastAsia="zh-CN"/>
     </w:rPr>
   </w:style>
-  <w:style w:type="paragraph" w:customStyle="1" w:styleId="2">
+  <w:style w:type="paragraph" w:customStyle="1" w:styleId="30">
     <w:name w:val="柴_标题2"/>
-    <w:basedOn w:val="Heading2"/>
-    <w:next w:val="a1"/>
+    <w:basedOn w:val="3"/>
+    <w:next w:val="29"/>
     <w:qFormat/>
+    <w:uiPriority w:val="0"/>
     <w:pPr>
       <w:spacing w:line="360" w:lineRule="auto"/>
     </w:pPr>
     <w:rPr>
-      <w:rFonts w:ascii="Arial" w:eastAsia="宋体" w:hAnsi="Arial"/>
+      <w:rFonts w:ascii="Arial" w:hAnsi="Arial" w:eastAsia="宋体"/>
       <w:sz w:val="28"/>
     </w:rPr>
   </w:style>
-  <w:style w:type="paragraph" w:customStyle="1" w:styleId="3">
+  <w:style w:type="paragraph" w:customStyle="1" w:styleId="31">
     <w:name w:val="柴_标题3"/>
-    <w:basedOn w:val="Heading3"/>
-    <w:next w:val="a1"/>
+    <w:basedOn w:val="4"/>
+    <w:next w:val="29"/>
     <w:qFormat/>
+    <w:uiPriority w:val="0"/>
     <w:pPr>
       <w:spacing w:line="360" w:lineRule="auto"/>
       <w:ind w:left="0" w:firstLine="472" w:firstLineChars="200"/>
     </w:pPr>
     <w:rPr>
-      <w:rFonts w:ascii="宋体" w:eastAsia="宋体" w:hAnsi="宋体" w:cs="宋体"/>
+      <w:rFonts w:ascii="宋体" w:hAnsi="宋体" w:eastAsia="宋体" w:cs="宋体"/>
       <w:spacing w:val="-2"/>
       <w:sz w:val="24"/>
       <w:szCs w:val="24"/>
     </w:rPr>
   </w:style>
-  <w:style w:type="paragraph" w:customStyle="1" w:styleId="a2">
+  <w:style w:type="paragraph" w:customStyle="1" w:styleId="32">
     <w:name w:val="柴_目录"/>
-    <w:basedOn w:val="Normal"/>
-    <w:next w:val="BodyText"/>
+    <w:basedOn w:val="1"/>
+    <w:next w:val="12"/>
     <w:qFormat/>
+    <w:uiPriority w:val="0"/>
     <w:pPr>
       <w:tabs>
         <w:tab w:val="right" w:leader="dot" w:pos="8442"/>
@@ -5902,59 +6014,64 @@
       <w:ind w:left="0" w:leftChars="0"/>
     </w:pPr>
     <w:rPr>
-      <w:rFonts w:ascii="Arial" w:eastAsia="Microsoft JhengHei" w:hAnsi="Arial"/>
+      <w:rFonts w:ascii="Arial" w:hAnsi="Arial" w:eastAsia="Microsoft JhengHei"/>
       <w:sz w:val="24"/>
     </w:rPr>
   </w:style>
-  <w:style w:type="paragraph" w:customStyle="1" w:styleId="WPSOffice1">
+  <w:style w:type="paragraph" w:customStyle="1" w:styleId="33">
     <w:name w:val="WPSOffice手动目录 1"/>
     <w:qFormat/>
+    <w:uiPriority w:val="0"/>
     <w:pPr>
       <w:ind w:leftChars="0"/>
     </w:pPr>
     <w:rPr>
-      <w:rFonts w:ascii="Times New Roman" w:eastAsia="宋体" w:hAnsi="Times New Roman" w:cs="Times New Roman"/>
+      <w:rFonts w:ascii="Times New Roman" w:hAnsi="Times New Roman" w:eastAsia="宋体" w:cs="Times New Roman"/>
       <w:sz w:val="20"/>
       <w:szCs w:val="20"/>
     </w:rPr>
   </w:style>
-  <w:style w:type="paragraph" w:customStyle="1" w:styleId="WPSOffice2">
+  <w:style w:type="paragraph" w:customStyle="1" w:styleId="34">
     <w:name w:val="WPSOffice手动目录 2"/>
     <w:qFormat/>
+    <w:uiPriority w:val="0"/>
     <w:pPr>
       <w:ind w:leftChars="200"/>
     </w:pPr>
     <w:rPr>
-      <w:rFonts w:ascii="Times New Roman" w:eastAsia="宋体" w:hAnsi="Times New Roman" w:cs="Times New Roman"/>
+      <w:rFonts w:ascii="Times New Roman" w:hAnsi="Times New Roman" w:eastAsia="宋体" w:cs="Times New Roman"/>
       <w:sz w:val="20"/>
       <w:szCs w:val="20"/>
     </w:rPr>
   </w:style>
-  <w:style w:type="paragraph" w:customStyle="1" w:styleId="WPSOffice3">
+  <w:style w:type="paragraph" w:customStyle="1" w:styleId="35">
     <w:name w:val="WPSOffice手动目录 3"/>
     <w:qFormat/>
+    <w:uiPriority w:val="0"/>
     <w:pPr>
       <w:ind w:leftChars="400"/>
     </w:pPr>
     <w:rPr>
-      <w:rFonts w:ascii="Times New Roman" w:eastAsia="宋体" w:hAnsi="Times New Roman" w:cs="Times New Roman"/>
+      <w:rFonts w:ascii="Times New Roman" w:hAnsi="Times New Roman" w:eastAsia="宋体" w:cs="Times New Roman"/>
       <w:sz w:val="20"/>
       <w:szCs w:val="20"/>
     </w:rPr>
   </w:style>
-  <w:style w:type="paragraph" w:customStyle="1" w:styleId="Compact">
+  <w:style w:type="paragraph" w:customStyle="1" w:styleId="36">
     <w:name w:val="Compact"/>
-    <w:basedOn w:val="BodyText"/>
+    <w:basedOn w:val="12"/>
     <w:qFormat/>
+    <w:uiPriority w:val="0"/>
     <w:pPr>
       <w:spacing w:before="36" w:after="36"/>
     </w:pPr>
   </w:style>
-  <w:style w:type="table" w:customStyle="1" w:styleId="Table">
+  <w:style w:type="table" w:customStyle="1" w:styleId="37">
     <w:name w:val="Table"/>
     <w:semiHidden/>
     <w:unhideWhenUsed/>
     <w:qFormat/>
+    <w:uiPriority w:val="0"/>
     <w:tblPr>
       <w:tblCellMar>
         <w:top w:w="0" w:type="dxa"/>
@@ -5966,26 +6083,28 @@
     <w:tblStylePr w:type="firstRow">
       <w:tcPr>
         <w:tcBorders>
-          <w:bottom w:val="single" w:sz="0" w:space="0" w:color="auto"/>
+          <w:bottom w:val="single" w:color="auto" w:sz="0" w:space="0"/>
         </w:tcBorders>
         <w:vAlign w:val="bottom"/>
       </w:tcPr>
     </w:tblStylePr>
   </w:style>
-  <w:style w:type="character" w:customStyle="1" w:styleId="1Char">
+  <w:style w:type="character" w:customStyle="1" w:styleId="38">
     <w:name w:val="柴_标题1 Char"/>
-    <w:link w:val="1"/>
+    <w:link w:val="28"/>
     <w:qFormat/>
+    <w:uiPriority w:val="0"/>
     <w:rPr>
-      <w:rFonts w:ascii="Arial" w:eastAsia="宋体" w:hAnsi="Arial"/>
+      <w:rFonts w:ascii="Arial" w:hAnsi="Arial" w:eastAsia="宋体"/>
       <w:sz w:val="32"/>
     </w:rPr>
   </w:style>
-  <w:style w:type="table" w:customStyle="1" w:styleId="TableNormal1">
+  <w:style w:type="table" w:customStyle="1" w:styleId="39">
     <w:name w:val="Table Normal_1"/>
     <w:semiHidden/>
     <w:unhideWhenUsed/>
     <w:qFormat/>
+    <w:uiPriority w:val="0"/>
     <w:tblPr>
       <w:tblCellMar>
         <w:top w:w="0" w:type="dxa"/>
@@ -5995,10 +6114,11 @@
       </w:tblCellMar>
     </w:tblPr>
   </w:style>
-  <w:style w:type="paragraph" w:customStyle="1" w:styleId="a3">
+  <w:style w:type="paragraph" w:customStyle="1" w:styleId="40">
     <w:name w:val="柴_正文_无缩进"/>
-    <w:basedOn w:val="Normal"/>
+    <w:basedOn w:val="1"/>
     <w:qFormat/>
+    <w:uiPriority w:val="0"/>
     <w:pPr>
       <w:ind w:firstLine="0" w:firstLineChars="0"/>
     </w:pPr>
@@ -6008,29 +6128,31 @@
       <w:lang w:eastAsia="zh-CN"/>
     </w:rPr>
   </w:style>
-  <w:style w:type="paragraph" w:customStyle="1" w:styleId="4">
+  <w:style w:type="paragraph" w:customStyle="1" w:styleId="41">
     <w:name w:val="柴_标题4"/>
-    <w:basedOn w:val="Heading4"/>
-    <w:next w:val="Normal"/>
+    <w:basedOn w:val="5"/>
+    <w:next w:val="1"/>
     <w:qFormat/>
+    <w:uiPriority w:val="0"/>
     <w:pPr>
       <w:widowControl w:val="0"/>
       <w:spacing w:before="160" w:line="360" w:lineRule="auto"/>
-      <w:ind w:left="981" w:hanging="862" w:leftChars="300"/>
+      <w:ind w:left="981" w:leftChars="300" w:hanging="862"/>
     </w:pPr>
     <w:rPr>
-      <w:rFonts w:ascii="Calibri" w:eastAsia="宋体" w:hAnsi="Calibri" w:cs="宋体" w:hint="eastAsia"/>
+      <w:rFonts w:hint="eastAsia" w:ascii="Calibri" w:hAnsi="Calibri" w:eastAsia="宋体" w:cs="宋体"/>
       <w:sz w:val="24"/>
       <w:szCs w:val="24"/>
       <w:lang w:eastAsia="zh-CN" w:bidi="zh-CN"/>
     </w:rPr>
   </w:style>
-  <w:style w:type="character" w:customStyle="1" w:styleId="Char">
+  <w:style w:type="character" w:customStyle="1" w:styleId="42">
     <w:name w:val="柴_正文 Char"/>
-    <w:link w:val="a1"/>
+    <w:link w:val="29"/>
     <w:qFormat/>
+    <w:uiPriority w:val="0"/>
     <w:rPr>
-      <w:rFonts w:ascii="Arial" w:eastAsia="宋体" w:hAnsi="Arial"/>
+      <w:rFonts w:ascii="Arial" w:hAnsi="Arial" w:eastAsia="宋体"/>
       <w:sz w:val="24"/>
       <w:lang w:eastAsia="zh-CN"/>
     </w:rPr>
